--- a/3-能力管理/流程制度规范类文件/ZGS-03-01-运维服务能力管理制度.docx
+++ b/3-能力管理/流程制度规范类文件/ZGS-03-01-运维服务能力管理制度.docx
@@ -1,10 +1,11 @@
 
 <file path=word/document.xml><?xml version="1.0" encoding="utf-8"?>
-<w:document xmlns:wpc="http://schemas.microsoft.com/office/word/2010/wordprocessingCanvas" xmlns:mc="http://schemas.openxmlformats.org/markup-compatibility/2006" xmlns:o="urn:schemas-microsoft-com:office:office" xmlns:r="http://schemas.openxmlformats.org/officeDocument/2006/relationships" xmlns:m="http://schemas.openxmlformats.org/officeDocument/2006/math" xmlns:v="urn:schemas-microsoft-com:vml" xmlns:wp14="http://schemas.microsoft.com/office/word/2010/wordprocessingDrawing" xmlns:wp="http://schemas.openxmlformats.org/drawingml/2006/wordprocessingDrawing" xmlns:w="http://schemas.openxmlformats.org/wordprocessingml/2006/main" xmlns:w14="http://schemas.microsoft.com/office/word/2010/wordml" xmlns:w10="urn:schemas-microsoft-com:office:word" xmlns:w15="http://schemas.microsoft.com/office/word/2012/wordml" xmlns:wpg="http://schemas.microsoft.com/office/word/2010/wordprocessingGroup" xmlns:wpi="http://schemas.microsoft.com/office/word/2010/wordprocessingInk" xmlns:wne="http://schemas.microsoft.com/office/word/2006/wordml" xmlns:wps="http://schemas.microsoft.com/office/word/2010/wordprocessingShape" xmlns:wpsCustomData="http://www.wps.cn/officeDocument/2013/wpsCustomData" mc:Ignorable="w14 w15 wp14">
+<w:document xmlns:wpc="http://schemas.microsoft.com/office/word/2010/wordprocessingCanvas" xmlns:mc="http://schemas.openxmlformats.org/markup-compatibility/2006" xmlns:o="urn:schemas-microsoft-com:office:office" xmlns:r="http://schemas.openxmlformats.org/officeDocument/2006/relationships" xmlns:m="http://schemas.openxmlformats.org/officeDocument/2006/math" xmlns:v="urn:schemas-microsoft-com:vml" xmlns:wp14="http://schemas.microsoft.com/office/word/2010/wordprocessingDrawing" xmlns:wp="http://schemas.openxmlformats.org/drawingml/2006/wordprocessingDrawing" xmlns:w10="urn:schemas-microsoft-com:office:word" xmlns:w="http://schemas.openxmlformats.org/wordprocessingml/2006/main" xmlns:w14="http://schemas.microsoft.com/office/word/2010/wordml" xmlns:w15="http://schemas.microsoft.com/office/word/2012/wordml" xmlns:wne="http://schemas.microsoft.com/office/word/2006/wordml" xmlns:wpg="http://schemas.microsoft.com/office/word/2010/wordprocessingGroup" xmlns:wpi="http://schemas.microsoft.com/office/word/2010/wordprocessingInk" xmlns:wps="http://schemas.microsoft.com/office/word/2010/wordprocessingShape" mc:Ignorable="w14 w15 wp14">
+  <!-- Generated by Aspose.Words for .NET 13.3.0.1 -->
   <w:body>
     <w:p>
       <w:pPr>
-        <w:pStyle w:val="24"/>
+        <w:pStyle w:val="a"/>
         <w:keepNext w:val="0"/>
         <w:keepLines w:val="0"/>
         <w:pageBreakBefore w:val="0"/>
@@ -24,7 +25,7 @@
       <w:bookmarkStart w:id="0" w:name="_Toc25564"/>
       <w:r>
         <w:drawing>
-          <wp:anchor distT="0" distB="0" distL="114300" distR="114300" simplePos="0" relativeHeight="251659264" behindDoc="1" locked="0" layoutInCell="1" allowOverlap="1">
+          <wp:anchor distT="0" distB="0" distL="114300" distR="114300" simplePos="0" relativeHeight="251658240" behindDoc="1" locked="0" layoutInCell="1" allowOverlap="1">
             <wp:simplePos x="0" y="0"/>
             <wp:positionH relativeFrom="column">
               <wp:posOffset>0</wp:posOffset>
@@ -49,7 +50,7 @@
                     </pic:cNvPicPr>
                   </pic:nvPicPr>
                   <pic:blipFill>
-                    <a:blip r:embed="rId7"/>
+                    <a:blip xmlns:r="http://schemas.openxmlformats.org/officeDocument/2006/relationships" r:embed="rId4"/>
                     <a:stretch>
                       <a:fillRect/>
                     </a:stretch>
@@ -84,7 +85,7 @@
     </w:p>
     <w:p>
       <w:pPr>
-        <w:pStyle w:val="25"/>
+        <w:pStyle w:val="a0"/>
         <w:keepNext w:val="0"/>
         <w:keepLines w:val="0"/>
         <w:pageBreakBefore w:val="0"/>
@@ -131,11 +132,11 @@
         <w:adjustRightInd w:val="0"/>
         <w:snapToGrid w:val="0"/>
         <w:spacing w:after="624" w:afterLines="200" w:line="219" w:lineRule="auto"/>
-        <w:ind w:left="0" w:leftChars="0" w:right="0" w:rightChars="0" w:firstLine="0" w:firstLineChars="0"/>
+        <w:ind w:left="0" w:right="0" w:firstLine="0" w:leftChars="0" w:rightChars="0" w:firstLineChars="0"/>
         <w:jc w:val="center"/>
         <w:textAlignment w:val="baseline"/>
         <w:rPr>
-          <w:rFonts w:hint="default" w:ascii="宋体" w:hAnsi="宋体" w:eastAsia="宋体" w:cs="宋体"/>
+          <w:rFonts w:ascii="宋体" w:eastAsia="宋体" w:hAnsi="宋体" w:cs="宋体" w:hint="default"/>
           <w:sz w:val="24"/>
           <w:szCs w:val="24"/>
           <w:lang w:val="en-US" w:eastAsia="zh-CN"/>
@@ -143,7 +144,7 @@
       </w:pPr>
       <w:r>
         <w:rPr>
-          <w:rFonts w:ascii="宋体" w:hAnsi="宋体" w:eastAsia="宋体" w:cs="宋体"/>
+          <w:rFonts w:ascii="宋体" w:eastAsia="宋体" w:hAnsi="宋体" w:cs="宋体"/>
           <w:b/>
           <w:bCs/>
           <w:spacing w:val="-3"/>
@@ -152,63 +153,20 @@
         </w:rPr>
         <w:t>文件编号：ZGS-03-01</w:t>
       </w:r>
-      <w:r>
-        <w:rPr>
-          <w:rFonts w:hint="eastAsia" w:ascii="宋体" w:hAnsi="宋体" w:eastAsia="宋体" w:cs="宋体"/>
-          <w:b/>
-          <w:bCs/>
-          <w:spacing w:val="-3"/>
-          <w:sz w:val="24"/>
-          <w:szCs w:val="24"/>
-          <w:lang w:val="en-US" w:eastAsia="zh-CN"/>
-        </w:rPr>
-      </w:r>
-      <w:r>
-        <w:rPr>
-          <w:rFonts w:ascii="宋体" w:hAnsi="宋体" w:eastAsia="宋体" w:cs="宋体"/>
-          <w:b/>
-          <w:bCs/>
-          <w:spacing w:val="-3"/>
-          <w:sz w:val="24"/>
-          <w:szCs w:val="24"/>
-        </w:rPr>
-      </w:r>
-      <w:r>
-        <w:rPr>
-          <w:rFonts w:hint="eastAsia" w:ascii="宋体" w:hAnsi="宋体" w:cs="宋体"/>
-          <w:b/>
-          <w:bCs/>
-          <w:spacing w:val="-3"/>
-          <w:sz w:val="24"/>
-          <w:szCs w:val="24"/>
-          <w:lang w:val="en-US" w:eastAsia="zh-CN"/>
-        </w:rPr>
-      </w:r>
-      <w:r>
-        <w:rPr>
-          <w:rFonts w:ascii="宋体" w:hAnsi="宋体" w:eastAsia="宋体" w:cs="宋体"/>
-          <w:b/>
-          <w:bCs/>
-          <w:spacing w:val="-3"/>
-          <w:sz w:val="24"/>
-          <w:szCs w:val="24"/>
-        </w:rPr>
-      </w:r>
     </w:p>
     <w:tbl>
       <w:tblPr>
-        <w:tblStyle w:val="21"/>
+        <w:tblStyle w:val="TableGrid"/>
         <w:tblW w:w="0" w:type="auto"/>
         <w:jc w:val="center"/>
         <w:tblBorders>
-          <w:top w:val="none" w:color="auto" w:sz="0" w:space="0"/>
-          <w:left w:val="none" w:color="auto" w:sz="0" w:space="0"/>
-          <w:bottom w:val="none" w:color="auto" w:sz="0" w:space="0"/>
-          <w:right w:val="none" w:color="auto" w:sz="0" w:space="0"/>
-          <w:insideH w:val="none" w:color="auto" w:sz="0" w:space="0"/>
-          <w:insideV w:val="none" w:color="auto" w:sz="0" w:space="0"/>
+          <w:top w:val="nil"/>
+          <w:left w:val="nil"/>
+          <w:bottom w:val="nil"/>
+          <w:right w:val="nil"/>
+          <w:insideH w:val="nil"/>
+          <w:insideV w:val="nil"/>
         </w:tblBorders>
-        <w:tblLayout w:type="autofit"/>
         <w:tblCellMar>
           <w:top w:w="0" w:type="dxa"/>
           <w:left w:w="108" w:type="dxa"/>
@@ -222,17 +180,25 @@
       </w:tblGrid>
       <w:tr>
         <w:tblPrEx>
+          <w:tblW w:w="0" w:type="auto"/>
+          <w:jc w:val="center"/>
           <w:tblBorders>
-            <w:top w:val="none" w:color="auto" w:sz="0" w:space="0"/>
-            <w:left w:val="none" w:color="auto" w:sz="0" w:space="0"/>
-            <w:bottom w:val="none" w:color="auto" w:sz="0" w:space="0"/>
-            <w:right w:val="none" w:color="auto" w:sz="0" w:space="0"/>
-            <w:insideH w:val="none" w:color="auto" w:sz="0" w:space="0"/>
-            <w:insideV w:val="none" w:color="auto" w:sz="0" w:space="0"/>
+            <w:top w:val="nil"/>
+            <w:left w:val="nil"/>
+            <w:bottom w:val="nil"/>
+            <w:right w:val="nil"/>
+            <w:insideH w:val="nil"/>
+            <w:insideV w:val="nil"/>
           </w:tblBorders>
+          <w:tblCellMar>
+            <w:top w:w="0" w:type="dxa"/>
+            <w:left w:w="108" w:type="dxa"/>
+            <w:bottom w:w="0" w:type="dxa"/>
+            <w:right w:w="108" w:type="dxa"/>
+          </w:tblCellMar>
         </w:tblPrEx>
         <w:trPr>
-          <w:trHeight w:val="810" w:hRule="atLeast"/>
+          <w:trHeight w:val="810"/>
           <w:jc w:val="center"/>
         </w:trPr>
         <w:tc>
@@ -267,23 +233,6 @@
                 <w:lang w:val="en-US" w:eastAsia="zh-CN"/>
               </w:rPr>
               <w:t>编制部门:质量部</w:t>
-            </w:r>
-            <w:r>
-              <w:rPr>
-                <w:rFonts w:hint="default" w:asciiTheme="minorAscii" w:hAnsiTheme="minorAscii" w:eastAsiaTheme="minorEastAsia"/>
-                <w:spacing w:val="227"/>
-                <w:sz w:val="21"/>
-                <w:vertAlign w:val="baseline"/>
-                <w:lang w:val="en-US" w:eastAsia="zh-CN"/>
-              </w:rPr>
-            </w:r>
-            <w:r>
-              <w:rPr>
-                <w:rFonts w:hint="eastAsia"/>
-                <w:u w:val="single"/>
-                <w:vertAlign w:val="baseline"/>
-                <w:lang w:val="en-US" w:eastAsia="zh-CN"/>
-              </w:rPr>
             </w:r>
           </w:p>
         </w:tc>
@@ -322,7 +271,7 @@
             </w:r>
             <w:r>
               <w:rPr>
-                <w:rFonts w:hint="eastAsia" w:asciiTheme="minorAscii" w:hAnsiTheme="minorAscii" w:eastAsiaTheme="minorEastAsia"/>
+                <w:rFonts w:asciiTheme="minorAscii" w:eastAsiaTheme="minorEastAsia" w:hAnsiTheme="minorAscii" w:hint="eastAsia"/>
                 <w:spacing w:val="227"/>
                 <w:sz w:val="21"/>
                 <w:vertAlign w:val="baseline"/>
@@ -344,14 +293,8 @@
       </w:tr>
       <w:tr>
         <w:tblPrEx>
-          <w:tblBorders>
-            <w:top w:val="none" w:color="auto" w:sz="0" w:space="0"/>
-            <w:left w:val="none" w:color="auto" w:sz="0" w:space="0"/>
-            <w:bottom w:val="none" w:color="auto" w:sz="0" w:space="0"/>
-            <w:right w:val="none" w:color="auto" w:sz="0" w:space="0"/>
-            <w:insideH w:val="none" w:color="auto" w:sz="0" w:space="0"/>
-            <w:insideV w:val="none" w:color="auto" w:sz="0" w:space="0"/>
-          </w:tblBorders>
+          <w:tblW w:w="0" w:type="auto"/>
+          <w:jc w:val="center"/>
           <w:tblCellMar>
             <w:top w:w="0" w:type="dxa"/>
             <w:left w:w="108" w:type="dxa"/>
@@ -360,7 +303,7 @@
           </w:tblCellMar>
         </w:tblPrEx>
         <w:trPr>
-          <w:trHeight w:val="810" w:hRule="atLeast"/>
+          <w:trHeight w:val="810"/>
           <w:jc w:val="center"/>
         </w:trPr>
         <w:tc>
@@ -384,7 +327,7 @@
               <w:snapToGrid w:val="0"/>
               <w:textAlignment w:val="baseline"/>
               <w:rPr>
-                <w:rFonts w:hint="default" w:ascii="Arial" w:hAnsi="Arial" w:eastAsia="Arial" w:cs="Arial"/>
+                <w:rFonts w:ascii="Arial" w:eastAsia="Arial" w:hAnsi="Arial" w:cs="Arial" w:hint="default"/>
                 <w:snapToGrid w:val="0"/>
                 <w:color w:val="000000"/>
                 <w:kern w:val="0"/>
@@ -416,7 +359,7 @@
             </w:r>
             <w:r>
               <w:rPr>
-                <w:rFonts w:hint="default" w:asciiTheme="minorAscii" w:hAnsiTheme="minorAscii" w:eastAsiaTheme="minorEastAsia"/>
+                <w:rFonts w:asciiTheme="minorAscii" w:eastAsiaTheme="minorEastAsia" w:hAnsiTheme="minorAscii" w:hint="default"/>
                 <w:spacing w:val="227"/>
                 <w:sz w:val="21"/>
                 <w:vertAlign w:val="baseline"/>
@@ -469,7 +412,7 @@
               <w:snapToGrid w:val="0"/>
               <w:textAlignment w:val="baseline"/>
               <w:rPr>
-                <w:rFonts w:hint="default" w:ascii="Arial" w:hAnsi="Arial" w:eastAsia="Arial" w:cs="Arial"/>
+                <w:rFonts w:ascii="Arial" w:eastAsia="Arial" w:hAnsi="Arial" w:cs="Arial" w:hint="default"/>
                 <w:snapToGrid w:val="0"/>
                 <w:color w:val="000000"/>
                 <w:kern w:val="0"/>
@@ -487,8 +430,8 @@
               </w:rPr>
               <w:t>审核</w:t>
             </w:r>
-            <w:bookmarkStart w:id="65" w:name="_GoBack"/>
-            <w:bookmarkEnd w:id="65"/>
+            <w:bookmarkStart w:id="2" w:name="_GoBack"/>
+            <w:bookmarkEnd w:id="2"/>
             <w:r>
               <w:rPr>
                 <w:rFonts w:hint="eastAsia"/>
@@ -499,7 +442,7 @@
             </w:r>
             <w:r>
               <w:rPr>
-                <w:rFonts w:hint="eastAsia" w:asciiTheme="minorAscii" w:hAnsiTheme="minorAscii" w:eastAsiaTheme="minorEastAsia"/>
+                <w:rFonts w:asciiTheme="minorAscii" w:eastAsiaTheme="minorEastAsia" w:hAnsiTheme="minorAscii" w:hint="eastAsia"/>
                 <w:spacing w:val="227"/>
                 <w:sz w:val="21"/>
                 <w:vertAlign w:val="baseline"/>
@@ -521,14 +464,8 @@
       </w:tr>
       <w:tr>
         <w:tblPrEx>
-          <w:tblBorders>
-            <w:top w:val="none" w:color="auto" w:sz="0" w:space="0"/>
-            <w:left w:val="none" w:color="auto" w:sz="0" w:space="0"/>
-            <w:bottom w:val="none" w:color="auto" w:sz="0" w:space="0"/>
-            <w:right w:val="none" w:color="auto" w:sz="0" w:space="0"/>
-            <w:insideH w:val="none" w:color="auto" w:sz="0" w:space="0"/>
-            <w:insideV w:val="none" w:color="auto" w:sz="0" w:space="0"/>
-          </w:tblBorders>
+          <w:tblW w:w="0" w:type="auto"/>
+          <w:jc w:val="center"/>
           <w:tblCellMar>
             <w:top w:w="0" w:type="dxa"/>
             <w:left w:w="108" w:type="dxa"/>
@@ -537,7 +474,7 @@
           </w:tblCellMar>
         </w:tblPrEx>
         <w:trPr>
-          <w:trHeight w:val="635" w:hRule="atLeast"/>
+          <w:trHeight w:val="635"/>
           <w:jc w:val="center"/>
         </w:trPr>
         <w:tc>
@@ -574,31 +511,6 @@
                 <w:lang w:val="en-US" w:eastAsia="zh-CN"/>
               </w:rPr>
               <w:t>批准人:刘长凡</w:t>
-            </w:r>
-            <w:r>
-              <w:rPr>
-                <w:rFonts w:hint="eastAsia"/>
-                <w:spacing w:val="1"/>
-                <w:kern w:val="0"/>
-                <w:vertAlign w:val="baseline"/>
-                <w:lang w:val="en-US" w:eastAsia="zh-CN"/>
-              </w:rPr>
-            </w:r>
-            <w:r>
-              <w:rPr>
-                <w:rFonts w:hint="eastAsia" w:asciiTheme="minorAscii" w:hAnsiTheme="minorAscii" w:eastAsiaTheme="minorEastAsia"/>
-                <w:spacing w:val="227"/>
-                <w:sz w:val="21"/>
-                <w:vertAlign w:val="baseline"/>
-                <w:lang w:val="en-US" w:eastAsia="zh-CN"/>
-              </w:rPr>
-            </w:r>
-            <w:r>
-              <w:rPr>
-                <w:rFonts w:hint="eastAsia"/>
-                <w:u w:val="single"/>
-                <w:lang w:val="en-US" w:eastAsia="zh-CN"/>
-              </w:rPr>
             </w:r>
           </w:p>
         </w:tc>
@@ -637,7 +549,7 @@
             </w:r>
             <w:r>
               <w:rPr>
-                <w:rFonts w:hint="eastAsia" w:asciiTheme="minorAscii" w:hAnsiTheme="minorAscii" w:eastAsiaTheme="minorEastAsia"/>
+                <w:rFonts w:asciiTheme="minorAscii" w:eastAsiaTheme="minorEastAsia" w:hAnsiTheme="minorAscii" w:hint="eastAsia"/>
                 <w:spacing w:val="227"/>
                 <w:sz w:val="21"/>
                 <w:vertAlign w:val="baseline"/>
@@ -696,14 +608,14 @@
         <w:ind w:left="3634"/>
         <w:textAlignment w:val="baseline"/>
         <w:rPr>
-          <w:rFonts w:ascii="宋体" w:hAnsi="宋体" w:eastAsia="宋体" w:cs="宋体"/>
+          <w:rFonts w:ascii="宋体" w:eastAsia="宋体" w:hAnsi="宋体" w:cs="宋体"/>
           <w:sz w:val="31"/>
           <w:szCs w:val="31"/>
         </w:rPr>
       </w:pPr>
       <w:r>
         <w:rPr>
-          <w:rFonts w:ascii="宋体" w:hAnsi="宋体" w:eastAsia="宋体" w:cs="宋体"/>
+          <w:rFonts w:ascii="宋体" w:eastAsia="宋体" w:hAnsi="宋体" w:cs="宋体"/>
           <w:b/>
           <w:bCs/>
           <w:spacing w:val="4"/>
@@ -715,16 +627,16 @@
     </w:p>
     <w:tbl>
       <w:tblPr>
-        <w:tblStyle w:val="26"/>
+        <w:tblStyle w:val="TableNormal0"/>
         <w:tblW w:w="7137" w:type="dxa"/>
         <w:jc w:val="center"/>
         <w:tblBorders>
-          <w:top w:val="single" w:color="000000" w:sz="2" w:space="0"/>
-          <w:left w:val="single" w:color="000000" w:sz="2" w:space="0"/>
-          <w:bottom w:val="single" w:color="000000" w:sz="2" w:space="0"/>
-          <w:right w:val="single" w:color="000000" w:sz="2" w:space="0"/>
-          <w:insideH w:val="single" w:color="000000" w:sz="2" w:space="0"/>
-          <w:insideV w:val="single" w:color="000000" w:sz="2" w:space="0"/>
+          <w:top w:val="single" w:sz="2" w:space="0" w:color="000000"/>
+          <w:left w:val="single" w:sz="2" w:space="0" w:color="000000"/>
+          <w:bottom w:val="single" w:sz="2" w:space="0" w:color="000000"/>
+          <w:right w:val="single" w:sz="2" w:space="0" w:color="000000"/>
+          <w:insideH w:val="single" w:sz="2" w:space="0" w:color="000000"/>
+          <w:insideV w:val="single" w:sz="2" w:space="0" w:color="000000"/>
         </w:tblBorders>
         <w:tblLayout w:type="fixed"/>
         <w:tblCellMar>
@@ -742,14 +654,17 @@
       </w:tblGrid>
       <w:tr>
         <w:tblPrEx>
+          <w:tblW w:w="7137" w:type="dxa"/>
+          <w:jc w:val="center"/>
           <w:tblBorders>
-            <w:top w:val="single" w:color="000000" w:sz="2" w:space="0"/>
-            <w:left w:val="single" w:color="000000" w:sz="2" w:space="0"/>
-            <w:bottom w:val="single" w:color="000000" w:sz="2" w:space="0"/>
-            <w:right w:val="single" w:color="000000" w:sz="2" w:space="0"/>
-            <w:insideH w:val="single" w:color="000000" w:sz="2" w:space="0"/>
-            <w:insideV w:val="single" w:color="000000" w:sz="2" w:space="0"/>
+            <w:top w:val="single" w:sz="2" w:space="0" w:color="000000"/>
+            <w:left w:val="single" w:sz="2" w:space="0" w:color="000000"/>
+            <w:bottom w:val="single" w:sz="2" w:space="0" w:color="000000"/>
+            <w:right w:val="single" w:sz="2" w:space="0" w:color="000000"/>
+            <w:insideH w:val="single" w:sz="2" w:space="0" w:color="000000"/>
+            <w:insideV w:val="single" w:sz="2" w:space="0" w:color="000000"/>
           </w:tblBorders>
+          <w:tblLayout w:type="fixed"/>
           <w:tblCellMar>
             <w:top w:w="0" w:type="dxa"/>
             <w:left w:w="0" w:type="dxa"/>
@@ -758,7 +673,7 @@
           </w:tblCellMar>
         </w:tblPrEx>
         <w:trPr>
-          <w:trHeight w:val="593" w:hRule="atLeast"/>
+          <w:trHeight w:val="593"/>
           <w:jc w:val="center"/>
         </w:trPr>
         <w:tc>
@@ -780,18 +695,18 @@
               <w:adjustRightInd w:val="0"/>
               <w:snapToGrid w:val="0"/>
               <w:spacing w:before="176" w:line="228" w:lineRule="auto"/>
-              <w:ind w:left="0" w:leftChars="0" w:right="0" w:rightChars="0" w:firstLine="0" w:firstLineChars="0"/>
+              <w:ind w:left="0" w:right="0" w:firstLine="0" w:leftChars="0" w:rightChars="0" w:firstLineChars="0"/>
               <w:jc w:val="center"/>
               <w:textAlignment w:val="baseline"/>
               <w:rPr>
-                <w:rFonts w:ascii="宋体" w:hAnsi="宋体" w:eastAsia="宋体" w:cs="宋体"/>
+                <w:rFonts w:ascii="宋体" w:eastAsia="宋体" w:hAnsi="宋体" w:cs="宋体"/>
                 <w:sz w:val="20"/>
                 <w:szCs w:val="20"/>
               </w:rPr>
             </w:pPr>
             <w:r>
               <w:rPr>
-                <w:rFonts w:ascii="宋体" w:hAnsi="宋体" w:eastAsia="宋体" w:cs="宋体"/>
+                <w:rFonts w:ascii="宋体" w:eastAsia="宋体" w:hAnsi="宋体" w:cs="宋体"/>
                 <w:spacing w:val="-14"/>
                 <w:sz w:val="20"/>
                 <w:szCs w:val="20"/>
@@ -819,18 +734,18 @@
               <w:adjustRightInd w:val="0"/>
               <w:snapToGrid w:val="0"/>
               <w:spacing w:before="175" w:line="227" w:lineRule="auto"/>
-              <w:ind w:left="0" w:leftChars="0" w:right="0" w:rightChars="0" w:firstLine="0" w:firstLineChars="0"/>
+              <w:ind w:left="0" w:right="0" w:firstLine="0" w:leftChars="0" w:rightChars="0" w:firstLineChars="0"/>
               <w:jc w:val="center"/>
               <w:textAlignment w:val="baseline"/>
               <w:rPr>
-                <w:rFonts w:ascii="宋体" w:hAnsi="宋体" w:eastAsia="宋体" w:cs="宋体"/>
+                <w:rFonts w:ascii="宋体" w:eastAsia="宋体" w:hAnsi="宋体" w:cs="宋体"/>
                 <w:sz w:val="20"/>
                 <w:szCs w:val="20"/>
               </w:rPr>
             </w:pPr>
             <w:r>
               <w:rPr>
-                <w:rFonts w:ascii="宋体" w:hAnsi="宋体" w:eastAsia="宋体" w:cs="宋体"/>
+                <w:rFonts w:ascii="宋体" w:eastAsia="宋体" w:hAnsi="宋体" w:cs="宋体"/>
                 <w:spacing w:val="4"/>
                 <w:sz w:val="20"/>
                 <w:szCs w:val="20"/>
@@ -858,18 +773,18 @@
               <w:adjustRightInd w:val="0"/>
               <w:snapToGrid w:val="0"/>
               <w:spacing w:before="175" w:line="228" w:lineRule="auto"/>
-              <w:ind w:left="0" w:leftChars="0" w:right="0" w:rightChars="0" w:firstLine="0" w:firstLineChars="0"/>
+              <w:ind w:left="0" w:right="0" w:firstLine="0" w:leftChars="0" w:rightChars="0" w:firstLineChars="0"/>
               <w:jc w:val="center"/>
               <w:textAlignment w:val="baseline"/>
               <w:rPr>
-                <w:rFonts w:ascii="宋体" w:hAnsi="宋体" w:eastAsia="宋体" w:cs="宋体"/>
+                <w:rFonts w:ascii="宋体" w:eastAsia="宋体" w:hAnsi="宋体" w:cs="宋体"/>
                 <w:sz w:val="20"/>
                 <w:szCs w:val="20"/>
               </w:rPr>
             </w:pPr>
             <w:r>
               <w:rPr>
-                <w:rFonts w:ascii="宋体" w:hAnsi="宋体" w:eastAsia="宋体" w:cs="宋体"/>
+                <w:rFonts w:ascii="宋体" w:eastAsia="宋体" w:hAnsi="宋体" w:cs="宋体"/>
                 <w:spacing w:val="7"/>
                 <w:sz w:val="20"/>
                 <w:szCs w:val="20"/>
@@ -897,18 +812,18 @@
               <w:adjustRightInd w:val="0"/>
               <w:snapToGrid w:val="0"/>
               <w:spacing w:before="176" w:line="229" w:lineRule="auto"/>
-              <w:ind w:left="0" w:leftChars="0" w:right="0" w:rightChars="0" w:firstLine="0" w:firstLineChars="0"/>
+              <w:ind w:left="0" w:right="0" w:firstLine="0" w:leftChars="0" w:rightChars="0" w:firstLineChars="0"/>
               <w:jc w:val="center"/>
               <w:textAlignment w:val="baseline"/>
               <w:rPr>
-                <w:rFonts w:ascii="宋体" w:hAnsi="宋体" w:eastAsia="宋体" w:cs="宋体"/>
+                <w:rFonts w:ascii="宋体" w:eastAsia="宋体" w:hAnsi="宋体" w:cs="宋体"/>
                 <w:sz w:val="20"/>
                 <w:szCs w:val="20"/>
               </w:rPr>
             </w:pPr>
             <w:r>
               <w:rPr>
-                <w:rFonts w:ascii="宋体" w:hAnsi="宋体" w:eastAsia="宋体" w:cs="宋体"/>
+                <w:rFonts w:ascii="宋体" w:eastAsia="宋体" w:hAnsi="宋体" w:cs="宋体"/>
                 <w:spacing w:val="7"/>
                 <w:sz w:val="20"/>
                 <w:szCs w:val="20"/>
@@ -920,14 +835,9 @@
       </w:tr>
       <w:tr>
         <w:tblPrEx>
-          <w:tblBorders>
-            <w:top w:val="single" w:color="000000" w:sz="2" w:space="0"/>
-            <w:left w:val="single" w:color="000000" w:sz="2" w:space="0"/>
-            <w:bottom w:val="single" w:color="000000" w:sz="2" w:space="0"/>
-            <w:right w:val="single" w:color="000000" w:sz="2" w:space="0"/>
-            <w:insideH w:val="single" w:color="000000" w:sz="2" w:space="0"/>
-            <w:insideV w:val="single" w:color="000000" w:sz="2" w:space="0"/>
-          </w:tblBorders>
+          <w:tblW w:w="7137" w:type="dxa"/>
+          <w:jc w:val="center"/>
+          <w:tblLayout w:type="fixed"/>
           <w:tblCellMar>
             <w:top w:w="0" w:type="dxa"/>
             <w:left w:w="0" w:type="dxa"/>
@@ -936,7 +846,7 @@
           </w:tblCellMar>
         </w:tblPrEx>
         <w:trPr>
-          <w:trHeight w:val="516" w:hRule="atLeast"/>
+          <w:trHeight w:val="516"/>
           <w:jc w:val="center"/>
         </w:trPr>
         <w:tc>
@@ -958,11 +868,11 @@
               <w:adjustRightInd w:val="0"/>
               <w:snapToGrid w:val="0"/>
               <w:spacing w:before="173" w:line="267" w:lineRule="exact"/>
-              <w:ind w:left="0" w:leftChars="0" w:right="0" w:rightChars="0" w:firstLine="0" w:firstLineChars="0"/>
+              <w:ind w:left="0" w:right="0" w:firstLine="0" w:leftChars="0" w:rightChars="0" w:firstLineChars="0"/>
               <w:jc w:val="center"/>
               <w:textAlignment w:val="baseline"/>
               <w:rPr>
-                <w:rFonts w:hint="default" w:ascii="宋体" w:hAnsi="宋体" w:eastAsia="宋体" w:cs="宋体"/>
+                <w:rFonts w:ascii="宋体" w:eastAsia="宋体" w:hAnsi="宋体" w:cs="宋体" w:hint="default"/>
                 <w:sz w:val="20"/>
                 <w:szCs w:val="20"/>
                 <w:lang w:val="en-US" w:eastAsia="zh-CN"/>
@@ -970,7 +880,7 @@
             </w:pPr>
             <w:r>
               <w:rPr>
-                <w:rFonts w:ascii="宋体" w:hAnsi="宋体" w:eastAsia="宋体" w:cs="宋体"/>
+                <w:rFonts w:ascii="宋体" w:eastAsia="宋体" w:hAnsi="宋体" w:cs="宋体"/>
                 <w:spacing w:val="3"/>
                 <w:position w:val="1"/>
                 <w:sz w:val="20"/>
@@ -980,7 +890,7 @@
             </w:r>
             <w:r>
               <w:rPr>
-                <w:rFonts w:hint="eastAsia" w:ascii="宋体" w:hAnsi="宋体" w:cs="宋体"/>
+                <w:rFonts w:ascii="宋体" w:hAnsi="宋体" w:cs="宋体" w:hint="eastAsia"/>
                 <w:spacing w:val="3"/>
                 <w:position w:val="1"/>
                 <w:sz w:val="20"/>
@@ -1010,18 +920,18 @@
               <w:adjustRightInd w:val="0"/>
               <w:snapToGrid w:val="0"/>
               <w:spacing w:before="173" w:line="267" w:lineRule="exact"/>
-              <w:ind w:left="0" w:leftChars="0" w:right="0" w:rightChars="0" w:firstLine="0" w:firstLineChars="0"/>
+              <w:ind w:left="0" w:right="0" w:firstLine="0" w:leftChars="0" w:rightChars="0" w:firstLineChars="0"/>
               <w:jc w:val="center"/>
               <w:textAlignment w:val="baseline"/>
               <w:rPr>
-                <w:rFonts w:ascii="宋体" w:hAnsi="宋体" w:eastAsia="宋体" w:cs="宋体"/>
+                <w:rFonts w:ascii="宋体" w:eastAsia="宋体" w:hAnsi="宋体" w:cs="宋体"/>
                 <w:sz w:val="20"/>
                 <w:szCs w:val="20"/>
               </w:rPr>
             </w:pPr>
             <w:r>
               <w:rPr>
-                <w:rFonts w:ascii="宋体" w:hAnsi="宋体" w:eastAsia="宋体" w:cs="宋体"/>
+                <w:rFonts w:ascii="宋体" w:eastAsia="宋体" w:hAnsi="宋体" w:cs="宋体"/>
                 <w:spacing w:val="4"/>
                 <w:position w:val="1"/>
                 <w:sz w:val="20"/>
@@ -1050,18 +960,18 @@
               <w:adjustRightInd w:val="0"/>
               <w:snapToGrid w:val="0"/>
               <w:spacing w:before="172" w:line="228" w:lineRule="auto"/>
-              <w:ind w:left="0" w:leftChars="0" w:right="0" w:rightChars="0" w:firstLine="0" w:firstLineChars="0"/>
+              <w:ind w:left="0" w:right="0" w:firstLine="0" w:leftChars="0" w:rightChars="0" w:firstLineChars="0"/>
               <w:jc w:val="center"/>
               <w:textAlignment w:val="baseline"/>
               <w:rPr>
-                <w:rFonts w:ascii="宋体" w:hAnsi="宋体" w:eastAsia="宋体" w:cs="宋体"/>
+                <w:rFonts w:ascii="宋体" w:eastAsia="宋体" w:hAnsi="宋体" w:cs="宋体"/>
                 <w:sz w:val="20"/>
                 <w:szCs w:val="20"/>
               </w:rPr>
             </w:pPr>
             <w:r>
               <w:rPr>
-                <w:rFonts w:ascii="宋体" w:hAnsi="宋体" w:eastAsia="宋体" w:cs="宋体"/>
+                <w:rFonts w:ascii="宋体" w:eastAsia="宋体" w:hAnsi="宋体" w:cs="宋体"/>
                 <w:spacing w:val="7"/>
                 <w:sz w:val="20"/>
                 <w:szCs w:val="20"/>
@@ -1089,18 +999,18 @@
               <w:adjustRightInd w:val="0"/>
               <w:snapToGrid w:val="0"/>
               <w:spacing w:before="172" w:line="228" w:lineRule="auto"/>
-              <w:ind w:left="0" w:leftChars="0" w:right="0" w:rightChars="0" w:firstLine="0" w:firstLineChars="0"/>
+              <w:ind w:left="0" w:right="0" w:firstLine="0" w:leftChars="0" w:rightChars="0" w:firstLineChars="0"/>
               <w:jc w:val="center"/>
               <w:textAlignment w:val="baseline"/>
               <w:rPr>
-                <w:rFonts w:ascii="宋体" w:hAnsi="宋体" w:eastAsia="宋体" w:cs="宋体"/>
+                <w:rFonts w:ascii="宋体" w:eastAsia="宋体" w:hAnsi="宋体" w:cs="宋体"/>
                 <w:sz w:val="20"/>
                 <w:szCs w:val="20"/>
               </w:rPr>
             </w:pPr>
             <w:r>
               <w:rPr>
-                <w:rFonts w:hint="eastAsia" w:ascii="宋体" w:hAnsi="宋体" w:eastAsia="宋体" w:cs="宋体"/>
+                <w:rFonts w:ascii="宋体" w:eastAsia="宋体" w:hAnsi="宋体" w:cs="宋体" w:hint="eastAsia"/>
                 <w:spacing w:val="7"/>
                 <w:sz w:val="20"/>
                 <w:szCs w:val="20"/>
@@ -1113,14 +1023,9 @@
       </w:tr>
       <w:tr>
         <w:tblPrEx>
-          <w:tblBorders>
-            <w:top w:val="single" w:color="000000" w:sz="2" w:space="0"/>
-            <w:left w:val="single" w:color="000000" w:sz="2" w:space="0"/>
-            <w:bottom w:val="single" w:color="000000" w:sz="2" w:space="0"/>
-            <w:right w:val="single" w:color="000000" w:sz="2" w:space="0"/>
-            <w:insideH w:val="single" w:color="000000" w:sz="2" w:space="0"/>
-            <w:insideV w:val="single" w:color="000000" w:sz="2" w:space="0"/>
-          </w:tblBorders>
+          <w:tblW w:w="7137" w:type="dxa"/>
+          <w:jc w:val="center"/>
+          <w:tblLayout w:type="fixed"/>
           <w:tblCellMar>
             <w:top w:w="0" w:type="dxa"/>
             <w:left w:w="0" w:type="dxa"/>
@@ -1129,7 +1034,7 @@
           </w:tblCellMar>
         </w:tblPrEx>
         <w:trPr>
-          <w:trHeight w:val="556" w:hRule="atLeast"/>
+          <w:trHeight w:val="556"/>
           <w:jc w:val="center"/>
         </w:trPr>
         <w:tc>
@@ -1138,7 +1043,7 @@
           </w:tcPr>
           <w:p>
             <w:pPr>
-              <w:pStyle w:val="27"/>
+              <w:pStyle w:val="TableText"/>
               <w:keepNext w:val="0"/>
               <w:keepLines w:val="0"/>
               <w:pageBreakBefore w:val="0"/>
@@ -1151,7 +1056,7 @@
               <w:bidi w:val="0"/>
               <w:adjustRightInd w:val="0"/>
               <w:snapToGrid w:val="0"/>
-              <w:ind w:left="0" w:leftChars="0" w:right="0" w:rightChars="0" w:firstLine="0" w:firstLineChars="0"/>
+              <w:ind w:left="0" w:right="0" w:firstLine="0" w:leftChars="0" w:rightChars="0" w:firstLineChars="0"/>
               <w:jc w:val="center"/>
               <w:textAlignment w:val="baseline"/>
             </w:pPr>
@@ -1163,7 +1068,7 @@
           </w:tcPr>
           <w:p>
             <w:pPr>
-              <w:pStyle w:val="27"/>
+              <w:pStyle w:val="TableText"/>
               <w:keepNext w:val="0"/>
               <w:keepLines w:val="0"/>
               <w:pageBreakBefore w:val="0"/>
@@ -1176,7 +1081,7 @@
               <w:bidi w:val="0"/>
               <w:adjustRightInd w:val="0"/>
               <w:snapToGrid w:val="0"/>
-              <w:ind w:left="0" w:leftChars="0" w:right="0" w:rightChars="0" w:firstLine="0" w:firstLineChars="0"/>
+              <w:ind w:left="0" w:right="0" w:firstLine="0" w:leftChars="0" w:rightChars="0" w:firstLineChars="0"/>
               <w:jc w:val="center"/>
               <w:textAlignment w:val="baseline"/>
             </w:pPr>
@@ -1188,7 +1093,7 @@
           </w:tcPr>
           <w:p>
             <w:pPr>
-              <w:pStyle w:val="27"/>
+              <w:pStyle w:val="TableText"/>
               <w:keepNext w:val="0"/>
               <w:keepLines w:val="0"/>
               <w:pageBreakBefore w:val="0"/>
@@ -1201,7 +1106,7 @@
               <w:bidi w:val="0"/>
               <w:adjustRightInd w:val="0"/>
               <w:snapToGrid w:val="0"/>
-              <w:ind w:left="0" w:leftChars="0" w:right="0" w:rightChars="0" w:firstLine="0" w:firstLineChars="0"/>
+              <w:ind w:left="0" w:right="0" w:firstLine="0" w:leftChars="0" w:rightChars="0" w:firstLineChars="0"/>
               <w:jc w:val="center"/>
               <w:textAlignment w:val="baseline"/>
             </w:pPr>
@@ -1213,7 +1118,7 @@
           </w:tcPr>
           <w:p>
             <w:pPr>
-              <w:pStyle w:val="27"/>
+              <w:pStyle w:val="TableText"/>
               <w:keepNext w:val="0"/>
               <w:keepLines w:val="0"/>
               <w:pageBreakBefore w:val="0"/>
@@ -1226,7 +1131,7 @@
               <w:bidi w:val="0"/>
               <w:adjustRightInd w:val="0"/>
               <w:snapToGrid w:val="0"/>
-              <w:ind w:left="0" w:leftChars="0" w:right="0" w:rightChars="0" w:firstLine="0" w:firstLineChars="0"/>
+              <w:ind w:left="0" w:right="0" w:firstLine="0" w:leftChars="0" w:rightChars="0" w:firstLineChars="0"/>
               <w:jc w:val="center"/>
               <w:textAlignment w:val="baseline"/>
             </w:pPr>
@@ -1235,14 +1140,9 @@
       </w:tr>
       <w:tr>
         <w:tblPrEx>
-          <w:tblBorders>
-            <w:top w:val="single" w:color="000000" w:sz="2" w:space="0"/>
-            <w:left w:val="single" w:color="000000" w:sz="2" w:space="0"/>
-            <w:bottom w:val="single" w:color="000000" w:sz="2" w:space="0"/>
-            <w:right w:val="single" w:color="000000" w:sz="2" w:space="0"/>
-            <w:insideH w:val="single" w:color="000000" w:sz="2" w:space="0"/>
-            <w:insideV w:val="single" w:color="000000" w:sz="2" w:space="0"/>
-          </w:tblBorders>
+          <w:tblW w:w="7137" w:type="dxa"/>
+          <w:jc w:val="center"/>
+          <w:tblLayout w:type="fixed"/>
           <w:tblCellMar>
             <w:top w:w="0" w:type="dxa"/>
             <w:left w:w="0" w:type="dxa"/>
@@ -1251,7 +1151,7 @@
           </w:tblCellMar>
         </w:tblPrEx>
         <w:trPr>
-          <w:trHeight w:val="556" w:hRule="atLeast"/>
+          <w:trHeight w:val="556"/>
           <w:jc w:val="center"/>
         </w:trPr>
         <w:tc>
@@ -1260,7 +1160,7 @@
           </w:tcPr>
           <w:p>
             <w:pPr>
-              <w:pStyle w:val="27"/>
+              <w:pStyle w:val="TableText"/>
               <w:keepNext w:val="0"/>
               <w:keepLines w:val="0"/>
               <w:pageBreakBefore w:val="0"/>
@@ -1273,7 +1173,7 @@
               <w:bidi w:val="0"/>
               <w:adjustRightInd w:val="0"/>
               <w:snapToGrid w:val="0"/>
-              <w:ind w:left="0" w:leftChars="0" w:right="0" w:rightChars="0" w:firstLine="0" w:firstLineChars="0"/>
+              <w:ind w:left="0" w:right="0" w:firstLine="0" w:leftChars="0" w:rightChars="0" w:firstLineChars="0"/>
               <w:jc w:val="center"/>
               <w:textAlignment w:val="baseline"/>
             </w:pPr>
@@ -1285,7 +1185,7 @@
           </w:tcPr>
           <w:p>
             <w:pPr>
-              <w:pStyle w:val="27"/>
+              <w:pStyle w:val="TableText"/>
               <w:keepNext w:val="0"/>
               <w:keepLines w:val="0"/>
               <w:pageBreakBefore w:val="0"/>
@@ -1298,7 +1198,7 @@
               <w:bidi w:val="0"/>
               <w:adjustRightInd w:val="0"/>
               <w:snapToGrid w:val="0"/>
-              <w:ind w:left="0" w:leftChars="0" w:right="0" w:rightChars="0" w:firstLine="0" w:firstLineChars="0"/>
+              <w:ind w:left="0" w:right="0" w:firstLine="0" w:leftChars="0" w:rightChars="0" w:firstLineChars="0"/>
               <w:jc w:val="center"/>
               <w:textAlignment w:val="baseline"/>
             </w:pPr>
@@ -1310,7 +1210,7 @@
           </w:tcPr>
           <w:p>
             <w:pPr>
-              <w:pStyle w:val="27"/>
+              <w:pStyle w:val="TableText"/>
               <w:keepNext w:val="0"/>
               <w:keepLines w:val="0"/>
               <w:pageBreakBefore w:val="0"/>
@@ -1323,7 +1223,7 @@
               <w:bidi w:val="0"/>
               <w:adjustRightInd w:val="0"/>
               <w:snapToGrid w:val="0"/>
-              <w:ind w:left="0" w:leftChars="0" w:right="0" w:rightChars="0" w:firstLine="0" w:firstLineChars="0"/>
+              <w:ind w:left="0" w:right="0" w:firstLine="0" w:leftChars="0" w:rightChars="0" w:firstLineChars="0"/>
               <w:jc w:val="center"/>
               <w:textAlignment w:val="baseline"/>
             </w:pPr>
@@ -1335,7 +1235,7 @@
           </w:tcPr>
           <w:p>
             <w:pPr>
-              <w:pStyle w:val="27"/>
+              <w:pStyle w:val="TableText"/>
               <w:keepNext w:val="0"/>
               <w:keepLines w:val="0"/>
               <w:pageBreakBefore w:val="0"/>
@@ -1348,7 +1248,7 @@
               <w:bidi w:val="0"/>
               <w:adjustRightInd w:val="0"/>
               <w:snapToGrid w:val="0"/>
-              <w:ind w:left="0" w:leftChars="0" w:right="0" w:rightChars="0" w:firstLine="0" w:firstLineChars="0"/>
+              <w:ind w:left="0" w:right="0" w:firstLine="0" w:leftChars="0" w:rightChars="0" w:firstLineChars="0"/>
               <w:jc w:val="center"/>
               <w:textAlignment w:val="baseline"/>
             </w:pPr>
@@ -1357,14 +1257,9 @@
       </w:tr>
       <w:tr>
         <w:tblPrEx>
-          <w:tblBorders>
-            <w:top w:val="single" w:color="000000" w:sz="2" w:space="0"/>
-            <w:left w:val="single" w:color="000000" w:sz="2" w:space="0"/>
-            <w:bottom w:val="single" w:color="000000" w:sz="2" w:space="0"/>
-            <w:right w:val="single" w:color="000000" w:sz="2" w:space="0"/>
-            <w:insideH w:val="single" w:color="000000" w:sz="2" w:space="0"/>
-            <w:insideV w:val="single" w:color="000000" w:sz="2" w:space="0"/>
-          </w:tblBorders>
+          <w:tblW w:w="7137" w:type="dxa"/>
+          <w:jc w:val="center"/>
+          <w:tblLayout w:type="fixed"/>
           <w:tblCellMar>
             <w:top w:w="0" w:type="dxa"/>
             <w:left w:w="0" w:type="dxa"/>
@@ -1373,7 +1268,7 @@
           </w:tblCellMar>
         </w:tblPrEx>
         <w:trPr>
-          <w:trHeight w:val="557" w:hRule="atLeast"/>
+          <w:trHeight w:val="557"/>
           <w:jc w:val="center"/>
         </w:trPr>
         <w:tc>
@@ -1382,7 +1277,7 @@
           </w:tcPr>
           <w:p>
             <w:pPr>
-              <w:pStyle w:val="27"/>
+              <w:pStyle w:val="TableText"/>
               <w:keepNext w:val="0"/>
               <w:keepLines w:val="0"/>
               <w:pageBreakBefore w:val="0"/>
@@ -1395,7 +1290,7 @@
               <w:bidi w:val="0"/>
               <w:adjustRightInd w:val="0"/>
               <w:snapToGrid w:val="0"/>
-              <w:ind w:left="0" w:leftChars="0" w:right="0" w:rightChars="0" w:firstLine="0" w:firstLineChars="0"/>
+              <w:ind w:left="0" w:right="0" w:firstLine="0" w:leftChars="0" w:rightChars="0" w:firstLineChars="0"/>
               <w:jc w:val="center"/>
               <w:textAlignment w:val="baseline"/>
             </w:pPr>
@@ -1407,7 +1302,7 @@
           </w:tcPr>
           <w:p>
             <w:pPr>
-              <w:pStyle w:val="27"/>
+              <w:pStyle w:val="TableText"/>
               <w:keepNext w:val="0"/>
               <w:keepLines w:val="0"/>
               <w:pageBreakBefore w:val="0"/>
@@ -1420,7 +1315,7 @@
               <w:bidi w:val="0"/>
               <w:adjustRightInd w:val="0"/>
               <w:snapToGrid w:val="0"/>
-              <w:ind w:left="0" w:leftChars="0" w:right="0" w:rightChars="0" w:firstLine="0" w:firstLineChars="0"/>
+              <w:ind w:left="0" w:right="0" w:firstLine="0" w:leftChars="0" w:rightChars="0" w:firstLineChars="0"/>
               <w:jc w:val="center"/>
               <w:textAlignment w:val="baseline"/>
             </w:pPr>
@@ -1432,7 +1327,7 @@
           </w:tcPr>
           <w:p>
             <w:pPr>
-              <w:pStyle w:val="27"/>
+              <w:pStyle w:val="TableText"/>
               <w:keepNext w:val="0"/>
               <w:keepLines w:val="0"/>
               <w:pageBreakBefore w:val="0"/>
@@ -1445,7 +1340,7 @@
               <w:bidi w:val="0"/>
               <w:adjustRightInd w:val="0"/>
               <w:snapToGrid w:val="0"/>
-              <w:ind w:left="0" w:leftChars="0" w:right="0" w:rightChars="0" w:firstLine="0" w:firstLineChars="0"/>
+              <w:ind w:left="0" w:right="0" w:firstLine="0" w:leftChars="0" w:rightChars="0" w:firstLineChars="0"/>
               <w:jc w:val="center"/>
               <w:textAlignment w:val="baseline"/>
             </w:pPr>
@@ -1457,7 +1352,7 @@
           </w:tcPr>
           <w:p>
             <w:pPr>
-              <w:pStyle w:val="27"/>
+              <w:pStyle w:val="TableText"/>
               <w:keepNext w:val="0"/>
               <w:keepLines w:val="0"/>
               <w:pageBreakBefore w:val="0"/>
@@ -1470,7 +1365,7 @@
               <w:bidi w:val="0"/>
               <w:adjustRightInd w:val="0"/>
               <w:snapToGrid w:val="0"/>
-              <w:ind w:left="0" w:leftChars="0" w:right="0" w:rightChars="0" w:firstLine="0" w:firstLineChars="0"/>
+              <w:ind w:left="0" w:right="0" w:firstLine="0" w:leftChars="0" w:rightChars="0" w:firstLineChars="0"/>
               <w:jc w:val="center"/>
               <w:textAlignment w:val="baseline"/>
             </w:pPr>
@@ -1501,7 +1396,7 @@
     <w:sdt>
       <w:sdtPr>
         <w:rPr>
-          <w:rFonts w:ascii="宋体" w:hAnsi="宋体" w:eastAsia="宋体" w:cs="Arial"/>
+          <w:rFonts w:ascii="宋体" w:eastAsia="宋体" w:hAnsi="宋体" w:cs="Arial"/>
           <w:snapToGrid w:val="0"/>
           <w:color w:val="000000"/>
           <w:kern w:val="0"/>
@@ -1517,7 +1412,7 @@
       </w:sdtPr>
       <w:sdtEndPr>
         <w:rPr>
-          <w:rFonts w:hint="eastAsia" w:ascii="宋体" w:hAnsi="宋体" w:eastAsia="宋体" w:cs="宋体"/>
+          <w:rFonts w:ascii="宋体" w:eastAsia="宋体" w:hAnsi="宋体" w:cs="宋体" w:hint="eastAsia"/>
           <w:snapToGrid w:val="0"/>
           <w:color w:val="000000"/>
           <w:kern w:val="0"/>
@@ -1542,18 +1437,18 @@
             <w:adjustRightInd w:val="0"/>
             <w:snapToGrid w:val="0"/>
             <w:spacing w:before="0" w:beforeLines="0" w:after="0" w:afterLines="0" w:line="240" w:lineRule="auto"/>
-            <w:ind w:left="0" w:leftChars="0" w:right="0" w:rightChars="0" w:firstLine="0" w:firstLineChars="0"/>
+            <w:ind w:left="0" w:right="0" w:firstLine="0" w:leftChars="0" w:rightChars="0" w:firstLineChars="0"/>
             <w:jc w:val="center"/>
             <w:textAlignment w:val="baseline"/>
             <w:rPr>
-              <w:rFonts w:hint="eastAsia" w:ascii="宋体" w:hAnsi="宋体" w:eastAsia="宋体" w:cs="宋体"/>
+              <w:rFonts w:ascii="宋体" w:eastAsia="宋体" w:hAnsi="宋体" w:cs="宋体" w:hint="eastAsia"/>
               <w:sz w:val="24"/>
               <w:szCs w:val="24"/>
             </w:rPr>
           </w:pPr>
           <w:r>
             <w:rPr>
-              <w:rFonts w:hint="eastAsia" w:ascii="宋体" w:hAnsi="宋体" w:eastAsia="宋体" w:cs="宋体"/>
+              <w:rFonts w:ascii="宋体" w:eastAsia="宋体" w:hAnsi="宋体" w:cs="宋体" w:hint="eastAsia"/>
               <w:sz w:val="24"/>
               <w:szCs w:val="24"/>
             </w:rPr>
@@ -1562,14 +1457,14 @@
         </w:p>
         <w:p>
           <w:pPr>
-            <w:pStyle w:val="16"/>
+            <w:pStyle w:val="TOC1"/>
             <w:tabs>
               <w:tab w:val="right" w:leader="dot" w:pos="8306"/>
             </w:tabs>
           </w:pPr>
           <w:r>
             <w:rPr>
-              <w:rFonts w:hint="eastAsia" w:ascii="宋体" w:hAnsi="宋体" w:eastAsia="宋体" w:cs="宋体"/>
+              <w:rFonts w:ascii="宋体" w:eastAsia="宋体" w:hAnsi="宋体" w:cs="宋体" w:hint="eastAsia"/>
               <w:sz w:val="24"/>
               <w:szCs w:val="24"/>
             </w:rPr>
@@ -1577,7 +1472,7 @@
           </w:r>
           <w:r>
             <w:rPr>
-              <w:rFonts w:hint="eastAsia" w:ascii="宋体" w:hAnsi="宋体" w:eastAsia="宋体" w:cs="宋体"/>
+              <w:rFonts w:ascii="宋体" w:eastAsia="宋体" w:hAnsi="宋体" w:cs="宋体" w:hint="eastAsia"/>
               <w:sz w:val="24"/>
               <w:szCs w:val="24"/>
             </w:rPr>
@@ -1585,7 +1480,7 @@
           </w:r>
           <w:r>
             <w:rPr>
-              <w:rFonts w:hint="eastAsia" w:ascii="宋体" w:hAnsi="宋体" w:eastAsia="宋体" w:cs="宋体"/>
+              <w:rFonts w:ascii="宋体" w:eastAsia="宋体" w:hAnsi="宋体" w:cs="宋体" w:hint="eastAsia"/>
               <w:sz w:val="24"/>
               <w:szCs w:val="24"/>
             </w:rPr>
@@ -1593,21 +1488,21 @@
           </w:r>
           <w:r>
             <w:rPr>
-              <w:rFonts w:hint="eastAsia" w:ascii="宋体" w:hAnsi="宋体" w:eastAsia="宋体" w:cs="宋体"/>
-              <w:szCs w:val="24"/>
-            </w:rPr>
-            <w:fldChar w:fldCharType="begin"/>
-          </w:r>
-          <w:r>
-            <w:rPr>
-              <w:rFonts w:hint="eastAsia" w:ascii="宋体" w:hAnsi="宋体" w:eastAsia="宋体" w:cs="宋体"/>
+              <w:rFonts w:ascii="宋体" w:eastAsia="宋体" w:hAnsi="宋体" w:cs="宋体" w:hint="eastAsia"/>
+              <w:szCs w:val="24"/>
+            </w:rPr>
+            <w:fldChar w:fldCharType="begin"/>
+          </w:r>
+          <w:r>
+            <w:rPr>
+              <w:rFonts w:ascii="宋体" w:eastAsia="宋体" w:hAnsi="宋体" w:cs="宋体" w:hint="eastAsia"/>
               <w:szCs w:val="24"/>
             </w:rPr>
             <w:instrText xml:space="preserve"> HYPERLINK \l _Toc25564 </w:instrText>
           </w:r>
           <w:r>
             <w:rPr>
-              <w:rFonts w:hint="eastAsia" w:ascii="宋体" w:hAnsi="宋体" w:eastAsia="宋体" w:cs="宋体"/>
+              <w:rFonts w:ascii="宋体" w:eastAsia="宋体" w:hAnsi="宋体" w:cs="宋体" w:hint="eastAsia"/>
               <w:szCs w:val="24"/>
             </w:rPr>
             <w:fldChar w:fldCharType="separate"/>
@@ -1639,7 +1534,7 @@
           </w:r>
           <w:r>
             <w:rPr>
-              <w:rFonts w:hint="eastAsia" w:ascii="宋体" w:hAnsi="宋体" w:eastAsia="宋体" w:cs="宋体"/>
+              <w:rFonts w:ascii="宋体" w:eastAsia="宋体" w:hAnsi="宋体" w:cs="宋体" w:hint="eastAsia"/>
               <w:szCs w:val="24"/>
             </w:rPr>
             <w:fldChar w:fldCharType="end"/>
@@ -1647,28 +1542,28 @@
         </w:p>
         <w:p>
           <w:pPr>
-            <w:pStyle w:val="16"/>
+            <w:pStyle w:val="TOC1"/>
             <w:tabs>
               <w:tab w:val="right" w:leader="dot" w:pos="8306"/>
             </w:tabs>
           </w:pPr>
           <w:r>
             <w:rPr>
-              <w:rFonts w:hint="eastAsia" w:ascii="宋体" w:hAnsi="宋体" w:eastAsia="宋体" w:cs="宋体"/>
-              <w:szCs w:val="24"/>
-            </w:rPr>
-            <w:fldChar w:fldCharType="begin"/>
-          </w:r>
-          <w:r>
-            <w:rPr>
-              <w:rFonts w:hint="eastAsia" w:ascii="宋体" w:hAnsi="宋体" w:eastAsia="宋体" w:cs="宋体"/>
+              <w:rFonts w:ascii="宋体" w:eastAsia="宋体" w:hAnsi="宋体" w:cs="宋体" w:hint="eastAsia"/>
+              <w:szCs w:val="24"/>
+            </w:rPr>
+            <w:fldChar w:fldCharType="begin"/>
+          </w:r>
+          <w:r>
+            <w:rPr>
+              <w:rFonts w:ascii="宋体" w:eastAsia="宋体" w:hAnsi="宋体" w:cs="宋体" w:hint="eastAsia"/>
               <w:szCs w:val="24"/>
             </w:rPr>
             <w:instrText xml:space="preserve"> HYPERLINK \l _Toc17094 </w:instrText>
           </w:r>
           <w:r>
             <w:rPr>
-              <w:rFonts w:hint="eastAsia" w:ascii="宋体" w:hAnsi="宋体" w:eastAsia="宋体" w:cs="宋体"/>
+              <w:rFonts w:ascii="宋体" w:eastAsia="宋体" w:hAnsi="宋体" w:cs="宋体" w:hint="eastAsia"/>
               <w:szCs w:val="24"/>
             </w:rPr>
             <w:fldChar w:fldCharType="separate"/>
@@ -1700,7 +1595,7 @@
           </w:r>
           <w:r>
             <w:rPr>
-              <w:rFonts w:hint="eastAsia" w:ascii="宋体" w:hAnsi="宋体" w:eastAsia="宋体" w:cs="宋体"/>
+              <w:rFonts w:ascii="宋体" w:eastAsia="宋体" w:hAnsi="宋体" w:cs="宋体" w:hint="eastAsia"/>
               <w:szCs w:val="24"/>
             </w:rPr>
             <w:fldChar w:fldCharType="end"/>
@@ -1708,28 +1603,28 @@
         </w:p>
         <w:p>
           <w:pPr>
-            <w:pStyle w:val="16"/>
+            <w:pStyle w:val="TOC1"/>
             <w:tabs>
               <w:tab w:val="right" w:leader="dot" w:pos="8306"/>
             </w:tabs>
           </w:pPr>
           <w:r>
             <w:rPr>
-              <w:rFonts w:hint="eastAsia" w:ascii="宋体" w:hAnsi="宋体" w:eastAsia="宋体" w:cs="宋体"/>
-              <w:szCs w:val="24"/>
-            </w:rPr>
-            <w:fldChar w:fldCharType="begin"/>
-          </w:r>
-          <w:r>
-            <w:rPr>
-              <w:rFonts w:hint="eastAsia" w:ascii="宋体" w:hAnsi="宋体" w:eastAsia="宋体" w:cs="宋体"/>
+              <w:rFonts w:ascii="宋体" w:eastAsia="宋体" w:hAnsi="宋体" w:cs="宋体" w:hint="eastAsia"/>
+              <w:szCs w:val="24"/>
+            </w:rPr>
+            <w:fldChar w:fldCharType="begin"/>
+          </w:r>
+          <w:r>
+            <w:rPr>
+              <w:rFonts w:ascii="宋体" w:eastAsia="宋体" w:hAnsi="宋体" w:cs="宋体" w:hint="eastAsia"/>
               <w:szCs w:val="24"/>
             </w:rPr>
             <w:instrText xml:space="preserve"> HYPERLINK \l _Toc30867 </w:instrText>
           </w:r>
           <w:r>
             <w:rPr>
-              <w:rFonts w:hint="eastAsia" w:ascii="宋体" w:hAnsi="宋体" w:eastAsia="宋体" w:cs="宋体"/>
+              <w:rFonts w:ascii="宋体" w:eastAsia="宋体" w:hAnsi="宋体" w:cs="宋体" w:hint="eastAsia"/>
               <w:szCs w:val="24"/>
             </w:rPr>
             <w:fldChar w:fldCharType="separate"/>
@@ -1767,7 +1662,7 @@
           </w:r>
           <w:r>
             <w:rPr>
-              <w:rFonts w:hint="eastAsia" w:ascii="宋体" w:hAnsi="宋体" w:eastAsia="宋体" w:cs="宋体"/>
+              <w:rFonts w:ascii="宋体" w:eastAsia="宋体" w:hAnsi="宋体" w:cs="宋体" w:hint="eastAsia"/>
               <w:szCs w:val="24"/>
             </w:rPr>
             <w:fldChar w:fldCharType="end"/>
@@ -1775,28 +1670,28 @@
         </w:p>
         <w:p>
           <w:pPr>
-            <w:pStyle w:val="17"/>
+            <w:pStyle w:val="TOC2"/>
             <w:tabs>
               <w:tab w:val="right" w:leader="dot" w:pos="8306"/>
             </w:tabs>
           </w:pPr>
           <w:r>
             <w:rPr>
-              <w:rFonts w:hint="eastAsia" w:ascii="宋体" w:hAnsi="宋体" w:eastAsia="宋体" w:cs="宋体"/>
-              <w:szCs w:val="24"/>
-            </w:rPr>
-            <w:fldChar w:fldCharType="begin"/>
-          </w:r>
-          <w:r>
-            <w:rPr>
-              <w:rFonts w:hint="eastAsia" w:ascii="宋体" w:hAnsi="宋体" w:eastAsia="宋体" w:cs="宋体"/>
+              <w:rFonts w:ascii="宋体" w:eastAsia="宋体" w:hAnsi="宋体" w:cs="宋体" w:hint="eastAsia"/>
+              <w:szCs w:val="24"/>
+            </w:rPr>
+            <w:fldChar w:fldCharType="begin"/>
+          </w:r>
+          <w:r>
+            <w:rPr>
+              <w:rFonts w:ascii="宋体" w:eastAsia="宋体" w:hAnsi="宋体" w:cs="宋体" w:hint="eastAsia"/>
               <w:szCs w:val="24"/>
             </w:rPr>
             <w:instrText xml:space="preserve"> HYPERLINK \l _Toc22012 </w:instrText>
           </w:r>
           <w:r>
             <w:rPr>
-              <w:rFonts w:hint="eastAsia" w:ascii="宋体" w:hAnsi="宋体" w:eastAsia="宋体" w:cs="宋体"/>
+              <w:rFonts w:ascii="宋体" w:eastAsia="宋体" w:hAnsi="宋体" w:cs="宋体" w:hint="eastAsia"/>
               <w:szCs w:val="24"/>
             </w:rPr>
             <w:fldChar w:fldCharType="separate"/>
@@ -1835,7 +1730,7 @@
           </w:r>
           <w:r>
             <w:rPr>
-              <w:rFonts w:hint="eastAsia" w:ascii="宋体" w:hAnsi="宋体" w:eastAsia="宋体" w:cs="宋体"/>
+              <w:rFonts w:ascii="宋体" w:eastAsia="宋体" w:hAnsi="宋体" w:cs="宋体" w:hint="eastAsia"/>
               <w:szCs w:val="24"/>
             </w:rPr>
             <w:fldChar w:fldCharType="end"/>
@@ -1843,28 +1738,28 @@
         </w:p>
         <w:p>
           <w:pPr>
-            <w:pStyle w:val="17"/>
+            <w:pStyle w:val="TOC2"/>
             <w:tabs>
               <w:tab w:val="right" w:leader="dot" w:pos="8306"/>
             </w:tabs>
           </w:pPr>
           <w:r>
             <w:rPr>
-              <w:rFonts w:hint="eastAsia" w:ascii="宋体" w:hAnsi="宋体" w:eastAsia="宋体" w:cs="宋体"/>
-              <w:szCs w:val="24"/>
-            </w:rPr>
-            <w:fldChar w:fldCharType="begin"/>
-          </w:r>
-          <w:r>
-            <w:rPr>
-              <w:rFonts w:hint="eastAsia" w:ascii="宋体" w:hAnsi="宋体" w:eastAsia="宋体" w:cs="宋体"/>
+              <w:rFonts w:ascii="宋体" w:eastAsia="宋体" w:hAnsi="宋体" w:cs="宋体" w:hint="eastAsia"/>
+              <w:szCs w:val="24"/>
+            </w:rPr>
+            <w:fldChar w:fldCharType="begin"/>
+          </w:r>
+          <w:r>
+            <w:rPr>
+              <w:rFonts w:ascii="宋体" w:eastAsia="宋体" w:hAnsi="宋体" w:cs="宋体" w:hint="eastAsia"/>
               <w:szCs w:val="24"/>
             </w:rPr>
             <w:instrText xml:space="preserve"> HYPERLINK \l _Toc7682 </w:instrText>
           </w:r>
           <w:r>
             <w:rPr>
-              <w:rFonts w:hint="eastAsia" w:ascii="宋体" w:hAnsi="宋体" w:eastAsia="宋体" w:cs="宋体"/>
+              <w:rFonts w:ascii="宋体" w:eastAsia="宋体" w:hAnsi="宋体" w:cs="宋体" w:hint="eastAsia"/>
               <w:szCs w:val="24"/>
             </w:rPr>
             <w:fldChar w:fldCharType="separate"/>
@@ -1903,7 +1798,7 @@
           </w:r>
           <w:r>
             <w:rPr>
-              <w:rFonts w:hint="eastAsia" w:ascii="宋体" w:hAnsi="宋体" w:eastAsia="宋体" w:cs="宋体"/>
+              <w:rFonts w:ascii="宋体" w:eastAsia="宋体" w:hAnsi="宋体" w:cs="宋体" w:hint="eastAsia"/>
               <w:szCs w:val="24"/>
             </w:rPr>
             <w:fldChar w:fldCharType="end"/>
@@ -1911,28 +1806,28 @@
         </w:p>
         <w:p>
           <w:pPr>
-            <w:pStyle w:val="17"/>
+            <w:pStyle w:val="TOC2"/>
             <w:tabs>
               <w:tab w:val="right" w:leader="dot" w:pos="8306"/>
             </w:tabs>
           </w:pPr>
           <w:r>
             <w:rPr>
-              <w:rFonts w:hint="eastAsia" w:ascii="宋体" w:hAnsi="宋体" w:eastAsia="宋体" w:cs="宋体"/>
-              <w:szCs w:val="24"/>
-            </w:rPr>
-            <w:fldChar w:fldCharType="begin"/>
-          </w:r>
-          <w:r>
-            <w:rPr>
-              <w:rFonts w:hint="eastAsia" w:ascii="宋体" w:hAnsi="宋体" w:eastAsia="宋体" w:cs="宋体"/>
+              <w:rFonts w:ascii="宋体" w:eastAsia="宋体" w:hAnsi="宋体" w:cs="宋体" w:hint="eastAsia"/>
+              <w:szCs w:val="24"/>
+            </w:rPr>
+            <w:fldChar w:fldCharType="begin"/>
+          </w:r>
+          <w:r>
+            <w:rPr>
+              <w:rFonts w:ascii="宋体" w:eastAsia="宋体" w:hAnsi="宋体" w:cs="宋体" w:hint="eastAsia"/>
               <w:szCs w:val="24"/>
             </w:rPr>
             <w:instrText xml:space="preserve"> HYPERLINK \l _Toc20251 </w:instrText>
           </w:r>
           <w:r>
             <w:rPr>
-              <w:rFonts w:hint="eastAsia" w:ascii="宋体" w:hAnsi="宋体" w:eastAsia="宋体" w:cs="宋体"/>
+              <w:rFonts w:ascii="宋体" w:eastAsia="宋体" w:hAnsi="宋体" w:cs="宋体" w:hint="eastAsia"/>
               <w:szCs w:val="24"/>
             </w:rPr>
             <w:fldChar w:fldCharType="separate"/>
@@ -1971,7 +1866,7 @@
           </w:r>
           <w:r>
             <w:rPr>
-              <w:rFonts w:hint="eastAsia" w:ascii="宋体" w:hAnsi="宋体" w:eastAsia="宋体" w:cs="宋体"/>
+              <w:rFonts w:ascii="宋体" w:eastAsia="宋体" w:hAnsi="宋体" w:cs="宋体" w:hint="eastAsia"/>
               <w:szCs w:val="24"/>
             </w:rPr>
             <w:fldChar w:fldCharType="end"/>
@@ -1979,28 +1874,28 @@
         </w:p>
         <w:p>
           <w:pPr>
-            <w:pStyle w:val="17"/>
+            <w:pStyle w:val="TOC2"/>
             <w:tabs>
               <w:tab w:val="right" w:leader="dot" w:pos="8306"/>
             </w:tabs>
           </w:pPr>
           <w:r>
             <w:rPr>
-              <w:rFonts w:hint="eastAsia" w:ascii="宋体" w:hAnsi="宋体" w:eastAsia="宋体" w:cs="宋体"/>
-              <w:szCs w:val="24"/>
-            </w:rPr>
-            <w:fldChar w:fldCharType="begin"/>
-          </w:r>
-          <w:r>
-            <w:rPr>
-              <w:rFonts w:hint="eastAsia" w:ascii="宋体" w:hAnsi="宋体" w:eastAsia="宋体" w:cs="宋体"/>
+              <w:rFonts w:ascii="宋体" w:eastAsia="宋体" w:hAnsi="宋体" w:cs="宋体" w:hint="eastAsia"/>
+              <w:szCs w:val="24"/>
+            </w:rPr>
+            <w:fldChar w:fldCharType="begin"/>
+          </w:r>
+          <w:r>
+            <w:rPr>
+              <w:rFonts w:ascii="宋体" w:eastAsia="宋体" w:hAnsi="宋体" w:cs="宋体" w:hint="eastAsia"/>
               <w:szCs w:val="24"/>
             </w:rPr>
             <w:instrText xml:space="preserve"> HYPERLINK \l _Toc25215 </w:instrText>
           </w:r>
           <w:r>
             <w:rPr>
-              <w:rFonts w:hint="eastAsia" w:ascii="宋体" w:hAnsi="宋体" w:eastAsia="宋体" w:cs="宋体"/>
+              <w:rFonts w:ascii="宋体" w:eastAsia="宋体" w:hAnsi="宋体" w:cs="宋体" w:hint="eastAsia"/>
               <w:szCs w:val="24"/>
             </w:rPr>
             <w:fldChar w:fldCharType="separate"/>
@@ -2039,7 +1934,7 @@
           </w:r>
           <w:r>
             <w:rPr>
-              <w:rFonts w:hint="eastAsia" w:ascii="宋体" w:hAnsi="宋体" w:eastAsia="宋体" w:cs="宋体"/>
+              <w:rFonts w:ascii="宋体" w:eastAsia="宋体" w:hAnsi="宋体" w:cs="宋体" w:hint="eastAsia"/>
               <w:szCs w:val="24"/>
             </w:rPr>
             <w:fldChar w:fldCharType="end"/>
@@ -2047,28 +1942,28 @@
         </w:p>
         <w:p>
           <w:pPr>
-            <w:pStyle w:val="13"/>
+            <w:pStyle w:val="TOC3"/>
             <w:tabs>
               <w:tab w:val="right" w:leader="dot" w:pos="8306"/>
             </w:tabs>
           </w:pPr>
           <w:r>
             <w:rPr>
-              <w:rFonts w:hint="eastAsia" w:ascii="宋体" w:hAnsi="宋体" w:eastAsia="宋体" w:cs="宋体"/>
-              <w:szCs w:val="24"/>
-            </w:rPr>
-            <w:fldChar w:fldCharType="begin"/>
-          </w:r>
-          <w:r>
-            <w:rPr>
-              <w:rFonts w:hint="eastAsia" w:ascii="宋体" w:hAnsi="宋体" w:eastAsia="宋体" w:cs="宋体"/>
+              <w:rFonts w:ascii="宋体" w:eastAsia="宋体" w:hAnsi="宋体" w:cs="宋体" w:hint="eastAsia"/>
+              <w:szCs w:val="24"/>
+            </w:rPr>
+            <w:fldChar w:fldCharType="begin"/>
+          </w:r>
+          <w:r>
+            <w:rPr>
+              <w:rFonts w:ascii="宋体" w:eastAsia="宋体" w:hAnsi="宋体" w:cs="宋体" w:hint="eastAsia"/>
               <w:szCs w:val="24"/>
             </w:rPr>
             <w:instrText xml:space="preserve"> HYPERLINK \l _Toc11701 </w:instrText>
           </w:r>
           <w:r>
             <w:rPr>
-              <w:rFonts w:hint="eastAsia" w:ascii="宋体" w:hAnsi="宋体" w:eastAsia="宋体" w:cs="宋体"/>
+              <w:rFonts w:ascii="宋体" w:eastAsia="宋体" w:hAnsi="宋体" w:cs="宋体" w:hint="eastAsia"/>
               <w:szCs w:val="24"/>
             </w:rPr>
             <w:fldChar w:fldCharType="separate"/>
@@ -2100,7 +1995,7 @@
           </w:r>
           <w:r>
             <w:rPr>
-              <w:rFonts w:hint="eastAsia" w:ascii="宋体" w:hAnsi="宋体" w:eastAsia="宋体" w:cs="宋体"/>
+              <w:rFonts w:ascii="宋体" w:eastAsia="宋体" w:hAnsi="宋体" w:cs="宋体" w:hint="eastAsia"/>
               <w:szCs w:val="24"/>
             </w:rPr>
             <w:fldChar w:fldCharType="end"/>
@@ -2108,28 +2003,28 @@
         </w:p>
         <w:p>
           <w:pPr>
-            <w:pStyle w:val="13"/>
+            <w:pStyle w:val="TOC3"/>
             <w:tabs>
               <w:tab w:val="right" w:leader="dot" w:pos="8306"/>
             </w:tabs>
           </w:pPr>
           <w:r>
             <w:rPr>
-              <w:rFonts w:hint="eastAsia" w:ascii="宋体" w:hAnsi="宋体" w:eastAsia="宋体" w:cs="宋体"/>
-              <w:szCs w:val="24"/>
-            </w:rPr>
-            <w:fldChar w:fldCharType="begin"/>
-          </w:r>
-          <w:r>
-            <w:rPr>
-              <w:rFonts w:hint="eastAsia" w:ascii="宋体" w:hAnsi="宋体" w:eastAsia="宋体" w:cs="宋体"/>
+              <w:rFonts w:ascii="宋体" w:eastAsia="宋体" w:hAnsi="宋体" w:cs="宋体" w:hint="eastAsia"/>
+              <w:szCs w:val="24"/>
+            </w:rPr>
+            <w:fldChar w:fldCharType="begin"/>
+          </w:r>
+          <w:r>
+            <w:rPr>
+              <w:rFonts w:ascii="宋体" w:eastAsia="宋体" w:hAnsi="宋体" w:cs="宋体" w:hint="eastAsia"/>
               <w:szCs w:val="24"/>
             </w:rPr>
             <w:instrText xml:space="preserve"> HYPERLINK \l _Toc3999 </w:instrText>
           </w:r>
           <w:r>
             <w:rPr>
-              <w:rFonts w:hint="eastAsia" w:ascii="宋体" w:hAnsi="宋体" w:eastAsia="宋体" w:cs="宋体"/>
+              <w:rFonts w:ascii="宋体" w:eastAsia="宋体" w:hAnsi="宋体" w:cs="宋体" w:hint="eastAsia"/>
               <w:szCs w:val="24"/>
             </w:rPr>
             <w:fldChar w:fldCharType="separate"/>
@@ -2161,7 +2056,7 @@
           </w:r>
           <w:r>
             <w:rPr>
-              <w:rFonts w:hint="eastAsia" w:ascii="宋体" w:hAnsi="宋体" w:eastAsia="宋体" w:cs="宋体"/>
+              <w:rFonts w:ascii="宋体" w:eastAsia="宋体" w:hAnsi="宋体" w:cs="宋体" w:hint="eastAsia"/>
               <w:szCs w:val="24"/>
             </w:rPr>
             <w:fldChar w:fldCharType="end"/>
@@ -2169,28 +2064,28 @@
         </w:p>
         <w:p>
           <w:pPr>
-            <w:pStyle w:val="13"/>
+            <w:pStyle w:val="TOC3"/>
             <w:tabs>
               <w:tab w:val="right" w:leader="dot" w:pos="8306"/>
             </w:tabs>
           </w:pPr>
           <w:r>
             <w:rPr>
-              <w:rFonts w:hint="eastAsia" w:ascii="宋体" w:hAnsi="宋体" w:eastAsia="宋体" w:cs="宋体"/>
-              <w:szCs w:val="24"/>
-            </w:rPr>
-            <w:fldChar w:fldCharType="begin"/>
-          </w:r>
-          <w:r>
-            <w:rPr>
-              <w:rFonts w:hint="eastAsia" w:ascii="宋体" w:hAnsi="宋体" w:eastAsia="宋体" w:cs="宋体"/>
+              <w:rFonts w:ascii="宋体" w:eastAsia="宋体" w:hAnsi="宋体" w:cs="宋体" w:hint="eastAsia"/>
+              <w:szCs w:val="24"/>
+            </w:rPr>
+            <w:fldChar w:fldCharType="begin"/>
+          </w:r>
+          <w:r>
+            <w:rPr>
+              <w:rFonts w:ascii="宋体" w:eastAsia="宋体" w:hAnsi="宋体" w:cs="宋体" w:hint="eastAsia"/>
               <w:szCs w:val="24"/>
             </w:rPr>
             <w:instrText xml:space="preserve"> HYPERLINK \l _Toc25644 </w:instrText>
           </w:r>
           <w:r>
             <w:rPr>
-              <w:rFonts w:hint="eastAsia" w:ascii="宋体" w:hAnsi="宋体" w:eastAsia="宋体" w:cs="宋体"/>
+              <w:rFonts w:ascii="宋体" w:eastAsia="宋体" w:hAnsi="宋体" w:cs="宋体" w:hint="eastAsia"/>
               <w:szCs w:val="24"/>
             </w:rPr>
             <w:fldChar w:fldCharType="separate"/>
@@ -2222,7 +2117,7 @@
           </w:r>
           <w:r>
             <w:rPr>
-              <w:rFonts w:hint="eastAsia" w:ascii="宋体" w:hAnsi="宋体" w:eastAsia="宋体" w:cs="宋体"/>
+              <w:rFonts w:ascii="宋体" w:eastAsia="宋体" w:hAnsi="宋体" w:cs="宋体" w:hint="eastAsia"/>
               <w:szCs w:val="24"/>
             </w:rPr>
             <w:fldChar w:fldCharType="end"/>
@@ -2230,28 +2125,28 @@
         </w:p>
         <w:p>
           <w:pPr>
-            <w:pStyle w:val="13"/>
+            <w:pStyle w:val="TOC3"/>
             <w:tabs>
               <w:tab w:val="right" w:leader="dot" w:pos="8306"/>
             </w:tabs>
           </w:pPr>
           <w:r>
             <w:rPr>
-              <w:rFonts w:hint="eastAsia" w:ascii="宋体" w:hAnsi="宋体" w:eastAsia="宋体" w:cs="宋体"/>
-              <w:szCs w:val="24"/>
-            </w:rPr>
-            <w:fldChar w:fldCharType="begin"/>
-          </w:r>
-          <w:r>
-            <w:rPr>
-              <w:rFonts w:hint="eastAsia" w:ascii="宋体" w:hAnsi="宋体" w:eastAsia="宋体" w:cs="宋体"/>
+              <w:rFonts w:ascii="宋体" w:eastAsia="宋体" w:hAnsi="宋体" w:cs="宋体" w:hint="eastAsia"/>
+              <w:szCs w:val="24"/>
+            </w:rPr>
+            <w:fldChar w:fldCharType="begin"/>
+          </w:r>
+          <w:r>
+            <w:rPr>
+              <w:rFonts w:ascii="宋体" w:eastAsia="宋体" w:hAnsi="宋体" w:cs="宋体" w:hint="eastAsia"/>
               <w:szCs w:val="24"/>
             </w:rPr>
             <w:instrText xml:space="preserve"> HYPERLINK \l _Toc26839 </w:instrText>
           </w:r>
           <w:r>
             <w:rPr>
-              <w:rFonts w:hint="eastAsia" w:ascii="宋体" w:hAnsi="宋体" w:eastAsia="宋体" w:cs="宋体"/>
+              <w:rFonts w:ascii="宋体" w:eastAsia="宋体" w:hAnsi="宋体" w:cs="宋体" w:hint="eastAsia"/>
               <w:szCs w:val="24"/>
             </w:rPr>
             <w:fldChar w:fldCharType="separate"/>
@@ -2290,7 +2185,7 @@
           </w:r>
           <w:r>
             <w:rPr>
-              <w:rFonts w:hint="eastAsia" w:ascii="宋体" w:hAnsi="宋体" w:eastAsia="宋体" w:cs="宋体"/>
+              <w:rFonts w:ascii="宋体" w:eastAsia="宋体" w:hAnsi="宋体" w:cs="宋体" w:hint="eastAsia"/>
               <w:szCs w:val="24"/>
             </w:rPr>
             <w:fldChar w:fldCharType="end"/>
@@ -2298,28 +2193,28 @@
         </w:p>
         <w:p>
           <w:pPr>
-            <w:pStyle w:val="13"/>
+            <w:pStyle w:val="TOC3"/>
             <w:tabs>
               <w:tab w:val="right" w:leader="dot" w:pos="8306"/>
             </w:tabs>
           </w:pPr>
           <w:r>
             <w:rPr>
-              <w:rFonts w:hint="eastAsia" w:ascii="宋体" w:hAnsi="宋体" w:eastAsia="宋体" w:cs="宋体"/>
-              <w:szCs w:val="24"/>
-            </w:rPr>
-            <w:fldChar w:fldCharType="begin"/>
-          </w:r>
-          <w:r>
-            <w:rPr>
-              <w:rFonts w:hint="eastAsia" w:ascii="宋体" w:hAnsi="宋体" w:eastAsia="宋体" w:cs="宋体"/>
+              <w:rFonts w:ascii="宋体" w:eastAsia="宋体" w:hAnsi="宋体" w:cs="宋体" w:hint="eastAsia"/>
+              <w:szCs w:val="24"/>
+            </w:rPr>
+            <w:fldChar w:fldCharType="begin"/>
+          </w:r>
+          <w:r>
+            <w:rPr>
+              <w:rFonts w:ascii="宋体" w:eastAsia="宋体" w:hAnsi="宋体" w:cs="宋体" w:hint="eastAsia"/>
               <w:szCs w:val="24"/>
             </w:rPr>
             <w:instrText xml:space="preserve"> HYPERLINK \l _Toc16467 </w:instrText>
           </w:r>
           <w:r>
             <w:rPr>
-              <w:rFonts w:hint="eastAsia" w:ascii="宋体" w:hAnsi="宋体" w:eastAsia="宋体" w:cs="宋体"/>
+              <w:rFonts w:ascii="宋体" w:eastAsia="宋体" w:hAnsi="宋体" w:cs="宋体" w:hint="eastAsia"/>
               <w:szCs w:val="24"/>
             </w:rPr>
             <w:fldChar w:fldCharType="separate"/>
@@ -2351,7 +2246,7 @@
           </w:r>
           <w:r>
             <w:rPr>
-              <w:rFonts w:hint="eastAsia" w:ascii="宋体" w:hAnsi="宋体" w:eastAsia="宋体" w:cs="宋体"/>
+              <w:rFonts w:ascii="宋体" w:eastAsia="宋体" w:hAnsi="宋体" w:cs="宋体" w:hint="eastAsia"/>
               <w:szCs w:val="24"/>
             </w:rPr>
             <w:fldChar w:fldCharType="end"/>
@@ -2359,28 +2254,28 @@
         </w:p>
         <w:p>
           <w:pPr>
-            <w:pStyle w:val="13"/>
+            <w:pStyle w:val="TOC3"/>
             <w:tabs>
               <w:tab w:val="right" w:leader="dot" w:pos="8306"/>
             </w:tabs>
           </w:pPr>
           <w:r>
             <w:rPr>
-              <w:rFonts w:hint="eastAsia" w:ascii="宋体" w:hAnsi="宋体" w:eastAsia="宋体" w:cs="宋体"/>
-              <w:szCs w:val="24"/>
-            </w:rPr>
-            <w:fldChar w:fldCharType="begin"/>
-          </w:r>
-          <w:r>
-            <w:rPr>
-              <w:rFonts w:hint="eastAsia" w:ascii="宋体" w:hAnsi="宋体" w:eastAsia="宋体" w:cs="宋体"/>
+              <w:rFonts w:ascii="宋体" w:eastAsia="宋体" w:hAnsi="宋体" w:cs="宋体" w:hint="eastAsia"/>
+              <w:szCs w:val="24"/>
+            </w:rPr>
+            <w:fldChar w:fldCharType="begin"/>
+          </w:r>
+          <w:r>
+            <w:rPr>
+              <w:rFonts w:ascii="宋体" w:eastAsia="宋体" w:hAnsi="宋体" w:cs="宋体" w:hint="eastAsia"/>
               <w:szCs w:val="24"/>
             </w:rPr>
             <w:instrText xml:space="preserve"> HYPERLINK \l _Toc1042 </w:instrText>
           </w:r>
           <w:r>
             <w:rPr>
-              <w:rFonts w:hint="eastAsia" w:ascii="宋体" w:hAnsi="宋体" w:eastAsia="宋体" w:cs="宋体"/>
+              <w:rFonts w:ascii="宋体" w:eastAsia="宋体" w:hAnsi="宋体" w:cs="宋体" w:hint="eastAsia"/>
               <w:szCs w:val="24"/>
             </w:rPr>
             <w:fldChar w:fldCharType="separate"/>
@@ -2412,7 +2307,7 @@
           </w:r>
           <w:r>
             <w:rPr>
-              <w:rFonts w:hint="eastAsia" w:ascii="宋体" w:hAnsi="宋体" w:eastAsia="宋体" w:cs="宋体"/>
+              <w:rFonts w:ascii="宋体" w:eastAsia="宋体" w:hAnsi="宋体" w:cs="宋体" w:hint="eastAsia"/>
               <w:szCs w:val="24"/>
             </w:rPr>
             <w:fldChar w:fldCharType="end"/>
@@ -2420,28 +2315,28 @@
         </w:p>
         <w:p>
           <w:pPr>
-            <w:pStyle w:val="16"/>
+            <w:pStyle w:val="TOC1"/>
             <w:tabs>
               <w:tab w:val="right" w:leader="dot" w:pos="8306"/>
             </w:tabs>
           </w:pPr>
           <w:r>
             <w:rPr>
-              <w:rFonts w:hint="eastAsia" w:ascii="宋体" w:hAnsi="宋体" w:eastAsia="宋体" w:cs="宋体"/>
-              <w:szCs w:val="24"/>
-            </w:rPr>
-            <w:fldChar w:fldCharType="begin"/>
-          </w:r>
-          <w:r>
-            <w:rPr>
-              <w:rFonts w:hint="eastAsia" w:ascii="宋体" w:hAnsi="宋体" w:eastAsia="宋体" w:cs="宋体"/>
+              <w:rFonts w:ascii="宋体" w:eastAsia="宋体" w:hAnsi="宋体" w:cs="宋体" w:hint="eastAsia"/>
+              <w:szCs w:val="24"/>
+            </w:rPr>
+            <w:fldChar w:fldCharType="begin"/>
+          </w:r>
+          <w:r>
+            <w:rPr>
+              <w:rFonts w:ascii="宋体" w:eastAsia="宋体" w:hAnsi="宋体" w:cs="宋体" w:hint="eastAsia"/>
               <w:szCs w:val="24"/>
             </w:rPr>
             <w:instrText xml:space="preserve"> HYPERLINK \l _Toc10796 </w:instrText>
           </w:r>
           <w:r>
             <w:rPr>
-              <w:rFonts w:hint="eastAsia" w:ascii="宋体" w:hAnsi="宋体" w:eastAsia="宋体" w:cs="宋体"/>
+              <w:rFonts w:ascii="宋体" w:eastAsia="宋体" w:hAnsi="宋体" w:cs="宋体" w:hint="eastAsia"/>
               <w:szCs w:val="24"/>
             </w:rPr>
             <w:fldChar w:fldCharType="separate"/>
@@ -2480,7 +2375,7 @@
           </w:r>
           <w:r>
             <w:rPr>
-              <w:rFonts w:hint="eastAsia" w:ascii="宋体" w:hAnsi="宋体" w:eastAsia="宋体" w:cs="宋体"/>
+              <w:rFonts w:ascii="宋体" w:eastAsia="宋体" w:hAnsi="宋体" w:cs="宋体" w:hint="eastAsia"/>
               <w:szCs w:val="24"/>
             </w:rPr>
             <w:fldChar w:fldCharType="end"/>
@@ -2488,28 +2383,28 @@
         </w:p>
         <w:p>
           <w:pPr>
-            <w:pStyle w:val="16"/>
+            <w:pStyle w:val="TOC1"/>
             <w:tabs>
               <w:tab w:val="right" w:leader="dot" w:pos="8306"/>
             </w:tabs>
           </w:pPr>
           <w:r>
             <w:rPr>
-              <w:rFonts w:hint="eastAsia" w:ascii="宋体" w:hAnsi="宋体" w:eastAsia="宋体" w:cs="宋体"/>
-              <w:szCs w:val="24"/>
-            </w:rPr>
-            <w:fldChar w:fldCharType="begin"/>
-          </w:r>
-          <w:r>
-            <w:rPr>
-              <w:rFonts w:hint="eastAsia" w:ascii="宋体" w:hAnsi="宋体" w:eastAsia="宋体" w:cs="宋体"/>
+              <w:rFonts w:ascii="宋体" w:eastAsia="宋体" w:hAnsi="宋体" w:cs="宋体" w:hint="eastAsia"/>
+              <w:szCs w:val="24"/>
+            </w:rPr>
+            <w:fldChar w:fldCharType="begin"/>
+          </w:r>
+          <w:r>
+            <w:rPr>
+              <w:rFonts w:ascii="宋体" w:eastAsia="宋体" w:hAnsi="宋体" w:cs="宋体" w:hint="eastAsia"/>
               <w:szCs w:val="24"/>
             </w:rPr>
             <w:instrText xml:space="preserve"> HYPERLINK \l _Toc13324 </w:instrText>
           </w:r>
           <w:r>
             <w:rPr>
-              <w:rFonts w:hint="eastAsia" w:ascii="宋体" w:hAnsi="宋体" w:eastAsia="宋体" w:cs="宋体"/>
+              <w:rFonts w:ascii="宋体" w:eastAsia="宋体" w:hAnsi="宋体" w:cs="宋体" w:hint="eastAsia"/>
               <w:szCs w:val="24"/>
             </w:rPr>
             <w:fldChar w:fldCharType="separate"/>
@@ -2547,7 +2442,7 @@
           </w:r>
           <w:r>
             <w:rPr>
-              <w:rFonts w:hint="eastAsia" w:ascii="宋体" w:hAnsi="宋体" w:eastAsia="宋体" w:cs="宋体"/>
+              <w:rFonts w:ascii="宋体" w:eastAsia="宋体" w:hAnsi="宋体" w:cs="宋体" w:hint="eastAsia"/>
               <w:szCs w:val="24"/>
             </w:rPr>
             <w:fldChar w:fldCharType="end"/>
@@ -2555,28 +2450,28 @@
         </w:p>
         <w:p>
           <w:pPr>
-            <w:pStyle w:val="17"/>
+            <w:pStyle w:val="TOC2"/>
             <w:tabs>
               <w:tab w:val="right" w:leader="dot" w:pos="8306"/>
             </w:tabs>
           </w:pPr>
           <w:r>
             <w:rPr>
-              <w:rFonts w:hint="eastAsia" w:ascii="宋体" w:hAnsi="宋体" w:eastAsia="宋体" w:cs="宋体"/>
-              <w:szCs w:val="24"/>
-            </w:rPr>
-            <w:fldChar w:fldCharType="begin"/>
-          </w:r>
-          <w:r>
-            <w:rPr>
-              <w:rFonts w:hint="eastAsia" w:ascii="宋体" w:hAnsi="宋体" w:eastAsia="宋体" w:cs="宋体"/>
+              <w:rFonts w:ascii="宋体" w:eastAsia="宋体" w:hAnsi="宋体" w:cs="宋体" w:hint="eastAsia"/>
+              <w:szCs w:val="24"/>
+            </w:rPr>
+            <w:fldChar w:fldCharType="begin"/>
+          </w:r>
+          <w:r>
+            <w:rPr>
+              <w:rFonts w:ascii="宋体" w:eastAsia="宋体" w:hAnsi="宋体" w:cs="宋体" w:hint="eastAsia"/>
               <w:szCs w:val="24"/>
             </w:rPr>
             <w:instrText xml:space="preserve"> HYPERLINK \l _Toc29012 </w:instrText>
           </w:r>
           <w:r>
             <w:rPr>
-              <w:rFonts w:hint="eastAsia" w:ascii="宋体" w:hAnsi="宋体" w:eastAsia="宋体" w:cs="宋体"/>
+              <w:rFonts w:ascii="宋体" w:eastAsia="宋体" w:hAnsi="宋体" w:cs="宋体" w:hint="eastAsia"/>
               <w:szCs w:val="24"/>
             </w:rPr>
             <w:fldChar w:fldCharType="separate"/>
@@ -2613,7 +2508,7 @@
           </w:r>
           <w:r>
             <w:rPr>
-              <w:rFonts w:hint="eastAsia" w:ascii="宋体" w:hAnsi="宋体" w:eastAsia="宋体" w:cs="宋体"/>
+              <w:rFonts w:ascii="宋体" w:eastAsia="宋体" w:hAnsi="宋体" w:cs="宋体" w:hint="eastAsia"/>
               <w:szCs w:val="24"/>
             </w:rPr>
             <w:fldChar w:fldCharType="end"/>
@@ -2621,28 +2516,28 @@
         </w:p>
         <w:p>
           <w:pPr>
-            <w:pStyle w:val="17"/>
+            <w:pStyle w:val="TOC2"/>
             <w:tabs>
               <w:tab w:val="right" w:leader="dot" w:pos="8306"/>
             </w:tabs>
           </w:pPr>
           <w:r>
             <w:rPr>
-              <w:rFonts w:hint="eastAsia" w:ascii="宋体" w:hAnsi="宋体" w:eastAsia="宋体" w:cs="宋体"/>
-              <w:szCs w:val="24"/>
-            </w:rPr>
-            <w:fldChar w:fldCharType="begin"/>
-          </w:r>
-          <w:r>
-            <w:rPr>
-              <w:rFonts w:hint="eastAsia" w:ascii="宋体" w:hAnsi="宋体" w:eastAsia="宋体" w:cs="宋体"/>
+              <w:rFonts w:ascii="宋体" w:eastAsia="宋体" w:hAnsi="宋体" w:cs="宋体" w:hint="eastAsia"/>
+              <w:szCs w:val="24"/>
+            </w:rPr>
+            <w:fldChar w:fldCharType="begin"/>
+          </w:r>
+          <w:r>
+            <w:rPr>
+              <w:rFonts w:ascii="宋体" w:eastAsia="宋体" w:hAnsi="宋体" w:cs="宋体" w:hint="eastAsia"/>
               <w:szCs w:val="24"/>
             </w:rPr>
             <w:instrText xml:space="preserve"> HYPERLINK \l _Toc31347 </w:instrText>
           </w:r>
           <w:r>
             <w:rPr>
-              <w:rFonts w:hint="eastAsia" w:ascii="宋体" w:hAnsi="宋体" w:eastAsia="宋体" w:cs="宋体"/>
+              <w:rFonts w:ascii="宋体" w:eastAsia="宋体" w:hAnsi="宋体" w:cs="宋体" w:hint="eastAsia"/>
               <w:szCs w:val="24"/>
             </w:rPr>
             <w:fldChar w:fldCharType="separate"/>
@@ -2679,7 +2574,7 @@
           </w:r>
           <w:r>
             <w:rPr>
-              <w:rFonts w:hint="eastAsia" w:ascii="宋体" w:hAnsi="宋体" w:eastAsia="宋体" w:cs="宋体"/>
+              <w:rFonts w:ascii="宋体" w:eastAsia="宋体" w:hAnsi="宋体" w:cs="宋体" w:hint="eastAsia"/>
               <w:szCs w:val="24"/>
             </w:rPr>
             <w:fldChar w:fldCharType="end"/>
@@ -2687,28 +2582,28 @@
         </w:p>
         <w:p>
           <w:pPr>
-            <w:pStyle w:val="17"/>
+            <w:pStyle w:val="TOC2"/>
             <w:tabs>
               <w:tab w:val="right" w:leader="dot" w:pos="8306"/>
             </w:tabs>
           </w:pPr>
           <w:r>
             <w:rPr>
-              <w:rFonts w:hint="eastAsia" w:ascii="宋体" w:hAnsi="宋体" w:eastAsia="宋体" w:cs="宋体"/>
-              <w:szCs w:val="24"/>
-            </w:rPr>
-            <w:fldChar w:fldCharType="begin"/>
-          </w:r>
-          <w:r>
-            <w:rPr>
-              <w:rFonts w:hint="eastAsia" w:ascii="宋体" w:hAnsi="宋体" w:eastAsia="宋体" w:cs="宋体"/>
+              <w:rFonts w:ascii="宋体" w:eastAsia="宋体" w:hAnsi="宋体" w:cs="宋体" w:hint="eastAsia"/>
+              <w:szCs w:val="24"/>
+            </w:rPr>
+            <w:fldChar w:fldCharType="begin"/>
+          </w:r>
+          <w:r>
+            <w:rPr>
+              <w:rFonts w:ascii="宋体" w:eastAsia="宋体" w:hAnsi="宋体" w:cs="宋体" w:hint="eastAsia"/>
               <w:szCs w:val="24"/>
             </w:rPr>
             <w:instrText xml:space="preserve"> HYPERLINK \l _Toc26402 </w:instrText>
           </w:r>
           <w:r>
             <w:rPr>
-              <w:rFonts w:hint="eastAsia" w:ascii="宋体" w:hAnsi="宋体" w:eastAsia="宋体" w:cs="宋体"/>
+              <w:rFonts w:ascii="宋体" w:eastAsia="宋体" w:hAnsi="宋体" w:cs="宋体" w:hint="eastAsia"/>
               <w:szCs w:val="24"/>
             </w:rPr>
             <w:fldChar w:fldCharType="separate"/>
@@ -2745,7 +2640,7 @@
           </w:r>
           <w:r>
             <w:rPr>
-              <w:rFonts w:hint="eastAsia" w:ascii="宋体" w:hAnsi="宋体" w:eastAsia="宋体" w:cs="宋体"/>
+              <w:rFonts w:ascii="宋体" w:eastAsia="宋体" w:hAnsi="宋体" w:cs="宋体" w:hint="eastAsia"/>
               <w:szCs w:val="24"/>
             </w:rPr>
             <w:fldChar w:fldCharType="end"/>
@@ -2753,28 +2648,28 @@
         </w:p>
         <w:p>
           <w:pPr>
-            <w:pStyle w:val="17"/>
+            <w:pStyle w:val="TOC2"/>
             <w:tabs>
               <w:tab w:val="right" w:leader="dot" w:pos="8306"/>
             </w:tabs>
           </w:pPr>
           <w:r>
             <w:rPr>
-              <w:rFonts w:hint="eastAsia" w:ascii="宋体" w:hAnsi="宋体" w:eastAsia="宋体" w:cs="宋体"/>
-              <w:szCs w:val="24"/>
-            </w:rPr>
-            <w:fldChar w:fldCharType="begin"/>
-          </w:r>
-          <w:r>
-            <w:rPr>
-              <w:rFonts w:hint="eastAsia" w:ascii="宋体" w:hAnsi="宋体" w:eastAsia="宋体" w:cs="宋体"/>
+              <w:rFonts w:ascii="宋体" w:eastAsia="宋体" w:hAnsi="宋体" w:cs="宋体" w:hint="eastAsia"/>
+              <w:szCs w:val="24"/>
+            </w:rPr>
+            <w:fldChar w:fldCharType="begin"/>
+          </w:r>
+          <w:r>
+            <w:rPr>
+              <w:rFonts w:ascii="宋体" w:eastAsia="宋体" w:hAnsi="宋体" w:cs="宋体" w:hint="eastAsia"/>
               <w:szCs w:val="24"/>
             </w:rPr>
             <w:instrText xml:space="preserve"> HYPERLINK \l _Toc26651 </w:instrText>
           </w:r>
           <w:r>
             <w:rPr>
-              <w:rFonts w:hint="eastAsia" w:ascii="宋体" w:hAnsi="宋体" w:eastAsia="宋体" w:cs="宋体"/>
+              <w:rFonts w:ascii="宋体" w:eastAsia="宋体" w:hAnsi="宋体" w:cs="宋体" w:hint="eastAsia"/>
               <w:szCs w:val="24"/>
             </w:rPr>
             <w:fldChar w:fldCharType="separate"/>
@@ -2811,7 +2706,7 @@
           </w:r>
           <w:r>
             <w:rPr>
-              <w:rFonts w:hint="eastAsia" w:ascii="宋体" w:hAnsi="宋体" w:eastAsia="宋体" w:cs="宋体"/>
+              <w:rFonts w:ascii="宋体" w:eastAsia="宋体" w:hAnsi="宋体" w:cs="宋体" w:hint="eastAsia"/>
               <w:szCs w:val="24"/>
             </w:rPr>
             <w:fldChar w:fldCharType="end"/>
@@ -2819,28 +2714,28 @@
         </w:p>
         <w:p>
           <w:pPr>
-            <w:pStyle w:val="17"/>
+            <w:pStyle w:val="TOC2"/>
             <w:tabs>
               <w:tab w:val="right" w:leader="dot" w:pos="8306"/>
             </w:tabs>
           </w:pPr>
           <w:r>
             <w:rPr>
-              <w:rFonts w:hint="eastAsia" w:ascii="宋体" w:hAnsi="宋体" w:eastAsia="宋体" w:cs="宋体"/>
-              <w:szCs w:val="24"/>
-            </w:rPr>
-            <w:fldChar w:fldCharType="begin"/>
-          </w:r>
-          <w:r>
-            <w:rPr>
-              <w:rFonts w:hint="eastAsia" w:ascii="宋体" w:hAnsi="宋体" w:eastAsia="宋体" w:cs="宋体"/>
+              <w:rFonts w:ascii="宋体" w:eastAsia="宋体" w:hAnsi="宋体" w:cs="宋体" w:hint="eastAsia"/>
+              <w:szCs w:val="24"/>
+            </w:rPr>
+            <w:fldChar w:fldCharType="begin"/>
+          </w:r>
+          <w:r>
+            <w:rPr>
+              <w:rFonts w:ascii="宋体" w:eastAsia="宋体" w:hAnsi="宋体" w:cs="宋体" w:hint="eastAsia"/>
               <w:szCs w:val="24"/>
             </w:rPr>
             <w:instrText xml:space="preserve"> HYPERLINK \l _Toc12943 </w:instrText>
           </w:r>
           <w:r>
             <w:rPr>
-              <w:rFonts w:hint="eastAsia" w:ascii="宋体" w:hAnsi="宋体" w:eastAsia="宋体" w:cs="宋体"/>
+              <w:rFonts w:ascii="宋体" w:eastAsia="宋体" w:hAnsi="宋体" w:cs="宋体" w:hint="eastAsia"/>
               <w:szCs w:val="24"/>
             </w:rPr>
             <w:fldChar w:fldCharType="separate"/>
@@ -2877,7 +2772,7 @@
           </w:r>
           <w:r>
             <w:rPr>
-              <w:rFonts w:hint="eastAsia" w:ascii="宋体" w:hAnsi="宋体" w:eastAsia="宋体" w:cs="宋体"/>
+              <w:rFonts w:ascii="宋体" w:eastAsia="宋体" w:hAnsi="宋体" w:cs="宋体" w:hint="eastAsia"/>
               <w:szCs w:val="24"/>
             </w:rPr>
             <w:fldChar w:fldCharType="end"/>
@@ -2885,28 +2780,28 @@
         </w:p>
         <w:p>
           <w:pPr>
-            <w:pStyle w:val="16"/>
+            <w:pStyle w:val="TOC1"/>
             <w:tabs>
               <w:tab w:val="right" w:leader="dot" w:pos="8306"/>
             </w:tabs>
           </w:pPr>
           <w:r>
             <w:rPr>
-              <w:rFonts w:hint="eastAsia" w:ascii="宋体" w:hAnsi="宋体" w:eastAsia="宋体" w:cs="宋体"/>
-              <w:szCs w:val="24"/>
-            </w:rPr>
-            <w:fldChar w:fldCharType="begin"/>
-          </w:r>
-          <w:r>
-            <w:rPr>
-              <w:rFonts w:hint="eastAsia" w:ascii="宋体" w:hAnsi="宋体" w:eastAsia="宋体" w:cs="宋体"/>
+              <w:rFonts w:ascii="宋体" w:eastAsia="宋体" w:hAnsi="宋体" w:cs="宋体" w:hint="eastAsia"/>
+              <w:szCs w:val="24"/>
+            </w:rPr>
+            <w:fldChar w:fldCharType="begin"/>
+          </w:r>
+          <w:r>
+            <w:rPr>
+              <w:rFonts w:ascii="宋体" w:eastAsia="宋体" w:hAnsi="宋体" w:cs="宋体" w:hint="eastAsia"/>
               <w:szCs w:val="24"/>
             </w:rPr>
             <w:instrText xml:space="preserve"> HYPERLINK \l _Toc17354 </w:instrText>
           </w:r>
           <w:r>
             <w:rPr>
-              <w:rFonts w:hint="eastAsia" w:ascii="宋体" w:hAnsi="宋体" w:eastAsia="宋体" w:cs="宋体"/>
+              <w:rFonts w:ascii="宋体" w:eastAsia="宋体" w:hAnsi="宋体" w:cs="宋体" w:hint="eastAsia"/>
               <w:szCs w:val="24"/>
             </w:rPr>
             <w:fldChar w:fldCharType="separate"/>
@@ -2945,7 +2840,7 @@
           </w:r>
           <w:r>
             <w:rPr>
-              <w:rFonts w:hint="eastAsia" w:ascii="宋体" w:hAnsi="宋体" w:eastAsia="宋体" w:cs="宋体"/>
+              <w:rFonts w:ascii="宋体" w:eastAsia="宋体" w:hAnsi="宋体" w:cs="宋体" w:hint="eastAsia"/>
               <w:szCs w:val="24"/>
             </w:rPr>
             <w:fldChar w:fldCharType="end"/>
@@ -2953,28 +2848,28 @@
         </w:p>
         <w:p>
           <w:pPr>
-            <w:pStyle w:val="17"/>
+            <w:pStyle w:val="TOC2"/>
             <w:tabs>
               <w:tab w:val="right" w:leader="dot" w:pos="8306"/>
             </w:tabs>
           </w:pPr>
           <w:r>
             <w:rPr>
-              <w:rFonts w:hint="eastAsia" w:ascii="宋体" w:hAnsi="宋体" w:eastAsia="宋体" w:cs="宋体"/>
-              <w:szCs w:val="24"/>
-            </w:rPr>
-            <w:fldChar w:fldCharType="begin"/>
-          </w:r>
-          <w:r>
-            <w:rPr>
-              <w:rFonts w:hint="eastAsia" w:ascii="宋体" w:hAnsi="宋体" w:eastAsia="宋体" w:cs="宋体"/>
+              <w:rFonts w:ascii="宋体" w:eastAsia="宋体" w:hAnsi="宋体" w:cs="宋体" w:hint="eastAsia"/>
+              <w:szCs w:val="24"/>
+            </w:rPr>
+            <w:fldChar w:fldCharType="begin"/>
+          </w:r>
+          <w:r>
+            <w:rPr>
+              <w:rFonts w:ascii="宋体" w:eastAsia="宋体" w:hAnsi="宋体" w:cs="宋体" w:hint="eastAsia"/>
               <w:szCs w:val="24"/>
             </w:rPr>
             <w:instrText xml:space="preserve"> HYPERLINK \l _Toc29771 </w:instrText>
           </w:r>
           <w:r>
             <w:rPr>
-              <w:rFonts w:hint="eastAsia" w:ascii="宋体" w:hAnsi="宋体" w:eastAsia="宋体" w:cs="宋体"/>
+              <w:rFonts w:ascii="宋体" w:eastAsia="宋体" w:hAnsi="宋体" w:cs="宋体" w:hint="eastAsia"/>
               <w:szCs w:val="24"/>
             </w:rPr>
             <w:fldChar w:fldCharType="separate"/>
@@ -3006,7 +2901,7 @@
           </w:r>
           <w:r>
             <w:rPr>
-              <w:rFonts w:hint="eastAsia" w:ascii="宋体" w:hAnsi="宋体" w:eastAsia="宋体" w:cs="宋体"/>
+              <w:rFonts w:ascii="宋体" w:eastAsia="宋体" w:hAnsi="宋体" w:cs="宋体" w:hint="eastAsia"/>
               <w:szCs w:val="24"/>
             </w:rPr>
             <w:fldChar w:fldCharType="end"/>
@@ -3014,28 +2909,28 @@
         </w:p>
         <w:p>
           <w:pPr>
-            <w:pStyle w:val="17"/>
+            <w:pStyle w:val="TOC2"/>
             <w:tabs>
               <w:tab w:val="right" w:leader="dot" w:pos="8306"/>
             </w:tabs>
           </w:pPr>
           <w:r>
             <w:rPr>
-              <w:rFonts w:hint="eastAsia" w:ascii="宋体" w:hAnsi="宋体" w:eastAsia="宋体" w:cs="宋体"/>
-              <w:szCs w:val="24"/>
-            </w:rPr>
-            <w:fldChar w:fldCharType="begin"/>
-          </w:r>
-          <w:r>
-            <w:rPr>
-              <w:rFonts w:hint="eastAsia" w:ascii="宋体" w:hAnsi="宋体" w:eastAsia="宋体" w:cs="宋体"/>
+              <w:rFonts w:ascii="宋体" w:eastAsia="宋体" w:hAnsi="宋体" w:cs="宋体" w:hint="eastAsia"/>
+              <w:szCs w:val="24"/>
+            </w:rPr>
+            <w:fldChar w:fldCharType="begin"/>
+          </w:r>
+          <w:r>
+            <w:rPr>
+              <w:rFonts w:ascii="宋体" w:eastAsia="宋体" w:hAnsi="宋体" w:cs="宋体" w:hint="eastAsia"/>
               <w:szCs w:val="24"/>
             </w:rPr>
             <w:instrText xml:space="preserve"> HYPERLINK \l _Toc21602 </w:instrText>
           </w:r>
           <w:r>
             <w:rPr>
-              <w:rFonts w:hint="eastAsia" w:ascii="宋体" w:hAnsi="宋体" w:eastAsia="宋体" w:cs="宋体"/>
+              <w:rFonts w:ascii="宋体" w:eastAsia="宋体" w:hAnsi="宋体" w:cs="宋体" w:hint="eastAsia"/>
               <w:szCs w:val="24"/>
             </w:rPr>
             <w:fldChar w:fldCharType="separate"/>
@@ -3067,7 +2962,7 @@
           </w:r>
           <w:r>
             <w:rPr>
-              <w:rFonts w:hint="eastAsia" w:ascii="宋体" w:hAnsi="宋体" w:eastAsia="宋体" w:cs="宋体"/>
+              <w:rFonts w:ascii="宋体" w:eastAsia="宋体" w:hAnsi="宋体" w:cs="宋体" w:hint="eastAsia"/>
               <w:szCs w:val="24"/>
             </w:rPr>
             <w:fldChar w:fldCharType="end"/>
@@ -3075,28 +2970,28 @@
         </w:p>
         <w:p>
           <w:pPr>
-            <w:pStyle w:val="13"/>
+            <w:pStyle w:val="TOC3"/>
             <w:tabs>
               <w:tab w:val="right" w:leader="dot" w:pos="8306"/>
             </w:tabs>
           </w:pPr>
           <w:r>
             <w:rPr>
-              <w:rFonts w:hint="eastAsia" w:ascii="宋体" w:hAnsi="宋体" w:eastAsia="宋体" w:cs="宋体"/>
-              <w:szCs w:val="24"/>
-            </w:rPr>
-            <w:fldChar w:fldCharType="begin"/>
-          </w:r>
-          <w:r>
-            <w:rPr>
-              <w:rFonts w:hint="eastAsia" w:ascii="宋体" w:hAnsi="宋体" w:eastAsia="宋体" w:cs="宋体"/>
+              <w:rFonts w:ascii="宋体" w:eastAsia="宋体" w:hAnsi="宋体" w:cs="宋体" w:hint="eastAsia"/>
+              <w:szCs w:val="24"/>
+            </w:rPr>
+            <w:fldChar w:fldCharType="begin"/>
+          </w:r>
+          <w:r>
+            <w:rPr>
+              <w:rFonts w:ascii="宋体" w:eastAsia="宋体" w:hAnsi="宋体" w:cs="宋体" w:hint="eastAsia"/>
               <w:szCs w:val="24"/>
             </w:rPr>
             <w:instrText xml:space="preserve"> HYPERLINK \l _Toc17596 </w:instrText>
           </w:r>
           <w:r>
             <w:rPr>
-              <w:rFonts w:hint="eastAsia" w:ascii="宋体" w:hAnsi="宋体" w:eastAsia="宋体" w:cs="宋体"/>
+              <w:rFonts w:ascii="宋体" w:eastAsia="宋体" w:hAnsi="宋体" w:cs="宋体" w:hint="eastAsia"/>
               <w:szCs w:val="24"/>
             </w:rPr>
             <w:fldChar w:fldCharType="separate"/>
@@ -3135,7 +3030,7 @@
           </w:r>
           <w:r>
             <w:rPr>
-              <w:rFonts w:hint="eastAsia" w:ascii="宋体" w:hAnsi="宋体" w:eastAsia="宋体" w:cs="宋体"/>
+              <w:rFonts w:ascii="宋体" w:eastAsia="宋体" w:hAnsi="宋体" w:cs="宋体" w:hint="eastAsia"/>
               <w:szCs w:val="24"/>
             </w:rPr>
             <w:fldChar w:fldCharType="end"/>
@@ -3143,28 +3038,28 @@
         </w:p>
         <w:p>
           <w:pPr>
-            <w:pStyle w:val="13"/>
+            <w:pStyle w:val="TOC3"/>
             <w:tabs>
               <w:tab w:val="right" w:leader="dot" w:pos="8306"/>
             </w:tabs>
           </w:pPr>
           <w:r>
             <w:rPr>
-              <w:rFonts w:hint="eastAsia" w:ascii="宋体" w:hAnsi="宋体" w:eastAsia="宋体" w:cs="宋体"/>
-              <w:szCs w:val="24"/>
-            </w:rPr>
-            <w:fldChar w:fldCharType="begin"/>
-          </w:r>
-          <w:r>
-            <w:rPr>
-              <w:rFonts w:hint="eastAsia" w:ascii="宋体" w:hAnsi="宋体" w:eastAsia="宋体" w:cs="宋体"/>
+              <w:rFonts w:ascii="宋体" w:eastAsia="宋体" w:hAnsi="宋体" w:cs="宋体" w:hint="eastAsia"/>
+              <w:szCs w:val="24"/>
+            </w:rPr>
+            <w:fldChar w:fldCharType="begin"/>
+          </w:r>
+          <w:r>
+            <w:rPr>
+              <w:rFonts w:ascii="宋体" w:eastAsia="宋体" w:hAnsi="宋体" w:cs="宋体" w:hint="eastAsia"/>
               <w:szCs w:val="24"/>
             </w:rPr>
             <w:instrText xml:space="preserve"> HYPERLINK \l _Toc20862 </w:instrText>
           </w:r>
           <w:r>
             <w:rPr>
-              <w:rFonts w:hint="eastAsia" w:ascii="宋体" w:hAnsi="宋体" w:eastAsia="宋体" w:cs="宋体"/>
+              <w:rFonts w:ascii="宋体" w:eastAsia="宋体" w:hAnsi="宋体" w:cs="宋体" w:hint="eastAsia"/>
               <w:szCs w:val="24"/>
             </w:rPr>
             <w:fldChar w:fldCharType="separate"/>
@@ -3196,7 +3091,7 @@
           </w:r>
           <w:r>
             <w:rPr>
-              <w:rFonts w:hint="eastAsia" w:ascii="宋体" w:hAnsi="宋体" w:eastAsia="宋体" w:cs="宋体"/>
+              <w:rFonts w:ascii="宋体" w:eastAsia="宋体" w:hAnsi="宋体" w:cs="宋体" w:hint="eastAsia"/>
               <w:szCs w:val="24"/>
             </w:rPr>
             <w:fldChar w:fldCharType="end"/>
@@ -3204,28 +3099,28 @@
         </w:p>
         <w:p>
           <w:pPr>
-            <w:pStyle w:val="13"/>
+            <w:pStyle w:val="TOC3"/>
             <w:tabs>
               <w:tab w:val="right" w:leader="dot" w:pos="8306"/>
             </w:tabs>
           </w:pPr>
           <w:r>
             <w:rPr>
-              <w:rFonts w:hint="eastAsia" w:ascii="宋体" w:hAnsi="宋体" w:eastAsia="宋体" w:cs="宋体"/>
-              <w:szCs w:val="24"/>
-            </w:rPr>
-            <w:fldChar w:fldCharType="begin"/>
-          </w:r>
-          <w:r>
-            <w:rPr>
-              <w:rFonts w:hint="eastAsia" w:ascii="宋体" w:hAnsi="宋体" w:eastAsia="宋体" w:cs="宋体"/>
+              <w:rFonts w:ascii="宋体" w:eastAsia="宋体" w:hAnsi="宋体" w:cs="宋体" w:hint="eastAsia"/>
+              <w:szCs w:val="24"/>
+            </w:rPr>
+            <w:fldChar w:fldCharType="begin"/>
+          </w:r>
+          <w:r>
+            <w:rPr>
+              <w:rFonts w:ascii="宋体" w:eastAsia="宋体" w:hAnsi="宋体" w:cs="宋体" w:hint="eastAsia"/>
               <w:szCs w:val="24"/>
             </w:rPr>
             <w:instrText xml:space="preserve"> HYPERLINK \l _Toc8889 </w:instrText>
           </w:r>
           <w:r>
             <w:rPr>
-              <w:rFonts w:hint="eastAsia" w:ascii="宋体" w:hAnsi="宋体" w:eastAsia="宋体" w:cs="宋体"/>
+              <w:rFonts w:ascii="宋体" w:eastAsia="宋体" w:hAnsi="宋体" w:cs="宋体" w:hint="eastAsia"/>
               <w:szCs w:val="24"/>
             </w:rPr>
             <w:fldChar w:fldCharType="separate"/>
@@ -3257,7 +3152,7 @@
           </w:r>
           <w:r>
             <w:rPr>
-              <w:rFonts w:hint="eastAsia" w:ascii="宋体" w:hAnsi="宋体" w:eastAsia="宋体" w:cs="宋体"/>
+              <w:rFonts w:ascii="宋体" w:eastAsia="宋体" w:hAnsi="宋体" w:cs="宋体" w:hint="eastAsia"/>
               <w:szCs w:val="24"/>
             </w:rPr>
             <w:fldChar w:fldCharType="end"/>
@@ -3265,28 +3160,28 @@
         </w:p>
         <w:p>
           <w:pPr>
-            <w:pStyle w:val="13"/>
+            <w:pStyle w:val="TOC3"/>
             <w:tabs>
               <w:tab w:val="right" w:leader="dot" w:pos="8306"/>
             </w:tabs>
           </w:pPr>
           <w:r>
             <w:rPr>
-              <w:rFonts w:hint="eastAsia" w:ascii="宋体" w:hAnsi="宋体" w:eastAsia="宋体" w:cs="宋体"/>
-              <w:szCs w:val="24"/>
-            </w:rPr>
-            <w:fldChar w:fldCharType="begin"/>
-          </w:r>
-          <w:r>
-            <w:rPr>
-              <w:rFonts w:hint="eastAsia" w:ascii="宋体" w:hAnsi="宋体" w:eastAsia="宋体" w:cs="宋体"/>
+              <w:rFonts w:ascii="宋体" w:eastAsia="宋体" w:hAnsi="宋体" w:cs="宋体" w:hint="eastAsia"/>
+              <w:szCs w:val="24"/>
+            </w:rPr>
+            <w:fldChar w:fldCharType="begin"/>
+          </w:r>
+          <w:r>
+            <w:rPr>
+              <w:rFonts w:ascii="宋体" w:eastAsia="宋体" w:hAnsi="宋体" w:cs="宋体" w:hint="eastAsia"/>
               <w:szCs w:val="24"/>
             </w:rPr>
             <w:instrText xml:space="preserve"> HYPERLINK \l _Toc21938 </w:instrText>
           </w:r>
           <w:r>
             <w:rPr>
-              <w:rFonts w:hint="eastAsia" w:ascii="宋体" w:hAnsi="宋体" w:eastAsia="宋体" w:cs="宋体"/>
+              <w:rFonts w:ascii="宋体" w:eastAsia="宋体" w:hAnsi="宋体" w:cs="宋体" w:hint="eastAsia"/>
               <w:szCs w:val="24"/>
             </w:rPr>
             <w:fldChar w:fldCharType="separate"/>
@@ -3325,7 +3220,7 @@
           </w:r>
           <w:r>
             <w:rPr>
-              <w:rFonts w:hint="eastAsia" w:ascii="宋体" w:hAnsi="宋体" w:eastAsia="宋体" w:cs="宋体"/>
+              <w:rFonts w:ascii="宋体" w:eastAsia="宋体" w:hAnsi="宋体" w:cs="宋体" w:hint="eastAsia"/>
               <w:szCs w:val="24"/>
             </w:rPr>
             <w:fldChar w:fldCharType="end"/>
@@ -3333,28 +3228,28 @@
         </w:p>
         <w:p>
           <w:pPr>
-            <w:pStyle w:val="13"/>
+            <w:pStyle w:val="TOC3"/>
             <w:tabs>
               <w:tab w:val="right" w:leader="dot" w:pos="8306"/>
             </w:tabs>
           </w:pPr>
           <w:r>
             <w:rPr>
-              <w:rFonts w:hint="eastAsia" w:ascii="宋体" w:hAnsi="宋体" w:eastAsia="宋体" w:cs="宋体"/>
-              <w:szCs w:val="24"/>
-            </w:rPr>
-            <w:fldChar w:fldCharType="begin"/>
-          </w:r>
-          <w:r>
-            <w:rPr>
-              <w:rFonts w:hint="eastAsia" w:ascii="宋体" w:hAnsi="宋体" w:eastAsia="宋体" w:cs="宋体"/>
+              <w:rFonts w:ascii="宋体" w:eastAsia="宋体" w:hAnsi="宋体" w:cs="宋体" w:hint="eastAsia"/>
+              <w:szCs w:val="24"/>
+            </w:rPr>
+            <w:fldChar w:fldCharType="begin"/>
+          </w:r>
+          <w:r>
+            <w:rPr>
+              <w:rFonts w:ascii="宋体" w:eastAsia="宋体" w:hAnsi="宋体" w:cs="宋体" w:hint="eastAsia"/>
               <w:szCs w:val="24"/>
             </w:rPr>
             <w:instrText xml:space="preserve"> HYPERLINK \l _Toc24886 </w:instrText>
           </w:r>
           <w:r>
             <w:rPr>
-              <w:rFonts w:hint="eastAsia" w:ascii="宋体" w:hAnsi="宋体" w:eastAsia="宋体" w:cs="宋体"/>
+              <w:rFonts w:ascii="宋体" w:eastAsia="宋体" w:hAnsi="宋体" w:cs="宋体" w:hint="eastAsia"/>
               <w:szCs w:val="24"/>
             </w:rPr>
             <w:fldChar w:fldCharType="separate"/>
@@ -3400,7 +3295,7 @@
           </w:r>
           <w:r>
             <w:rPr>
-              <w:rFonts w:hint="eastAsia" w:ascii="宋体" w:hAnsi="宋体" w:eastAsia="宋体" w:cs="宋体"/>
+              <w:rFonts w:ascii="宋体" w:eastAsia="宋体" w:hAnsi="宋体" w:cs="宋体" w:hint="eastAsia"/>
               <w:szCs w:val="24"/>
             </w:rPr>
             <w:fldChar w:fldCharType="end"/>
@@ -3408,28 +3303,28 @@
         </w:p>
         <w:p>
           <w:pPr>
-            <w:pStyle w:val="13"/>
+            <w:pStyle w:val="TOC3"/>
             <w:tabs>
               <w:tab w:val="right" w:leader="dot" w:pos="8306"/>
             </w:tabs>
           </w:pPr>
           <w:r>
             <w:rPr>
-              <w:rFonts w:hint="eastAsia" w:ascii="宋体" w:hAnsi="宋体" w:eastAsia="宋体" w:cs="宋体"/>
-              <w:szCs w:val="24"/>
-            </w:rPr>
-            <w:fldChar w:fldCharType="begin"/>
-          </w:r>
-          <w:r>
-            <w:rPr>
-              <w:rFonts w:hint="eastAsia" w:ascii="宋体" w:hAnsi="宋体" w:eastAsia="宋体" w:cs="宋体"/>
+              <w:rFonts w:ascii="宋体" w:eastAsia="宋体" w:hAnsi="宋体" w:cs="宋体" w:hint="eastAsia"/>
+              <w:szCs w:val="24"/>
+            </w:rPr>
+            <w:fldChar w:fldCharType="begin"/>
+          </w:r>
+          <w:r>
+            <w:rPr>
+              <w:rFonts w:ascii="宋体" w:eastAsia="宋体" w:hAnsi="宋体" w:cs="宋体" w:hint="eastAsia"/>
               <w:szCs w:val="24"/>
             </w:rPr>
             <w:instrText xml:space="preserve"> HYPERLINK \l _Toc18448 </w:instrText>
           </w:r>
           <w:r>
             <w:rPr>
-              <w:rFonts w:hint="eastAsia" w:ascii="宋体" w:hAnsi="宋体" w:eastAsia="宋体" w:cs="宋体"/>
+              <w:rFonts w:ascii="宋体" w:eastAsia="宋体" w:hAnsi="宋体" w:cs="宋体" w:hint="eastAsia"/>
               <w:szCs w:val="24"/>
             </w:rPr>
             <w:fldChar w:fldCharType="separate"/>
@@ -3468,7 +3363,7 @@
           </w:r>
           <w:r>
             <w:rPr>
-              <w:rFonts w:hint="eastAsia" w:ascii="宋体" w:hAnsi="宋体" w:eastAsia="宋体" w:cs="宋体"/>
+              <w:rFonts w:ascii="宋体" w:eastAsia="宋体" w:hAnsi="宋体" w:cs="宋体" w:hint="eastAsia"/>
               <w:szCs w:val="24"/>
             </w:rPr>
             <w:fldChar w:fldCharType="end"/>
@@ -3476,28 +3371,28 @@
         </w:p>
         <w:p>
           <w:pPr>
-            <w:pStyle w:val="17"/>
+            <w:pStyle w:val="TOC2"/>
             <w:tabs>
               <w:tab w:val="right" w:leader="dot" w:pos="8306"/>
             </w:tabs>
           </w:pPr>
           <w:r>
             <w:rPr>
-              <w:rFonts w:hint="eastAsia" w:ascii="宋体" w:hAnsi="宋体" w:eastAsia="宋体" w:cs="宋体"/>
-              <w:szCs w:val="24"/>
-            </w:rPr>
-            <w:fldChar w:fldCharType="begin"/>
-          </w:r>
-          <w:r>
-            <w:rPr>
-              <w:rFonts w:hint="eastAsia" w:ascii="宋体" w:hAnsi="宋体" w:eastAsia="宋体" w:cs="宋体"/>
+              <w:rFonts w:ascii="宋体" w:eastAsia="宋体" w:hAnsi="宋体" w:cs="宋体" w:hint="eastAsia"/>
+              <w:szCs w:val="24"/>
+            </w:rPr>
+            <w:fldChar w:fldCharType="begin"/>
+          </w:r>
+          <w:r>
+            <w:rPr>
+              <w:rFonts w:ascii="宋体" w:eastAsia="宋体" w:hAnsi="宋体" w:cs="宋体" w:hint="eastAsia"/>
               <w:szCs w:val="24"/>
             </w:rPr>
             <w:instrText xml:space="preserve"> HYPERLINK \l _Toc21313 </w:instrText>
           </w:r>
           <w:r>
             <w:rPr>
-              <w:rFonts w:hint="eastAsia" w:ascii="宋体" w:hAnsi="宋体" w:eastAsia="宋体" w:cs="宋体"/>
+              <w:rFonts w:ascii="宋体" w:eastAsia="宋体" w:hAnsi="宋体" w:cs="宋体" w:hint="eastAsia"/>
               <w:szCs w:val="24"/>
             </w:rPr>
             <w:fldChar w:fldCharType="separate"/>
@@ -3529,7 +3424,7 @@
           </w:r>
           <w:r>
             <w:rPr>
-              <w:rFonts w:hint="eastAsia" w:ascii="宋体" w:hAnsi="宋体" w:eastAsia="宋体" w:cs="宋体"/>
+              <w:rFonts w:ascii="宋体" w:eastAsia="宋体" w:hAnsi="宋体" w:cs="宋体" w:hint="eastAsia"/>
               <w:szCs w:val="24"/>
             </w:rPr>
             <w:fldChar w:fldCharType="end"/>
@@ -3537,28 +3432,28 @@
         </w:p>
         <w:p>
           <w:pPr>
-            <w:pStyle w:val="13"/>
+            <w:pStyle w:val="TOC3"/>
             <w:tabs>
               <w:tab w:val="right" w:leader="dot" w:pos="8306"/>
             </w:tabs>
           </w:pPr>
           <w:r>
             <w:rPr>
-              <w:rFonts w:hint="eastAsia" w:ascii="宋体" w:hAnsi="宋体" w:eastAsia="宋体" w:cs="宋体"/>
-              <w:szCs w:val="24"/>
-            </w:rPr>
-            <w:fldChar w:fldCharType="begin"/>
-          </w:r>
-          <w:r>
-            <w:rPr>
-              <w:rFonts w:hint="eastAsia" w:ascii="宋体" w:hAnsi="宋体" w:eastAsia="宋体" w:cs="宋体"/>
+              <w:rFonts w:ascii="宋体" w:eastAsia="宋体" w:hAnsi="宋体" w:cs="宋体" w:hint="eastAsia"/>
+              <w:szCs w:val="24"/>
+            </w:rPr>
+            <w:fldChar w:fldCharType="begin"/>
+          </w:r>
+          <w:r>
+            <w:rPr>
+              <w:rFonts w:ascii="宋体" w:eastAsia="宋体" w:hAnsi="宋体" w:cs="宋体" w:hint="eastAsia"/>
               <w:szCs w:val="24"/>
             </w:rPr>
             <w:instrText xml:space="preserve"> HYPERLINK \l _Toc7845 </w:instrText>
           </w:r>
           <w:r>
             <w:rPr>
-              <w:rFonts w:hint="eastAsia" w:ascii="宋体" w:hAnsi="宋体" w:eastAsia="宋体" w:cs="宋体"/>
+              <w:rFonts w:ascii="宋体" w:eastAsia="宋体" w:hAnsi="宋体" w:cs="宋体" w:hint="eastAsia"/>
               <w:szCs w:val="24"/>
             </w:rPr>
             <w:fldChar w:fldCharType="separate"/>
@@ -3590,7 +3485,7 @@
           </w:r>
           <w:r>
             <w:rPr>
-              <w:rFonts w:hint="eastAsia" w:ascii="宋体" w:hAnsi="宋体" w:eastAsia="宋体" w:cs="宋体"/>
+              <w:rFonts w:ascii="宋体" w:eastAsia="宋体" w:hAnsi="宋体" w:cs="宋体" w:hint="eastAsia"/>
               <w:szCs w:val="24"/>
             </w:rPr>
             <w:fldChar w:fldCharType="end"/>
@@ -3598,28 +3493,28 @@
         </w:p>
         <w:p>
           <w:pPr>
-            <w:pStyle w:val="13"/>
+            <w:pStyle w:val="TOC3"/>
             <w:tabs>
               <w:tab w:val="right" w:leader="dot" w:pos="8306"/>
             </w:tabs>
           </w:pPr>
           <w:r>
             <w:rPr>
-              <w:rFonts w:hint="eastAsia" w:ascii="宋体" w:hAnsi="宋体" w:eastAsia="宋体" w:cs="宋体"/>
-              <w:szCs w:val="24"/>
-            </w:rPr>
-            <w:fldChar w:fldCharType="begin"/>
-          </w:r>
-          <w:r>
-            <w:rPr>
-              <w:rFonts w:hint="eastAsia" w:ascii="宋体" w:hAnsi="宋体" w:eastAsia="宋体" w:cs="宋体"/>
+              <w:rFonts w:ascii="宋体" w:eastAsia="宋体" w:hAnsi="宋体" w:cs="宋体" w:hint="eastAsia"/>
+              <w:szCs w:val="24"/>
+            </w:rPr>
+            <w:fldChar w:fldCharType="begin"/>
+          </w:r>
+          <w:r>
+            <w:rPr>
+              <w:rFonts w:ascii="宋体" w:eastAsia="宋体" w:hAnsi="宋体" w:cs="宋体" w:hint="eastAsia"/>
               <w:szCs w:val="24"/>
             </w:rPr>
             <w:instrText xml:space="preserve"> HYPERLINK \l _Toc12544 </w:instrText>
           </w:r>
           <w:r>
             <w:rPr>
-              <w:rFonts w:hint="eastAsia" w:ascii="宋体" w:hAnsi="宋体" w:eastAsia="宋体" w:cs="宋体"/>
+              <w:rFonts w:ascii="宋体" w:eastAsia="宋体" w:hAnsi="宋体" w:cs="宋体" w:hint="eastAsia"/>
               <w:szCs w:val="24"/>
             </w:rPr>
             <w:fldChar w:fldCharType="separate"/>
@@ -3651,7 +3546,7 @@
           </w:r>
           <w:r>
             <w:rPr>
-              <w:rFonts w:hint="eastAsia" w:ascii="宋体" w:hAnsi="宋体" w:eastAsia="宋体" w:cs="宋体"/>
+              <w:rFonts w:ascii="宋体" w:eastAsia="宋体" w:hAnsi="宋体" w:cs="宋体" w:hint="eastAsia"/>
               <w:szCs w:val="24"/>
             </w:rPr>
             <w:fldChar w:fldCharType="end"/>
@@ -3659,28 +3554,28 @@
         </w:p>
         <w:p>
           <w:pPr>
-            <w:pStyle w:val="13"/>
+            <w:pStyle w:val="TOC3"/>
             <w:tabs>
               <w:tab w:val="right" w:leader="dot" w:pos="8306"/>
             </w:tabs>
           </w:pPr>
           <w:r>
             <w:rPr>
-              <w:rFonts w:hint="eastAsia" w:ascii="宋体" w:hAnsi="宋体" w:eastAsia="宋体" w:cs="宋体"/>
-              <w:szCs w:val="24"/>
-            </w:rPr>
-            <w:fldChar w:fldCharType="begin"/>
-          </w:r>
-          <w:r>
-            <w:rPr>
-              <w:rFonts w:hint="eastAsia" w:ascii="宋体" w:hAnsi="宋体" w:eastAsia="宋体" w:cs="宋体"/>
+              <w:rFonts w:ascii="宋体" w:eastAsia="宋体" w:hAnsi="宋体" w:cs="宋体" w:hint="eastAsia"/>
+              <w:szCs w:val="24"/>
+            </w:rPr>
+            <w:fldChar w:fldCharType="begin"/>
+          </w:r>
+          <w:r>
+            <w:rPr>
+              <w:rFonts w:ascii="宋体" w:eastAsia="宋体" w:hAnsi="宋体" w:cs="宋体" w:hint="eastAsia"/>
               <w:szCs w:val="24"/>
             </w:rPr>
             <w:instrText xml:space="preserve"> HYPERLINK \l _Toc10760 </w:instrText>
           </w:r>
           <w:r>
             <w:rPr>
-              <w:rFonts w:hint="eastAsia" w:ascii="宋体" w:hAnsi="宋体" w:eastAsia="宋体" w:cs="宋体"/>
+              <w:rFonts w:ascii="宋体" w:eastAsia="宋体" w:hAnsi="宋体" w:cs="宋体" w:hint="eastAsia"/>
               <w:szCs w:val="24"/>
             </w:rPr>
             <w:fldChar w:fldCharType="separate"/>
@@ -3712,7 +3607,7 @@
           </w:r>
           <w:r>
             <w:rPr>
-              <w:rFonts w:hint="eastAsia" w:ascii="宋体" w:hAnsi="宋体" w:eastAsia="宋体" w:cs="宋体"/>
+              <w:rFonts w:ascii="宋体" w:eastAsia="宋体" w:hAnsi="宋体" w:cs="宋体" w:hint="eastAsia"/>
               <w:szCs w:val="24"/>
             </w:rPr>
             <w:fldChar w:fldCharType="end"/>
@@ -3720,28 +3615,28 @@
         </w:p>
         <w:p>
           <w:pPr>
-            <w:pStyle w:val="13"/>
+            <w:pStyle w:val="TOC3"/>
             <w:tabs>
               <w:tab w:val="right" w:leader="dot" w:pos="8306"/>
             </w:tabs>
           </w:pPr>
           <w:r>
             <w:rPr>
-              <w:rFonts w:hint="eastAsia" w:ascii="宋体" w:hAnsi="宋体" w:eastAsia="宋体" w:cs="宋体"/>
-              <w:szCs w:val="24"/>
-            </w:rPr>
-            <w:fldChar w:fldCharType="begin"/>
-          </w:r>
-          <w:r>
-            <w:rPr>
-              <w:rFonts w:hint="eastAsia" w:ascii="宋体" w:hAnsi="宋体" w:eastAsia="宋体" w:cs="宋体"/>
+              <w:rFonts w:ascii="宋体" w:eastAsia="宋体" w:hAnsi="宋体" w:cs="宋体" w:hint="eastAsia"/>
+              <w:szCs w:val="24"/>
+            </w:rPr>
+            <w:fldChar w:fldCharType="begin"/>
+          </w:r>
+          <w:r>
+            <w:rPr>
+              <w:rFonts w:ascii="宋体" w:eastAsia="宋体" w:hAnsi="宋体" w:cs="宋体" w:hint="eastAsia"/>
               <w:szCs w:val="24"/>
             </w:rPr>
             <w:instrText xml:space="preserve"> HYPERLINK \l _Toc17812 </w:instrText>
           </w:r>
           <w:r>
             <w:rPr>
-              <w:rFonts w:hint="eastAsia" w:ascii="宋体" w:hAnsi="宋体" w:eastAsia="宋体" w:cs="宋体"/>
+              <w:rFonts w:ascii="宋体" w:eastAsia="宋体" w:hAnsi="宋体" w:cs="宋体" w:hint="eastAsia"/>
               <w:szCs w:val="24"/>
             </w:rPr>
             <w:fldChar w:fldCharType="separate"/>
@@ -3780,7 +3675,7 @@
           </w:r>
           <w:r>
             <w:rPr>
-              <w:rFonts w:hint="eastAsia" w:ascii="宋体" w:hAnsi="宋体" w:eastAsia="宋体" w:cs="宋体"/>
+              <w:rFonts w:ascii="宋体" w:eastAsia="宋体" w:hAnsi="宋体" w:cs="宋体" w:hint="eastAsia"/>
               <w:szCs w:val="24"/>
             </w:rPr>
             <w:fldChar w:fldCharType="end"/>
@@ -3788,28 +3683,28 @@
         </w:p>
         <w:p>
           <w:pPr>
-            <w:pStyle w:val="13"/>
+            <w:pStyle w:val="TOC3"/>
             <w:tabs>
               <w:tab w:val="right" w:leader="dot" w:pos="8306"/>
             </w:tabs>
           </w:pPr>
           <w:r>
             <w:rPr>
-              <w:rFonts w:hint="eastAsia" w:ascii="宋体" w:hAnsi="宋体" w:eastAsia="宋体" w:cs="宋体"/>
-              <w:szCs w:val="24"/>
-            </w:rPr>
-            <w:fldChar w:fldCharType="begin"/>
-          </w:r>
-          <w:r>
-            <w:rPr>
-              <w:rFonts w:hint="eastAsia" w:ascii="宋体" w:hAnsi="宋体" w:eastAsia="宋体" w:cs="宋体"/>
+              <w:rFonts w:ascii="宋体" w:eastAsia="宋体" w:hAnsi="宋体" w:cs="宋体" w:hint="eastAsia"/>
+              <w:szCs w:val="24"/>
+            </w:rPr>
+            <w:fldChar w:fldCharType="begin"/>
+          </w:r>
+          <w:r>
+            <w:rPr>
+              <w:rFonts w:ascii="宋体" w:eastAsia="宋体" w:hAnsi="宋体" w:cs="宋体" w:hint="eastAsia"/>
               <w:szCs w:val="24"/>
             </w:rPr>
             <w:instrText xml:space="preserve"> HYPERLINK \l _Toc23090 </w:instrText>
           </w:r>
           <w:r>
             <w:rPr>
-              <w:rFonts w:hint="eastAsia" w:ascii="宋体" w:hAnsi="宋体" w:eastAsia="宋体" w:cs="宋体"/>
+              <w:rFonts w:ascii="宋体" w:eastAsia="宋体" w:hAnsi="宋体" w:cs="宋体" w:hint="eastAsia"/>
               <w:szCs w:val="24"/>
             </w:rPr>
             <w:fldChar w:fldCharType="separate"/>
@@ -3848,7 +3743,7 @@
           </w:r>
           <w:r>
             <w:rPr>
-              <w:rFonts w:hint="eastAsia" w:ascii="宋体" w:hAnsi="宋体" w:eastAsia="宋体" w:cs="宋体"/>
+              <w:rFonts w:ascii="宋体" w:eastAsia="宋体" w:hAnsi="宋体" w:cs="宋体" w:hint="eastAsia"/>
               <w:szCs w:val="24"/>
             </w:rPr>
             <w:fldChar w:fldCharType="end"/>
@@ -3856,28 +3751,28 @@
         </w:p>
         <w:p>
           <w:pPr>
-            <w:pStyle w:val="13"/>
+            <w:pStyle w:val="TOC3"/>
             <w:tabs>
               <w:tab w:val="right" w:leader="dot" w:pos="8306"/>
             </w:tabs>
           </w:pPr>
           <w:r>
             <w:rPr>
-              <w:rFonts w:hint="eastAsia" w:ascii="宋体" w:hAnsi="宋体" w:eastAsia="宋体" w:cs="宋体"/>
-              <w:szCs w:val="24"/>
-            </w:rPr>
-            <w:fldChar w:fldCharType="begin"/>
-          </w:r>
-          <w:r>
-            <w:rPr>
-              <w:rFonts w:hint="eastAsia" w:ascii="宋体" w:hAnsi="宋体" w:eastAsia="宋体" w:cs="宋体"/>
+              <w:rFonts w:ascii="宋体" w:eastAsia="宋体" w:hAnsi="宋体" w:cs="宋体" w:hint="eastAsia"/>
+              <w:szCs w:val="24"/>
+            </w:rPr>
+            <w:fldChar w:fldCharType="begin"/>
+          </w:r>
+          <w:r>
+            <w:rPr>
+              <w:rFonts w:ascii="宋体" w:eastAsia="宋体" w:hAnsi="宋体" w:cs="宋体" w:hint="eastAsia"/>
               <w:szCs w:val="24"/>
             </w:rPr>
             <w:instrText xml:space="preserve"> HYPERLINK \l _Toc13574 </w:instrText>
           </w:r>
           <w:r>
             <w:rPr>
-              <w:rFonts w:hint="eastAsia" w:ascii="宋体" w:hAnsi="宋体" w:eastAsia="宋体" w:cs="宋体"/>
+              <w:rFonts w:ascii="宋体" w:eastAsia="宋体" w:hAnsi="宋体" w:cs="宋体" w:hint="eastAsia"/>
               <w:szCs w:val="24"/>
             </w:rPr>
             <w:fldChar w:fldCharType="separate"/>
@@ -3916,7 +3811,7 @@
           </w:r>
           <w:r>
             <w:rPr>
-              <w:rFonts w:hint="eastAsia" w:ascii="宋体" w:hAnsi="宋体" w:eastAsia="宋体" w:cs="宋体"/>
+              <w:rFonts w:ascii="宋体" w:eastAsia="宋体" w:hAnsi="宋体" w:cs="宋体" w:hint="eastAsia"/>
               <w:szCs w:val="24"/>
             </w:rPr>
             <w:fldChar w:fldCharType="end"/>
@@ -3924,28 +3819,28 @@
         </w:p>
         <w:p>
           <w:pPr>
-            <w:pStyle w:val="17"/>
+            <w:pStyle w:val="TOC2"/>
             <w:tabs>
               <w:tab w:val="right" w:leader="dot" w:pos="8306"/>
             </w:tabs>
           </w:pPr>
           <w:r>
             <w:rPr>
-              <w:rFonts w:hint="eastAsia" w:ascii="宋体" w:hAnsi="宋体" w:eastAsia="宋体" w:cs="宋体"/>
-              <w:szCs w:val="24"/>
-            </w:rPr>
-            <w:fldChar w:fldCharType="begin"/>
-          </w:r>
-          <w:r>
-            <w:rPr>
-              <w:rFonts w:hint="eastAsia" w:ascii="宋体" w:hAnsi="宋体" w:eastAsia="宋体" w:cs="宋体"/>
+              <w:rFonts w:ascii="宋体" w:eastAsia="宋体" w:hAnsi="宋体" w:cs="宋体" w:hint="eastAsia"/>
+              <w:szCs w:val="24"/>
+            </w:rPr>
+            <w:fldChar w:fldCharType="begin"/>
+          </w:r>
+          <w:r>
+            <w:rPr>
+              <w:rFonts w:ascii="宋体" w:eastAsia="宋体" w:hAnsi="宋体" w:cs="宋体" w:hint="eastAsia"/>
               <w:szCs w:val="24"/>
             </w:rPr>
             <w:instrText xml:space="preserve"> HYPERLINK \l _Toc12080 </w:instrText>
           </w:r>
           <w:r>
             <w:rPr>
-              <w:rFonts w:hint="eastAsia" w:ascii="宋体" w:hAnsi="宋体" w:eastAsia="宋体" w:cs="宋体"/>
+              <w:rFonts w:ascii="宋体" w:eastAsia="宋体" w:hAnsi="宋体" w:cs="宋体" w:hint="eastAsia"/>
               <w:szCs w:val="24"/>
             </w:rPr>
             <w:fldChar w:fldCharType="separate"/>
@@ -3977,7 +3872,7 @@
           </w:r>
           <w:r>
             <w:rPr>
-              <w:rFonts w:hint="eastAsia" w:ascii="宋体" w:hAnsi="宋体" w:eastAsia="宋体" w:cs="宋体"/>
+              <w:rFonts w:ascii="宋体" w:eastAsia="宋体" w:hAnsi="宋体" w:cs="宋体" w:hint="eastAsia"/>
               <w:szCs w:val="24"/>
             </w:rPr>
             <w:fldChar w:fldCharType="end"/>
@@ -3985,28 +3880,28 @@
         </w:p>
         <w:p>
           <w:pPr>
-            <w:pStyle w:val="13"/>
+            <w:pStyle w:val="TOC3"/>
             <w:tabs>
               <w:tab w:val="right" w:leader="dot" w:pos="8306"/>
             </w:tabs>
           </w:pPr>
           <w:r>
             <w:rPr>
-              <w:rFonts w:hint="eastAsia" w:ascii="宋体" w:hAnsi="宋体" w:eastAsia="宋体" w:cs="宋体"/>
-              <w:szCs w:val="24"/>
-            </w:rPr>
-            <w:fldChar w:fldCharType="begin"/>
-          </w:r>
-          <w:r>
-            <w:rPr>
-              <w:rFonts w:hint="eastAsia" w:ascii="宋体" w:hAnsi="宋体" w:eastAsia="宋体" w:cs="宋体"/>
+              <w:rFonts w:ascii="宋体" w:eastAsia="宋体" w:hAnsi="宋体" w:cs="宋体" w:hint="eastAsia"/>
+              <w:szCs w:val="24"/>
+            </w:rPr>
+            <w:fldChar w:fldCharType="begin"/>
+          </w:r>
+          <w:r>
+            <w:rPr>
+              <w:rFonts w:ascii="宋体" w:eastAsia="宋体" w:hAnsi="宋体" w:cs="宋体" w:hint="eastAsia"/>
               <w:szCs w:val="24"/>
             </w:rPr>
             <w:instrText xml:space="preserve"> HYPERLINK \l _Toc25260 </w:instrText>
           </w:r>
           <w:r>
             <w:rPr>
-              <w:rFonts w:hint="eastAsia" w:ascii="宋体" w:hAnsi="宋体" w:eastAsia="宋体" w:cs="宋体"/>
+              <w:rFonts w:ascii="宋体" w:eastAsia="宋体" w:hAnsi="宋体" w:cs="宋体" w:hint="eastAsia"/>
               <w:szCs w:val="24"/>
             </w:rPr>
             <w:fldChar w:fldCharType="separate"/>
@@ -4052,7 +3947,7 @@
           </w:r>
           <w:r>
             <w:rPr>
-              <w:rFonts w:hint="eastAsia" w:ascii="宋体" w:hAnsi="宋体" w:eastAsia="宋体" w:cs="宋体"/>
+              <w:rFonts w:ascii="宋体" w:eastAsia="宋体" w:hAnsi="宋体" w:cs="宋体" w:hint="eastAsia"/>
               <w:szCs w:val="24"/>
             </w:rPr>
             <w:fldChar w:fldCharType="end"/>
@@ -4060,28 +3955,28 @@
         </w:p>
         <w:p>
           <w:pPr>
-            <w:pStyle w:val="13"/>
+            <w:pStyle w:val="TOC3"/>
             <w:tabs>
               <w:tab w:val="right" w:leader="dot" w:pos="8306"/>
             </w:tabs>
           </w:pPr>
           <w:r>
             <w:rPr>
-              <w:rFonts w:hint="eastAsia" w:ascii="宋体" w:hAnsi="宋体" w:eastAsia="宋体" w:cs="宋体"/>
-              <w:szCs w:val="24"/>
-            </w:rPr>
-            <w:fldChar w:fldCharType="begin"/>
-          </w:r>
-          <w:r>
-            <w:rPr>
-              <w:rFonts w:hint="eastAsia" w:ascii="宋体" w:hAnsi="宋体" w:eastAsia="宋体" w:cs="宋体"/>
+              <w:rFonts w:ascii="宋体" w:eastAsia="宋体" w:hAnsi="宋体" w:cs="宋体" w:hint="eastAsia"/>
+              <w:szCs w:val="24"/>
+            </w:rPr>
+            <w:fldChar w:fldCharType="begin"/>
+          </w:r>
+          <w:r>
+            <w:rPr>
+              <w:rFonts w:ascii="宋体" w:eastAsia="宋体" w:hAnsi="宋体" w:cs="宋体" w:hint="eastAsia"/>
               <w:szCs w:val="24"/>
             </w:rPr>
             <w:instrText xml:space="preserve"> HYPERLINK \l _Toc23678 </w:instrText>
           </w:r>
           <w:r>
             <w:rPr>
-              <w:rFonts w:hint="eastAsia" w:ascii="宋体" w:hAnsi="宋体" w:eastAsia="宋体" w:cs="宋体"/>
+              <w:rFonts w:ascii="宋体" w:eastAsia="宋体" w:hAnsi="宋体" w:cs="宋体" w:hint="eastAsia"/>
               <w:szCs w:val="24"/>
             </w:rPr>
             <w:fldChar w:fldCharType="separate"/>
@@ -4113,7 +4008,7 @@
           </w:r>
           <w:r>
             <w:rPr>
-              <w:rFonts w:hint="eastAsia" w:ascii="宋体" w:hAnsi="宋体" w:eastAsia="宋体" w:cs="宋体"/>
+              <w:rFonts w:ascii="宋体" w:eastAsia="宋体" w:hAnsi="宋体" w:cs="宋体" w:hint="eastAsia"/>
               <w:szCs w:val="24"/>
             </w:rPr>
             <w:fldChar w:fldCharType="end"/>
@@ -4121,28 +4016,28 @@
         </w:p>
         <w:p>
           <w:pPr>
-            <w:pStyle w:val="13"/>
+            <w:pStyle w:val="TOC3"/>
             <w:tabs>
               <w:tab w:val="right" w:leader="dot" w:pos="8306"/>
             </w:tabs>
           </w:pPr>
           <w:r>
             <w:rPr>
-              <w:rFonts w:hint="eastAsia" w:ascii="宋体" w:hAnsi="宋体" w:eastAsia="宋体" w:cs="宋体"/>
-              <w:szCs w:val="24"/>
-            </w:rPr>
-            <w:fldChar w:fldCharType="begin"/>
-          </w:r>
-          <w:r>
-            <w:rPr>
-              <w:rFonts w:hint="eastAsia" w:ascii="宋体" w:hAnsi="宋体" w:eastAsia="宋体" w:cs="宋体"/>
+              <w:rFonts w:ascii="宋体" w:eastAsia="宋体" w:hAnsi="宋体" w:cs="宋体" w:hint="eastAsia"/>
+              <w:szCs w:val="24"/>
+            </w:rPr>
+            <w:fldChar w:fldCharType="begin"/>
+          </w:r>
+          <w:r>
+            <w:rPr>
+              <w:rFonts w:ascii="宋体" w:eastAsia="宋体" w:hAnsi="宋体" w:cs="宋体" w:hint="eastAsia"/>
               <w:szCs w:val="24"/>
             </w:rPr>
             <w:instrText xml:space="preserve"> HYPERLINK \l _Toc934 </w:instrText>
           </w:r>
           <w:r>
             <w:rPr>
-              <w:rFonts w:hint="eastAsia" w:ascii="宋体" w:hAnsi="宋体" w:eastAsia="宋体" w:cs="宋体"/>
+              <w:rFonts w:ascii="宋体" w:eastAsia="宋体" w:hAnsi="宋体" w:cs="宋体" w:hint="eastAsia"/>
               <w:szCs w:val="24"/>
             </w:rPr>
             <w:fldChar w:fldCharType="separate"/>
@@ -4174,7 +4069,7 @@
           </w:r>
           <w:r>
             <w:rPr>
-              <w:rFonts w:hint="eastAsia" w:ascii="宋体" w:hAnsi="宋体" w:eastAsia="宋体" w:cs="宋体"/>
+              <w:rFonts w:ascii="宋体" w:eastAsia="宋体" w:hAnsi="宋体" w:cs="宋体" w:hint="eastAsia"/>
               <w:szCs w:val="24"/>
             </w:rPr>
             <w:fldChar w:fldCharType="end"/>
@@ -4182,28 +4077,28 @@
         </w:p>
         <w:p>
           <w:pPr>
-            <w:pStyle w:val="17"/>
+            <w:pStyle w:val="TOC2"/>
             <w:tabs>
               <w:tab w:val="right" w:leader="dot" w:pos="8306"/>
             </w:tabs>
           </w:pPr>
           <w:r>
             <w:rPr>
-              <w:rFonts w:hint="eastAsia" w:ascii="宋体" w:hAnsi="宋体" w:eastAsia="宋体" w:cs="宋体"/>
-              <w:szCs w:val="24"/>
-            </w:rPr>
-            <w:fldChar w:fldCharType="begin"/>
-          </w:r>
-          <w:r>
-            <w:rPr>
-              <w:rFonts w:hint="eastAsia" w:ascii="宋体" w:hAnsi="宋体" w:eastAsia="宋体" w:cs="宋体"/>
+              <w:rFonts w:ascii="宋体" w:eastAsia="宋体" w:hAnsi="宋体" w:cs="宋体" w:hint="eastAsia"/>
+              <w:szCs w:val="24"/>
+            </w:rPr>
+            <w:fldChar w:fldCharType="begin"/>
+          </w:r>
+          <w:r>
+            <w:rPr>
+              <w:rFonts w:ascii="宋体" w:eastAsia="宋体" w:hAnsi="宋体" w:cs="宋体" w:hint="eastAsia"/>
               <w:szCs w:val="24"/>
             </w:rPr>
             <w:instrText xml:space="preserve"> HYPERLINK \l _Toc7169 </w:instrText>
           </w:r>
           <w:r>
             <w:rPr>
-              <w:rFonts w:hint="eastAsia" w:ascii="宋体" w:hAnsi="宋体" w:eastAsia="宋体" w:cs="宋体"/>
+              <w:rFonts w:ascii="宋体" w:eastAsia="宋体" w:hAnsi="宋体" w:cs="宋体" w:hint="eastAsia"/>
               <w:szCs w:val="24"/>
             </w:rPr>
             <w:fldChar w:fldCharType="separate"/>
@@ -4235,7 +4130,7 @@
           </w:r>
           <w:r>
             <w:rPr>
-              <w:rFonts w:hint="eastAsia" w:ascii="宋体" w:hAnsi="宋体" w:eastAsia="宋体" w:cs="宋体"/>
+              <w:rFonts w:ascii="宋体" w:eastAsia="宋体" w:hAnsi="宋体" w:cs="宋体" w:hint="eastAsia"/>
               <w:szCs w:val="24"/>
             </w:rPr>
             <w:fldChar w:fldCharType="end"/>
@@ -4243,28 +4138,28 @@
         </w:p>
         <w:p>
           <w:pPr>
-            <w:pStyle w:val="13"/>
+            <w:pStyle w:val="TOC3"/>
             <w:tabs>
               <w:tab w:val="right" w:leader="dot" w:pos="8306"/>
             </w:tabs>
           </w:pPr>
           <w:r>
             <w:rPr>
-              <w:rFonts w:hint="eastAsia" w:ascii="宋体" w:hAnsi="宋体" w:eastAsia="宋体" w:cs="宋体"/>
-              <w:szCs w:val="24"/>
-            </w:rPr>
-            <w:fldChar w:fldCharType="begin"/>
-          </w:r>
-          <w:r>
-            <w:rPr>
-              <w:rFonts w:hint="eastAsia" w:ascii="宋体" w:hAnsi="宋体" w:eastAsia="宋体" w:cs="宋体"/>
+              <w:rFonts w:ascii="宋体" w:eastAsia="宋体" w:hAnsi="宋体" w:cs="宋体" w:hint="eastAsia"/>
+              <w:szCs w:val="24"/>
+            </w:rPr>
+            <w:fldChar w:fldCharType="begin"/>
+          </w:r>
+          <w:r>
+            <w:rPr>
+              <w:rFonts w:ascii="宋体" w:eastAsia="宋体" w:hAnsi="宋体" w:cs="宋体" w:hint="eastAsia"/>
               <w:szCs w:val="24"/>
             </w:rPr>
             <w:instrText xml:space="preserve"> HYPERLINK \l _Toc1642 </w:instrText>
           </w:r>
           <w:r>
             <w:rPr>
-              <w:rFonts w:hint="eastAsia" w:ascii="宋体" w:hAnsi="宋体" w:eastAsia="宋体" w:cs="宋体"/>
+              <w:rFonts w:ascii="宋体" w:eastAsia="宋体" w:hAnsi="宋体" w:cs="宋体" w:hint="eastAsia"/>
               <w:szCs w:val="24"/>
             </w:rPr>
             <w:fldChar w:fldCharType="separate"/>
@@ -4303,7 +4198,7 @@
           </w:r>
           <w:r>
             <w:rPr>
-              <w:rFonts w:hint="eastAsia" w:ascii="宋体" w:hAnsi="宋体" w:eastAsia="宋体" w:cs="宋体"/>
+              <w:rFonts w:ascii="宋体" w:eastAsia="宋体" w:hAnsi="宋体" w:cs="宋体" w:hint="eastAsia"/>
               <w:szCs w:val="24"/>
             </w:rPr>
             <w:fldChar w:fldCharType="end"/>
@@ -4311,28 +4206,28 @@
         </w:p>
         <w:p>
           <w:pPr>
-            <w:pStyle w:val="13"/>
+            <w:pStyle w:val="TOC3"/>
             <w:tabs>
               <w:tab w:val="right" w:leader="dot" w:pos="8306"/>
             </w:tabs>
           </w:pPr>
           <w:r>
             <w:rPr>
-              <w:rFonts w:hint="eastAsia" w:ascii="宋体" w:hAnsi="宋体" w:eastAsia="宋体" w:cs="宋体"/>
-              <w:szCs w:val="24"/>
-            </w:rPr>
-            <w:fldChar w:fldCharType="begin"/>
-          </w:r>
-          <w:r>
-            <w:rPr>
-              <w:rFonts w:hint="eastAsia" w:ascii="宋体" w:hAnsi="宋体" w:eastAsia="宋体" w:cs="宋体"/>
+              <w:rFonts w:ascii="宋体" w:eastAsia="宋体" w:hAnsi="宋体" w:cs="宋体" w:hint="eastAsia"/>
+              <w:szCs w:val="24"/>
+            </w:rPr>
+            <w:fldChar w:fldCharType="begin"/>
+          </w:r>
+          <w:r>
+            <w:rPr>
+              <w:rFonts w:ascii="宋体" w:eastAsia="宋体" w:hAnsi="宋体" w:cs="宋体" w:hint="eastAsia"/>
               <w:szCs w:val="24"/>
             </w:rPr>
             <w:instrText xml:space="preserve"> HYPERLINK \l _Toc22005 </w:instrText>
           </w:r>
           <w:r>
             <w:rPr>
-              <w:rFonts w:hint="eastAsia" w:ascii="宋体" w:hAnsi="宋体" w:eastAsia="宋体" w:cs="宋体"/>
+              <w:rFonts w:ascii="宋体" w:eastAsia="宋体" w:hAnsi="宋体" w:cs="宋体" w:hint="eastAsia"/>
               <w:szCs w:val="24"/>
             </w:rPr>
             <w:fldChar w:fldCharType="separate"/>
@@ -4371,7 +4266,7 @@
           </w:r>
           <w:r>
             <w:rPr>
-              <w:rFonts w:hint="eastAsia" w:ascii="宋体" w:hAnsi="宋体" w:eastAsia="宋体" w:cs="宋体"/>
+              <w:rFonts w:ascii="宋体" w:eastAsia="宋体" w:hAnsi="宋体" w:cs="宋体" w:hint="eastAsia"/>
               <w:szCs w:val="24"/>
             </w:rPr>
             <w:fldChar w:fldCharType="end"/>
@@ -4379,28 +4274,28 @@
         </w:p>
         <w:p>
           <w:pPr>
-            <w:pStyle w:val="13"/>
+            <w:pStyle w:val="TOC3"/>
             <w:tabs>
               <w:tab w:val="right" w:leader="dot" w:pos="8306"/>
             </w:tabs>
           </w:pPr>
           <w:r>
             <w:rPr>
-              <w:rFonts w:hint="eastAsia" w:ascii="宋体" w:hAnsi="宋体" w:eastAsia="宋体" w:cs="宋体"/>
-              <w:szCs w:val="24"/>
-            </w:rPr>
-            <w:fldChar w:fldCharType="begin"/>
-          </w:r>
-          <w:r>
-            <w:rPr>
-              <w:rFonts w:hint="eastAsia" w:ascii="宋体" w:hAnsi="宋体" w:eastAsia="宋体" w:cs="宋体"/>
+              <w:rFonts w:ascii="宋体" w:eastAsia="宋体" w:hAnsi="宋体" w:cs="宋体" w:hint="eastAsia"/>
+              <w:szCs w:val="24"/>
+            </w:rPr>
+            <w:fldChar w:fldCharType="begin"/>
+          </w:r>
+          <w:r>
+            <w:rPr>
+              <w:rFonts w:ascii="宋体" w:eastAsia="宋体" w:hAnsi="宋体" w:cs="宋体" w:hint="eastAsia"/>
               <w:szCs w:val="24"/>
             </w:rPr>
             <w:instrText xml:space="preserve"> HYPERLINK \l _Toc32623 </w:instrText>
           </w:r>
           <w:r>
             <w:rPr>
-              <w:rFonts w:hint="eastAsia" w:ascii="宋体" w:hAnsi="宋体" w:eastAsia="宋体" w:cs="宋体"/>
+              <w:rFonts w:ascii="宋体" w:eastAsia="宋体" w:hAnsi="宋体" w:cs="宋体" w:hint="eastAsia"/>
               <w:szCs w:val="24"/>
             </w:rPr>
             <w:fldChar w:fldCharType="separate"/>
@@ -4439,7 +4334,7 @@
           </w:r>
           <w:r>
             <w:rPr>
-              <w:rFonts w:hint="eastAsia" w:ascii="宋体" w:hAnsi="宋体" w:eastAsia="宋体" w:cs="宋体"/>
+              <w:rFonts w:ascii="宋体" w:eastAsia="宋体" w:hAnsi="宋体" w:cs="宋体" w:hint="eastAsia"/>
               <w:szCs w:val="24"/>
             </w:rPr>
             <w:fldChar w:fldCharType="end"/>
@@ -4447,28 +4342,28 @@
         </w:p>
         <w:p>
           <w:pPr>
-            <w:pStyle w:val="13"/>
+            <w:pStyle w:val="TOC3"/>
             <w:tabs>
               <w:tab w:val="right" w:leader="dot" w:pos="8306"/>
             </w:tabs>
           </w:pPr>
           <w:r>
             <w:rPr>
-              <w:rFonts w:hint="eastAsia" w:ascii="宋体" w:hAnsi="宋体" w:eastAsia="宋体" w:cs="宋体"/>
-              <w:szCs w:val="24"/>
-            </w:rPr>
-            <w:fldChar w:fldCharType="begin"/>
-          </w:r>
-          <w:r>
-            <w:rPr>
-              <w:rFonts w:hint="eastAsia" w:ascii="宋体" w:hAnsi="宋体" w:eastAsia="宋体" w:cs="宋体"/>
+              <w:rFonts w:ascii="宋体" w:eastAsia="宋体" w:hAnsi="宋体" w:cs="宋体" w:hint="eastAsia"/>
+              <w:szCs w:val="24"/>
+            </w:rPr>
+            <w:fldChar w:fldCharType="begin"/>
+          </w:r>
+          <w:r>
+            <w:rPr>
+              <w:rFonts w:ascii="宋体" w:eastAsia="宋体" w:hAnsi="宋体" w:cs="宋体" w:hint="eastAsia"/>
               <w:szCs w:val="24"/>
             </w:rPr>
             <w:instrText xml:space="preserve"> HYPERLINK \l _Toc11611 </w:instrText>
           </w:r>
           <w:r>
             <w:rPr>
-              <w:rFonts w:hint="eastAsia" w:ascii="宋体" w:hAnsi="宋体" w:eastAsia="宋体" w:cs="宋体"/>
+              <w:rFonts w:ascii="宋体" w:eastAsia="宋体" w:hAnsi="宋体" w:cs="宋体" w:hint="eastAsia"/>
               <w:szCs w:val="24"/>
             </w:rPr>
             <w:fldChar w:fldCharType="separate"/>
@@ -4507,7 +4402,7 @@
           </w:r>
           <w:r>
             <w:rPr>
-              <w:rFonts w:hint="eastAsia" w:ascii="宋体" w:hAnsi="宋体" w:eastAsia="宋体" w:cs="宋体"/>
+              <w:rFonts w:ascii="宋体" w:eastAsia="宋体" w:hAnsi="宋体" w:cs="宋体" w:hint="eastAsia"/>
               <w:szCs w:val="24"/>
             </w:rPr>
             <w:fldChar w:fldCharType="end"/>
@@ -4515,28 +4410,28 @@
         </w:p>
         <w:p>
           <w:pPr>
-            <w:pStyle w:val="13"/>
+            <w:pStyle w:val="TOC3"/>
             <w:tabs>
               <w:tab w:val="right" w:leader="dot" w:pos="8306"/>
             </w:tabs>
           </w:pPr>
           <w:r>
             <w:rPr>
-              <w:rFonts w:hint="eastAsia" w:ascii="宋体" w:hAnsi="宋体" w:eastAsia="宋体" w:cs="宋体"/>
-              <w:szCs w:val="24"/>
-            </w:rPr>
-            <w:fldChar w:fldCharType="begin"/>
-          </w:r>
-          <w:r>
-            <w:rPr>
-              <w:rFonts w:hint="eastAsia" w:ascii="宋体" w:hAnsi="宋体" w:eastAsia="宋体" w:cs="宋体"/>
+              <w:rFonts w:ascii="宋体" w:eastAsia="宋体" w:hAnsi="宋体" w:cs="宋体" w:hint="eastAsia"/>
+              <w:szCs w:val="24"/>
+            </w:rPr>
+            <w:fldChar w:fldCharType="begin"/>
+          </w:r>
+          <w:r>
+            <w:rPr>
+              <w:rFonts w:ascii="宋体" w:eastAsia="宋体" w:hAnsi="宋体" w:cs="宋体" w:hint="eastAsia"/>
               <w:szCs w:val="24"/>
             </w:rPr>
             <w:instrText xml:space="preserve"> HYPERLINK \l _Toc3197 </w:instrText>
           </w:r>
           <w:r>
             <w:rPr>
-              <w:rFonts w:hint="eastAsia" w:ascii="宋体" w:hAnsi="宋体" w:eastAsia="宋体" w:cs="宋体"/>
+              <w:rFonts w:ascii="宋体" w:eastAsia="宋体" w:hAnsi="宋体" w:cs="宋体" w:hint="eastAsia"/>
               <w:szCs w:val="24"/>
             </w:rPr>
             <w:fldChar w:fldCharType="separate"/>
@@ -4575,7 +4470,7 @@
           </w:r>
           <w:r>
             <w:rPr>
-              <w:rFonts w:hint="eastAsia" w:ascii="宋体" w:hAnsi="宋体" w:eastAsia="宋体" w:cs="宋体"/>
+              <w:rFonts w:ascii="宋体" w:eastAsia="宋体" w:hAnsi="宋体" w:cs="宋体" w:hint="eastAsia"/>
               <w:szCs w:val="24"/>
             </w:rPr>
             <w:fldChar w:fldCharType="end"/>
@@ -4583,28 +4478,28 @@
         </w:p>
         <w:p>
           <w:pPr>
-            <w:pStyle w:val="13"/>
+            <w:pStyle w:val="TOC3"/>
             <w:tabs>
               <w:tab w:val="right" w:leader="dot" w:pos="8306"/>
             </w:tabs>
           </w:pPr>
           <w:r>
             <w:rPr>
-              <w:rFonts w:hint="eastAsia" w:ascii="宋体" w:hAnsi="宋体" w:eastAsia="宋体" w:cs="宋体"/>
-              <w:szCs w:val="24"/>
-            </w:rPr>
-            <w:fldChar w:fldCharType="begin"/>
-          </w:r>
-          <w:r>
-            <w:rPr>
-              <w:rFonts w:hint="eastAsia" w:ascii="宋体" w:hAnsi="宋体" w:eastAsia="宋体" w:cs="宋体"/>
+              <w:rFonts w:ascii="宋体" w:eastAsia="宋体" w:hAnsi="宋体" w:cs="宋体" w:hint="eastAsia"/>
+              <w:szCs w:val="24"/>
+            </w:rPr>
+            <w:fldChar w:fldCharType="begin"/>
+          </w:r>
+          <w:r>
+            <w:rPr>
+              <w:rFonts w:ascii="宋体" w:eastAsia="宋体" w:hAnsi="宋体" w:cs="宋体" w:hint="eastAsia"/>
               <w:szCs w:val="24"/>
             </w:rPr>
             <w:instrText xml:space="preserve"> HYPERLINK \l _Toc15514 </w:instrText>
           </w:r>
           <w:r>
             <w:rPr>
-              <w:rFonts w:hint="eastAsia" w:ascii="宋体" w:hAnsi="宋体" w:eastAsia="宋体" w:cs="宋体"/>
+              <w:rFonts w:ascii="宋体" w:eastAsia="宋体" w:hAnsi="宋体" w:cs="宋体" w:hint="eastAsia"/>
               <w:szCs w:val="24"/>
             </w:rPr>
             <w:fldChar w:fldCharType="separate"/>
@@ -4643,7 +4538,7 @@
           </w:r>
           <w:r>
             <w:rPr>
-              <w:rFonts w:hint="eastAsia" w:ascii="宋体" w:hAnsi="宋体" w:eastAsia="宋体" w:cs="宋体"/>
+              <w:rFonts w:ascii="宋体" w:eastAsia="宋体" w:hAnsi="宋体" w:cs="宋体" w:hint="eastAsia"/>
               <w:szCs w:val="24"/>
             </w:rPr>
             <w:fldChar w:fldCharType="end"/>
@@ -4651,28 +4546,28 @@
         </w:p>
         <w:p>
           <w:pPr>
-            <w:pStyle w:val="13"/>
+            <w:pStyle w:val="TOC3"/>
             <w:tabs>
               <w:tab w:val="right" w:leader="dot" w:pos="8306"/>
             </w:tabs>
           </w:pPr>
           <w:r>
             <w:rPr>
-              <w:rFonts w:hint="eastAsia" w:ascii="宋体" w:hAnsi="宋体" w:eastAsia="宋体" w:cs="宋体"/>
-              <w:szCs w:val="24"/>
-            </w:rPr>
-            <w:fldChar w:fldCharType="begin"/>
-          </w:r>
-          <w:r>
-            <w:rPr>
-              <w:rFonts w:hint="eastAsia" w:ascii="宋体" w:hAnsi="宋体" w:eastAsia="宋体" w:cs="宋体"/>
+              <w:rFonts w:ascii="宋体" w:eastAsia="宋体" w:hAnsi="宋体" w:cs="宋体" w:hint="eastAsia"/>
+              <w:szCs w:val="24"/>
+            </w:rPr>
+            <w:fldChar w:fldCharType="begin"/>
+          </w:r>
+          <w:r>
+            <w:rPr>
+              <w:rFonts w:ascii="宋体" w:eastAsia="宋体" w:hAnsi="宋体" w:cs="宋体" w:hint="eastAsia"/>
               <w:szCs w:val="24"/>
             </w:rPr>
             <w:instrText xml:space="preserve"> HYPERLINK \l _Toc27433 </w:instrText>
           </w:r>
           <w:r>
             <w:rPr>
-              <w:rFonts w:hint="eastAsia" w:ascii="宋体" w:hAnsi="宋体" w:eastAsia="宋体" w:cs="宋体"/>
+              <w:rFonts w:ascii="宋体" w:eastAsia="宋体" w:hAnsi="宋体" w:cs="宋体" w:hint="eastAsia"/>
               <w:szCs w:val="24"/>
             </w:rPr>
             <w:fldChar w:fldCharType="separate"/>
@@ -4711,7 +4606,7 @@
           </w:r>
           <w:r>
             <w:rPr>
-              <w:rFonts w:hint="eastAsia" w:ascii="宋体" w:hAnsi="宋体" w:eastAsia="宋体" w:cs="宋体"/>
+              <w:rFonts w:ascii="宋体" w:eastAsia="宋体" w:hAnsi="宋体" w:cs="宋体" w:hint="eastAsia"/>
               <w:szCs w:val="24"/>
             </w:rPr>
             <w:fldChar w:fldCharType="end"/>
@@ -4719,28 +4614,28 @@
         </w:p>
         <w:p>
           <w:pPr>
-            <w:pStyle w:val="13"/>
+            <w:pStyle w:val="TOC3"/>
             <w:tabs>
               <w:tab w:val="right" w:leader="dot" w:pos="8306"/>
             </w:tabs>
           </w:pPr>
           <w:r>
             <w:rPr>
-              <w:rFonts w:hint="eastAsia" w:ascii="宋体" w:hAnsi="宋体" w:eastAsia="宋体" w:cs="宋体"/>
-              <w:szCs w:val="24"/>
-            </w:rPr>
-            <w:fldChar w:fldCharType="begin"/>
-          </w:r>
-          <w:r>
-            <w:rPr>
-              <w:rFonts w:hint="eastAsia" w:ascii="宋体" w:hAnsi="宋体" w:eastAsia="宋体" w:cs="宋体"/>
+              <w:rFonts w:ascii="宋体" w:eastAsia="宋体" w:hAnsi="宋体" w:cs="宋体" w:hint="eastAsia"/>
+              <w:szCs w:val="24"/>
+            </w:rPr>
+            <w:fldChar w:fldCharType="begin"/>
+          </w:r>
+          <w:r>
+            <w:rPr>
+              <w:rFonts w:ascii="宋体" w:eastAsia="宋体" w:hAnsi="宋体" w:cs="宋体" w:hint="eastAsia"/>
               <w:szCs w:val="24"/>
             </w:rPr>
             <w:instrText xml:space="preserve"> HYPERLINK \l _Toc27769 </w:instrText>
           </w:r>
           <w:r>
             <w:rPr>
-              <w:rFonts w:hint="eastAsia" w:ascii="宋体" w:hAnsi="宋体" w:eastAsia="宋体" w:cs="宋体"/>
+              <w:rFonts w:ascii="宋体" w:eastAsia="宋体" w:hAnsi="宋体" w:cs="宋体" w:hint="eastAsia"/>
               <w:szCs w:val="24"/>
             </w:rPr>
             <w:fldChar w:fldCharType="separate"/>
@@ -4779,7 +4674,7 @@
           </w:r>
           <w:r>
             <w:rPr>
-              <w:rFonts w:hint="eastAsia" w:ascii="宋体" w:hAnsi="宋体" w:eastAsia="宋体" w:cs="宋体"/>
+              <w:rFonts w:ascii="宋体" w:eastAsia="宋体" w:hAnsi="宋体" w:cs="宋体" w:hint="eastAsia"/>
               <w:szCs w:val="24"/>
             </w:rPr>
             <w:fldChar w:fldCharType="end"/>
@@ -4787,28 +4682,28 @@
         </w:p>
         <w:p>
           <w:pPr>
-            <w:pStyle w:val="13"/>
+            <w:pStyle w:val="TOC3"/>
             <w:tabs>
               <w:tab w:val="right" w:leader="dot" w:pos="8306"/>
             </w:tabs>
           </w:pPr>
           <w:r>
             <w:rPr>
-              <w:rFonts w:hint="eastAsia" w:ascii="宋体" w:hAnsi="宋体" w:eastAsia="宋体" w:cs="宋体"/>
-              <w:szCs w:val="24"/>
-            </w:rPr>
-            <w:fldChar w:fldCharType="begin"/>
-          </w:r>
-          <w:r>
-            <w:rPr>
-              <w:rFonts w:hint="eastAsia" w:ascii="宋体" w:hAnsi="宋体" w:eastAsia="宋体" w:cs="宋体"/>
+              <w:rFonts w:ascii="宋体" w:eastAsia="宋体" w:hAnsi="宋体" w:cs="宋体" w:hint="eastAsia"/>
+              <w:szCs w:val="24"/>
+            </w:rPr>
+            <w:fldChar w:fldCharType="begin"/>
+          </w:r>
+          <w:r>
+            <w:rPr>
+              <w:rFonts w:ascii="宋体" w:eastAsia="宋体" w:hAnsi="宋体" w:cs="宋体" w:hint="eastAsia"/>
               <w:szCs w:val="24"/>
             </w:rPr>
             <w:instrText xml:space="preserve"> HYPERLINK \l _Toc9349 </w:instrText>
           </w:r>
           <w:r>
             <w:rPr>
-              <w:rFonts w:hint="eastAsia" w:ascii="宋体" w:hAnsi="宋体" w:eastAsia="宋体" w:cs="宋体"/>
+              <w:rFonts w:ascii="宋体" w:eastAsia="宋体" w:hAnsi="宋体" w:cs="宋体" w:hint="eastAsia"/>
               <w:szCs w:val="24"/>
             </w:rPr>
             <w:fldChar w:fldCharType="separate"/>
@@ -4847,7 +4742,7 @@
           </w:r>
           <w:r>
             <w:rPr>
-              <w:rFonts w:hint="eastAsia" w:ascii="宋体" w:hAnsi="宋体" w:eastAsia="宋体" w:cs="宋体"/>
+              <w:rFonts w:ascii="宋体" w:eastAsia="宋体" w:hAnsi="宋体" w:cs="宋体" w:hint="eastAsia"/>
               <w:szCs w:val="24"/>
             </w:rPr>
             <w:fldChar w:fldCharType="end"/>
@@ -4855,28 +4750,28 @@
         </w:p>
         <w:p>
           <w:pPr>
-            <w:pStyle w:val="13"/>
+            <w:pStyle w:val="TOC3"/>
             <w:tabs>
               <w:tab w:val="right" w:leader="dot" w:pos="8306"/>
             </w:tabs>
           </w:pPr>
           <w:r>
             <w:rPr>
-              <w:rFonts w:hint="eastAsia" w:ascii="宋体" w:hAnsi="宋体" w:eastAsia="宋体" w:cs="宋体"/>
-              <w:szCs w:val="24"/>
-            </w:rPr>
-            <w:fldChar w:fldCharType="begin"/>
-          </w:r>
-          <w:r>
-            <w:rPr>
-              <w:rFonts w:hint="eastAsia" w:ascii="宋体" w:hAnsi="宋体" w:eastAsia="宋体" w:cs="宋体"/>
+              <w:rFonts w:ascii="宋体" w:eastAsia="宋体" w:hAnsi="宋体" w:cs="宋体" w:hint="eastAsia"/>
+              <w:szCs w:val="24"/>
+            </w:rPr>
+            <w:fldChar w:fldCharType="begin"/>
+          </w:r>
+          <w:r>
+            <w:rPr>
+              <w:rFonts w:ascii="宋体" w:eastAsia="宋体" w:hAnsi="宋体" w:cs="宋体" w:hint="eastAsia"/>
               <w:szCs w:val="24"/>
             </w:rPr>
             <w:instrText xml:space="preserve"> HYPERLINK \l _Toc24475 </w:instrText>
           </w:r>
           <w:r>
             <w:rPr>
-              <w:rFonts w:hint="eastAsia" w:ascii="宋体" w:hAnsi="宋体" w:eastAsia="宋体" w:cs="宋体"/>
+              <w:rFonts w:ascii="宋体" w:eastAsia="宋体" w:hAnsi="宋体" w:cs="宋体" w:hint="eastAsia"/>
               <w:szCs w:val="24"/>
             </w:rPr>
             <w:fldChar w:fldCharType="separate"/>
@@ -4915,7 +4810,7 @@
           </w:r>
           <w:r>
             <w:rPr>
-              <w:rFonts w:hint="eastAsia" w:ascii="宋体" w:hAnsi="宋体" w:eastAsia="宋体" w:cs="宋体"/>
+              <w:rFonts w:ascii="宋体" w:eastAsia="宋体" w:hAnsi="宋体" w:cs="宋体" w:hint="eastAsia"/>
               <w:szCs w:val="24"/>
             </w:rPr>
             <w:fldChar w:fldCharType="end"/>
@@ -4923,28 +4818,28 @@
         </w:p>
         <w:p>
           <w:pPr>
-            <w:pStyle w:val="13"/>
+            <w:pStyle w:val="TOC3"/>
             <w:tabs>
               <w:tab w:val="right" w:leader="dot" w:pos="8306"/>
             </w:tabs>
           </w:pPr>
           <w:r>
             <w:rPr>
-              <w:rFonts w:hint="eastAsia" w:ascii="宋体" w:hAnsi="宋体" w:eastAsia="宋体" w:cs="宋体"/>
-              <w:szCs w:val="24"/>
-            </w:rPr>
-            <w:fldChar w:fldCharType="begin"/>
-          </w:r>
-          <w:r>
-            <w:rPr>
-              <w:rFonts w:hint="eastAsia" w:ascii="宋体" w:hAnsi="宋体" w:eastAsia="宋体" w:cs="宋体"/>
+              <w:rFonts w:ascii="宋体" w:eastAsia="宋体" w:hAnsi="宋体" w:cs="宋体" w:hint="eastAsia"/>
+              <w:szCs w:val="24"/>
+            </w:rPr>
+            <w:fldChar w:fldCharType="begin"/>
+          </w:r>
+          <w:r>
+            <w:rPr>
+              <w:rFonts w:ascii="宋体" w:eastAsia="宋体" w:hAnsi="宋体" w:cs="宋体" w:hint="eastAsia"/>
               <w:szCs w:val="24"/>
             </w:rPr>
             <w:instrText xml:space="preserve"> HYPERLINK \l _Toc32533 </w:instrText>
           </w:r>
           <w:r>
             <w:rPr>
-              <w:rFonts w:hint="eastAsia" w:ascii="宋体" w:hAnsi="宋体" w:eastAsia="宋体" w:cs="宋体"/>
+              <w:rFonts w:ascii="宋体" w:eastAsia="宋体" w:hAnsi="宋体" w:cs="宋体" w:hint="eastAsia"/>
               <w:szCs w:val="24"/>
             </w:rPr>
             <w:fldChar w:fldCharType="separate"/>
@@ -4983,7 +4878,7 @@
           </w:r>
           <w:r>
             <w:rPr>
-              <w:rFonts w:hint="eastAsia" w:ascii="宋体" w:hAnsi="宋体" w:eastAsia="宋体" w:cs="宋体"/>
+              <w:rFonts w:ascii="宋体" w:eastAsia="宋体" w:hAnsi="宋体" w:cs="宋体" w:hint="eastAsia"/>
               <w:szCs w:val="24"/>
             </w:rPr>
             <w:fldChar w:fldCharType="end"/>
@@ -4991,28 +4886,28 @@
         </w:p>
         <w:p>
           <w:pPr>
-            <w:pStyle w:val="17"/>
+            <w:pStyle w:val="TOC2"/>
             <w:tabs>
               <w:tab w:val="right" w:leader="dot" w:pos="8306"/>
             </w:tabs>
           </w:pPr>
           <w:r>
             <w:rPr>
-              <w:rFonts w:hint="eastAsia" w:ascii="宋体" w:hAnsi="宋体" w:eastAsia="宋体" w:cs="宋体"/>
-              <w:szCs w:val="24"/>
-            </w:rPr>
-            <w:fldChar w:fldCharType="begin"/>
-          </w:r>
-          <w:r>
-            <w:rPr>
-              <w:rFonts w:hint="eastAsia" w:ascii="宋体" w:hAnsi="宋体" w:eastAsia="宋体" w:cs="宋体"/>
+              <w:rFonts w:ascii="宋体" w:eastAsia="宋体" w:hAnsi="宋体" w:cs="宋体" w:hint="eastAsia"/>
+              <w:szCs w:val="24"/>
+            </w:rPr>
+            <w:fldChar w:fldCharType="begin"/>
+          </w:r>
+          <w:r>
+            <w:rPr>
+              <w:rFonts w:ascii="宋体" w:eastAsia="宋体" w:hAnsi="宋体" w:cs="宋体" w:hint="eastAsia"/>
               <w:szCs w:val="24"/>
             </w:rPr>
             <w:instrText xml:space="preserve"> HYPERLINK \l _Toc32547 </w:instrText>
           </w:r>
           <w:r>
             <w:rPr>
-              <w:rFonts w:hint="eastAsia" w:ascii="宋体" w:hAnsi="宋体" w:eastAsia="宋体" w:cs="宋体"/>
+              <w:rFonts w:ascii="宋体" w:eastAsia="宋体" w:hAnsi="宋体" w:cs="宋体" w:hint="eastAsia"/>
               <w:szCs w:val="24"/>
             </w:rPr>
             <w:fldChar w:fldCharType="separate"/>
@@ -5044,7 +4939,7 @@
           </w:r>
           <w:r>
             <w:rPr>
-              <w:rFonts w:hint="eastAsia" w:ascii="宋体" w:hAnsi="宋体" w:eastAsia="宋体" w:cs="宋体"/>
+              <w:rFonts w:ascii="宋体" w:eastAsia="宋体" w:hAnsi="宋体" w:cs="宋体" w:hint="eastAsia"/>
               <w:szCs w:val="24"/>
             </w:rPr>
             <w:fldChar w:fldCharType="end"/>
@@ -5052,28 +4947,28 @@
         </w:p>
         <w:p>
           <w:pPr>
-            <w:pStyle w:val="17"/>
+            <w:pStyle w:val="TOC2"/>
             <w:tabs>
               <w:tab w:val="right" w:leader="dot" w:pos="8306"/>
             </w:tabs>
           </w:pPr>
           <w:r>
             <w:rPr>
-              <w:rFonts w:hint="eastAsia" w:ascii="宋体" w:hAnsi="宋体" w:eastAsia="宋体" w:cs="宋体"/>
-              <w:szCs w:val="24"/>
-            </w:rPr>
-            <w:fldChar w:fldCharType="begin"/>
-          </w:r>
-          <w:r>
-            <w:rPr>
-              <w:rFonts w:hint="eastAsia" w:ascii="宋体" w:hAnsi="宋体" w:eastAsia="宋体" w:cs="宋体"/>
+              <w:rFonts w:ascii="宋体" w:eastAsia="宋体" w:hAnsi="宋体" w:cs="宋体" w:hint="eastAsia"/>
+              <w:szCs w:val="24"/>
+            </w:rPr>
+            <w:fldChar w:fldCharType="begin"/>
+          </w:r>
+          <w:r>
+            <w:rPr>
+              <w:rFonts w:ascii="宋体" w:eastAsia="宋体" w:hAnsi="宋体" w:cs="宋体" w:hint="eastAsia"/>
               <w:szCs w:val="24"/>
             </w:rPr>
             <w:instrText xml:space="preserve"> HYPERLINK \l _Toc12664 </w:instrText>
           </w:r>
           <w:r>
             <w:rPr>
-              <w:rFonts w:hint="eastAsia" w:ascii="宋体" w:hAnsi="宋体" w:eastAsia="宋体" w:cs="宋体"/>
+              <w:rFonts w:ascii="宋体" w:eastAsia="宋体" w:hAnsi="宋体" w:cs="宋体" w:hint="eastAsia"/>
               <w:szCs w:val="24"/>
             </w:rPr>
             <w:fldChar w:fldCharType="separate"/>
@@ -5105,7 +5000,7 @@
           </w:r>
           <w:r>
             <w:rPr>
-              <w:rFonts w:hint="eastAsia" w:ascii="宋体" w:hAnsi="宋体" w:eastAsia="宋体" w:cs="宋体"/>
+              <w:rFonts w:ascii="宋体" w:eastAsia="宋体" w:hAnsi="宋体" w:cs="宋体" w:hint="eastAsia"/>
               <w:szCs w:val="24"/>
             </w:rPr>
             <w:fldChar w:fldCharType="end"/>
@@ -5113,28 +5008,28 @@
         </w:p>
         <w:p>
           <w:pPr>
-            <w:pStyle w:val="17"/>
+            <w:pStyle w:val="TOC2"/>
             <w:tabs>
               <w:tab w:val="right" w:leader="dot" w:pos="8306"/>
             </w:tabs>
           </w:pPr>
           <w:r>
             <w:rPr>
-              <w:rFonts w:hint="eastAsia" w:ascii="宋体" w:hAnsi="宋体" w:eastAsia="宋体" w:cs="宋体"/>
-              <w:szCs w:val="24"/>
-            </w:rPr>
-            <w:fldChar w:fldCharType="begin"/>
-          </w:r>
-          <w:r>
-            <w:rPr>
-              <w:rFonts w:hint="eastAsia" w:ascii="宋体" w:hAnsi="宋体" w:eastAsia="宋体" w:cs="宋体"/>
+              <w:rFonts w:ascii="宋体" w:eastAsia="宋体" w:hAnsi="宋体" w:cs="宋体" w:hint="eastAsia"/>
+              <w:szCs w:val="24"/>
+            </w:rPr>
+            <w:fldChar w:fldCharType="begin"/>
+          </w:r>
+          <w:r>
+            <w:rPr>
+              <w:rFonts w:ascii="宋体" w:eastAsia="宋体" w:hAnsi="宋体" w:cs="宋体" w:hint="eastAsia"/>
               <w:szCs w:val="24"/>
             </w:rPr>
             <w:instrText xml:space="preserve"> HYPERLINK \l _Toc22825 </w:instrText>
           </w:r>
           <w:r>
             <w:rPr>
-              <w:rFonts w:hint="eastAsia" w:ascii="宋体" w:hAnsi="宋体" w:eastAsia="宋体" w:cs="宋体"/>
+              <w:rFonts w:ascii="宋体" w:eastAsia="宋体" w:hAnsi="宋体" w:cs="宋体" w:hint="eastAsia"/>
               <w:szCs w:val="24"/>
             </w:rPr>
             <w:fldChar w:fldCharType="separate"/>
@@ -5173,7 +5068,7 @@
           </w:r>
           <w:r>
             <w:rPr>
-              <w:rFonts w:hint="eastAsia" w:ascii="宋体" w:hAnsi="宋体" w:eastAsia="宋体" w:cs="宋体"/>
+              <w:rFonts w:ascii="宋体" w:eastAsia="宋体" w:hAnsi="宋体" w:cs="宋体" w:hint="eastAsia"/>
               <w:szCs w:val="24"/>
             </w:rPr>
             <w:fldChar w:fldCharType="end"/>
@@ -5181,28 +5076,28 @@
         </w:p>
         <w:p>
           <w:pPr>
-            <w:pStyle w:val="13"/>
+            <w:pStyle w:val="TOC3"/>
             <w:tabs>
               <w:tab w:val="right" w:leader="dot" w:pos="8306"/>
             </w:tabs>
           </w:pPr>
           <w:r>
             <w:rPr>
-              <w:rFonts w:hint="eastAsia" w:ascii="宋体" w:hAnsi="宋体" w:eastAsia="宋体" w:cs="宋体"/>
-              <w:szCs w:val="24"/>
-            </w:rPr>
-            <w:fldChar w:fldCharType="begin"/>
-          </w:r>
-          <w:r>
-            <w:rPr>
-              <w:rFonts w:hint="eastAsia" w:ascii="宋体" w:hAnsi="宋体" w:eastAsia="宋体" w:cs="宋体"/>
+              <w:rFonts w:ascii="宋体" w:eastAsia="宋体" w:hAnsi="宋体" w:cs="宋体" w:hint="eastAsia"/>
+              <w:szCs w:val="24"/>
+            </w:rPr>
+            <w:fldChar w:fldCharType="begin"/>
+          </w:r>
+          <w:r>
+            <w:rPr>
+              <w:rFonts w:ascii="宋体" w:eastAsia="宋体" w:hAnsi="宋体" w:cs="宋体" w:hint="eastAsia"/>
               <w:szCs w:val="24"/>
             </w:rPr>
             <w:instrText xml:space="preserve"> HYPERLINK \l _Toc25462 </w:instrText>
           </w:r>
           <w:r>
             <w:rPr>
-              <w:rFonts w:hint="eastAsia" w:ascii="宋体" w:hAnsi="宋体" w:eastAsia="宋体" w:cs="宋体"/>
+              <w:rFonts w:ascii="宋体" w:eastAsia="宋体" w:hAnsi="宋体" w:cs="宋体" w:hint="eastAsia"/>
               <w:szCs w:val="24"/>
             </w:rPr>
             <w:fldChar w:fldCharType="separate"/>
@@ -5241,7 +5136,7 @@
           </w:r>
           <w:r>
             <w:rPr>
-              <w:rFonts w:hint="eastAsia" w:ascii="宋体" w:hAnsi="宋体" w:eastAsia="宋体" w:cs="宋体"/>
+              <w:rFonts w:ascii="宋体" w:eastAsia="宋体" w:hAnsi="宋体" w:cs="宋体" w:hint="eastAsia"/>
               <w:szCs w:val="24"/>
             </w:rPr>
             <w:fldChar w:fldCharType="end"/>
@@ -5249,28 +5144,28 @@
         </w:p>
         <w:p>
           <w:pPr>
-            <w:pStyle w:val="13"/>
+            <w:pStyle w:val="TOC3"/>
             <w:tabs>
               <w:tab w:val="right" w:leader="dot" w:pos="8306"/>
             </w:tabs>
           </w:pPr>
           <w:r>
             <w:rPr>
-              <w:rFonts w:hint="eastAsia" w:ascii="宋体" w:hAnsi="宋体" w:eastAsia="宋体" w:cs="宋体"/>
-              <w:szCs w:val="24"/>
-            </w:rPr>
-            <w:fldChar w:fldCharType="begin"/>
-          </w:r>
-          <w:r>
-            <w:rPr>
-              <w:rFonts w:hint="eastAsia" w:ascii="宋体" w:hAnsi="宋体" w:eastAsia="宋体" w:cs="宋体"/>
+              <w:rFonts w:ascii="宋体" w:eastAsia="宋体" w:hAnsi="宋体" w:cs="宋体" w:hint="eastAsia"/>
+              <w:szCs w:val="24"/>
+            </w:rPr>
+            <w:fldChar w:fldCharType="begin"/>
+          </w:r>
+          <w:r>
+            <w:rPr>
+              <w:rFonts w:ascii="宋体" w:eastAsia="宋体" w:hAnsi="宋体" w:cs="宋体" w:hint="eastAsia"/>
               <w:szCs w:val="24"/>
             </w:rPr>
             <w:instrText xml:space="preserve"> HYPERLINK \l _Toc18469 </w:instrText>
           </w:r>
           <w:r>
             <w:rPr>
-              <w:rFonts w:hint="eastAsia" w:ascii="宋体" w:hAnsi="宋体" w:eastAsia="宋体" w:cs="宋体"/>
+              <w:rFonts w:ascii="宋体" w:eastAsia="宋体" w:hAnsi="宋体" w:cs="宋体" w:hint="eastAsia"/>
               <w:szCs w:val="24"/>
             </w:rPr>
             <w:fldChar w:fldCharType="separate"/>
@@ -5309,7 +5204,7 @@
           </w:r>
           <w:r>
             <w:rPr>
-              <w:rFonts w:hint="eastAsia" w:ascii="宋体" w:hAnsi="宋体" w:eastAsia="宋体" w:cs="宋体"/>
+              <w:rFonts w:ascii="宋体" w:eastAsia="宋体" w:hAnsi="宋体" w:cs="宋体" w:hint="eastAsia"/>
               <w:szCs w:val="24"/>
             </w:rPr>
             <w:fldChar w:fldCharType="end"/>
@@ -5317,28 +5212,28 @@
         </w:p>
         <w:p>
           <w:pPr>
-            <w:pStyle w:val="13"/>
+            <w:pStyle w:val="TOC3"/>
             <w:tabs>
               <w:tab w:val="right" w:leader="dot" w:pos="8306"/>
             </w:tabs>
           </w:pPr>
           <w:r>
             <w:rPr>
-              <w:rFonts w:hint="eastAsia" w:ascii="宋体" w:hAnsi="宋体" w:eastAsia="宋体" w:cs="宋体"/>
-              <w:szCs w:val="24"/>
-            </w:rPr>
-            <w:fldChar w:fldCharType="begin"/>
-          </w:r>
-          <w:r>
-            <w:rPr>
-              <w:rFonts w:hint="eastAsia" w:ascii="宋体" w:hAnsi="宋体" w:eastAsia="宋体" w:cs="宋体"/>
+              <w:rFonts w:ascii="宋体" w:eastAsia="宋体" w:hAnsi="宋体" w:cs="宋体" w:hint="eastAsia"/>
+              <w:szCs w:val="24"/>
+            </w:rPr>
+            <w:fldChar w:fldCharType="begin"/>
+          </w:r>
+          <w:r>
+            <w:rPr>
+              <w:rFonts w:ascii="宋体" w:eastAsia="宋体" w:hAnsi="宋体" w:cs="宋体" w:hint="eastAsia"/>
               <w:szCs w:val="24"/>
             </w:rPr>
             <w:instrText xml:space="preserve"> HYPERLINK \l _Toc14405 </w:instrText>
           </w:r>
           <w:r>
             <w:rPr>
-              <w:rFonts w:hint="eastAsia" w:ascii="宋体" w:hAnsi="宋体" w:eastAsia="宋体" w:cs="宋体"/>
+              <w:rFonts w:ascii="宋体" w:eastAsia="宋体" w:hAnsi="宋体" w:cs="宋体" w:hint="eastAsia"/>
               <w:szCs w:val="24"/>
             </w:rPr>
             <w:fldChar w:fldCharType="separate"/>
@@ -5377,7 +5272,7 @@
           </w:r>
           <w:r>
             <w:rPr>
-              <w:rFonts w:hint="eastAsia" w:ascii="宋体" w:hAnsi="宋体" w:eastAsia="宋体" w:cs="宋体"/>
+              <w:rFonts w:ascii="宋体" w:eastAsia="宋体" w:hAnsi="宋体" w:cs="宋体" w:hint="eastAsia"/>
               <w:szCs w:val="24"/>
             </w:rPr>
             <w:fldChar w:fldCharType="end"/>
@@ -5385,28 +5280,28 @@
         </w:p>
         <w:p>
           <w:pPr>
-            <w:pStyle w:val="13"/>
+            <w:pStyle w:val="TOC3"/>
             <w:tabs>
               <w:tab w:val="right" w:leader="dot" w:pos="8306"/>
             </w:tabs>
           </w:pPr>
           <w:r>
             <w:rPr>
-              <w:rFonts w:hint="eastAsia" w:ascii="宋体" w:hAnsi="宋体" w:eastAsia="宋体" w:cs="宋体"/>
-              <w:szCs w:val="24"/>
-            </w:rPr>
-            <w:fldChar w:fldCharType="begin"/>
-          </w:r>
-          <w:r>
-            <w:rPr>
-              <w:rFonts w:hint="eastAsia" w:ascii="宋体" w:hAnsi="宋体" w:eastAsia="宋体" w:cs="宋体"/>
+              <w:rFonts w:ascii="宋体" w:eastAsia="宋体" w:hAnsi="宋体" w:cs="宋体" w:hint="eastAsia"/>
+              <w:szCs w:val="24"/>
+            </w:rPr>
+            <w:fldChar w:fldCharType="begin"/>
+          </w:r>
+          <w:r>
+            <w:rPr>
+              <w:rFonts w:ascii="宋体" w:eastAsia="宋体" w:hAnsi="宋体" w:cs="宋体" w:hint="eastAsia"/>
               <w:szCs w:val="24"/>
             </w:rPr>
             <w:instrText xml:space="preserve"> HYPERLINK \l _Toc21126 </w:instrText>
           </w:r>
           <w:r>
             <w:rPr>
-              <w:rFonts w:hint="eastAsia" w:ascii="宋体" w:hAnsi="宋体" w:eastAsia="宋体" w:cs="宋体"/>
+              <w:rFonts w:ascii="宋体" w:eastAsia="宋体" w:hAnsi="宋体" w:cs="宋体" w:hint="eastAsia"/>
               <w:szCs w:val="24"/>
             </w:rPr>
             <w:fldChar w:fldCharType="separate"/>
@@ -5445,7 +5340,7 @@
           </w:r>
           <w:r>
             <w:rPr>
-              <w:rFonts w:hint="eastAsia" w:ascii="宋体" w:hAnsi="宋体" w:eastAsia="宋体" w:cs="宋体"/>
+              <w:rFonts w:ascii="宋体" w:eastAsia="宋体" w:hAnsi="宋体" w:cs="宋体" w:hint="eastAsia"/>
               <w:szCs w:val="24"/>
             </w:rPr>
             <w:fldChar w:fldCharType="end"/>
@@ -5453,42 +5348,42 @@
         </w:p>
         <w:p>
           <w:pPr>
-            <w:pStyle w:val="16"/>
+            <w:pStyle w:val="TOC1"/>
             <w:tabs>
               <w:tab w:val="right" w:leader="dot" w:pos="8306"/>
             </w:tabs>
           </w:pPr>
           <w:r>
             <w:rPr>
-              <w:rFonts w:hint="eastAsia" w:ascii="宋体" w:hAnsi="宋体" w:eastAsia="宋体" w:cs="宋体"/>
-              <w:szCs w:val="24"/>
-            </w:rPr>
-            <w:fldChar w:fldCharType="begin"/>
-          </w:r>
-          <w:r>
-            <w:rPr>
-              <w:rFonts w:hint="eastAsia" w:ascii="宋体" w:hAnsi="宋体" w:eastAsia="宋体" w:cs="宋体"/>
+              <w:rFonts w:ascii="宋体" w:eastAsia="宋体" w:hAnsi="宋体" w:cs="宋体" w:hint="eastAsia"/>
+              <w:szCs w:val="24"/>
+            </w:rPr>
+            <w:fldChar w:fldCharType="begin"/>
+          </w:r>
+          <w:r>
+            <w:rPr>
+              <w:rFonts w:ascii="宋体" w:eastAsia="宋体" w:hAnsi="宋体" w:cs="宋体" w:hint="eastAsia"/>
               <w:szCs w:val="24"/>
             </w:rPr>
             <w:instrText xml:space="preserve"> HYPERLINK \l _Toc13391 </w:instrText>
           </w:r>
           <w:r>
             <w:rPr>
-              <w:rFonts w:hint="eastAsia" w:ascii="宋体" w:hAnsi="宋体" w:eastAsia="宋体" w:cs="宋体"/>
-              <w:szCs w:val="24"/>
-            </w:rPr>
-            <w:fldChar w:fldCharType="separate"/>
-          </w:r>
-          <w:r>
-            <w:rPr>
-              <w:rFonts w:hint="default" w:eastAsia="宋体"/>
+              <w:rFonts w:ascii="宋体" w:eastAsia="宋体" w:hAnsi="宋体" w:cs="宋体" w:hint="eastAsia"/>
+              <w:szCs w:val="24"/>
+            </w:rPr>
+            <w:fldChar w:fldCharType="separate"/>
+          </w:r>
+          <w:r>
+            <w:rPr>
+              <w:rFonts w:eastAsia="宋体" w:hint="default"/>
               <w:lang w:val="en-US" w:eastAsia="zh-CN"/>
             </w:rPr>
             <w:t xml:space="preserve">5. </w:t>
           </w:r>
           <w:r>
             <w:rPr>
-              <w:rFonts w:hint="eastAsia" w:eastAsia="宋体"/>
+              <w:rFonts w:eastAsia="宋体" w:hint="eastAsia"/>
               <w:lang w:val="en-US" w:eastAsia="zh-CN"/>
             </w:rPr>
             <w:t>附则</w:t>
@@ -5513,7 +5408,7 @@
           </w:r>
           <w:r>
             <w:rPr>
-              <w:rFonts w:hint="eastAsia" w:ascii="宋体" w:hAnsi="宋体" w:eastAsia="宋体" w:cs="宋体"/>
+              <w:rFonts w:ascii="宋体" w:eastAsia="宋体" w:hAnsi="宋体" w:cs="宋体" w:hint="eastAsia"/>
               <w:szCs w:val="24"/>
             </w:rPr>
             <w:fldChar w:fldCharType="end"/>
@@ -5521,28 +5416,28 @@
         </w:p>
         <w:p>
           <w:pPr>
-            <w:pStyle w:val="16"/>
+            <w:pStyle w:val="TOC1"/>
             <w:tabs>
               <w:tab w:val="right" w:leader="dot" w:pos="8306"/>
             </w:tabs>
           </w:pPr>
           <w:r>
             <w:rPr>
-              <w:rFonts w:hint="eastAsia" w:ascii="宋体" w:hAnsi="宋体" w:eastAsia="宋体" w:cs="宋体"/>
-              <w:szCs w:val="24"/>
-            </w:rPr>
-            <w:fldChar w:fldCharType="begin"/>
-          </w:r>
-          <w:r>
-            <w:rPr>
-              <w:rFonts w:hint="eastAsia" w:ascii="宋体" w:hAnsi="宋体" w:eastAsia="宋体" w:cs="宋体"/>
+              <w:rFonts w:ascii="宋体" w:eastAsia="宋体" w:hAnsi="宋体" w:cs="宋体" w:hint="eastAsia"/>
+              <w:szCs w:val="24"/>
+            </w:rPr>
+            <w:fldChar w:fldCharType="begin"/>
+          </w:r>
+          <w:r>
+            <w:rPr>
+              <w:rFonts w:ascii="宋体" w:eastAsia="宋体" w:hAnsi="宋体" w:cs="宋体" w:hint="eastAsia"/>
               <w:szCs w:val="24"/>
             </w:rPr>
             <w:instrText xml:space="preserve"> HYPERLINK \l _Toc27649 </w:instrText>
           </w:r>
           <w:r>
             <w:rPr>
-              <w:rFonts w:hint="eastAsia" w:ascii="宋体" w:hAnsi="宋体" w:eastAsia="宋体" w:cs="宋体"/>
+              <w:rFonts w:ascii="宋体" w:eastAsia="宋体" w:hAnsi="宋体" w:cs="宋体" w:hint="eastAsia"/>
               <w:szCs w:val="24"/>
             </w:rPr>
             <w:fldChar w:fldCharType="separate"/>
@@ -5581,7 +5476,7 @@
           </w:r>
           <w:r>
             <w:rPr>
-              <w:rFonts w:hint="eastAsia" w:ascii="宋体" w:hAnsi="宋体" w:eastAsia="宋体" w:cs="宋体"/>
+              <w:rFonts w:ascii="宋体" w:eastAsia="宋体" w:hAnsi="宋体" w:cs="宋体" w:hint="eastAsia"/>
               <w:szCs w:val="24"/>
             </w:rPr>
             <w:fldChar w:fldCharType="end"/>
@@ -5589,28 +5484,28 @@
         </w:p>
         <w:p>
           <w:pPr>
-            <w:pStyle w:val="16"/>
+            <w:pStyle w:val="TOC1"/>
             <w:tabs>
               <w:tab w:val="right" w:leader="dot" w:pos="8306"/>
             </w:tabs>
           </w:pPr>
           <w:r>
             <w:rPr>
-              <w:rFonts w:hint="eastAsia" w:ascii="宋体" w:hAnsi="宋体" w:eastAsia="宋体" w:cs="宋体"/>
-              <w:szCs w:val="24"/>
-            </w:rPr>
-            <w:fldChar w:fldCharType="begin"/>
-          </w:r>
-          <w:r>
-            <w:rPr>
-              <w:rFonts w:hint="eastAsia" w:ascii="宋体" w:hAnsi="宋体" w:eastAsia="宋体" w:cs="宋体"/>
+              <w:rFonts w:ascii="宋体" w:eastAsia="宋体" w:hAnsi="宋体" w:cs="宋体" w:hint="eastAsia"/>
+              <w:szCs w:val="24"/>
+            </w:rPr>
+            <w:fldChar w:fldCharType="begin"/>
+          </w:r>
+          <w:r>
+            <w:rPr>
+              <w:rFonts w:ascii="宋体" w:eastAsia="宋体" w:hAnsi="宋体" w:cs="宋体" w:hint="eastAsia"/>
               <w:szCs w:val="24"/>
             </w:rPr>
             <w:instrText xml:space="preserve"> HYPERLINK \l _Toc8632 </w:instrText>
           </w:r>
           <w:r>
             <w:rPr>
-              <w:rFonts w:hint="eastAsia" w:ascii="宋体" w:hAnsi="宋体" w:eastAsia="宋体" w:cs="宋体"/>
+              <w:rFonts w:ascii="宋体" w:eastAsia="宋体" w:hAnsi="宋体" w:cs="宋体" w:hint="eastAsia"/>
               <w:szCs w:val="24"/>
             </w:rPr>
             <w:fldChar w:fldCharType="separate"/>
@@ -5649,7 +5544,7 @@
           </w:r>
           <w:r>
             <w:rPr>
-              <w:rFonts w:hint="eastAsia" w:ascii="宋体" w:hAnsi="宋体" w:eastAsia="宋体" w:cs="宋体"/>
+              <w:rFonts w:ascii="宋体" w:eastAsia="宋体" w:hAnsi="宋体" w:cs="宋体" w:hint="eastAsia"/>
               <w:szCs w:val="24"/>
             </w:rPr>
             <w:fldChar w:fldCharType="end"/>
@@ -5671,7 +5566,7 @@
             <w:snapToGrid w:val="0"/>
             <w:textAlignment w:val="baseline"/>
             <w:rPr>
-              <w:rFonts w:hint="eastAsia" w:ascii="宋体" w:hAnsi="宋体" w:eastAsia="宋体" w:cs="宋体"/>
+              <w:rFonts w:ascii="宋体" w:eastAsia="宋体" w:hAnsi="宋体" w:cs="宋体" w:hint="eastAsia"/>
               <w:snapToGrid w:val="0"/>
               <w:color w:val="000000"/>
               <w:kern w:val="0"/>
@@ -5682,7 +5577,7 @@
           </w:pPr>
           <w:r>
             <w:rPr>
-              <w:rFonts w:hint="eastAsia" w:ascii="宋体" w:hAnsi="宋体" w:eastAsia="宋体" w:cs="宋体"/>
+              <w:rFonts w:ascii="宋体" w:eastAsia="宋体" w:hAnsi="宋体" w:cs="宋体" w:hint="eastAsia"/>
               <w:szCs w:val="24"/>
             </w:rPr>
             <w:fldChar w:fldCharType="end"/>
@@ -5692,22 +5587,22 @@
     </w:sdt>
     <w:p>
       <w:pPr>
-        <w:pStyle w:val="28"/>
-        <w:keepNext w:val="0"/>
-        <w:keepLines w:val="0"/>
-        <w:pageBreakBefore w:val="0"/>
-        <w:widowControl w:val="0"/>
-        <w:kinsoku w:val="0"/>
-        <w:wordWrap/>
-        <w:overflowPunct/>
-        <w:autoSpaceDE w:val="0"/>
-        <w:autoSpaceDN w:val="0"/>
-        <w:bidi w:val="0"/>
-        <w:adjustRightInd w:val="0"/>
-        <w:snapToGrid w:val="0"/>
-        <w:textAlignment w:val="baseline"/>
-      </w:pPr>
-      <w:bookmarkStart w:id="2" w:name="_Toc30867"/>
+        <w:pStyle w:val="1"/>
+        <w:keepNext w:val="0"/>
+        <w:keepLines w:val="0"/>
+        <w:pageBreakBefore w:val="0"/>
+        <w:widowControl w:val="0"/>
+        <w:kinsoku w:val="0"/>
+        <w:wordWrap/>
+        <w:overflowPunct/>
+        <w:autoSpaceDE w:val="0"/>
+        <w:autoSpaceDN w:val="0"/>
+        <w:bidi w:val="0"/>
+        <w:adjustRightInd w:val="0"/>
+        <w:snapToGrid w:val="0"/>
+        <w:textAlignment w:val="baseline"/>
+      </w:pPr>
+      <w:bookmarkStart w:id="3" w:name="_Toc30867"/>
       <w:r>
         <w:rPr>
           <w:rFonts w:hint="eastAsia"/>
@@ -5715,30 +5610,30 @@
         </w:rPr>
         <w:t>总则</w:t>
       </w:r>
-      <w:bookmarkEnd w:id="2"/>
-    </w:p>
-    <w:p>
-      <w:pPr>
-        <w:pStyle w:val="30"/>
-        <w:keepNext w:val="0"/>
-        <w:keepLines w:val="0"/>
-        <w:pageBreakBefore w:val="0"/>
-        <w:widowControl w:val="0"/>
-        <w:kinsoku w:val="0"/>
-        <w:wordWrap/>
-        <w:overflowPunct/>
-        <w:autoSpaceDE w:val="0"/>
-        <w:autoSpaceDN w:val="0"/>
-        <w:bidi w:val="0"/>
-        <w:adjustRightInd w:val="0"/>
-        <w:snapToGrid w:val="0"/>
-        <w:textAlignment w:val="baseline"/>
-        <w:rPr>
-          <w:rFonts w:hint="eastAsia"/>
-          <w:lang w:val="en-US" w:eastAsia="zh-CN"/>
-        </w:rPr>
-      </w:pPr>
-      <w:bookmarkStart w:id="3" w:name="_Toc22012"/>
+      <w:bookmarkEnd w:id="3"/>
+    </w:p>
+    <w:p>
+      <w:pPr>
+        <w:pStyle w:val="2"/>
+        <w:keepNext w:val="0"/>
+        <w:keepLines w:val="0"/>
+        <w:pageBreakBefore w:val="0"/>
+        <w:widowControl w:val="0"/>
+        <w:kinsoku w:val="0"/>
+        <w:wordWrap/>
+        <w:overflowPunct/>
+        <w:autoSpaceDE w:val="0"/>
+        <w:autoSpaceDN w:val="0"/>
+        <w:bidi w:val="0"/>
+        <w:adjustRightInd w:val="0"/>
+        <w:snapToGrid w:val="0"/>
+        <w:textAlignment w:val="baseline"/>
+        <w:rPr>
+          <w:rFonts w:hint="eastAsia"/>
+          <w:lang w:val="en-US" w:eastAsia="zh-CN"/>
+        </w:rPr>
+      </w:pPr>
+      <w:bookmarkStart w:id="4" w:name="_Toc22012"/>
       <w:r>
         <w:rPr>
           <w:rFonts w:hint="eastAsia"/>
@@ -5746,11 +5641,11 @@
         </w:rPr>
         <w:t>目的</w:t>
       </w:r>
-      <w:bookmarkEnd w:id="3"/>
-    </w:p>
-    <w:p>
-      <w:pPr>
-        <w:pStyle w:val="29"/>
+      <w:bookmarkEnd w:id="4"/>
+    </w:p>
+    <w:p>
+      <w:pPr>
+        <w:pStyle w:val="a1"/>
         <w:keepNext w:val="0"/>
         <w:keepLines w:val="0"/>
         <w:pageBreakBefore w:val="0"/>
@@ -5779,26 +5674,26 @@
     </w:p>
     <w:p>
       <w:pPr>
-        <w:pStyle w:val="30"/>
-        <w:keepNext w:val="0"/>
-        <w:keepLines w:val="0"/>
-        <w:pageBreakBefore w:val="0"/>
-        <w:widowControl w:val="0"/>
-        <w:kinsoku w:val="0"/>
-        <w:wordWrap/>
-        <w:overflowPunct/>
-        <w:autoSpaceDE w:val="0"/>
-        <w:autoSpaceDN w:val="0"/>
-        <w:bidi w:val="0"/>
-        <w:adjustRightInd w:val="0"/>
-        <w:snapToGrid w:val="0"/>
-        <w:textAlignment w:val="baseline"/>
-        <w:rPr>
-          <w:rFonts w:hint="eastAsia"/>
-          <w:lang w:val="en-US" w:eastAsia="zh-CN"/>
-        </w:rPr>
-      </w:pPr>
-      <w:bookmarkStart w:id="4" w:name="_Toc7682"/>
+        <w:pStyle w:val="2"/>
+        <w:keepNext w:val="0"/>
+        <w:keepLines w:val="0"/>
+        <w:pageBreakBefore w:val="0"/>
+        <w:widowControl w:val="0"/>
+        <w:kinsoku w:val="0"/>
+        <w:wordWrap/>
+        <w:overflowPunct/>
+        <w:autoSpaceDE w:val="0"/>
+        <w:autoSpaceDN w:val="0"/>
+        <w:bidi w:val="0"/>
+        <w:adjustRightInd w:val="0"/>
+        <w:snapToGrid w:val="0"/>
+        <w:textAlignment w:val="baseline"/>
+        <w:rPr>
+          <w:rFonts w:hint="eastAsia"/>
+          <w:lang w:val="en-US" w:eastAsia="zh-CN"/>
+        </w:rPr>
+      </w:pPr>
+      <w:bookmarkStart w:id="5" w:name="_Toc7682"/>
       <w:r>
         <w:rPr>
           <w:rFonts w:hint="eastAsia"/>
@@ -5806,11 +5701,11 @@
         </w:rPr>
         <w:t>适用范围</w:t>
       </w:r>
-      <w:bookmarkEnd w:id="4"/>
-    </w:p>
-    <w:p>
-      <w:pPr>
-        <w:pStyle w:val="29"/>
+      <w:bookmarkEnd w:id="5"/>
+    </w:p>
+    <w:p>
+      <w:pPr>
+        <w:pStyle w:val="a1"/>
         <w:keepNext w:val="0"/>
         <w:keepLines w:val="0"/>
         <w:pageBreakBefore w:val="0"/>
@@ -5839,26 +5734,26 @@
     </w:p>
     <w:p>
       <w:pPr>
-        <w:pStyle w:val="30"/>
-        <w:keepNext w:val="0"/>
-        <w:keepLines w:val="0"/>
-        <w:pageBreakBefore w:val="0"/>
-        <w:widowControl w:val="0"/>
-        <w:kinsoku w:val="0"/>
-        <w:wordWrap/>
-        <w:overflowPunct/>
-        <w:autoSpaceDE w:val="0"/>
-        <w:autoSpaceDN w:val="0"/>
-        <w:bidi w:val="0"/>
-        <w:adjustRightInd w:val="0"/>
-        <w:snapToGrid w:val="0"/>
-        <w:textAlignment w:val="baseline"/>
-        <w:rPr>
-          <w:rFonts w:hint="eastAsia"/>
-          <w:lang w:val="en-US" w:eastAsia="zh-CN"/>
-        </w:rPr>
-      </w:pPr>
-      <w:bookmarkStart w:id="5" w:name="_Toc20251"/>
+        <w:pStyle w:val="2"/>
+        <w:keepNext w:val="0"/>
+        <w:keepLines w:val="0"/>
+        <w:pageBreakBefore w:val="0"/>
+        <w:widowControl w:val="0"/>
+        <w:kinsoku w:val="0"/>
+        <w:wordWrap/>
+        <w:overflowPunct/>
+        <w:autoSpaceDE w:val="0"/>
+        <w:autoSpaceDN w:val="0"/>
+        <w:bidi w:val="0"/>
+        <w:adjustRightInd w:val="0"/>
+        <w:snapToGrid w:val="0"/>
+        <w:textAlignment w:val="baseline"/>
+        <w:rPr>
+          <w:rFonts w:hint="eastAsia"/>
+          <w:lang w:val="en-US" w:eastAsia="zh-CN"/>
+        </w:rPr>
+      </w:pPr>
+      <w:bookmarkStart w:id="6" w:name="_Toc20251"/>
       <w:r>
         <w:rPr>
           <w:rFonts w:hint="eastAsia"/>
@@ -5866,11 +5761,11 @@
         </w:rPr>
         <w:t>原则</w:t>
       </w:r>
-      <w:bookmarkEnd w:id="5"/>
-    </w:p>
-    <w:p>
-      <w:pPr>
-        <w:pStyle w:val="29"/>
+      <w:bookmarkEnd w:id="6"/>
+    </w:p>
+    <w:p>
+      <w:pPr>
+        <w:pStyle w:val="a1"/>
         <w:keepNext w:val="0"/>
         <w:keepLines w:val="0"/>
         <w:pageBreakBefore w:val="0"/>
@@ -5899,7 +5794,7 @@
     </w:p>
     <w:p>
       <w:pPr>
-        <w:pStyle w:val="29"/>
+        <w:pStyle w:val="a1"/>
         <w:keepNext w:val="0"/>
         <w:keepLines w:val="0"/>
         <w:pageBreakBefore w:val="0"/>
@@ -5916,7 +5811,7 @@
         <w:bidi w:val="0"/>
         <w:adjustRightInd w:val="0"/>
         <w:snapToGrid w:val="0"/>
-        <w:ind w:left="425" w:leftChars="0" w:hanging="425" w:firstLineChars="0"/>
+        <w:ind w:left="425" w:hanging="425" w:leftChars="0" w:firstLineChars="0"/>
         <w:textAlignment w:val="baseline"/>
         <w:rPr>
           <w:rFonts w:hint="eastAsia"/>
@@ -5933,7 +5828,7 @@
     </w:p>
     <w:p>
       <w:pPr>
-        <w:pStyle w:val="29"/>
+        <w:pStyle w:val="a1"/>
         <w:keepNext w:val="0"/>
         <w:keepLines w:val="0"/>
         <w:pageBreakBefore w:val="0"/>
@@ -5950,7 +5845,7 @@
         <w:bidi w:val="0"/>
         <w:adjustRightInd w:val="0"/>
         <w:snapToGrid w:val="0"/>
-        <w:ind w:left="425" w:leftChars="0" w:hanging="425" w:firstLineChars="0"/>
+        <w:ind w:left="425" w:hanging="425" w:leftChars="0" w:firstLineChars="0"/>
         <w:textAlignment w:val="baseline"/>
         <w:rPr>
           <w:rFonts w:hint="eastAsia"/>
@@ -5967,7 +5862,7 @@
     </w:p>
     <w:p>
       <w:pPr>
-        <w:pStyle w:val="29"/>
+        <w:pStyle w:val="a1"/>
         <w:keepNext w:val="0"/>
         <w:keepLines w:val="0"/>
         <w:pageBreakBefore w:val="0"/>
@@ -5984,7 +5879,7 @@
         <w:bidi w:val="0"/>
         <w:adjustRightInd w:val="0"/>
         <w:snapToGrid w:val="0"/>
-        <w:ind w:left="425" w:leftChars="0" w:hanging="425" w:firstLineChars="0"/>
+        <w:ind w:left="425" w:hanging="425" w:leftChars="0" w:firstLineChars="0"/>
         <w:textAlignment w:val="baseline"/>
         <w:rPr>
           <w:rFonts w:hint="eastAsia"/>
@@ -6001,7 +5896,7 @@
     </w:p>
     <w:p>
       <w:pPr>
-        <w:pStyle w:val="29"/>
+        <w:pStyle w:val="a1"/>
         <w:keepNext w:val="0"/>
         <w:keepLines w:val="0"/>
         <w:pageBreakBefore w:val="0"/>
@@ -6018,7 +5913,7 @@
         <w:bidi w:val="0"/>
         <w:adjustRightInd w:val="0"/>
         <w:snapToGrid w:val="0"/>
-        <w:ind w:left="425" w:leftChars="0" w:hanging="425" w:firstLineChars="0"/>
+        <w:ind w:left="425" w:hanging="425" w:leftChars="0" w:firstLineChars="0"/>
         <w:textAlignment w:val="baseline"/>
         <w:rPr>
           <w:rFonts w:hint="eastAsia"/>
@@ -6035,26 +5930,26 @@
     </w:p>
     <w:p>
       <w:pPr>
-        <w:pStyle w:val="30"/>
-        <w:keepNext w:val="0"/>
-        <w:keepLines w:val="0"/>
-        <w:pageBreakBefore w:val="0"/>
-        <w:widowControl w:val="0"/>
-        <w:kinsoku w:val="0"/>
-        <w:wordWrap/>
-        <w:overflowPunct/>
-        <w:autoSpaceDE w:val="0"/>
-        <w:autoSpaceDN w:val="0"/>
-        <w:bidi w:val="0"/>
-        <w:adjustRightInd w:val="0"/>
-        <w:snapToGrid w:val="0"/>
-        <w:textAlignment w:val="baseline"/>
-        <w:rPr>
-          <w:rFonts w:hint="default"/>
-          <w:lang w:val="en-US" w:eastAsia="zh-CN"/>
-        </w:rPr>
-      </w:pPr>
-      <w:bookmarkStart w:id="6" w:name="_Toc25215"/>
+        <w:pStyle w:val="2"/>
+        <w:keepNext w:val="0"/>
+        <w:keepLines w:val="0"/>
+        <w:pageBreakBefore w:val="0"/>
+        <w:widowControl w:val="0"/>
+        <w:kinsoku w:val="0"/>
+        <w:wordWrap/>
+        <w:overflowPunct/>
+        <w:autoSpaceDE w:val="0"/>
+        <w:autoSpaceDN w:val="0"/>
+        <w:bidi w:val="0"/>
+        <w:adjustRightInd w:val="0"/>
+        <w:snapToGrid w:val="0"/>
+        <w:textAlignment w:val="baseline"/>
+        <w:rPr>
+          <w:rFonts w:hint="default"/>
+          <w:lang w:val="en-US" w:eastAsia="zh-CN"/>
+        </w:rPr>
+      </w:pPr>
+      <w:bookmarkStart w:id="7" w:name="_Toc25215"/>
       <w:r>
         <w:rPr>
           <w:rFonts w:hint="eastAsia"/>
@@ -6062,30 +5957,30 @@
         </w:rPr>
         <w:t>岗位职责</w:t>
       </w:r>
-      <w:bookmarkEnd w:id="6"/>
-    </w:p>
-    <w:p>
-      <w:pPr>
-        <w:pStyle w:val="31"/>
-        <w:keepNext w:val="0"/>
-        <w:keepLines w:val="0"/>
-        <w:pageBreakBefore w:val="0"/>
-        <w:widowControl w:val="0"/>
-        <w:kinsoku w:val="0"/>
-        <w:wordWrap/>
-        <w:overflowPunct/>
-        <w:autoSpaceDE w:val="0"/>
-        <w:autoSpaceDN w:val="0"/>
-        <w:bidi w:val="0"/>
-        <w:adjustRightInd w:val="0"/>
-        <w:snapToGrid w:val="0"/>
-        <w:textAlignment w:val="baseline"/>
-        <w:rPr>
-          <w:rFonts w:hint="default"/>
-          <w:lang w:val="en-US" w:eastAsia="zh-CN"/>
-        </w:rPr>
-      </w:pPr>
-      <w:bookmarkStart w:id="7" w:name="_Toc11701"/>
+      <w:bookmarkEnd w:id="7"/>
+    </w:p>
+    <w:p>
+      <w:pPr>
+        <w:pStyle w:val="3"/>
+        <w:keepNext w:val="0"/>
+        <w:keepLines w:val="0"/>
+        <w:pageBreakBefore w:val="0"/>
+        <w:widowControl w:val="0"/>
+        <w:kinsoku w:val="0"/>
+        <w:wordWrap/>
+        <w:overflowPunct/>
+        <w:autoSpaceDE w:val="0"/>
+        <w:autoSpaceDN w:val="0"/>
+        <w:bidi w:val="0"/>
+        <w:adjustRightInd w:val="0"/>
+        <w:snapToGrid w:val="0"/>
+        <w:textAlignment w:val="baseline"/>
+        <w:rPr>
+          <w:rFonts w:hint="default"/>
+          <w:lang w:val="en-US" w:eastAsia="zh-CN"/>
+        </w:rPr>
+      </w:pPr>
+      <w:bookmarkStart w:id="8" w:name="_Toc11701"/>
       <w:r>
         <w:rPr>
           <w:rFonts w:hint="default"/>
@@ -6093,11 +5988,11 @@
         </w:rPr>
         <w:t>管理者代表</w:t>
       </w:r>
-      <w:bookmarkEnd w:id="7"/>
-    </w:p>
-    <w:p>
-      <w:pPr>
-        <w:pStyle w:val="29"/>
+      <w:bookmarkEnd w:id="8"/>
+    </w:p>
+    <w:p>
+      <w:pPr>
+        <w:pStyle w:val="a1"/>
         <w:keepNext w:val="0"/>
         <w:keepLines w:val="0"/>
         <w:pageBreakBefore w:val="0"/>
@@ -6126,26 +6021,26 @@
     </w:p>
     <w:p>
       <w:pPr>
-        <w:pStyle w:val="31"/>
-        <w:keepNext w:val="0"/>
-        <w:keepLines w:val="0"/>
-        <w:pageBreakBefore w:val="0"/>
-        <w:widowControl w:val="0"/>
-        <w:kinsoku w:val="0"/>
-        <w:wordWrap/>
-        <w:overflowPunct/>
-        <w:autoSpaceDE w:val="0"/>
-        <w:autoSpaceDN w:val="0"/>
-        <w:bidi w:val="0"/>
-        <w:adjustRightInd w:val="0"/>
-        <w:snapToGrid w:val="0"/>
-        <w:textAlignment w:val="baseline"/>
-        <w:rPr>
-          <w:rFonts w:hint="default"/>
-          <w:lang w:val="en-US" w:eastAsia="zh-CN"/>
-        </w:rPr>
-      </w:pPr>
-      <w:bookmarkStart w:id="8" w:name="_Toc3999"/>
+        <w:pStyle w:val="3"/>
+        <w:keepNext w:val="0"/>
+        <w:keepLines w:val="0"/>
+        <w:pageBreakBefore w:val="0"/>
+        <w:widowControl w:val="0"/>
+        <w:kinsoku w:val="0"/>
+        <w:wordWrap/>
+        <w:overflowPunct/>
+        <w:autoSpaceDE w:val="0"/>
+        <w:autoSpaceDN w:val="0"/>
+        <w:bidi w:val="0"/>
+        <w:adjustRightInd w:val="0"/>
+        <w:snapToGrid w:val="0"/>
+        <w:textAlignment w:val="baseline"/>
+        <w:rPr>
+          <w:rFonts w:hint="default"/>
+          <w:lang w:val="en-US" w:eastAsia="zh-CN"/>
+        </w:rPr>
+      </w:pPr>
+      <w:bookmarkStart w:id="9" w:name="_Toc3999"/>
       <w:r>
         <w:rPr>
           <w:rFonts w:hint="default"/>
@@ -6153,11 +6048,11 @@
         </w:rPr>
         <w:t>运维部</w:t>
       </w:r>
-      <w:bookmarkEnd w:id="8"/>
-    </w:p>
-    <w:p>
-      <w:pPr>
-        <w:pStyle w:val="29"/>
+      <w:bookmarkEnd w:id="9"/>
+    </w:p>
+    <w:p>
+      <w:pPr>
+        <w:pStyle w:val="a1"/>
         <w:keepNext w:val="0"/>
         <w:keepLines w:val="0"/>
         <w:pageBreakBefore w:val="0"/>
@@ -6186,26 +6081,26 @@
     </w:p>
     <w:p>
       <w:pPr>
-        <w:pStyle w:val="31"/>
-        <w:keepNext w:val="0"/>
-        <w:keepLines w:val="0"/>
-        <w:pageBreakBefore w:val="0"/>
-        <w:widowControl w:val="0"/>
-        <w:kinsoku w:val="0"/>
-        <w:wordWrap/>
-        <w:overflowPunct/>
-        <w:autoSpaceDE w:val="0"/>
-        <w:autoSpaceDN w:val="0"/>
-        <w:bidi w:val="0"/>
-        <w:adjustRightInd w:val="0"/>
-        <w:snapToGrid w:val="0"/>
-        <w:textAlignment w:val="baseline"/>
-        <w:rPr>
-          <w:rFonts w:hint="default"/>
-          <w:lang w:val="en-US" w:eastAsia="zh-CN"/>
-        </w:rPr>
-      </w:pPr>
-      <w:bookmarkStart w:id="9" w:name="_Toc25644"/>
+        <w:pStyle w:val="3"/>
+        <w:keepNext w:val="0"/>
+        <w:keepLines w:val="0"/>
+        <w:pageBreakBefore w:val="0"/>
+        <w:widowControl w:val="0"/>
+        <w:kinsoku w:val="0"/>
+        <w:wordWrap/>
+        <w:overflowPunct/>
+        <w:autoSpaceDE w:val="0"/>
+        <w:autoSpaceDN w:val="0"/>
+        <w:bidi w:val="0"/>
+        <w:adjustRightInd w:val="0"/>
+        <w:snapToGrid w:val="0"/>
+        <w:textAlignment w:val="baseline"/>
+        <w:rPr>
+          <w:rFonts w:hint="default"/>
+          <w:lang w:val="en-US" w:eastAsia="zh-CN"/>
+        </w:rPr>
+      </w:pPr>
+      <w:bookmarkStart w:id="10" w:name="_Toc25644"/>
       <w:r>
         <w:rPr>
           <w:rFonts w:hint="default"/>
@@ -6213,11 +6108,11 @@
         </w:rPr>
         <w:t>人力部</w:t>
       </w:r>
-      <w:bookmarkEnd w:id="9"/>
-    </w:p>
-    <w:p>
-      <w:pPr>
-        <w:pStyle w:val="29"/>
+      <w:bookmarkEnd w:id="10"/>
+    </w:p>
+    <w:p>
+      <w:pPr>
+        <w:pStyle w:val="a1"/>
         <w:keepNext w:val="0"/>
         <w:keepLines w:val="0"/>
         <w:pageBreakBefore w:val="0"/>
@@ -6246,26 +6141,26 @@
     </w:p>
     <w:p>
       <w:pPr>
-        <w:pStyle w:val="31"/>
-        <w:keepNext w:val="0"/>
-        <w:keepLines w:val="0"/>
-        <w:pageBreakBefore w:val="0"/>
-        <w:widowControl w:val="0"/>
-        <w:kinsoku w:val="0"/>
-        <w:wordWrap/>
-        <w:overflowPunct/>
-        <w:autoSpaceDE w:val="0"/>
-        <w:autoSpaceDN w:val="0"/>
-        <w:bidi w:val="0"/>
-        <w:adjustRightInd w:val="0"/>
-        <w:snapToGrid w:val="0"/>
-        <w:textAlignment w:val="baseline"/>
-        <w:rPr>
-          <w:rFonts w:hint="default"/>
-          <w:lang w:val="en-US" w:eastAsia="zh-CN"/>
-        </w:rPr>
-      </w:pPr>
-      <w:bookmarkStart w:id="10" w:name="_Toc26839"/>
+        <w:pStyle w:val="3"/>
+        <w:keepNext w:val="0"/>
+        <w:keepLines w:val="0"/>
+        <w:pageBreakBefore w:val="0"/>
+        <w:widowControl w:val="0"/>
+        <w:kinsoku w:val="0"/>
+        <w:wordWrap/>
+        <w:overflowPunct/>
+        <w:autoSpaceDE w:val="0"/>
+        <w:autoSpaceDN w:val="0"/>
+        <w:bidi w:val="0"/>
+        <w:adjustRightInd w:val="0"/>
+        <w:snapToGrid w:val="0"/>
+        <w:textAlignment w:val="baseline"/>
+        <w:rPr>
+          <w:rFonts w:hint="default"/>
+          <w:lang w:val="en-US" w:eastAsia="zh-CN"/>
+        </w:rPr>
+      </w:pPr>
+      <w:bookmarkStart w:id="11" w:name="_Toc26839"/>
       <w:r>
         <w:rPr>
           <w:rFonts w:hint="eastAsia"/>
@@ -6273,11 +6168,11 @@
         </w:rPr>
         <w:t>研发部</w:t>
       </w:r>
-      <w:bookmarkEnd w:id="10"/>
-    </w:p>
-    <w:p>
-      <w:pPr>
-        <w:pStyle w:val="29"/>
+      <w:bookmarkEnd w:id="11"/>
+    </w:p>
+    <w:p>
+      <w:pPr>
+        <w:pStyle w:val="a1"/>
         <w:keepNext w:val="0"/>
         <w:keepLines w:val="0"/>
         <w:pageBreakBefore w:val="0"/>
@@ -6306,26 +6201,26 @@
     </w:p>
     <w:p>
       <w:pPr>
-        <w:pStyle w:val="31"/>
-        <w:keepNext w:val="0"/>
-        <w:keepLines w:val="0"/>
-        <w:pageBreakBefore w:val="0"/>
-        <w:widowControl w:val="0"/>
-        <w:kinsoku w:val="0"/>
-        <w:wordWrap/>
-        <w:overflowPunct/>
-        <w:autoSpaceDE w:val="0"/>
-        <w:autoSpaceDN w:val="0"/>
-        <w:bidi w:val="0"/>
-        <w:adjustRightInd w:val="0"/>
-        <w:snapToGrid w:val="0"/>
-        <w:textAlignment w:val="baseline"/>
-        <w:rPr>
-          <w:rFonts w:hint="default"/>
-          <w:lang w:val="en-US" w:eastAsia="zh-CN"/>
-        </w:rPr>
-      </w:pPr>
-      <w:bookmarkStart w:id="11" w:name="_Toc16467"/>
+        <w:pStyle w:val="3"/>
+        <w:keepNext w:val="0"/>
+        <w:keepLines w:val="0"/>
+        <w:pageBreakBefore w:val="0"/>
+        <w:widowControl w:val="0"/>
+        <w:kinsoku w:val="0"/>
+        <w:wordWrap/>
+        <w:overflowPunct/>
+        <w:autoSpaceDE w:val="0"/>
+        <w:autoSpaceDN w:val="0"/>
+        <w:bidi w:val="0"/>
+        <w:adjustRightInd w:val="0"/>
+        <w:snapToGrid w:val="0"/>
+        <w:textAlignment w:val="baseline"/>
+        <w:rPr>
+          <w:rFonts w:hint="default"/>
+          <w:lang w:val="en-US" w:eastAsia="zh-CN"/>
+        </w:rPr>
+      </w:pPr>
+      <w:bookmarkStart w:id="12" w:name="_Toc16467"/>
       <w:r>
         <w:rPr>
           <w:rFonts w:hint="default"/>
@@ -6333,11 +6228,11 @@
         </w:rPr>
         <w:t>质量部</w:t>
       </w:r>
-      <w:bookmarkEnd w:id="11"/>
-    </w:p>
-    <w:p>
-      <w:pPr>
-        <w:pStyle w:val="29"/>
+      <w:bookmarkEnd w:id="12"/>
+    </w:p>
+    <w:p>
+      <w:pPr>
+        <w:pStyle w:val="a1"/>
         <w:keepNext w:val="0"/>
         <w:keepLines w:val="0"/>
         <w:pageBreakBefore w:val="0"/>
@@ -6366,26 +6261,26 @@
     </w:p>
     <w:p>
       <w:pPr>
-        <w:pStyle w:val="31"/>
-        <w:keepNext w:val="0"/>
-        <w:keepLines w:val="0"/>
-        <w:pageBreakBefore w:val="0"/>
-        <w:widowControl w:val="0"/>
-        <w:kinsoku w:val="0"/>
-        <w:wordWrap/>
-        <w:overflowPunct/>
-        <w:autoSpaceDE w:val="0"/>
-        <w:autoSpaceDN w:val="0"/>
-        <w:bidi w:val="0"/>
-        <w:adjustRightInd w:val="0"/>
-        <w:snapToGrid w:val="0"/>
-        <w:textAlignment w:val="baseline"/>
-        <w:rPr>
-          <w:rFonts w:hint="default"/>
-          <w:lang w:val="en-US" w:eastAsia="zh-CN"/>
-        </w:rPr>
-      </w:pPr>
-      <w:bookmarkStart w:id="12" w:name="_Toc1042"/>
+        <w:pStyle w:val="3"/>
+        <w:keepNext w:val="0"/>
+        <w:keepLines w:val="0"/>
+        <w:pageBreakBefore w:val="0"/>
+        <w:widowControl w:val="0"/>
+        <w:kinsoku w:val="0"/>
+        <w:wordWrap/>
+        <w:overflowPunct/>
+        <w:autoSpaceDE w:val="0"/>
+        <w:autoSpaceDN w:val="0"/>
+        <w:bidi w:val="0"/>
+        <w:adjustRightInd w:val="0"/>
+        <w:snapToGrid w:val="0"/>
+        <w:textAlignment w:val="baseline"/>
+        <w:rPr>
+          <w:rFonts w:hint="default"/>
+          <w:lang w:val="en-US" w:eastAsia="zh-CN"/>
+        </w:rPr>
+      </w:pPr>
+      <w:bookmarkStart w:id="13" w:name="_Toc1042"/>
       <w:r>
         <w:rPr>
           <w:rFonts w:hint="default"/>
@@ -6393,11 +6288,11 @@
         </w:rPr>
         <w:t>采购部</w:t>
       </w:r>
-      <w:bookmarkEnd w:id="12"/>
-    </w:p>
-    <w:p>
-      <w:pPr>
-        <w:pStyle w:val="29"/>
+      <w:bookmarkEnd w:id="13"/>
+    </w:p>
+    <w:p>
+      <w:pPr>
+        <w:pStyle w:val="a1"/>
         <w:keepNext w:val="0"/>
         <w:keepLines w:val="0"/>
         <w:pageBreakBefore w:val="0"/>
@@ -6426,26 +6321,26 @@
     </w:p>
     <w:p>
       <w:pPr>
-        <w:pStyle w:val="28"/>
-        <w:keepNext w:val="0"/>
-        <w:keepLines w:val="0"/>
-        <w:pageBreakBefore w:val="0"/>
-        <w:widowControl w:val="0"/>
-        <w:kinsoku w:val="0"/>
-        <w:wordWrap/>
-        <w:overflowPunct/>
-        <w:autoSpaceDE w:val="0"/>
-        <w:autoSpaceDN w:val="0"/>
-        <w:bidi w:val="0"/>
-        <w:adjustRightInd w:val="0"/>
-        <w:snapToGrid w:val="0"/>
-        <w:textAlignment w:val="baseline"/>
-        <w:rPr>
-          <w:rFonts w:hint="eastAsia"/>
-          <w:lang w:val="en-US" w:eastAsia="zh-CN"/>
-        </w:rPr>
-      </w:pPr>
-      <w:bookmarkStart w:id="13" w:name="_Toc10796"/>
+        <w:pStyle w:val="1"/>
+        <w:keepNext w:val="0"/>
+        <w:keepLines w:val="0"/>
+        <w:pageBreakBefore w:val="0"/>
+        <w:widowControl w:val="0"/>
+        <w:kinsoku w:val="0"/>
+        <w:wordWrap/>
+        <w:overflowPunct/>
+        <w:autoSpaceDE w:val="0"/>
+        <w:autoSpaceDN w:val="0"/>
+        <w:bidi w:val="0"/>
+        <w:adjustRightInd w:val="0"/>
+        <w:snapToGrid w:val="0"/>
+        <w:textAlignment w:val="baseline"/>
+        <w:rPr>
+          <w:rFonts w:hint="eastAsia"/>
+          <w:lang w:val="en-US" w:eastAsia="zh-CN"/>
+        </w:rPr>
+      </w:pPr>
+      <w:bookmarkStart w:id="14" w:name="_Toc10796"/>
       <w:r>
         <w:rPr>
           <w:rFonts w:hint="eastAsia"/>
@@ -6453,11 +6348,11 @@
         </w:rPr>
         <w:t>引用依据</w:t>
       </w:r>
-      <w:bookmarkEnd w:id="13"/>
-    </w:p>
-    <w:p>
-      <w:pPr>
-        <w:pStyle w:val="29"/>
+      <w:bookmarkEnd w:id="14"/>
+    </w:p>
+    <w:p>
+      <w:pPr>
+        <w:pStyle w:val="a1"/>
         <w:keepNext w:val="0"/>
         <w:keepLines w:val="0"/>
         <w:pageBreakBefore w:val="0"/>
@@ -6474,7 +6369,7 @@
         <w:bidi w:val="0"/>
         <w:adjustRightInd w:val="0"/>
         <w:snapToGrid w:val="0"/>
-        <w:ind w:left="425" w:leftChars="0" w:hanging="425" w:firstLineChars="0"/>
+        <w:ind w:left="425" w:hanging="425" w:leftChars="0" w:firstLineChars="0"/>
         <w:textAlignment w:val="baseline"/>
         <w:rPr>
           <w:rFonts w:hint="eastAsia"/>
@@ -6491,7 +6386,7 @@
     </w:p>
     <w:p>
       <w:pPr>
-        <w:pStyle w:val="29"/>
+        <w:pStyle w:val="a1"/>
         <w:keepNext w:val="0"/>
         <w:keepLines w:val="0"/>
         <w:pageBreakBefore w:val="0"/>
@@ -6508,7 +6403,7 @@
         <w:bidi w:val="0"/>
         <w:adjustRightInd w:val="0"/>
         <w:snapToGrid w:val="0"/>
-        <w:ind w:left="425" w:leftChars="0" w:hanging="425" w:firstLineChars="0"/>
+        <w:ind w:left="425" w:hanging="425" w:leftChars="0" w:firstLineChars="0"/>
         <w:textAlignment w:val="baseline"/>
         <w:rPr>
           <w:rFonts w:hint="eastAsia"/>
@@ -6525,7 +6420,7 @@
     </w:p>
     <w:p>
       <w:pPr>
-        <w:pStyle w:val="29"/>
+        <w:pStyle w:val="a1"/>
         <w:keepNext w:val="0"/>
         <w:keepLines w:val="0"/>
         <w:pageBreakBefore w:val="0"/>
@@ -6542,7 +6437,7 @@
         <w:bidi w:val="0"/>
         <w:adjustRightInd w:val="0"/>
         <w:snapToGrid w:val="0"/>
-        <w:ind w:left="425" w:leftChars="0" w:hanging="425" w:firstLineChars="0"/>
+        <w:ind w:left="425" w:hanging="425" w:leftChars="0" w:firstLineChars="0"/>
         <w:textAlignment w:val="baseline"/>
         <w:rPr>
           <w:rFonts w:hint="eastAsia"/>
@@ -6559,7 +6454,7 @@
     </w:p>
     <w:p>
       <w:pPr>
-        <w:pStyle w:val="29"/>
+        <w:pStyle w:val="a1"/>
         <w:keepNext w:val="0"/>
         <w:keepLines w:val="0"/>
         <w:pageBreakBefore w:val="0"/>
@@ -6576,7 +6471,7 @@
         <w:bidi w:val="0"/>
         <w:adjustRightInd w:val="0"/>
         <w:snapToGrid w:val="0"/>
-        <w:ind w:left="425" w:leftChars="0" w:hanging="425" w:firstLineChars="0"/>
+        <w:ind w:left="425" w:hanging="425" w:leftChars="0" w:firstLineChars="0"/>
         <w:textAlignment w:val="baseline"/>
         <w:rPr>
           <w:rFonts w:hint="eastAsia"/>
@@ -6593,22 +6488,22 @@
     </w:p>
     <w:p>
       <w:pPr>
-        <w:pStyle w:val="28"/>
-        <w:keepNext w:val="0"/>
-        <w:keepLines w:val="0"/>
-        <w:pageBreakBefore w:val="0"/>
-        <w:widowControl w:val="0"/>
-        <w:kinsoku w:val="0"/>
-        <w:wordWrap/>
-        <w:overflowPunct/>
-        <w:autoSpaceDE w:val="0"/>
-        <w:autoSpaceDN w:val="0"/>
-        <w:bidi w:val="0"/>
-        <w:adjustRightInd w:val="0"/>
-        <w:snapToGrid w:val="0"/>
-        <w:textAlignment w:val="baseline"/>
-      </w:pPr>
-      <w:bookmarkStart w:id="14" w:name="_Toc13324"/>
+        <w:pStyle w:val="1"/>
+        <w:keepNext w:val="0"/>
+        <w:keepLines w:val="0"/>
+        <w:pageBreakBefore w:val="0"/>
+        <w:widowControl w:val="0"/>
+        <w:kinsoku w:val="0"/>
+        <w:wordWrap/>
+        <w:overflowPunct/>
+        <w:autoSpaceDE w:val="0"/>
+        <w:autoSpaceDN w:val="0"/>
+        <w:bidi w:val="0"/>
+        <w:adjustRightInd w:val="0"/>
+        <w:snapToGrid w:val="0"/>
+        <w:textAlignment w:val="baseline"/>
+      </w:pPr>
+      <w:bookmarkStart w:id="15" w:name="_Toc13324"/>
       <w:r>
         <w:rPr>
           <w:rFonts w:hint="eastAsia"/>
@@ -6616,40 +6511,40 @@
         </w:rPr>
         <w:t>定义与术语</w:t>
       </w:r>
-      <w:bookmarkEnd w:id="14"/>
-    </w:p>
-    <w:p>
-      <w:pPr>
-        <w:pStyle w:val="30"/>
-        <w:keepNext w:val="0"/>
-        <w:keepLines w:val="0"/>
-        <w:pageBreakBefore w:val="0"/>
-        <w:widowControl w:val="0"/>
-        <w:kinsoku w:val="0"/>
-        <w:wordWrap/>
-        <w:overflowPunct/>
-        <w:autoSpaceDE w:val="0"/>
-        <w:autoSpaceDN w:val="0"/>
-        <w:bidi w:val="0"/>
-        <w:adjustRightInd w:val="0"/>
-        <w:snapToGrid w:val="0"/>
-        <w:textAlignment w:val="baseline"/>
-        <w:rPr>
-          <w:rFonts w:hint="eastAsia"/>
-        </w:rPr>
-      </w:pPr>
-      <w:bookmarkStart w:id="15" w:name="_Toc29012"/>
+      <w:bookmarkEnd w:id="15"/>
+    </w:p>
+    <w:p>
+      <w:pPr>
+        <w:pStyle w:val="2"/>
+        <w:keepNext w:val="0"/>
+        <w:keepLines w:val="0"/>
+        <w:pageBreakBefore w:val="0"/>
+        <w:widowControl w:val="0"/>
+        <w:kinsoku w:val="0"/>
+        <w:wordWrap/>
+        <w:overflowPunct/>
+        <w:autoSpaceDE w:val="0"/>
+        <w:autoSpaceDN w:val="0"/>
+        <w:bidi w:val="0"/>
+        <w:adjustRightInd w:val="0"/>
+        <w:snapToGrid w:val="0"/>
+        <w:textAlignment w:val="baseline"/>
+        <w:rPr>
+          <w:rFonts w:hint="eastAsia"/>
+        </w:rPr>
+      </w:pPr>
+      <w:bookmarkStart w:id="16" w:name="_Toc29012"/>
       <w:r>
         <w:rPr>
           <w:rFonts w:hint="eastAsia"/>
         </w:rPr>
         <w:t>运维服务能力</w:t>
       </w:r>
-      <w:bookmarkEnd w:id="15"/>
-    </w:p>
-    <w:p>
-      <w:pPr>
-        <w:pStyle w:val="29"/>
+      <w:bookmarkEnd w:id="16"/>
+    </w:p>
+    <w:p>
+      <w:pPr>
+        <w:pStyle w:val="a1"/>
         <w:keepNext w:val="0"/>
         <w:keepLines w:val="0"/>
         <w:pageBreakBefore w:val="0"/>
@@ -6722,36 +6617,36 @@
     </w:p>
     <w:p>
       <w:pPr>
-        <w:pStyle w:val="30"/>
-        <w:keepNext w:val="0"/>
-        <w:keepLines w:val="0"/>
-        <w:pageBreakBefore w:val="0"/>
-        <w:widowControl w:val="0"/>
-        <w:kinsoku w:val="0"/>
-        <w:wordWrap/>
-        <w:overflowPunct/>
-        <w:autoSpaceDE w:val="0"/>
-        <w:autoSpaceDN w:val="0"/>
-        <w:bidi w:val="0"/>
-        <w:adjustRightInd w:val="0"/>
-        <w:snapToGrid w:val="0"/>
-        <w:textAlignment w:val="baseline"/>
-        <w:rPr>
-          <w:rFonts w:hint="eastAsia"/>
-        </w:rPr>
-      </w:pPr>
-      <w:bookmarkStart w:id="16" w:name="_Toc31347"/>
+        <w:pStyle w:val="2"/>
+        <w:keepNext w:val="0"/>
+        <w:keepLines w:val="0"/>
+        <w:pageBreakBefore w:val="0"/>
+        <w:widowControl w:val="0"/>
+        <w:kinsoku w:val="0"/>
+        <w:wordWrap/>
+        <w:overflowPunct/>
+        <w:autoSpaceDE w:val="0"/>
+        <w:autoSpaceDN w:val="0"/>
+        <w:bidi w:val="0"/>
+        <w:adjustRightInd w:val="0"/>
+        <w:snapToGrid w:val="0"/>
+        <w:textAlignment w:val="baseline"/>
+        <w:rPr>
+          <w:rFonts w:hint="eastAsia"/>
+        </w:rPr>
+      </w:pPr>
+      <w:bookmarkStart w:id="17" w:name="_Toc31347"/>
       <w:r>
         <w:rPr>
           <w:rFonts w:hint="eastAsia"/>
         </w:rPr>
         <w:t>服务级别协议（SLA）</w:t>
       </w:r>
-      <w:bookmarkEnd w:id="16"/>
-    </w:p>
-    <w:p>
-      <w:pPr>
-        <w:pStyle w:val="29"/>
+      <w:bookmarkEnd w:id="17"/>
+    </w:p>
+    <w:p>
+      <w:pPr>
+        <w:pStyle w:val="a1"/>
         <w:keepNext w:val="0"/>
         <w:keepLines w:val="0"/>
         <w:pageBreakBefore w:val="0"/>
@@ -6778,36 +6673,36 @@
     </w:p>
     <w:p>
       <w:pPr>
-        <w:pStyle w:val="30"/>
-        <w:keepNext w:val="0"/>
-        <w:keepLines w:val="0"/>
-        <w:pageBreakBefore w:val="0"/>
-        <w:widowControl w:val="0"/>
-        <w:kinsoku w:val="0"/>
-        <w:wordWrap/>
-        <w:overflowPunct/>
-        <w:autoSpaceDE w:val="0"/>
-        <w:autoSpaceDN w:val="0"/>
-        <w:bidi w:val="0"/>
-        <w:adjustRightInd w:val="0"/>
-        <w:snapToGrid w:val="0"/>
-        <w:textAlignment w:val="baseline"/>
-        <w:rPr>
-          <w:rFonts w:hint="eastAsia"/>
-        </w:rPr>
-      </w:pPr>
-      <w:bookmarkStart w:id="17" w:name="_Toc26402"/>
+        <w:pStyle w:val="2"/>
+        <w:keepNext w:val="0"/>
+        <w:keepLines w:val="0"/>
+        <w:pageBreakBefore w:val="0"/>
+        <w:widowControl w:val="0"/>
+        <w:kinsoku w:val="0"/>
+        <w:wordWrap/>
+        <w:overflowPunct/>
+        <w:autoSpaceDE w:val="0"/>
+        <w:autoSpaceDN w:val="0"/>
+        <w:bidi w:val="0"/>
+        <w:adjustRightInd w:val="0"/>
+        <w:snapToGrid w:val="0"/>
+        <w:textAlignment w:val="baseline"/>
+        <w:rPr>
+          <w:rFonts w:hint="eastAsia"/>
+        </w:rPr>
+      </w:pPr>
+      <w:bookmarkStart w:id="18" w:name="_Toc26402"/>
       <w:r>
         <w:rPr>
           <w:rFonts w:hint="eastAsia"/>
         </w:rPr>
         <w:t>配置项</w:t>
       </w:r>
-      <w:bookmarkEnd w:id="17"/>
-    </w:p>
-    <w:p>
-      <w:pPr>
-        <w:pStyle w:val="29"/>
+      <w:bookmarkEnd w:id="18"/>
+    </w:p>
+    <w:p>
+      <w:pPr>
+        <w:pStyle w:val="a1"/>
         <w:keepNext w:val="0"/>
         <w:keepLines w:val="0"/>
         <w:pageBreakBefore w:val="0"/>
@@ -6834,36 +6729,36 @@
     </w:p>
     <w:p>
       <w:pPr>
-        <w:pStyle w:val="30"/>
-        <w:keepNext w:val="0"/>
-        <w:keepLines w:val="0"/>
-        <w:pageBreakBefore w:val="0"/>
-        <w:widowControl w:val="0"/>
-        <w:kinsoku w:val="0"/>
-        <w:wordWrap/>
-        <w:overflowPunct/>
-        <w:autoSpaceDE w:val="0"/>
-        <w:autoSpaceDN w:val="0"/>
-        <w:bidi w:val="0"/>
-        <w:adjustRightInd w:val="0"/>
-        <w:snapToGrid w:val="0"/>
-        <w:textAlignment w:val="baseline"/>
-        <w:rPr>
-          <w:rFonts w:hint="eastAsia"/>
-        </w:rPr>
-      </w:pPr>
-      <w:bookmarkStart w:id="18" w:name="_Toc26651"/>
+        <w:pStyle w:val="2"/>
+        <w:keepNext w:val="0"/>
+        <w:keepLines w:val="0"/>
+        <w:pageBreakBefore w:val="0"/>
+        <w:widowControl w:val="0"/>
+        <w:kinsoku w:val="0"/>
+        <w:wordWrap/>
+        <w:overflowPunct/>
+        <w:autoSpaceDE w:val="0"/>
+        <w:autoSpaceDN w:val="0"/>
+        <w:bidi w:val="0"/>
+        <w:adjustRightInd w:val="0"/>
+        <w:snapToGrid w:val="0"/>
+        <w:textAlignment w:val="baseline"/>
+        <w:rPr>
+          <w:rFonts w:hint="eastAsia"/>
+        </w:rPr>
+      </w:pPr>
+      <w:bookmarkStart w:id="19" w:name="_Toc26651"/>
       <w:r>
         <w:rPr>
           <w:rFonts w:hint="eastAsia"/>
         </w:rPr>
         <w:t>事件</w:t>
       </w:r>
-      <w:bookmarkEnd w:id="18"/>
-    </w:p>
-    <w:p>
-      <w:pPr>
-        <w:pStyle w:val="29"/>
+      <w:bookmarkEnd w:id="19"/>
+    </w:p>
+    <w:p>
+      <w:pPr>
+        <w:pStyle w:val="a1"/>
         <w:keepNext w:val="0"/>
         <w:keepLines w:val="0"/>
         <w:pageBreakBefore w:val="0"/>
@@ -6890,36 +6785,36 @@
     </w:p>
     <w:p>
       <w:pPr>
-        <w:pStyle w:val="30"/>
-        <w:keepNext w:val="0"/>
-        <w:keepLines w:val="0"/>
-        <w:pageBreakBefore w:val="0"/>
-        <w:widowControl w:val="0"/>
-        <w:kinsoku w:val="0"/>
-        <w:wordWrap/>
-        <w:overflowPunct/>
-        <w:autoSpaceDE w:val="0"/>
-        <w:autoSpaceDN w:val="0"/>
-        <w:bidi w:val="0"/>
-        <w:adjustRightInd w:val="0"/>
-        <w:snapToGrid w:val="0"/>
-        <w:textAlignment w:val="baseline"/>
-        <w:rPr>
-          <w:rFonts w:hint="eastAsia"/>
-        </w:rPr>
-      </w:pPr>
-      <w:bookmarkStart w:id="19" w:name="_Toc12943"/>
+        <w:pStyle w:val="2"/>
+        <w:keepNext w:val="0"/>
+        <w:keepLines w:val="0"/>
+        <w:pageBreakBefore w:val="0"/>
+        <w:widowControl w:val="0"/>
+        <w:kinsoku w:val="0"/>
+        <w:wordWrap/>
+        <w:overflowPunct/>
+        <w:autoSpaceDE w:val="0"/>
+        <w:autoSpaceDN w:val="0"/>
+        <w:bidi w:val="0"/>
+        <w:adjustRightInd w:val="0"/>
+        <w:snapToGrid w:val="0"/>
+        <w:textAlignment w:val="baseline"/>
+        <w:rPr>
+          <w:rFonts w:hint="eastAsia"/>
+        </w:rPr>
+      </w:pPr>
+      <w:bookmarkStart w:id="20" w:name="_Toc12943"/>
       <w:r>
         <w:rPr>
           <w:rFonts w:hint="eastAsia"/>
         </w:rPr>
         <w:t>问题</w:t>
       </w:r>
-      <w:bookmarkEnd w:id="19"/>
-    </w:p>
-    <w:p>
-      <w:pPr>
-        <w:pStyle w:val="29"/>
+      <w:bookmarkEnd w:id="20"/>
+    </w:p>
+    <w:p>
+      <w:pPr>
+        <w:pStyle w:val="a1"/>
         <w:keepNext w:val="0"/>
         <w:keepLines w:val="0"/>
         <w:pageBreakBefore w:val="0"/>
@@ -6946,26 +6841,26 @@
     </w:p>
     <w:p>
       <w:pPr>
-        <w:pStyle w:val="28"/>
-        <w:keepNext w:val="0"/>
-        <w:keepLines w:val="0"/>
-        <w:pageBreakBefore w:val="0"/>
-        <w:widowControl w:val="0"/>
-        <w:kinsoku w:val="0"/>
-        <w:wordWrap/>
-        <w:overflowPunct/>
-        <w:autoSpaceDE w:val="0"/>
-        <w:autoSpaceDN w:val="0"/>
-        <w:bidi w:val="0"/>
-        <w:adjustRightInd w:val="0"/>
-        <w:snapToGrid w:val="0"/>
-        <w:textAlignment w:val="baseline"/>
-        <w:rPr>
-          <w:rFonts w:hint="default"/>
-          <w:lang w:val="en-US" w:eastAsia="zh-CN"/>
-        </w:rPr>
-      </w:pPr>
-      <w:bookmarkStart w:id="20" w:name="_Toc17354"/>
+        <w:pStyle w:val="1"/>
+        <w:keepNext w:val="0"/>
+        <w:keepLines w:val="0"/>
+        <w:pageBreakBefore w:val="0"/>
+        <w:widowControl w:val="0"/>
+        <w:kinsoku w:val="0"/>
+        <w:wordWrap/>
+        <w:overflowPunct/>
+        <w:autoSpaceDE w:val="0"/>
+        <w:autoSpaceDN w:val="0"/>
+        <w:bidi w:val="0"/>
+        <w:adjustRightInd w:val="0"/>
+        <w:snapToGrid w:val="0"/>
+        <w:textAlignment w:val="baseline"/>
+        <w:rPr>
+          <w:rFonts w:hint="default"/>
+          <w:lang w:val="en-US" w:eastAsia="zh-CN"/>
+        </w:rPr>
+      </w:pPr>
+      <w:bookmarkStart w:id="21" w:name="_Toc17354"/>
       <w:r>
         <w:rPr>
           <w:rFonts w:hint="eastAsia"/>
@@ -6973,30 +6868,30 @@
         </w:rPr>
         <w:t>管理内容与要求</w:t>
       </w:r>
-      <w:bookmarkEnd w:id="20"/>
-    </w:p>
-    <w:p>
-      <w:pPr>
-        <w:pStyle w:val="30"/>
-        <w:keepNext w:val="0"/>
-        <w:keepLines w:val="0"/>
-        <w:pageBreakBefore w:val="0"/>
-        <w:widowControl w:val="0"/>
-        <w:kinsoku w:val="0"/>
-        <w:wordWrap/>
-        <w:overflowPunct/>
-        <w:autoSpaceDE w:val="0"/>
-        <w:autoSpaceDN w:val="0"/>
-        <w:bidi w:val="0"/>
-        <w:adjustRightInd w:val="0"/>
-        <w:snapToGrid w:val="0"/>
-        <w:textAlignment w:val="baseline"/>
-        <w:rPr>
-          <w:rFonts w:hint="default"/>
-          <w:lang w:val="en-US" w:eastAsia="zh-CN"/>
-        </w:rPr>
-      </w:pPr>
-      <w:bookmarkStart w:id="21" w:name="_Toc29771"/>
+      <w:bookmarkEnd w:id="21"/>
+    </w:p>
+    <w:p>
+      <w:pPr>
+        <w:pStyle w:val="2"/>
+        <w:keepNext w:val="0"/>
+        <w:keepLines w:val="0"/>
+        <w:pageBreakBefore w:val="0"/>
+        <w:widowControl w:val="0"/>
+        <w:kinsoku w:val="0"/>
+        <w:wordWrap/>
+        <w:overflowPunct/>
+        <w:autoSpaceDE w:val="0"/>
+        <w:autoSpaceDN w:val="0"/>
+        <w:bidi w:val="0"/>
+        <w:adjustRightInd w:val="0"/>
+        <w:snapToGrid w:val="0"/>
+        <w:textAlignment w:val="baseline"/>
+        <w:rPr>
+          <w:rFonts w:hint="default"/>
+          <w:lang w:val="en-US" w:eastAsia="zh-CN"/>
+        </w:rPr>
+      </w:pPr>
+      <w:bookmarkStart w:id="22" w:name="_Toc29771"/>
       <w:r>
         <w:rPr>
           <w:rFonts w:hint="default"/>
@@ -7004,11 +6899,11 @@
         </w:rPr>
         <w:t>总体要求</w:t>
       </w:r>
-      <w:bookmarkEnd w:id="21"/>
-    </w:p>
-    <w:p>
-      <w:pPr>
-        <w:pStyle w:val="29"/>
+      <w:bookmarkEnd w:id="22"/>
+    </w:p>
+    <w:p>
+      <w:pPr>
+        <w:pStyle w:val="a1"/>
         <w:keepNext w:val="0"/>
         <w:keepLines w:val="0"/>
         <w:pageBreakBefore w:val="0"/>
@@ -7051,26 +6946,26 @@
     </w:p>
     <w:p>
       <w:pPr>
-        <w:pStyle w:val="30"/>
-        <w:keepNext w:val="0"/>
-        <w:keepLines w:val="0"/>
-        <w:pageBreakBefore w:val="0"/>
-        <w:widowControl w:val="0"/>
-        <w:kinsoku w:val="0"/>
-        <w:wordWrap/>
-        <w:overflowPunct/>
-        <w:autoSpaceDE w:val="0"/>
-        <w:autoSpaceDN w:val="0"/>
-        <w:bidi w:val="0"/>
-        <w:adjustRightInd w:val="0"/>
-        <w:snapToGrid w:val="0"/>
-        <w:textAlignment w:val="baseline"/>
-        <w:rPr>
-          <w:rFonts w:hint="default"/>
-          <w:lang w:val="en-US" w:eastAsia="zh-CN"/>
-        </w:rPr>
-      </w:pPr>
-      <w:bookmarkStart w:id="22" w:name="_Toc21602"/>
+        <w:pStyle w:val="2"/>
+        <w:keepNext w:val="0"/>
+        <w:keepLines w:val="0"/>
+        <w:pageBreakBefore w:val="0"/>
+        <w:widowControl w:val="0"/>
+        <w:kinsoku w:val="0"/>
+        <w:wordWrap/>
+        <w:overflowPunct/>
+        <w:autoSpaceDE w:val="0"/>
+        <w:autoSpaceDN w:val="0"/>
+        <w:bidi w:val="0"/>
+        <w:adjustRightInd w:val="0"/>
+        <w:snapToGrid w:val="0"/>
+        <w:textAlignment w:val="baseline"/>
+        <w:rPr>
+          <w:rFonts w:hint="default"/>
+          <w:lang w:val="en-US" w:eastAsia="zh-CN"/>
+        </w:rPr>
+      </w:pPr>
+      <w:bookmarkStart w:id="23" w:name="_Toc21602"/>
       <w:r>
         <w:rPr>
           <w:rFonts w:hint="default"/>
@@ -7078,30 +6973,30 @@
         </w:rPr>
         <w:t>人员能力管理</w:t>
       </w:r>
-      <w:bookmarkEnd w:id="22"/>
-    </w:p>
-    <w:p>
-      <w:pPr>
-        <w:pStyle w:val="31"/>
-        <w:keepNext w:val="0"/>
-        <w:keepLines w:val="0"/>
-        <w:pageBreakBefore w:val="0"/>
-        <w:widowControl w:val="0"/>
-        <w:kinsoku w:val="0"/>
-        <w:wordWrap/>
-        <w:overflowPunct/>
-        <w:autoSpaceDE w:val="0"/>
-        <w:autoSpaceDN w:val="0"/>
-        <w:bidi w:val="0"/>
-        <w:adjustRightInd w:val="0"/>
-        <w:snapToGrid w:val="0"/>
-        <w:textAlignment w:val="baseline"/>
-        <w:rPr>
-          <w:rFonts w:hint="eastAsia"/>
-          <w:lang w:val="en-US" w:eastAsia="zh-CN"/>
-        </w:rPr>
-      </w:pPr>
-      <w:bookmarkStart w:id="23" w:name="_Toc17596"/>
+      <w:bookmarkEnd w:id="23"/>
+    </w:p>
+    <w:p>
+      <w:pPr>
+        <w:pStyle w:val="3"/>
+        <w:keepNext w:val="0"/>
+        <w:keepLines w:val="0"/>
+        <w:pageBreakBefore w:val="0"/>
+        <w:widowControl w:val="0"/>
+        <w:kinsoku w:val="0"/>
+        <w:wordWrap/>
+        <w:overflowPunct/>
+        <w:autoSpaceDE w:val="0"/>
+        <w:autoSpaceDN w:val="0"/>
+        <w:bidi w:val="0"/>
+        <w:adjustRightInd w:val="0"/>
+        <w:snapToGrid w:val="0"/>
+        <w:textAlignment w:val="baseline"/>
+        <w:rPr>
+          <w:rFonts w:hint="eastAsia"/>
+          <w:lang w:val="en-US" w:eastAsia="zh-CN"/>
+        </w:rPr>
+      </w:pPr>
+      <w:bookmarkStart w:id="24" w:name="_Toc17596"/>
       <w:r>
         <w:rPr>
           <w:rFonts w:hint="eastAsia"/>
@@ -7109,11 +7004,11 @@
         </w:rPr>
         <w:t>人员招聘</w:t>
       </w:r>
-      <w:bookmarkEnd w:id="23"/>
-    </w:p>
-    <w:p>
-      <w:pPr>
-        <w:pStyle w:val="29"/>
+      <w:bookmarkEnd w:id="24"/>
+    </w:p>
+    <w:p>
+      <w:pPr>
+        <w:pStyle w:val="a1"/>
         <w:keepNext w:val="0"/>
         <w:keepLines w:val="0"/>
         <w:pageBreakBefore w:val="0"/>
@@ -7142,26 +7037,26 @@
     </w:p>
     <w:p>
       <w:pPr>
-        <w:pStyle w:val="31"/>
-        <w:keepNext w:val="0"/>
-        <w:keepLines w:val="0"/>
-        <w:pageBreakBefore w:val="0"/>
-        <w:widowControl w:val="0"/>
-        <w:kinsoku w:val="0"/>
-        <w:wordWrap/>
-        <w:overflowPunct/>
-        <w:autoSpaceDE w:val="0"/>
-        <w:autoSpaceDN w:val="0"/>
-        <w:bidi w:val="0"/>
-        <w:adjustRightInd w:val="0"/>
-        <w:snapToGrid w:val="0"/>
-        <w:textAlignment w:val="baseline"/>
-        <w:rPr>
-          <w:rFonts w:hint="default"/>
-          <w:lang w:val="en-US" w:eastAsia="zh-CN"/>
-        </w:rPr>
-      </w:pPr>
-      <w:bookmarkStart w:id="24" w:name="_Toc20862"/>
+        <w:pStyle w:val="3"/>
+        <w:keepNext w:val="0"/>
+        <w:keepLines w:val="0"/>
+        <w:pageBreakBefore w:val="0"/>
+        <w:widowControl w:val="0"/>
+        <w:kinsoku w:val="0"/>
+        <w:wordWrap/>
+        <w:overflowPunct/>
+        <w:autoSpaceDE w:val="0"/>
+        <w:autoSpaceDN w:val="0"/>
+        <w:bidi w:val="0"/>
+        <w:adjustRightInd w:val="0"/>
+        <w:snapToGrid w:val="0"/>
+        <w:textAlignment w:val="baseline"/>
+        <w:rPr>
+          <w:rFonts w:hint="default"/>
+          <w:lang w:val="en-US" w:eastAsia="zh-CN"/>
+        </w:rPr>
+      </w:pPr>
+      <w:bookmarkStart w:id="25" w:name="_Toc20862"/>
       <w:r>
         <w:rPr>
           <w:rFonts w:hint="default"/>
@@ -7169,11 +7064,11 @@
         </w:rPr>
         <w:t>人员储备</w:t>
       </w:r>
-      <w:bookmarkEnd w:id="24"/>
-    </w:p>
-    <w:p>
-      <w:pPr>
-        <w:pStyle w:val="29"/>
+      <w:bookmarkEnd w:id="25"/>
+    </w:p>
+    <w:p>
+      <w:pPr>
+        <w:pStyle w:val="a1"/>
         <w:keepNext w:val="0"/>
         <w:keepLines w:val="0"/>
         <w:pageBreakBefore w:val="0"/>
@@ -7202,26 +7097,26 @@
     </w:p>
     <w:p>
       <w:pPr>
-        <w:pStyle w:val="31"/>
-        <w:keepNext w:val="0"/>
-        <w:keepLines w:val="0"/>
-        <w:pageBreakBefore w:val="0"/>
-        <w:widowControl w:val="0"/>
-        <w:kinsoku w:val="0"/>
-        <w:wordWrap/>
-        <w:overflowPunct/>
-        <w:autoSpaceDE w:val="0"/>
-        <w:autoSpaceDN w:val="0"/>
-        <w:bidi w:val="0"/>
-        <w:adjustRightInd w:val="0"/>
-        <w:snapToGrid w:val="0"/>
-        <w:textAlignment w:val="baseline"/>
-        <w:rPr>
-          <w:rFonts w:hint="default"/>
-          <w:lang w:val="en-US" w:eastAsia="zh-CN"/>
-        </w:rPr>
-      </w:pPr>
-      <w:bookmarkStart w:id="25" w:name="_Toc8889"/>
+        <w:pStyle w:val="3"/>
+        <w:keepNext w:val="0"/>
+        <w:keepLines w:val="0"/>
+        <w:pageBreakBefore w:val="0"/>
+        <w:widowControl w:val="0"/>
+        <w:kinsoku w:val="0"/>
+        <w:wordWrap/>
+        <w:overflowPunct/>
+        <w:autoSpaceDE w:val="0"/>
+        <w:autoSpaceDN w:val="0"/>
+        <w:bidi w:val="0"/>
+        <w:adjustRightInd w:val="0"/>
+        <w:snapToGrid w:val="0"/>
+        <w:textAlignment w:val="baseline"/>
+        <w:rPr>
+          <w:rFonts w:hint="default"/>
+          <w:lang w:val="en-US" w:eastAsia="zh-CN"/>
+        </w:rPr>
+      </w:pPr>
+      <w:bookmarkStart w:id="26" w:name="_Toc8889"/>
       <w:r>
         <w:rPr>
           <w:rFonts w:hint="default"/>
@@ -7229,11 +7124,11 @@
         </w:rPr>
         <w:t>人员培训</w:t>
       </w:r>
-      <w:bookmarkEnd w:id="25"/>
-    </w:p>
-    <w:p>
-      <w:pPr>
-        <w:pStyle w:val="29"/>
+      <w:bookmarkEnd w:id="26"/>
+    </w:p>
+    <w:p>
+      <w:pPr>
+        <w:pStyle w:val="a1"/>
         <w:keepNext w:val="0"/>
         <w:keepLines w:val="0"/>
         <w:pageBreakBefore w:val="0"/>
@@ -7262,26 +7157,26 @@
     </w:p>
     <w:p>
       <w:pPr>
-        <w:pStyle w:val="31"/>
-        <w:keepNext w:val="0"/>
-        <w:keepLines w:val="0"/>
-        <w:pageBreakBefore w:val="0"/>
-        <w:widowControl w:val="0"/>
-        <w:kinsoku w:val="0"/>
-        <w:wordWrap/>
-        <w:overflowPunct/>
-        <w:autoSpaceDE w:val="0"/>
-        <w:autoSpaceDN w:val="0"/>
-        <w:bidi w:val="0"/>
-        <w:adjustRightInd w:val="0"/>
-        <w:snapToGrid w:val="0"/>
-        <w:textAlignment w:val="baseline"/>
-        <w:rPr>
-          <w:rFonts w:hint="eastAsia"/>
-          <w:lang w:val="en-US" w:eastAsia="zh-CN"/>
-        </w:rPr>
-      </w:pPr>
-      <w:bookmarkStart w:id="26" w:name="_Toc21938"/>
+        <w:pStyle w:val="3"/>
+        <w:keepNext w:val="0"/>
+        <w:keepLines w:val="0"/>
+        <w:pageBreakBefore w:val="0"/>
+        <w:widowControl w:val="0"/>
+        <w:kinsoku w:val="0"/>
+        <w:wordWrap/>
+        <w:overflowPunct/>
+        <w:autoSpaceDE w:val="0"/>
+        <w:autoSpaceDN w:val="0"/>
+        <w:bidi w:val="0"/>
+        <w:adjustRightInd w:val="0"/>
+        <w:snapToGrid w:val="0"/>
+        <w:textAlignment w:val="baseline"/>
+        <w:rPr>
+          <w:rFonts w:hint="eastAsia"/>
+          <w:lang w:val="en-US" w:eastAsia="zh-CN"/>
+        </w:rPr>
+      </w:pPr>
+      <w:bookmarkStart w:id="27" w:name="_Toc21938"/>
       <w:r>
         <w:rPr>
           <w:rFonts w:hint="eastAsia"/>
@@ -7289,11 +7184,11 @@
         </w:rPr>
         <w:t>人员备份</w:t>
       </w:r>
-      <w:bookmarkEnd w:id="26"/>
-    </w:p>
-    <w:p>
-      <w:pPr>
-        <w:pStyle w:val="29"/>
+      <w:bookmarkEnd w:id="27"/>
+    </w:p>
+    <w:p>
+      <w:pPr>
+        <w:pStyle w:val="a1"/>
         <w:keepNext w:val="0"/>
         <w:keepLines w:val="0"/>
         <w:pageBreakBefore w:val="0"/>
@@ -7322,26 +7217,26 @@
     </w:p>
     <w:p>
       <w:pPr>
-        <w:pStyle w:val="31"/>
-        <w:keepNext w:val="0"/>
-        <w:keepLines w:val="0"/>
-        <w:pageBreakBefore w:val="0"/>
-        <w:widowControl w:val="0"/>
-        <w:kinsoku w:val="0"/>
-        <w:wordWrap/>
-        <w:overflowPunct/>
-        <w:autoSpaceDE w:val="0"/>
-        <w:autoSpaceDN w:val="0"/>
-        <w:bidi w:val="0"/>
-        <w:adjustRightInd w:val="0"/>
-        <w:snapToGrid w:val="0"/>
-        <w:textAlignment w:val="baseline"/>
-        <w:rPr>
-          <w:rFonts w:hint="default"/>
-          <w:lang w:val="en-US" w:eastAsia="zh-CN"/>
-        </w:rPr>
-      </w:pPr>
-      <w:bookmarkStart w:id="27" w:name="_Toc24886"/>
+        <w:pStyle w:val="3"/>
+        <w:keepNext w:val="0"/>
+        <w:keepLines w:val="0"/>
+        <w:pageBreakBefore w:val="0"/>
+        <w:widowControl w:val="0"/>
+        <w:kinsoku w:val="0"/>
+        <w:wordWrap/>
+        <w:overflowPunct/>
+        <w:autoSpaceDE w:val="0"/>
+        <w:autoSpaceDN w:val="0"/>
+        <w:bidi w:val="0"/>
+        <w:adjustRightInd w:val="0"/>
+        <w:snapToGrid w:val="0"/>
+        <w:textAlignment w:val="baseline"/>
+        <w:rPr>
+          <w:rFonts w:hint="default"/>
+          <w:lang w:val="en-US" w:eastAsia="zh-CN"/>
+        </w:rPr>
+      </w:pPr>
+      <w:bookmarkStart w:id="28" w:name="_Toc24886"/>
       <w:r>
         <w:rPr>
           <w:rFonts w:hint="eastAsia"/>
@@ -7356,11 +7251,11 @@
         </w:rPr>
         <w:t>绩效考核</w:t>
       </w:r>
-      <w:bookmarkEnd w:id="27"/>
-    </w:p>
-    <w:p>
-      <w:pPr>
-        <w:pStyle w:val="29"/>
+      <w:bookmarkEnd w:id="28"/>
+    </w:p>
+    <w:p>
+      <w:pPr>
+        <w:pStyle w:val="a1"/>
         <w:keepNext w:val="0"/>
         <w:keepLines w:val="0"/>
         <w:pageBreakBefore w:val="0"/>
@@ -7389,26 +7284,26 @@
     </w:p>
     <w:p>
       <w:pPr>
-        <w:pStyle w:val="31"/>
-        <w:keepNext w:val="0"/>
-        <w:keepLines w:val="0"/>
-        <w:pageBreakBefore w:val="0"/>
-        <w:widowControl w:val="0"/>
-        <w:kinsoku w:val="0"/>
-        <w:wordWrap/>
-        <w:overflowPunct/>
-        <w:autoSpaceDE w:val="0"/>
-        <w:autoSpaceDN w:val="0"/>
-        <w:bidi w:val="0"/>
-        <w:adjustRightInd w:val="0"/>
-        <w:snapToGrid w:val="0"/>
-        <w:textAlignment w:val="baseline"/>
-        <w:rPr>
-          <w:rFonts w:hint="eastAsia"/>
-          <w:lang w:val="en-US" w:eastAsia="zh-CN"/>
-        </w:rPr>
-      </w:pPr>
-      <w:bookmarkStart w:id="28" w:name="_Toc18448"/>
+        <w:pStyle w:val="3"/>
+        <w:keepNext w:val="0"/>
+        <w:keepLines w:val="0"/>
+        <w:pageBreakBefore w:val="0"/>
+        <w:widowControl w:val="0"/>
+        <w:kinsoku w:val="0"/>
+        <w:wordWrap/>
+        <w:overflowPunct/>
+        <w:autoSpaceDE w:val="0"/>
+        <w:autoSpaceDN w:val="0"/>
+        <w:bidi w:val="0"/>
+        <w:adjustRightInd w:val="0"/>
+        <w:snapToGrid w:val="0"/>
+        <w:textAlignment w:val="baseline"/>
+        <w:rPr>
+          <w:rFonts w:hint="eastAsia"/>
+          <w:lang w:val="en-US" w:eastAsia="zh-CN"/>
+        </w:rPr>
+      </w:pPr>
+      <w:bookmarkStart w:id="29" w:name="_Toc18448"/>
       <w:r>
         <w:rPr>
           <w:rFonts w:hint="eastAsia"/>
@@ -7416,11 +7311,11 @@
         </w:rPr>
         <w:t>人员能力评价</w:t>
       </w:r>
-      <w:bookmarkEnd w:id="28"/>
-    </w:p>
-    <w:p>
-      <w:pPr>
-        <w:pStyle w:val="29"/>
+      <w:bookmarkEnd w:id="29"/>
+    </w:p>
+    <w:p>
+      <w:pPr>
+        <w:pStyle w:val="a1"/>
         <w:keepNext w:val="0"/>
         <w:keepLines w:val="0"/>
         <w:pageBreakBefore w:val="0"/>
@@ -7446,41 +7341,29 @@
         </w:rPr>
         <w:t>执行公司《能力评价管理办法》，由人力部牵头，运维部配合，定期组织技能测评与认证，建立人员技能档案，确保技能评定结果有效应用于岗位配置、培训规划与职业发展。</w:t>
       </w:r>
-      <w:r>
-        <w:rPr>
-          <w:rFonts w:hint="eastAsia"/>
-          <w:lang w:val="en-US" w:eastAsia="zh-CN"/>
-        </w:rPr>
-      </w:r>
-      <w:r>
-        <w:rPr>
-          <w:rFonts w:hint="default"/>
-          <w:lang w:val="en-US" w:eastAsia="zh-CN"/>
-        </w:rPr>
-      </w:r>
-    </w:p>
-    <w:p>
-      <w:pPr>
-        <w:pStyle w:val="30"/>
-        <w:keepNext w:val="0"/>
-        <w:keepLines w:val="0"/>
-        <w:pageBreakBefore w:val="0"/>
-        <w:widowControl w:val="0"/>
-        <w:kinsoku w:val="0"/>
-        <w:wordWrap/>
-        <w:overflowPunct/>
-        <w:autoSpaceDE w:val="0"/>
-        <w:autoSpaceDN w:val="0"/>
-        <w:bidi w:val="0"/>
-        <w:adjustRightInd w:val="0"/>
-        <w:snapToGrid w:val="0"/>
-        <w:textAlignment w:val="baseline"/>
-        <w:rPr>
-          <w:rFonts w:hint="default"/>
-          <w:lang w:val="en-US" w:eastAsia="zh-CN"/>
-        </w:rPr>
-      </w:pPr>
-      <w:bookmarkStart w:id="29" w:name="_Toc21313"/>
+    </w:p>
+    <w:p>
+      <w:pPr>
+        <w:pStyle w:val="2"/>
+        <w:keepNext w:val="0"/>
+        <w:keepLines w:val="0"/>
+        <w:pageBreakBefore w:val="0"/>
+        <w:widowControl w:val="0"/>
+        <w:kinsoku w:val="0"/>
+        <w:wordWrap/>
+        <w:overflowPunct/>
+        <w:autoSpaceDE w:val="0"/>
+        <w:autoSpaceDN w:val="0"/>
+        <w:bidi w:val="0"/>
+        <w:adjustRightInd w:val="0"/>
+        <w:snapToGrid w:val="0"/>
+        <w:textAlignment w:val="baseline"/>
+        <w:rPr>
+          <w:rFonts w:hint="default"/>
+          <w:lang w:val="en-US" w:eastAsia="zh-CN"/>
+        </w:rPr>
+      </w:pPr>
+      <w:bookmarkStart w:id="30" w:name="_Toc21313"/>
       <w:r>
         <w:rPr>
           <w:rFonts w:hint="default"/>
@@ -7488,30 +7371,30 @@
         </w:rPr>
         <w:t>资源要求管理</w:t>
       </w:r>
-      <w:bookmarkEnd w:id="29"/>
-    </w:p>
-    <w:p>
-      <w:pPr>
-        <w:pStyle w:val="31"/>
-        <w:keepNext w:val="0"/>
-        <w:keepLines w:val="0"/>
-        <w:pageBreakBefore w:val="0"/>
-        <w:widowControl w:val="0"/>
-        <w:kinsoku w:val="0"/>
-        <w:wordWrap/>
-        <w:overflowPunct/>
-        <w:autoSpaceDE w:val="0"/>
-        <w:autoSpaceDN w:val="0"/>
-        <w:bidi w:val="0"/>
-        <w:adjustRightInd w:val="0"/>
-        <w:snapToGrid w:val="0"/>
-        <w:textAlignment w:val="baseline"/>
-        <w:rPr>
-          <w:rFonts w:hint="default"/>
-          <w:lang w:val="en-US" w:eastAsia="zh-CN"/>
-        </w:rPr>
-      </w:pPr>
-      <w:bookmarkStart w:id="30" w:name="_Toc7845"/>
+      <w:bookmarkEnd w:id="30"/>
+    </w:p>
+    <w:p>
+      <w:pPr>
+        <w:pStyle w:val="3"/>
+        <w:keepNext w:val="0"/>
+        <w:keepLines w:val="0"/>
+        <w:pageBreakBefore w:val="0"/>
+        <w:widowControl w:val="0"/>
+        <w:kinsoku w:val="0"/>
+        <w:wordWrap/>
+        <w:overflowPunct/>
+        <w:autoSpaceDE w:val="0"/>
+        <w:autoSpaceDN w:val="0"/>
+        <w:bidi w:val="0"/>
+        <w:adjustRightInd w:val="0"/>
+        <w:snapToGrid w:val="0"/>
+        <w:textAlignment w:val="baseline"/>
+        <w:rPr>
+          <w:rFonts w:hint="default"/>
+          <w:lang w:val="en-US" w:eastAsia="zh-CN"/>
+        </w:rPr>
+      </w:pPr>
+      <w:bookmarkStart w:id="31" w:name="_Toc7845"/>
       <w:r>
         <w:rPr>
           <w:rFonts w:hint="default"/>
@@ -7519,11 +7402,11 @@
         </w:rPr>
         <w:t>运维工具</w:t>
       </w:r>
-      <w:bookmarkEnd w:id="30"/>
-    </w:p>
-    <w:p>
-      <w:pPr>
-        <w:pStyle w:val="29"/>
+      <w:bookmarkEnd w:id="31"/>
+    </w:p>
+    <w:p>
+      <w:pPr>
+        <w:pStyle w:val="a1"/>
         <w:keepNext w:val="0"/>
         <w:keepLines w:val="0"/>
         <w:pageBreakBefore w:val="0"/>
@@ -7552,7 +7435,7 @@
     </w:p>
     <w:p>
       <w:pPr>
-        <w:pStyle w:val="29"/>
+        <w:pStyle w:val="a1"/>
         <w:keepNext w:val="0"/>
         <w:keepLines w:val="0"/>
         <w:pageBreakBefore w:val="0"/>
@@ -7581,7 +7464,7 @@
     </w:p>
     <w:p>
       <w:pPr>
-        <w:pStyle w:val="29"/>
+        <w:pStyle w:val="a1"/>
         <w:keepNext w:val="0"/>
         <w:keepLines w:val="0"/>
         <w:pageBreakBefore w:val="0"/>
@@ -7610,26 +7493,26 @@
     </w:p>
     <w:p>
       <w:pPr>
-        <w:pStyle w:val="31"/>
-        <w:keepNext w:val="0"/>
-        <w:keepLines w:val="0"/>
-        <w:pageBreakBefore w:val="0"/>
-        <w:widowControl w:val="0"/>
-        <w:kinsoku w:val="0"/>
-        <w:wordWrap/>
-        <w:overflowPunct/>
-        <w:autoSpaceDE w:val="0"/>
-        <w:autoSpaceDN w:val="0"/>
-        <w:bidi w:val="0"/>
-        <w:adjustRightInd w:val="0"/>
-        <w:snapToGrid w:val="0"/>
-        <w:textAlignment w:val="baseline"/>
-        <w:rPr>
-          <w:rFonts w:hint="default"/>
-          <w:lang w:val="en-US" w:eastAsia="zh-CN"/>
-        </w:rPr>
-      </w:pPr>
-      <w:bookmarkStart w:id="31" w:name="_Toc12544"/>
+        <w:pStyle w:val="3"/>
+        <w:keepNext w:val="0"/>
+        <w:keepLines w:val="0"/>
+        <w:pageBreakBefore w:val="0"/>
+        <w:widowControl w:val="0"/>
+        <w:kinsoku w:val="0"/>
+        <w:wordWrap/>
+        <w:overflowPunct/>
+        <w:autoSpaceDE w:val="0"/>
+        <w:autoSpaceDN w:val="0"/>
+        <w:bidi w:val="0"/>
+        <w:adjustRightInd w:val="0"/>
+        <w:snapToGrid w:val="0"/>
+        <w:textAlignment w:val="baseline"/>
+        <w:rPr>
+          <w:rFonts w:hint="default"/>
+          <w:lang w:val="en-US" w:eastAsia="zh-CN"/>
+        </w:rPr>
+      </w:pPr>
+      <w:bookmarkStart w:id="32" w:name="_Toc12544"/>
       <w:r>
         <w:rPr>
           <w:rFonts w:hint="default"/>
@@ -7637,11 +7520,11 @@
         </w:rPr>
         <w:t>服务台</w:t>
       </w:r>
-      <w:bookmarkEnd w:id="31"/>
-    </w:p>
-    <w:p>
-      <w:pPr>
-        <w:pStyle w:val="29"/>
+      <w:bookmarkEnd w:id="32"/>
+    </w:p>
+    <w:p>
+      <w:pPr>
+        <w:pStyle w:val="a1"/>
         <w:keepNext w:val="0"/>
         <w:keepLines w:val="0"/>
         <w:pageBreakBefore w:val="0"/>
@@ -7670,26 +7553,26 @@
     </w:p>
     <w:p>
       <w:pPr>
-        <w:pStyle w:val="31"/>
-        <w:keepNext w:val="0"/>
-        <w:keepLines w:val="0"/>
-        <w:pageBreakBefore w:val="0"/>
-        <w:widowControl w:val="0"/>
-        <w:kinsoku w:val="0"/>
-        <w:wordWrap/>
-        <w:overflowPunct/>
-        <w:autoSpaceDE w:val="0"/>
-        <w:autoSpaceDN w:val="0"/>
-        <w:bidi w:val="0"/>
-        <w:adjustRightInd w:val="0"/>
-        <w:snapToGrid w:val="0"/>
-        <w:textAlignment w:val="baseline"/>
-        <w:rPr>
-          <w:rFonts w:hint="default"/>
-          <w:lang w:val="en-US" w:eastAsia="zh-CN"/>
-        </w:rPr>
-      </w:pPr>
-      <w:bookmarkStart w:id="32" w:name="_Toc10760"/>
+        <w:pStyle w:val="3"/>
+        <w:keepNext w:val="0"/>
+        <w:keepLines w:val="0"/>
+        <w:pageBreakBefore w:val="0"/>
+        <w:widowControl w:val="0"/>
+        <w:kinsoku w:val="0"/>
+        <w:wordWrap/>
+        <w:overflowPunct/>
+        <w:autoSpaceDE w:val="0"/>
+        <w:autoSpaceDN w:val="0"/>
+        <w:bidi w:val="0"/>
+        <w:adjustRightInd w:val="0"/>
+        <w:snapToGrid w:val="0"/>
+        <w:textAlignment w:val="baseline"/>
+        <w:rPr>
+          <w:rFonts w:hint="default"/>
+          <w:lang w:val="en-US" w:eastAsia="zh-CN"/>
+        </w:rPr>
+      </w:pPr>
+      <w:bookmarkStart w:id="33" w:name="_Toc10760"/>
       <w:r>
         <w:rPr>
           <w:rFonts w:hint="default"/>
@@ -7697,11 +7580,11 @@
         </w:rPr>
         <w:t>备品备件库</w:t>
       </w:r>
-      <w:bookmarkEnd w:id="32"/>
-    </w:p>
-    <w:p>
-      <w:pPr>
-        <w:pStyle w:val="29"/>
+      <w:bookmarkEnd w:id="33"/>
+    </w:p>
+    <w:p>
+      <w:pPr>
+        <w:pStyle w:val="a1"/>
         <w:keepNext w:val="0"/>
         <w:keepLines w:val="0"/>
         <w:pageBreakBefore w:val="0"/>
@@ -7730,26 +7613,26 @@
     </w:p>
     <w:p>
       <w:pPr>
-        <w:pStyle w:val="31"/>
-        <w:keepNext w:val="0"/>
-        <w:keepLines w:val="0"/>
-        <w:pageBreakBefore w:val="0"/>
-        <w:widowControl w:val="0"/>
-        <w:kinsoku w:val="0"/>
-        <w:wordWrap/>
-        <w:overflowPunct/>
-        <w:autoSpaceDE w:val="0"/>
-        <w:autoSpaceDN w:val="0"/>
-        <w:bidi w:val="0"/>
-        <w:adjustRightInd w:val="0"/>
-        <w:snapToGrid w:val="0"/>
-        <w:textAlignment w:val="baseline"/>
-        <w:rPr>
-          <w:rFonts w:hint="eastAsia"/>
-          <w:lang w:val="en-US" w:eastAsia="zh-CN"/>
-        </w:rPr>
-      </w:pPr>
-      <w:bookmarkStart w:id="33" w:name="_Toc17812"/>
+        <w:pStyle w:val="3"/>
+        <w:keepNext w:val="0"/>
+        <w:keepLines w:val="0"/>
+        <w:pageBreakBefore w:val="0"/>
+        <w:widowControl w:val="0"/>
+        <w:kinsoku w:val="0"/>
+        <w:wordWrap/>
+        <w:overflowPunct/>
+        <w:autoSpaceDE w:val="0"/>
+        <w:autoSpaceDN w:val="0"/>
+        <w:bidi w:val="0"/>
+        <w:adjustRightInd w:val="0"/>
+        <w:snapToGrid w:val="0"/>
+        <w:textAlignment w:val="baseline"/>
+        <w:rPr>
+          <w:rFonts w:hint="eastAsia"/>
+          <w:lang w:val="en-US" w:eastAsia="zh-CN"/>
+        </w:rPr>
+      </w:pPr>
+      <w:bookmarkStart w:id="34" w:name="_Toc17812"/>
       <w:r>
         <w:rPr>
           <w:rFonts w:hint="eastAsia"/>
@@ -7757,11 +7640,11 @@
         </w:rPr>
         <w:t>服务知识</w:t>
       </w:r>
-      <w:bookmarkEnd w:id="33"/>
-    </w:p>
-    <w:p>
-      <w:pPr>
-        <w:pStyle w:val="29"/>
+      <w:bookmarkEnd w:id="34"/>
+    </w:p>
+    <w:p>
+      <w:pPr>
+        <w:pStyle w:val="a1"/>
         <w:keepNext w:val="0"/>
         <w:keepLines w:val="0"/>
         <w:pageBreakBefore w:val="0"/>
@@ -7804,26 +7687,26 @@
     </w:p>
     <w:p>
       <w:pPr>
-        <w:pStyle w:val="31"/>
-        <w:keepNext w:val="0"/>
-        <w:keepLines w:val="0"/>
-        <w:pageBreakBefore w:val="0"/>
-        <w:widowControl w:val="0"/>
-        <w:kinsoku w:val="0"/>
-        <w:wordWrap/>
-        <w:overflowPunct/>
-        <w:autoSpaceDE w:val="0"/>
-        <w:autoSpaceDN w:val="0"/>
-        <w:bidi w:val="0"/>
-        <w:adjustRightInd w:val="0"/>
-        <w:snapToGrid w:val="0"/>
-        <w:textAlignment w:val="baseline"/>
-        <w:rPr>
-          <w:rFonts w:hint="eastAsia"/>
-          <w:lang w:val="en-US" w:eastAsia="zh-CN"/>
-        </w:rPr>
-      </w:pPr>
-      <w:bookmarkStart w:id="34" w:name="_Toc23090"/>
+        <w:pStyle w:val="3"/>
+        <w:keepNext w:val="0"/>
+        <w:keepLines w:val="0"/>
+        <w:pageBreakBefore w:val="0"/>
+        <w:widowControl w:val="0"/>
+        <w:kinsoku w:val="0"/>
+        <w:wordWrap/>
+        <w:overflowPunct/>
+        <w:autoSpaceDE w:val="0"/>
+        <w:autoSpaceDN w:val="0"/>
+        <w:bidi w:val="0"/>
+        <w:adjustRightInd w:val="0"/>
+        <w:snapToGrid w:val="0"/>
+        <w:textAlignment w:val="baseline"/>
+        <w:rPr>
+          <w:rFonts w:hint="eastAsia"/>
+          <w:lang w:val="en-US" w:eastAsia="zh-CN"/>
+        </w:rPr>
+      </w:pPr>
+      <w:bookmarkStart w:id="35" w:name="_Toc23090"/>
       <w:r>
         <w:rPr>
           <w:rFonts w:hint="eastAsia"/>
@@ -7831,11 +7714,11 @@
         </w:rPr>
         <w:t>最终软件库</w:t>
       </w:r>
-      <w:bookmarkEnd w:id="34"/>
-    </w:p>
-    <w:p>
-      <w:pPr>
-        <w:pStyle w:val="29"/>
+      <w:bookmarkEnd w:id="35"/>
+    </w:p>
+    <w:p>
+      <w:pPr>
+        <w:pStyle w:val="a1"/>
         <w:keepNext w:val="0"/>
         <w:keepLines w:val="0"/>
         <w:pageBreakBefore w:val="0"/>
@@ -7859,26 +7742,26 @@
     </w:p>
     <w:p>
       <w:pPr>
-        <w:pStyle w:val="31"/>
-        <w:keepNext w:val="0"/>
-        <w:keepLines w:val="0"/>
-        <w:pageBreakBefore w:val="0"/>
-        <w:widowControl w:val="0"/>
-        <w:kinsoku w:val="0"/>
-        <w:wordWrap/>
-        <w:overflowPunct/>
-        <w:autoSpaceDE w:val="0"/>
-        <w:autoSpaceDN w:val="0"/>
-        <w:bidi w:val="0"/>
-        <w:adjustRightInd w:val="0"/>
-        <w:snapToGrid w:val="0"/>
-        <w:textAlignment w:val="baseline"/>
-        <w:rPr>
-          <w:rFonts w:hint="eastAsia"/>
-          <w:lang w:val="en-US" w:eastAsia="zh-CN"/>
-        </w:rPr>
-      </w:pPr>
-      <w:bookmarkStart w:id="35" w:name="_Toc13574"/>
+        <w:pStyle w:val="3"/>
+        <w:keepNext w:val="0"/>
+        <w:keepLines w:val="0"/>
+        <w:pageBreakBefore w:val="0"/>
+        <w:widowControl w:val="0"/>
+        <w:kinsoku w:val="0"/>
+        <w:wordWrap/>
+        <w:overflowPunct/>
+        <w:autoSpaceDE w:val="0"/>
+        <w:autoSpaceDN w:val="0"/>
+        <w:bidi w:val="0"/>
+        <w:adjustRightInd w:val="0"/>
+        <w:snapToGrid w:val="0"/>
+        <w:textAlignment w:val="baseline"/>
+        <w:rPr>
+          <w:rFonts w:hint="eastAsia"/>
+          <w:lang w:val="en-US" w:eastAsia="zh-CN"/>
+        </w:rPr>
+      </w:pPr>
+      <w:bookmarkStart w:id="36" w:name="_Toc13574"/>
       <w:r>
         <w:rPr>
           <w:rFonts w:hint="eastAsia"/>
@@ -7886,11 +7769,11 @@
         </w:rPr>
         <w:t>服务数据</w:t>
       </w:r>
-      <w:bookmarkEnd w:id="35"/>
-    </w:p>
-    <w:p>
-      <w:pPr>
-        <w:pStyle w:val="29"/>
+      <w:bookmarkEnd w:id="36"/>
+    </w:p>
+    <w:p>
+      <w:pPr>
+        <w:pStyle w:val="a1"/>
         <w:keepNext w:val="0"/>
         <w:keepLines w:val="0"/>
         <w:pageBreakBefore w:val="0"/>
@@ -7914,7 +7797,7 @@
     </w:p>
     <w:p>
       <w:pPr>
-        <w:pStyle w:val="29"/>
+        <w:pStyle w:val="a1"/>
         <w:keepNext w:val="0"/>
         <w:keepLines w:val="0"/>
         <w:pageBreakBefore w:val="0"/>
@@ -7954,26 +7837,26 @@
     </w:p>
     <w:p>
       <w:pPr>
-        <w:pStyle w:val="30"/>
-        <w:keepNext w:val="0"/>
-        <w:keepLines w:val="0"/>
-        <w:pageBreakBefore w:val="0"/>
-        <w:widowControl w:val="0"/>
-        <w:kinsoku w:val="0"/>
-        <w:wordWrap/>
-        <w:overflowPunct/>
-        <w:autoSpaceDE w:val="0"/>
-        <w:autoSpaceDN w:val="0"/>
-        <w:bidi w:val="0"/>
-        <w:adjustRightInd w:val="0"/>
-        <w:snapToGrid w:val="0"/>
-        <w:textAlignment w:val="baseline"/>
-        <w:rPr>
-          <w:rFonts w:hint="default"/>
-          <w:lang w:val="en-US" w:eastAsia="zh-CN"/>
-        </w:rPr>
-      </w:pPr>
-      <w:bookmarkStart w:id="36" w:name="_Toc12080"/>
+        <w:pStyle w:val="2"/>
+        <w:keepNext w:val="0"/>
+        <w:keepLines w:val="0"/>
+        <w:pageBreakBefore w:val="0"/>
+        <w:widowControl w:val="0"/>
+        <w:kinsoku w:val="0"/>
+        <w:wordWrap/>
+        <w:overflowPunct/>
+        <w:autoSpaceDE w:val="0"/>
+        <w:autoSpaceDN w:val="0"/>
+        <w:bidi w:val="0"/>
+        <w:adjustRightInd w:val="0"/>
+        <w:snapToGrid w:val="0"/>
+        <w:textAlignment w:val="baseline"/>
+        <w:rPr>
+          <w:rFonts w:hint="default"/>
+          <w:lang w:val="en-US" w:eastAsia="zh-CN"/>
+        </w:rPr>
+      </w:pPr>
+      <w:bookmarkStart w:id="37" w:name="_Toc12080"/>
       <w:r>
         <w:rPr>
           <w:rFonts w:hint="default"/>
@@ -7981,30 +7864,30 @@
         </w:rPr>
         <w:t>技术要素管理</w:t>
       </w:r>
-      <w:bookmarkEnd w:id="36"/>
-    </w:p>
-    <w:p>
-      <w:pPr>
-        <w:pStyle w:val="31"/>
-        <w:keepNext w:val="0"/>
-        <w:keepLines w:val="0"/>
-        <w:pageBreakBefore w:val="0"/>
-        <w:widowControl w:val="0"/>
-        <w:kinsoku w:val="0"/>
-        <w:wordWrap/>
-        <w:overflowPunct/>
-        <w:autoSpaceDE w:val="0"/>
-        <w:autoSpaceDN w:val="0"/>
-        <w:bidi w:val="0"/>
-        <w:adjustRightInd w:val="0"/>
-        <w:snapToGrid w:val="0"/>
-        <w:textAlignment w:val="baseline"/>
-        <w:rPr>
-          <w:rFonts w:hint="default"/>
-          <w:lang w:val="en-US" w:eastAsia="zh-CN"/>
-        </w:rPr>
-      </w:pPr>
-      <w:bookmarkStart w:id="37" w:name="_Toc25260"/>
+      <w:bookmarkEnd w:id="37"/>
+    </w:p>
+    <w:p>
+      <w:pPr>
+        <w:pStyle w:val="3"/>
+        <w:keepNext w:val="0"/>
+        <w:keepLines w:val="0"/>
+        <w:pageBreakBefore w:val="0"/>
+        <w:widowControl w:val="0"/>
+        <w:kinsoku w:val="0"/>
+        <w:wordWrap/>
+        <w:overflowPunct/>
+        <w:autoSpaceDE w:val="0"/>
+        <w:autoSpaceDN w:val="0"/>
+        <w:bidi w:val="0"/>
+        <w:adjustRightInd w:val="0"/>
+        <w:snapToGrid w:val="0"/>
+        <w:textAlignment w:val="baseline"/>
+        <w:rPr>
+          <w:rFonts w:hint="default"/>
+          <w:lang w:val="en-US" w:eastAsia="zh-CN"/>
+        </w:rPr>
+      </w:pPr>
+      <w:bookmarkStart w:id="38" w:name="_Toc25260"/>
       <w:r>
         <w:rPr>
           <w:rFonts w:hint="eastAsia"/>
@@ -8019,11 +7902,11 @@
         </w:rPr>
         <w:t>研发</w:t>
       </w:r>
-      <w:bookmarkEnd w:id="37"/>
-    </w:p>
-    <w:p>
-      <w:pPr>
-        <w:pStyle w:val="29"/>
+      <w:bookmarkEnd w:id="38"/>
+    </w:p>
+    <w:p>
+      <w:pPr>
+        <w:pStyle w:val="a1"/>
         <w:keepNext w:val="0"/>
         <w:keepLines w:val="0"/>
         <w:pageBreakBefore w:val="0"/>
@@ -8052,7 +7935,7 @@
     </w:p>
     <w:p>
       <w:pPr>
-        <w:pStyle w:val="29"/>
+        <w:pStyle w:val="a1"/>
         <w:keepNext w:val="0"/>
         <w:keepLines w:val="0"/>
         <w:pageBreakBefore w:val="0"/>
@@ -8081,7 +7964,7 @@
     </w:p>
     <w:p>
       <w:pPr>
-        <w:pStyle w:val="29"/>
+        <w:pStyle w:val="a1"/>
         <w:keepNext w:val="0"/>
         <w:keepLines w:val="0"/>
         <w:pageBreakBefore w:val="0"/>
@@ -8124,26 +8007,26 @@
     </w:p>
     <w:p>
       <w:pPr>
-        <w:pStyle w:val="31"/>
-        <w:keepNext w:val="0"/>
-        <w:keepLines w:val="0"/>
-        <w:pageBreakBefore w:val="0"/>
-        <w:widowControl w:val="0"/>
-        <w:kinsoku w:val="0"/>
-        <w:wordWrap/>
-        <w:overflowPunct/>
-        <w:autoSpaceDE w:val="0"/>
-        <w:autoSpaceDN w:val="0"/>
-        <w:bidi w:val="0"/>
-        <w:adjustRightInd w:val="0"/>
-        <w:snapToGrid w:val="0"/>
-        <w:textAlignment w:val="baseline"/>
-        <w:rPr>
-          <w:rFonts w:hint="default"/>
-          <w:lang w:val="en-US" w:eastAsia="zh-CN"/>
-        </w:rPr>
-      </w:pPr>
-      <w:bookmarkStart w:id="38" w:name="_Toc23678"/>
+        <w:pStyle w:val="3"/>
+        <w:keepNext w:val="0"/>
+        <w:keepLines w:val="0"/>
+        <w:pageBreakBefore w:val="0"/>
+        <w:widowControl w:val="0"/>
+        <w:kinsoku w:val="0"/>
+        <w:wordWrap/>
+        <w:overflowPunct/>
+        <w:autoSpaceDE w:val="0"/>
+        <w:autoSpaceDN w:val="0"/>
+        <w:bidi w:val="0"/>
+        <w:adjustRightInd w:val="0"/>
+        <w:snapToGrid w:val="0"/>
+        <w:textAlignment w:val="baseline"/>
+        <w:rPr>
+          <w:rFonts w:hint="default"/>
+          <w:lang w:val="en-US" w:eastAsia="zh-CN"/>
+        </w:rPr>
+      </w:pPr>
+      <w:bookmarkStart w:id="39" w:name="_Toc23678"/>
       <w:r>
         <w:rPr>
           <w:rFonts w:hint="default"/>
@@ -8151,11 +8034,11 @@
         </w:rPr>
         <w:t>手册研发</w:t>
       </w:r>
-      <w:bookmarkEnd w:id="38"/>
-    </w:p>
-    <w:p>
-      <w:pPr>
-        <w:pStyle w:val="29"/>
+      <w:bookmarkEnd w:id="39"/>
+    </w:p>
+    <w:p>
+      <w:pPr>
+        <w:pStyle w:val="a1"/>
         <w:keepNext w:val="0"/>
         <w:keepLines w:val="0"/>
         <w:pageBreakBefore w:val="0"/>
@@ -8184,26 +8067,26 @@
     </w:p>
     <w:p>
       <w:pPr>
-        <w:pStyle w:val="31"/>
-        <w:keepNext w:val="0"/>
-        <w:keepLines w:val="0"/>
-        <w:pageBreakBefore w:val="0"/>
-        <w:widowControl w:val="0"/>
-        <w:kinsoku w:val="0"/>
-        <w:wordWrap/>
-        <w:overflowPunct/>
-        <w:autoSpaceDE w:val="0"/>
-        <w:autoSpaceDN w:val="0"/>
-        <w:bidi w:val="0"/>
-        <w:adjustRightInd w:val="0"/>
-        <w:snapToGrid w:val="0"/>
-        <w:textAlignment w:val="baseline"/>
-        <w:rPr>
-          <w:rFonts w:hint="default"/>
-          <w:lang w:val="en-US" w:eastAsia="zh-CN"/>
-        </w:rPr>
-      </w:pPr>
-      <w:bookmarkStart w:id="39" w:name="_Toc934"/>
+        <w:pStyle w:val="3"/>
+        <w:keepNext w:val="0"/>
+        <w:keepLines w:val="0"/>
+        <w:pageBreakBefore w:val="0"/>
+        <w:widowControl w:val="0"/>
+        <w:kinsoku w:val="0"/>
+        <w:wordWrap/>
+        <w:overflowPunct/>
+        <w:autoSpaceDE w:val="0"/>
+        <w:autoSpaceDN w:val="0"/>
+        <w:bidi w:val="0"/>
+        <w:adjustRightInd w:val="0"/>
+        <w:snapToGrid w:val="0"/>
+        <w:textAlignment w:val="baseline"/>
+        <w:rPr>
+          <w:rFonts w:hint="default"/>
+          <w:lang w:val="en-US" w:eastAsia="zh-CN"/>
+        </w:rPr>
+      </w:pPr>
+      <w:bookmarkStart w:id="40" w:name="_Toc934"/>
       <w:r>
         <w:rPr>
           <w:rFonts w:hint="default"/>
@@ -8211,11 +8094,11 @@
         </w:rPr>
         <w:t>新技术研发</w:t>
       </w:r>
-      <w:bookmarkEnd w:id="39"/>
-    </w:p>
-    <w:p>
-      <w:pPr>
-        <w:pStyle w:val="29"/>
+      <w:bookmarkEnd w:id="40"/>
+    </w:p>
+    <w:p>
+      <w:pPr>
+        <w:pStyle w:val="a1"/>
         <w:keepNext w:val="0"/>
         <w:keepLines w:val="0"/>
         <w:pageBreakBefore w:val="0"/>
@@ -8244,26 +8127,26 @@
     </w:p>
     <w:p>
       <w:pPr>
-        <w:pStyle w:val="30"/>
-        <w:keepNext w:val="0"/>
-        <w:keepLines w:val="0"/>
-        <w:pageBreakBefore w:val="0"/>
-        <w:widowControl w:val="0"/>
-        <w:kinsoku w:val="0"/>
-        <w:wordWrap/>
-        <w:overflowPunct/>
-        <w:autoSpaceDE w:val="0"/>
-        <w:autoSpaceDN w:val="0"/>
-        <w:bidi w:val="0"/>
-        <w:adjustRightInd w:val="0"/>
-        <w:snapToGrid w:val="0"/>
-        <w:textAlignment w:val="baseline"/>
-        <w:rPr>
-          <w:rFonts w:hint="default"/>
-          <w:lang w:val="en-US" w:eastAsia="zh-CN"/>
-        </w:rPr>
-      </w:pPr>
-      <w:bookmarkStart w:id="40" w:name="_Toc7169"/>
+        <w:pStyle w:val="2"/>
+        <w:keepNext w:val="0"/>
+        <w:keepLines w:val="0"/>
+        <w:pageBreakBefore w:val="0"/>
+        <w:widowControl w:val="0"/>
+        <w:kinsoku w:val="0"/>
+        <w:wordWrap/>
+        <w:overflowPunct/>
+        <w:autoSpaceDE w:val="0"/>
+        <w:autoSpaceDN w:val="0"/>
+        <w:bidi w:val="0"/>
+        <w:adjustRightInd w:val="0"/>
+        <w:snapToGrid w:val="0"/>
+        <w:textAlignment w:val="baseline"/>
+        <w:rPr>
+          <w:rFonts w:hint="default"/>
+          <w:lang w:val="en-US" w:eastAsia="zh-CN"/>
+        </w:rPr>
+      </w:pPr>
+      <w:bookmarkStart w:id="41" w:name="_Toc7169"/>
       <w:r>
         <w:rPr>
           <w:rFonts w:hint="default"/>
@@ -8271,11 +8154,11 @@
         </w:rPr>
         <w:t>过程管理要求</w:t>
       </w:r>
-      <w:bookmarkEnd w:id="40"/>
-    </w:p>
-    <w:p>
-      <w:pPr>
-        <w:pStyle w:val="29"/>
+      <w:bookmarkEnd w:id="41"/>
+    </w:p>
+    <w:p>
+      <w:pPr>
+        <w:pStyle w:val="a1"/>
         <w:keepNext w:val="0"/>
         <w:keepLines w:val="0"/>
         <w:pageBreakBefore w:val="0"/>
@@ -8304,26 +8187,26 @@
     </w:p>
     <w:p>
       <w:pPr>
-        <w:pStyle w:val="31"/>
-        <w:keepNext w:val="0"/>
-        <w:keepLines w:val="0"/>
-        <w:pageBreakBefore w:val="0"/>
-        <w:widowControl w:val="0"/>
-        <w:kinsoku w:val="0"/>
-        <w:wordWrap/>
-        <w:overflowPunct/>
-        <w:autoSpaceDE w:val="0"/>
-        <w:autoSpaceDN w:val="0"/>
-        <w:bidi w:val="0"/>
-        <w:adjustRightInd w:val="0"/>
-        <w:snapToGrid w:val="0"/>
-        <w:textAlignment w:val="baseline"/>
-        <w:rPr>
-          <w:rFonts w:hint="eastAsia"/>
-          <w:lang w:val="en-US" w:eastAsia="zh-CN"/>
-        </w:rPr>
-      </w:pPr>
-      <w:bookmarkStart w:id="41" w:name="_Toc1642"/>
+        <w:pStyle w:val="3"/>
+        <w:keepNext w:val="0"/>
+        <w:keepLines w:val="0"/>
+        <w:pageBreakBefore w:val="0"/>
+        <w:widowControl w:val="0"/>
+        <w:kinsoku w:val="0"/>
+        <w:wordWrap/>
+        <w:overflowPunct/>
+        <w:autoSpaceDE w:val="0"/>
+        <w:autoSpaceDN w:val="0"/>
+        <w:bidi w:val="0"/>
+        <w:adjustRightInd w:val="0"/>
+        <w:snapToGrid w:val="0"/>
+        <w:textAlignment w:val="baseline"/>
+        <w:rPr>
+          <w:rFonts w:hint="eastAsia"/>
+          <w:lang w:val="en-US" w:eastAsia="zh-CN"/>
+        </w:rPr>
+      </w:pPr>
+      <w:bookmarkStart w:id="42" w:name="_Toc1642"/>
       <w:r>
         <w:rPr>
           <w:rFonts w:hint="eastAsia"/>
@@ -8331,11 +8214,11 @@
         </w:rPr>
         <w:t>过程框架管理</w:t>
       </w:r>
-      <w:bookmarkEnd w:id="41"/>
-    </w:p>
-    <w:p>
-      <w:pPr>
-        <w:pStyle w:val="29"/>
+      <w:bookmarkEnd w:id="42"/>
+    </w:p>
+    <w:p>
+      <w:pPr>
+        <w:pStyle w:val="a1"/>
         <w:keepNext w:val="0"/>
         <w:keepLines w:val="0"/>
         <w:pageBreakBefore w:val="0"/>
@@ -8364,7 +8247,7 @@
     </w:p>
     <w:p>
       <w:pPr>
-        <w:pStyle w:val="29"/>
+        <w:pStyle w:val="a1"/>
         <w:keepNext w:val="0"/>
         <w:keepLines w:val="0"/>
         <w:pageBreakBefore w:val="0"/>
@@ -8393,7 +8276,7 @@
     </w:p>
     <w:p>
       <w:pPr>
-        <w:pStyle w:val="29"/>
+        <w:pStyle w:val="a1"/>
         <w:keepNext w:val="0"/>
         <w:keepLines w:val="0"/>
         <w:pageBreakBefore w:val="0"/>
@@ -8422,7 +8305,7 @@
     </w:p>
     <w:p>
       <w:pPr>
-        <w:pStyle w:val="29"/>
+        <w:pStyle w:val="a1"/>
         <w:keepNext w:val="0"/>
         <w:keepLines w:val="0"/>
         <w:pageBreakBefore w:val="0"/>
@@ -8451,7 +8334,7 @@
     </w:p>
     <w:p>
       <w:pPr>
-        <w:pStyle w:val="29"/>
+        <w:pStyle w:val="a1"/>
         <w:keepNext w:val="0"/>
         <w:keepLines w:val="0"/>
         <w:pageBreakBefore w:val="0"/>
@@ -8480,26 +8363,26 @@
     </w:p>
     <w:p>
       <w:pPr>
-        <w:pStyle w:val="31"/>
-        <w:keepNext w:val="0"/>
-        <w:keepLines w:val="0"/>
-        <w:pageBreakBefore w:val="0"/>
-        <w:widowControl w:val="0"/>
-        <w:kinsoku w:val="0"/>
-        <w:wordWrap/>
-        <w:overflowPunct/>
-        <w:autoSpaceDE w:val="0"/>
-        <w:autoSpaceDN w:val="0"/>
-        <w:bidi w:val="0"/>
-        <w:adjustRightInd w:val="0"/>
-        <w:snapToGrid w:val="0"/>
-        <w:textAlignment w:val="baseline"/>
-        <w:rPr>
-          <w:rFonts w:hint="eastAsia"/>
-          <w:lang w:val="en-US" w:eastAsia="zh-CN"/>
-        </w:rPr>
-      </w:pPr>
-      <w:bookmarkStart w:id="42" w:name="_Toc22005"/>
+        <w:pStyle w:val="3"/>
+        <w:keepNext w:val="0"/>
+        <w:keepLines w:val="0"/>
+        <w:pageBreakBefore w:val="0"/>
+        <w:widowControl w:val="0"/>
+        <w:kinsoku w:val="0"/>
+        <w:wordWrap/>
+        <w:overflowPunct/>
+        <w:autoSpaceDE w:val="0"/>
+        <w:autoSpaceDN w:val="0"/>
+        <w:bidi w:val="0"/>
+        <w:adjustRightInd w:val="0"/>
+        <w:snapToGrid w:val="0"/>
+        <w:textAlignment w:val="baseline"/>
+        <w:rPr>
+          <w:rFonts w:hint="eastAsia"/>
+          <w:lang w:val="en-US" w:eastAsia="zh-CN"/>
+        </w:rPr>
+      </w:pPr>
+      <w:bookmarkStart w:id="43" w:name="_Toc22005"/>
       <w:r>
         <w:rPr>
           <w:rFonts w:hint="eastAsia"/>
@@ -8507,11 +8390,11 @@
         </w:rPr>
         <w:t>服务级别管理</w:t>
       </w:r>
-      <w:bookmarkEnd w:id="42"/>
-    </w:p>
-    <w:p>
-      <w:pPr>
-        <w:pStyle w:val="29"/>
+      <w:bookmarkEnd w:id="43"/>
+    </w:p>
+    <w:p>
+      <w:pPr>
+        <w:pStyle w:val="a1"/>
         <w:keepNext w:val="0"/>
         <w:keepLines w:val="0"/>
         <w:pageBreakBefore w:val="0"/>
@@ -8540,7 +8423,7 @@
     </w:p>
     <w:p>
       <w:pPr>
-        <w:pStyle w:val="29"/>
+        <w:pStyle w:val="a1"/>
         <w:keepNext w:val="0"/>
         <w:keepLines w:val="0"/>
         <w:pageBreakBefore w:val="0"/>
@@ -8569,7 +8452,7 @@
     </w:p>
     <w:p>
       <w:pPr>
-        <w:pStyle w:val="29"/>
+        <w:pStyle w:val="a1"/>
         <w:keepNext w:val="0"/>
         <w:keepLines w:val="0"/>
         <w:pageBreakBefore w:val="0"/>
@@ -8598,26 +8481,26 @@
     </w:p>
     <w:p>
       <w:pPr>
-        <w:pStyle w:val="31"/>
-        <w:keepNext w:val="0"/>
-        <w:keepLines w:val="0"/>
-        <w:pageBreakBefore w:val="0"/>
-        <w:widowControl w:val="0"/>
-        <w:kinsoku w:val="0"/>
-        <w:wordWrap/>
-        <w:overflowPunct/>
-        <w:autoSpaceDE w:val="0"/>
-        <w:autoSpaceDN w:val="0"/>
-        <w:bidi w:val="0"/>
-        <w:adjustRightInd w:val="0"/>
-        <w:snapToGrid w:val="0"/>
-        <w:textAlignment w:val="baseline"/>
-        <w:rPr>
-          <w:rFonts w:hint="eastAsia"/>
-          <w:lang w:val="en-US" w:eastAsia="zh-CN"/>
-        </w:rPr>
-      </w:pPr>
-      <w:bookmarkStart w:id="43" w:name="_Toc32623"/>
+        <w:pStyle w:val="3"/>
+        <w:keepNext w:val="0"/>
+        <w:keepLines w:val="0"/>
+        <w:pageBreakBefore w:val="0"/>
+        <w:widowControl w:val="0"/>
+        <w:kinsoku w:val="0"/>
+        <w:wordWrap/>
+        <w:overflowPunct/>
+        <w:autoSpaceDE w:val="0"/>
+        <w:autoSpaceDN w:val="0"/>
+        <w:bidi w:val="0"/>
+        <w:adjustRightInd w:val="0"/>
+        <w:snapToGrid w:val="0"/>
+        <w:textAlignment w:val="baseline"/>
+        <w:rPr>
+          <w:rFonts w:hint="eastAsia"/>
+          <w:lang w:val="en-US" w:eastAsia="zh-CN"/>
+        </w:rPr>
+      </w:pPr>
+      <w:bookmarkStart w:id="44" w:name="_Toc32623"/>
       <w:r>
         <w:rPr>
           <w:rFonts w:hint="eastAsia"/>
@@ -8625,11 +8508,11 @@
         </w:rPr>
         <w:t>服务报告管理</w:t>
       </w:r>
-      <w:bookmarkEnd w:id="43"/>
-    </w:p>
-    <w:p>
-      <w:pPr>
-        <w:pStyle w:val="29"/>
+      <w:bookmarkEnd w:id="44"/>
+    </w:p>
+    <w:p>
+      <w:pPr>
+        <w:pStyle w:val="a1"/>
         <w:keepNext w:val="0"/>
         <w:keepLines w:val="0"/>
         <w:pageBreakBefore w:val="0"/>
@@ -8658,7 +8541,7 @@
     </w:p>
     <w:p>
       <w:pPr>
-        <w:pStyle w:val="29"/>
+        <w:pStyle w:val="a1"/>
         <w:keepNext w:val="0"/>
         <w:keepLines w:val="0"/>
         <w:pageBreakBefore w:val="0"/>
@@ -8687,7 +8570,7 @@
     </w:p>
     <w:p>
       <w:pPr>
-        <w:pStyle w:val="29"/>
+        <w:pStyle w:val="a1"/>
         <w:keepNext w:val="0"/>
         <w:keepLines w:val="0"/>
         <w:pageBreakBefore w:val="0"/>
@@ -8716,26 +8599,26 @@
     </w:p>
     <w:p>
       <w:pPr>
-        <w:pStyle w:val="31"/>
-        <w:keepNext w:val="0"/>
-        <w:keepLines w:val="0"/>
-        <w:pageBreakBefore w:val="0"/>
-        <w:widowControl w:val="0"/>
-        <w:kinsoku w:val="0"/>
-        <w:wordWrap/>
-        <w:overflowPunct/>
-        <w:autoSpaceDE w:val="0"/>
-        <w:autoSpaceDN w:val="0"/>
-        <w:bidi w:val="0"/>
-        <w:adjustRightInd w:val="0"/>
-        <w:snapToGrid w:val="0"/>
-        <w:textAlignment w:val="baseline"/>
-        <w:rPr>
-          <w:rFonts w:hint="eastAsia"/>
-          <w:lang w:val="en-US" w:eastAsia="zh-CN"/>
-        </w:rPr>
-      </w:pPr>
-      <w:bookmarkStart w:id="44" w:name="_Toc11611"/>
+        <w:pStyle w:val="3"/>
+        <w:keepNext w:val="0"/>
+        <w:keepLines w:val="0"/>
+        <w:pageBreakBefore w:val="0"/>
+        <w:widowControl w:val="0"/>
+        <w:kinsoku w:val="0"/>
+        <w:wordWrap/>
+        <w:overflowPunct/>
+        <w:autoSpaceDE w:val="0"/>
+        <w:autoSpaceDN w:val="0"/>
+        <w:bidi w:val="0"/>
+        <w:adjustRightInd w:val="0"/>
+        <w:snapToGrid w:val="0"/>
+        <w:textAlignment w:val="baseline"/>
+        <w:rPr>
+          <w:rFonts w:hint="eastAsia"/>
+          <w:lang w:val="en-US" w:eastAsia="zh-CN"/>
+        </w:rPr>
+      </w:pPr>
+      <w:bookmarkStart w:id="45" w:name="_Toc11611"/>
       <w:r>
         <w:rPr>
           <w:rFonts w:hint="eastAsia"/>
@@ -8743,11 +8626,11 @@
         </w:rPr>
         <w:t>事件管理</w:t>
       </w:r>
-      <w:bookmarkEnd w:id="44"/>
-    </w:p>
-    <w:p>
-      <w:pPr>
-        <w:pStyle w:val="29"/>
+      <w:bookmarkEnd w:id="45"/>
+    </w:p>
+    <w:p>
+      <w:pPr>
+        <w:pStyle w:val="a1"/>
         <w:keepNext w:val="0"/>
         <w:keepLines w:val="0"/>
         <w:pageBreakBefore w:val="0"/>
@@ -8776,7 +8659,7 @@
     </w:p>
     <w:p>
       <w:pPr>
-        <w:pStyle w:val="29"/>
+        <w:pStyle w:val="a1"/>
         <w:keepNext w:val="0"/>
         <w:keepLines w:val="0"/>
         <w:pageBreakBefore w:val="0"/>
@@ -8805,7 +8688,7 @@
     </w:p>
     <w:p>
       <w:pPr>
-        <w:pStyle w:val="29"/>
+        <w:pStyle w:val="a1"/>
         <w:keepNext w:val="0"/>
         <w:keepLines w:val="0"/>
         <w:pageBreakBefore w:val="0"/>
@@ -8834,26 +8717,26 @@
     </w:p>
     <w:p>
       <w:pPr>
-        <w:pStyle w:val="31"/>
-        <w:keepNext w:val="0"/>
-        <w:keepLines w:val="0"/>
-        <w:pageBreakBefore w:val="0"/>
-        <w:widowControl w:val="0"/>
-        <w:kinsoku w:val="0"/>
-        <w:wordWrap/>
-        <w:overflowPunct/>
-        <w:autoSpaceDE w:val="0"/>
-        <w:autoSpaceDN w:val="0"/>
-        <w:bidi w:val="0"/>
-        <w:adjustRightInd w:val="0"/>
-        <w:snapToGrid w:val="0"/>
-        <w:textAlignment w:val="baseline"/>
-        <w:rPr>
-          <w:rFonts w:hint="eastAsia"/>
-          <w:lang w:val="en-US" w:eastAsia="zh-CN"/>
-        </w:rPr>
-      </w:pPr>
-      <w:bookmarkStart w:id="45" w:name="_Toc3197"/>
+        <w:pStyle w:val="3"/>
+        <w:keepNext w:val="0"/>
+        <w:keepLines w:val="0"/>
+        <w:pageBreakBefore w:val="0"/>
+        <w:widowControl w:val="0"/>
+        <w:kinsoku w:val="0"/>
+        <w:wordWrap/>
+        <w:overflowPunct/>
+        <w:autoSpaceDE w:val="0"/>
+        <w:autoSpaceDN w:val="0"/>
+        <w:bidi w:val="0"/>
+        <w:adjustRightInd w:val="0"/>
+        <w:snapToGrid w:val="0"/>
+        <w:textAlignment w:val="baseline"/>
+        <w:rPr>
+          <w:rFonts w:hint="eastAsia"/>
+          <w:lang w:val="en-US" w:eastAsia="zh-CN"/>
+        </w:rPr>
+      </w:pPr>
+      <w:bookmarkStart w:id="46" w:name="_Toc3197"/>
       <w:r>
         <w:rPr>
           <w:rFonts w:hint="eastAsia"/>
@@ -8861,11 +8744,11 @@
         </w:rPr>
         <w:t>问题管理</w:t>
       </w:r>
-      <w:bookmarkEnd w:id="45"/>
-    </w:p>
-    <w:p>
-      <w:pPr>
-        <w:pStyle w:val="29"/>
+      <w:bookmarkEnd w:id="46"/>
+    </w:p>
+    <w:p>
+      <w:pPr>
+        <w:pStyle w:val="a1"/>
         <w:keepNext w:val="0"/>
         <w:keepLines w:val="0"/>
         <w:pageBreakBefore w:val="0"/>
@@ -8894,7 +8777,7 @@
     </w:p>
     <w:p>
       <w:pPr>
-        <w:pStyle w:val="29"/>
+        <w:pStyle w:val="a1"/>
         <w:keepNext w:val="0"/>
         <w:keepLines w:val="0"/>
         <w:pageBreakBefore w:val="0"/>
@@ -8923,7 +8806,7 @@
     </w:p>
     <w:p>
       <w:pPr>
-        <w:pStyle w:val="29"/>
+        <w:pStyle w:val="a1"/>
         <w:keepNext w:val="0"/>
         <w:keepLines w:val="0"/>
         <w:pageBreakBefore w:val="0"/>
@@ -8952,7 +8835,7 @@
     </w:p>
     <w:p>
       <w:pPr>
-        <w:pStyle w:val="29"/>
+        <w:pStyle w:val="a1"/>
         <w:keepNext w:val="0"/>
         <w:keepLines w:val="0"/>
         <w:pageBreakBefore w:val="0"/>
@@ -8981,26 +8864,26 @@
     </w:p>
     <w:p>
       <w:pPr>
-        <w:pStyle w:val="31"/>
-        <w:keepNext w:val="0"/>
-        <w:keepLines w:val="0"/>
-        <w:pageBreakBefore w:val="0"/>
-        <w:widowControl w:val="0"/>
-        <w:kinsoku w:val="0"/>
-        <w:wordWrap/>
-        <w:overflowPunct/>
-        <w:autoSpaceDE w:val="0"/>
-        <w:autoSpaceDN w:val="0"/>
-        <w:bidi w:val="0"/>
-        <w:adjustRightInd w:val="0"/>
-        <w:snapToGrid w:val="0"/>
-        <w:textAlignment w:val="baseline"/>
-        <w:rPr>
-          <w:rFonts w:hint="eastAsia"/>
-          <w:lang w:val="en-US" w:eastAsia="zh-CN"/>
-        </w:rPr>
-      </w:pPr>
-      <w:bookmarkStart w:id="46" w:name="_Toc15514"/>
+        <w:pStyle w:val="3"/>
+        <w:keepNext w:val="0"/>
+        <w:keepLines w:val="0"/>
+        <w:pageBreakBefore w:val="0"/>
+        <w:widowControl w:val="0"/>
+        <w:kinsoku w:val="0"/>
+        <w:wordWrap/>
+        <w:overflowPunct/>
+        <w:autoSpaceDE w:val="0"/>
+        <w:autoSpaceDN w:val="0"/>
+        <w:bidi w:val="0"/>
+        <w:adjustRightInd w:val="0"/>
+        <w:snapToGrid w:val="0"/>
+        <w:textAlignment w:val="baseline"/>
+        <w:rPr>
+          <w:rFonts w:hint="eastAsia"/>
+          <w:lang w:val="en-US" w:eastAsia="zh-CN"/>
+        </w:rPr>
+      </w:pPr>
+      <w:bookmarkStart w:id="47" w:name="_Toc15514"/>
       <w:r>
         <w:rPr>
           <w:rFonts w:hint="eastAsia"/>
@@ -9008,11 +8891,11 @@
         </w:rPr>
         <w:t>变更管理</w:t>
       </w:r>
-      <w:bookmarkEnd w:id="46"/>
-    </w:p>
-    <w:p>
-      <w:pPr>
-        <w:pStyle w:val="29"/>
+      <w:bookmarkEnd w:id="47"/>
+    </w:p>
+    <w:p>
+      <w:pPr>
+        <w:pStyle w:val="a1"/>
         <w:keepNext w:val="0"/>
         <w:keepLines w:val="0"/>
         <w:pageBreakBefore w:val="0"/>
@@ -9041,36 +8924,36 @@
     </w:p>
     <w:p>
       <w:pPr>
-        <w:pStyle w:val="29"/>
-        <w:keepNext w:val="0"/>
-        <w:keepLines w:val="0"/>
-        <w:pageBreakBefore w:val="0"/>
-        <w:widowControl w:val="0"/>
-        <w:kinsoku w:val="0"/>
-        <w:wordWrap/>
-        <w:overflowPunct/>
-        <w:autoSpaceDE w:val="0"/>
-        <w:autoSpaceDN w:val="0"/>
-        <w:bidi w:val="0"/>
-        <w:adjustRightInd w:val="0"/>
-        <w:snapToGrid w:val="0"/>
-        <w:textAlignment w:val="baseline"/>
-        <w:rPr>
-          <w:rFonts w:hint="eastAsia"/>
-          <w:lang w:val="en-US" w:eastAsia="zh-CN"/>
-        </w:rPr>
-      </w:pPr>
-      <w:r>
-        <w:rPr>
-          <w:rFonts w:hint="eastAsia"/>
-          <w:lang w:val="en-US" w:eastAsia="zh-CN"/>
-        </w:rPr>
-        <w:t>分级分类审批：根据变更的风险、影响和成本，设立不同级别的审批权限（如变更部长、变更顾问委员会/CAB）。</w:t>
-      </w:r>
-    </w:p>
-    <w:p>
-      <w:pPr>
-        <w:pStyle w:val="29"/>
+        <w:pStyle w:val="a1"/>
+        <w:keepNext w:val="0"/>
+        <w:keepLines w:val="0"/>
+        <w:pageBreakBefore w:val="0"/>
+        <w:widowControl w:val="0"/>
+        <w:kinsoku w:val="0"/>
+        <w:wordWrap/>
+        <w:overflowPunct/>
+        <w:autoSpaceDE w:val="0"/>
+        <w:autoSpaceDN w:val="0"/>
+        <w:bidi w:val="0"/>
+        <w:adjustRightInd w:val="0"/>
+        <w:snapToGrid w:val="0"/>
+        <w:textAlignment w:val="baseline"/>
+        <w:rPr>
+          <w:rFonts w:hint="eastAsia"/>
+          <w:lang w:val="en-US" w:eastAsia="zh-CN"/>
+        </w:rPr>
+      </w:pPr>
+      <w:r>
+        <w:rPr>
+          <w:rFonts w:hint="eastAsia"/>
+          <w:lang w:val="en-US" w:eastAsia="zh-CN"/>
+        </w:rPr>
+        <w:t>分级分类审批：根据变更的风险、影响和成本，设立不同级别的审批权限（如变更经理、变更顾问委员会/CAB）。</w:t>
+      </w:r>
+    </w:p>
+    <w:p>
+      <w:pPr>
+        <w:pStyle w:val="a1"/>
         <w:keepNext w:val="0"/>
         <w:keepLines w:val="0"/>
         <w:pageBreakBefore w:val="0"/>
@@ -9099,26 +8982,26 @@
     </w:p>
     <w:p>
       <w:pPr>
-        <w:pStyle w:val="31"/>
-        <w:keepNext w:val="0"/>
-        <w:keepLines w:val="0"/>
-        <w:pageBreakBefore w:val="0"/>
-        <w:widowControl w:val="0"/>
-        <w:kinsoku w:val="0"/>
-        <w:wordWrap/>
-        <w:overflowPunct/>
-        <w:autoSpaceDE w:val="0"/>
-        <w:autoSpaceDN w:val="0"/>
-        <w:bidi w:val="0"/>
-        <w:adjustRightInd w:val="0"/>
-        <w:snapToGrid w:val="0"/>
-        <w:textAlignment w:val="baseline"/>
-        <w:rPr>
-          <w:rFonts w:hint="eastAsia"/>
-          <w:lang w:val="en-US" w:eastAsia="zh-CN"/>
-        </w:rPr>
-      </w:pPr>
-      <w:bookmarkStart w:id="47" w:name="_Toc27433"/>
+        <w:pStyle w:val="3"/>
+        <w:keepNext w:val="0"/>
+        <w:keepLines w:val="0"/>
+        <w:pageBreakBefore w:val="0"/>
+        <w:widowControl w:val="0"/>
+        <w:kinsoku w:val="0"/>
+        <w:wordWrap/>
+        <w:overflowPunct/>
+        <w:autoSpaceDE w:val="0"/>
+        <w:autoSpaceDN w:val="0"/>
+        <w:bidi w:val="0"/>
+        <w:adjustRightInd w:val="0"/>
+        <w:snapToGrid w:val="0"/>
+        <w:textAlignment w:val="baseline"/>
+        <w:rPr>
+          <w:rFonts w:hint="eastAsia"/>
+          <w:lang w:val="en-US" w:eastAsia="zh-CN"/>
+        </w:rPr>
+      </w:pPr>
+      <w:bookmarkStart w:id="48" w:name="_Toc27433"/>
       <w:r>
         <w:rPr>
           <w:rFonts w:hint="eastAsia"/>
@@ -9126,11 +9009,11 @@
         </w:rPr>
         <w:t>发布管理</w:t>
       </w:r>
-      <w:bookmarkEnd w:id="47"/>
-    </w:p>
-    <w:p>
-      <w:pPr>
-        <w:pStyle w:val="29"/>
+      <w:bookmarkEnd w:id="48"/>
+    </w:p>
+    <w:p>
+      <w:pPr>
+        <w:pStyle w:val="a1"/>
         <w:keepNext w:val="0"/>
         <w:keepLines w:val="0"/>
         <w:pageBreakBefore w:val="0"/>
@@ -9159,7 +9042,7 @@
     </w:p>
     <w:p>
       <w:pPr>
-        <w:pStyle w:val="29"/>
+        <w:pStyle w:val="a1"/>
         <w:keepNext w:val="0"/>
         <w:keepLines w:val="0"/>
         <w:pageBreakBefore w:val="0"/>
@@ -9188,7 +9071,7 @@
     </w:p>
     <w:p>
       <w:pPr>
-        <w:pStyle w:val="29"/>
+        <w:pStyle w:val="a1"/>
         <w:keepNext w:val="0"/>
         <w:keepLines w:val="0"/>
         <w:pageBreakBefore w:val="0"/>
@@ -9217,26 +9100,26 @@
     </w:p>
     <w:p>
       <w:pPr>
-        <w:pStyle w:val="31"/>
-        <w:keepNext w:val="0"/>
-        <w:keepLines w:val="0"/>
-        <w:pageBreakBefore w:val="0"/>
-        <w:widowControl w:val="0"/>
-        <w:kinsoku w:val="0"/>
-        <w:wordWrap/>
-        <w:overflowPunct/>
-        <w:autoSpaceDE w:val="0"/>
-        <w:autoSpaceDN w:val="0"/>
-        <w:bidi w:val="0"/>
-        <w:adjustRightInd w:val="0"/>
-        <w:snapToGrid w:val="0"/>
-        <w:textAlignment w:val="baseline"/>
-        <w:rPr>
-          <w:rFonts w:hint="eastAsia"/>
-          <w:lang w:val="en-US" w:eastAsia="zh-CN"/>
-        </w:rPr>
-      </w:pPr>
-      <w:bookmarkStart w:id="48" w:name="_Toc27769"/>
+        <w:pStyle w:val="3"/>
+        <w:keepNext w:val="0"/>
+        <w:keepLines w:val="0"/>
+        <w:pageBreakBefore w:val="0"/>
+        <w:widowControl w:val="0"/>
+        <w:kinsoku w:val="0"/>
+        <w:wordWrap/>
+        <w:overflowPunct/>
+        <w:autoSpaceDE w:val="0"/>
+        <w:autoSpaceDN w:val="0"/>
+        <w:bidi w:val="0"/>
+        <w:adjustRightInd w:val="0"/>
+        <w:snapToGrid w:val="0"/>
+        <w:textAlignment w:val="baseline"/>
+        <w:rPr>
+          <w:rFonts w:hint="eastAsia"/>
+          <w:lang w:val="en-US" w:eastAsia="zh-CN"/>
+        </w:rPr>
+      </w:pPr>
+      <w:bookmarkStart w:id="49" w:name="_Toc27769"/>
       <w:r>
         <w:rPr>
           <w:rFonts w:hint="eastAsia"/>
@@ -9244,11 +9127,11 @@
         </w:rPr>
         <w:t>配置管理</w:t>
       </w:r>
-      <w:bookmarkEnd w:id="48"/>
-    </w:p>
-    <w:p>
-      <w:pPr>
-        <w:pStyle w:val="29"/>
+      <w:bookmarkEnd w:id="49"/>
+    </w:p>
+    <w:p>
+      <w:pPr>
+        <w:pStyle w:val="a1"/>
         <w:keepNext w:val="0"/>
         <w:keepLines w:val="0"/>
         <w:pageBreakBefore w:val="0"/>
@@ -9277,7 +9160,7 @@
     </w:p>
     <w:p>
       <w:pPr>
-        <w:pStyle w:val="29"/>
+        <w:pStyle w:val="a1"/>
         <w:keepNext w:val="0"/>
         <w:keepLines w:val="0"/>
         <w:pageBreakBefore w:val="0"/>
@@ -9306,7 +9189,7 @@
     </w:p>
     <w:p>
       <w:pPr>
-        <w:pStyle w:val="29"/>
+        <w:pStyle w:val="a1"/>
         <w:keepNext w:val="0"/>
         <w:keepLines w:val="0"/>
         <w:pageBreakBefore w:val="0"/>
@@ -9335,26 +9218,26 @@
     </w:p>
     <w:p>
       <w:pPr>
-        <w:pStyle w:val="31"/>
-        <w:keepNext w:val="0"/>
-        <w:keepLines w:val="0"/>
-        <w:pageBreakBefore w:val="0"/>
-        <w:widowControl w:val="0"/>
-        <w:kinsoku w:val="0"/>
-        <w:wordWrap/>
-        <w:overflowPunct/>
-        <w:autoSpaceDE w:val="0"/>
-        <w:autoSpaceDN w:val="0"/>
-        <w:bidi w:val="0"/>
-        <w:adjustRightInd w:val="0"/>
-        <w:snapToGrid w:val="0"/>
-        <w:textAlignment w:val="baseline"/>
-        <w:rPr>
-          <w:rFonts w:hint="eastAsia"/>
-          <w:lang w:val="en-US" w:eastAsia="zh-CN"/>
-        </w:rPr>
-      </w:pPr>
-      <w:bookmarkStart w:id="49" w:name="_Toc9349"/>
+        <w:pStyle w:val="3"/>
+        <w:keepNext w:val="0"/>
+        <w:keepLines w:val="0"/>
+        <w:pageBreakBefore w:val="0"/>
+        <w:widowControl w:val="0"/>
+        <w:kinsoku w:val="0"/>
+        <w:wordWrap/>
+        <w:overflowPunct/>
+        <w:autoSpaceDE w:val="0"/>
+        <w:autoSpaceDN w:val="0"/>
+        <w:bidi w:val="0"/>
+        <w:adjustRightInd w:val="0"/>
+        <w:snapToGrid w:val="0"/>
+        <w:textAlignment w:val="baseline"/>
+        <w:rPr>
+          <w:rFonts w:hint="eastAsia"/>
+          <w:lang w:val="en-US" w:eastAsia="zh-CN"/>
+        </w:rPr>
+      </w:pPr>
+      <w:bookmarkStart w:id="50" w:name="_Toc9349"/>
       <w:r>
         <w:rPr>
           <w:rFonts w:hint="eastAsia"/>
@@ -9362,11 +9245,11 @@
         </w:rPr>
         <w:t>服务可用性和连续性管理</w:t>
       </w:r>
-      <w:bookmarkEnd w:id="49"/>
-    </w:p>
-    <w:p>
-      <w:pPr>
-        <w:pStyle w:val="29"/>
+      <w:bookmarkEnd w:id="50"/>
+    </w:p>
+    <w:p>
+      <w:pPr>
+        <w:pStyle w:val="a1"/>
         <w:keepNext w:val="0"/>
         <w:keepLines w:val="0"/>
         <w:pageBreakBefore w:val="0"/>
@@ -9395,7 +9278,7 @@
     </w:p>
     <w:p>
       <w:pPr>
-        <w:pStyle w:val="29"/>
+        <w:pStyle w:val="a1"/>
         <w:keepNext w:val="0"/>
         <w:keepLines w:val="0"/>
         <w:pageBreakBefore w:val="0"/>
@@ -9424,7 +9307,7 @@
     </w:p>
     <w:p>
       <w:pPr>
-        <w:pStyle w:val="29"/>
+        <w:pStyle w:val="a1"/>
         <w:keepNext w:val="0"/>
         <w:keepLines w:val="0"/>
         <w:pageBreakBefore w:val="0"/>
@@ -9453,26 +9336,26 @@
     </w:p>
     <w:p>
       <w:pPr>
-        <w:pStyle w:val="31"/>
-        <w:keepNext w:val="0"/>
-        <w:keepLines w:val="0"/>
-        <w:pageBreakBefore w:val="0"/>
-        <w:widowControl w:val="0"/>
-        <w:kinsoku w:val="0"/>
-        <w:wordWrap/>
-        <w:overflowPunct/>
-        <w:autoSpaceDE w:val="0"/>
-        <w:autoSpaceDN w:val="0"/>
-        <w:bidi w:val="0"/>
-        <w:adjustRightInd w:val="0"/>
-        <w:snapToGrid w:val="0"/>
-        <w:textAlignment w:val="baseline"/>
-        <w:rPr>
-          <w:rFonts w:hint="eastAsia"/>
-          <w:lang w:val="en-US" w:eastAsia="zh-CN"/>
-        </w:rPr>
-      </w:pPr>
-      <w:bookmarkStart w:id="50" w:name="_Toc24475"/>
+        <w:pStyle w:val="3"/>
+        <w:keepNext w:val="0"/>
+        <w:keepLines w:val="0"/>
+        <w:pageBreakBefore w:val="0"/>
+        <w:widowControl w:val="0"/>
+        <w:kinsoku w:val="0"/>
+        <w:wordWrap/>
+        <w:overflowPunct/>
+        <w:autoSpaceDE w:val="0"/>
+        <w:autoSpaceDN w:val="0"/>
+        <w:bidi w:val="0"/>
+        <w:adjustRightInd w:val="0"/>
+        <w:snapToGrid w:val="0"/>
+        <w:textAlignment w:val="baseline"/>
+        <w:rPr>
+          <w:rFonts w:hint="eastAsia"/>
+          <w:lang w:val="en-US" w:eastAsia="zh-CN"/>
+        </w:rPr>
+      </w:pPr>
+      <w:bookmarkStart w:id="51" w:name="_Toc24475"/>
       <w:r>
         <w:rPr>
           <w:rFonts w:hint="eastAsia"/>
@@ -9480,11 +9363,11 @@
         </w:rPr>
         <w:t>容量管理</w:t>
       </w:r>
-      <w:bookmarkEnd w:id="50"/>
-    </w:p>
-    <w:p>
-      <w:pPr>
-        <w:pStyle w:val="29"/>
+      <w:bookmarkEnd w:id="51"/>
+    </w:p>
+    <w:p>
+      <w:pPr>
+        <w:pStyle w:val="a1"/>
         <w:keepNext w:val="0"/>
         <w:keepLines w:val="0"/>
         <w:pageBreakBefore w:val="0"/>
@@ -9513,7 +9396,7 @@
     </w:p>
     <w:p>
       <w:pPr>
-        <w:pStyle w:val="29"/>
+        <w:pStyle w:val="a1"/>
         <w:keepNext w:val="0"/>
         <w:keepLines w:val="0"/>
         <w:pageBreakBefore w:val="0"/>
@@ -9542,7 +9425,7 @@
     </w:p>
     <w:p>
       <w:pPr>
-        <w:pStyle w:val="29"/>
+        <w:pStyle w:val="a1"/>
         <w:keepNext w:val="0"/>
         <w:keepLines w:val="0"/>
         <w:pageBreakBefore w:val="0"/>
@@ -9571,26 +9454,26 @@
     </w:p>
     <w:p>
       <w:pPr>
-        <w:pStyle w:val="31"/>
-        <w:keepNext w:val="0"/>
-        <w:keepLines w:val="0"/>
-        <w:pageBreakBefore w:val="0"/>
-        <w:widowControl w:val="0"/>
-        <w:kinsoku w:val="0"/>
-        <w:wordWrap/>
-        <w:overflowPunct/>
-        <w:autoSpaceDE w:val="0"/>
-        <w:autoSpaceDN w:val="0"/>
-        <w:bidi w:val="0"/>
-        <w:adjustRightInd w:val="0"/>
-        <w:snapToGrid w:val="0"/>
-        <w:textAlignment w:val="baseline"/>
-        <w:rPr>
-          <w:rFonts w:hint="default"/>
-          <w:lang w:val="en-US" w:eastAsia="zh-CN"/>
-        </w:rPr>
-      </w:pPr>
-      <w:bookmarkStart w:id="51" w:name="_Toc32533"/>
+        <w:pStyle w:val="3"/>
+        <w:keepNext w:val="0"/>
+        <w:keepLines w:val="0"/>
+        <w:pageBreakBefore w:val="0"/>
+        <w:widowControl w:val="0"/>
+        <w:kinsoku w:val="0"/>
+        <w:wordWrap/>
+        <w:overflowPunct/>
+        <w:autoSpaceDE w:val="0"/>
+        <w:autoSpaceDN w:val="0"/>
+        <w:bidi w:val="0"/>
+        <w:adjustRightInd w:val="0"/>
+        <w:snapToGrid w:val="0"/>
+        <w:textAlignment w:val="baseline"/>
+        <w:rPr>
+          <w:rFonts w:hint="default"/>
+          <w:lang w:val="en-US" w:eastAsia="zh-CN"/>
+        </w:rPr>
+      </w:pPr>
+      <w:bookmarkStart w:id="52" w:name="_Toc32533"/>
       <w:r>
         <w:rPr>
           <w:rFonts w:hint="eastAsia"/>
@@ -9598,11 +9481,11 @@
         </w:rPr>
         <w:t>信息安全管理</w:t>
       </w:r>
-      <w:bookmarkEnd w:id="51"/>
-    </w:p>
-    <w:p>
-      <w:pPr>
-        <w:pStyle w:val="29"/>
+      <w:bookmarkEnd w:id="52"/>
+    </w:p>
+    <w:p>
+      <w:pPr>
+        <w:pStyle w:val="a1"/>
         <w:keepNext w:val="0"/>
         <w:keepLines w:val="0"/>
         <w:pageBreakBefore w:val="0"/>
@@ -9631,7 +9514,7 @@
     </w:p>
     <w:p>
       <w:pPr>
-        <w:pStyle w:val="29"/>
+        <w:pStyle w:val="a1"/>
         <w:keepNext w:val="0"/>
         <w:keepLines w:val="0"/>
         <w:pageBreakBefore w:val="0"/>
@@ -9660,7 +9543,7 @@
     </w:p>
     <w:p>
       <w:pPr>
-        <w:pStyle w:val="29"/>
+        <w:pStyle w:val="a1"/>
         <w:keepNext w:val="0"/>
         <w:keepLines w:val="0"/>
         <w:pageBreakBefore w:val="0"/>
@@ -9689,26 +9572,26 @@
     </w:p>
     <w:p>
       <w:pPr>
-        <w:pStyle w:val="30"/>
-        <w:keepNext w:val="0"/>
-        <w:keepLines w:val="0"/>
-        <w:pageBreakBefore w:val="0"/>
-        <w:widowControl w:val="0"/>
-        <w:kinsoku w:val="0"/>
-        <w:wordWrap/>
-        <w:overflowPunct/>
-        <w:autoSpaceDE w:val="0"/>
-        <w:autoSpaceDN w:val="0"/>
-        <w:bidi w:val="0"/>
-        <w:adjustRightInd w:val="0"/>
-        <w:snapToGrid w:val="0"/>
-        <w:textAlignment w:val="baseline"/>
-        <w:rPr>
-          <w:rFonts w:hint="default"/>
-          <w:lang w:val="en-US" w:eastAsia="zh-CN"/>
-        </w:rPr>
-      </w:pPr>
-      <w:bookmarkStart w:id="52" w:name="_Toc32547"/>
+        <w:pStyle w:val="2"/>
+        <w:keepNext w:val="0"/>
+        <w:keepLines w:val="0"/>
+        <w:pageBreakBefore w:val="0"/>
+        <w:widowControl w:val="0"/>
+        <w:kinsoku w:val="0"/>
+        <w:wordWrap/>
+        <w:overflowPunct/>
+        <w:autoSpaceDE w:val="0"/>
+        <w:autoSpaceDN w:val="0"/>
+        <w:bidi w:val="0"/>
+        <w:adjustRightInd w:val="0"/>
+        <w:snapToGrid w:val="0"/>
+        <w:textAlignment w:val="baseline"/>
+        <w:rPr>
+          <w:rFonts w:hint="default"/>
+          <w:lang w:val="en-US" w:eastAsia="zh-CN"/>
+        </w:rPr>
+      </w:pPr>
+      <w:bookmarkStart w:id="53" w:name="_Toc32547"/>
       <w:r>
         <w:rPr>
           <w:rFonts w:hint="default"/>
@@ -9716,11 +9599,11 @@
         </w:rPr>
         <w:t>服务交付管理</w:t>
       </w:r>
-      <w:bookmarkEnd w:id="52"/>
-    </w:p>
-    <w:p>
-      <w:pPr>
-        <w:pStyle w:val="29"/>
+      <w:bookmarkEnd w:id="53"/>
+    </w:p>
+    <w:p>
+      <w:pPr>
+        <w:pStyle w:val="a1"/>
         <w:keepNext w:val="0"/>
         <w:keepLines w:val="0"/>
         <w:pageBreakBefore w:val="0"/>
@@ -9749,7 +9632,7 @@
     </w:p>
     <w:p>
       <w:pPr>
-        <w:pStyle w:val="29"/>
+        <w:pStyle w:val="a1"/>
         <w:keepNext w:val="0"/>
         <w:keepLines w:val="0"/>
         <w:pageBreakBefore w:val="0"/>
@@ -9778,7 +9661,7 @@
     </w:p>
     <w:p>
       <w:pPr>
-        <w:pStyle w:val="29"/>
+        <w:pStyle w:val="a1"/>
         <w:keepNext w:val="0"/>
         <w:keepLines w:val="0"/>
         <w:pageBreakBefore w:val="0"/>
@@ -9807,26 +9690,26 @@
     </w:p>
     <w:p>
       <w:pPr>
-        <w:pStyle w:val="30"/>
-        <w:keepNext w:val="0"/>
-        <w:keepLines w:val="0"/>
-        <w:pageBreakBefore w:val="0"/>
-        <w:widowControl w:val="0"/>
-        <w:kinsoku w:val="0"/>
-        <w:wordWrap/>
-        <w:overflowPunct/>
-        <w:autoSpaceDE w:val="0"/>
-        <w:autoSpaceDN w:val="0"/>
-        <w:bidi w:val="0"/>
-        <w:adjustRightInd w:val="0"/>
-        <w:snapToGrid w:val="0"/>
-        <w:textAlignment w:val="baseline"/>
-        <w:rPr>
-          <w:rFonts w:hint="default"/>
-          <w:lang w:val="en-US" w:eastAsia="zh-CN"/>
-        </w:rPr>
-      </w:pPr>
-      <w:bookmarkStart w:id="53" w:name="_Toc12664"/>
+        <w:pStyle w:val="2"/>
+        <w:keepNext w:val="0"/>
+        <w:keepLines w:val="0"/>
+        <w:pageBreakBefore w:val="0"/>
+        <w:widowControl w:val="0"/>
+        <w:kinsoku w:val="0"/>
+        <w:wordWrap/>
+        <w:overflowPunct/>
+        <w:autoSpaceDE w:val="0"/>
+        <w:autoSpaceDN w:val="0"/>
+        <w:bidi w:val="0"/>
+        <w:adjustRightInd w:val="0"/>
+        <w:snapToGrid w:val="0"/>
+        <w:textAlignment w:val="baseline"/>
+        <w:rPr>
+          <w:rFonts w:hint="default"/>
+          <w:lang w:val="en-US" w:eastAsia="zh-CN"/>
+        </w:rPr>
+      </w:pPr>
+      <w:bookmarkStart w:id="54" w:name="_Toc12664"/>
       <w:r>
         <w:rPr>
           <w:rFonts w:hint="default"/>
@@ -9834,11 +9717,11 @@
         </w:rPr>
         <w:t>应急管理</w:t>
       </w:r>
-      <w:bookmarkEnd w:id="53"/>
-    </w:p>
-    <w:p>
-      <w:pPr>
-        <w:pStyle w:val="29"/>
+      <w:bookmarkEnd w:id="54"/>
+    </w:p>
+    <w:p>
+      <w:pPr>
+        <w:pStyle w:val="a1"/>
         <w:keepNext w:val="0"/>
         <w:keepLines w:val="0"/>
         <w:pageBreakBefore w:val="0"/>
@@ -9867,7 +9750,7 @@
     </w:p>
     <w:p>
       <w:pPr>
-        <w:pStyle w:val="29"/>
+        <w:pStyle w:val="a1"/>
         <w:keepNext w:val="0"/>
         <w:keepLines w:val="0"/>
         <w:pageBreakBefore w:val="0"/>
@@ -9896,7 +9779,7 @@
     </w:p>
     <w:p>
       <w:pPr>
-        <w:pStyle w:val="29"/>
+        <w:pStyle w:val="a1"/>
         <w:keepNext w:val="0"/>
         <w:keepLines w:val="0"/>
         <w:pageBreakBefore w:val="0"/>
@@ -9925,26 +9808,26 @@
     </w:p>
     <w:p>
       <w:pPr>
-        <w:pStyle w:val="30"/>
-        <w:keepNext w:val="0"/>
-        <w:keepLines w:val="0"/>
-        <w:pageBreakBefore w:val="0"/>
-        <w:widowControl w:val="0"/>
-        <w:kinsoku w:val="0"/>
-        <w:wordWrap/>
-        <w:overflowPunct/>
-        <w:autoSpaceDE w:val="0"/>
-        <w:autoSpaceDN w:val="0"/>
-        <w:bidi w:val="0"/>
-        <w:adjustRightInd w:val="0"/>
-        <w:snapToGrid w:val="0"/>
-        <w:textAlignment w:val="baseline"/>
-        <w:rPr>
-          <w:rFonts w:hint="eastAsia"/>
-          <w:lang w:val="en-US" w:eastAsia="zh-CN"/>
-        </w:rPr>
-      </w:pPr>
-      <w:bookmarkStart w:id="54" w:name="_Toc22825"/>
+        <w:pStyle w:val="2"/>
+        <w:keepNext w:val="0"/>
+        <w:keepLines w:val="0"/>
+        <w:pageBreakBefore w:val="0"/>
+        <w:widowControl w:val="0"/>
+        <w:kinsoku w:val="0"/>
+        <w:wordWrap/>
+        <w:overflowPunct/>
+        <w:autoSpaceDE w:val="0"/>
+        <w:autoSpaceDN w:val="0"/>
+        <w:bidi w:val="0"/>
+        <w:adjustRightInd w:val="0"/>
+        <w:snapToGrid w:val="0"/>
+        <w:textAlignment w:val="baseline"/>
+        <w:rPr>
+          <w:rFonts w:hint="eastAsia"/>
+          <w:lang w:val="en-US" w:eastAsia="zh-CN"/>
+        </w:rPr>
+      </w:pPr>
+      <w:bookmarkStart w:id="55" w:name="_Toc22825"/>
       <w:r>
         <w:rPr>
           <w:rFonts w:hint="eastAsia"/>
@@ -9952,30 +9835,30 @@
         </w:rPr>
         <w:t>质量管理</w:t>
       </w:r>
-      <w:bookmarkEnd w:id="54"/>
-    </w:p>
-    <w:p>
-      <w:pPr>
-        <w:pStyle w:val="31"/>
-        <w:keepNext w:val="0"/>
-        <w:keepLines w:val="0"/>
-        <w:pageBreakBefore w:val="0"/>
-        <w:widowControl w:val="0"/>
-        <w:kinsoku w:val="0"/>
-        <w:wordWrap/>
-        <w:overflowPunct/>
-        <w:autoSpaceDE w:val="0"/>
-        <w:autoSpaceDN w:val="0"/>
-        <w:bidi w:val="0"/>
-        <w:adjustRightInd w:val="0"/>
-        <w:snapToGrid w:val="0"/>
-        <w:textAlignment w:val="baseline"/>
-        <w:rPr>
-          <w:rFonts w:hint="eastAsia"/>
-          <w:lang w:val="en-US" w:eastAsia="zh-CN"/>
-        </w:rPr>
-      </w:pPr>
-      <w:bookmarkStart w:id="55" w:name="_Toc25462"/>
+      <w:bookmarkEnd w:id="55"/>
+    </w:p>
+    <w:p>
+      <w:pPr>
+        <w:pStyle w:val="3"/>
+        <w:keepNext w:val="0"/>
+        <w:keepLines w:val="0"/>
+        <w:pageBreakBefore w:val="0"/>
+        <w:widowControl w:val="0"/>
+        <w:kinsoku w:val="0"/>
+        <w:wordWrap/>
+        <w:overflowPunct/>
+        <w:autoSpaceDE w:val="0"/>
+        <w:autoSpaceDN w:val="0"/>
+        <w:bidi w:val="0"/>
+        <w:adjustRightInd w:val="0"/>
+        <w:snapToGrid w:val="0"/>
+        <w:textAlignment w:val="baseline"/>
+        <w:rPr>
+          <w:rFonts w:hint="eastAsia"/>
+          <w:lang w:val="en-US" w:eastAsia="zh-CN"/>
+        </w:rPr>
+      </w:pPr>
+      <w:bookmarkStart w:id="56" w:name="_Toc25462"/>
       <w:r>
         <w:rPr>
           <w:rFonts w:hint="eastAsia"/>
@@ -9983,11 +9866,11 @@
         </w:rPr>
         <w:t>内审管理</w:t>
       </w:r>
-      <w:bookmarkEnd w:id="55"/>
-    </w:p>
-    <w:p>
-      <w:pPr>
-        <w:pStyle w:val="29"/>
+      <w:bookmarkEnd w:id="56"/>
+    </w:p>
+    <w:p>
+      <w:pPr>
+        <w:pStyle w:val="a1"/>
         <w:keepNext w:val="0"/>
         <w:keepLines w:val="0"/>
         <w:pageBreakBefore w:val="0"/>
@@ -10016,26 +9899,26 @@
     </w:p>
     <w:p>
       <w:pPr>
-        <w:pStyle w:val="31"/>
-        <w:keepNext w:val="0"/>
-        <w:keepLines w:val="0"/>
-        <w:pageBreakBefore w:val="0"/>
-        <w:widowControl w:val="0"/>
-        <w:kinsoku w:val="0"/>
-        <w:wordWrap/>
-        <w:overflowPunct/>
-        <w:autoSpaceDE w:val="0"/>
-        <w:autoSpaceDN w:val="0"/>
-        <w:bidi w:val="0"/>
-        <w:adjustRightInd w:val="0"/>
-        <w:snapToGrid w:val="0"/>
-        <w:textAlignment w:val="baseline"/>
-        <w:rPr>
-          <w:rFonts w:hint="eastAsia"/>
-          <w:lang w:val="en-US" w:eastAsia="zh-CN"/>
-        </w:rPr>
-      </w:pPr>
-      <w:bookmarkStart w:id="56" w:name="_Toc18469"/>
+        <w:pStyle w:val="3"/>
+        <w:keepNext w:val="0"/>
+        <w:keepLines w:val="0"/>
+        <w:pageBreakBefore w:val="0"/>
+        <w:widowControl w:val="0"/>
+        <w:kinsoku w:val="0"/>
+        <w:wordWrap/>
+        <w:overflowPunct/>
+        <w:autoSpaceDE w:val="0"/>
+        <w:autoSpaceDN w:val="0"/>
+        <w:bidi w:val="0"/>
+        <w:adjustRightInd w:val="0"/>
+        <w:snapToGrid w:val="0"/>
+        <w:textAlignment w:val="baseline"/>
+        <w:rPr>
+          <w:rFonts w:hint="eastAsia"/>
+          <w:lang w:val="en-US" w:eastAsia="zh-CN"/>
+        </w:rPr>
+      </w:pPr>
+      <w:bookmarkStart w:id="57" w:name="_Toc18469"/>
       <w:r>
         <w:rPr>
           <w:rFonts w:hint="eastAsia"/>
@@ -10043,11 +9926,11 @@
         </w:rPr>
         <w:t>管评管理</w:t>
       </w:r>
-      <w:bookmarkEnd w:id="56"/>
-    </w:p>
-    <w:p>
-      <w:pPr>
-        <w:pStyle w:val="29"/>
+      <w:bookmarkEnd w:id="57"/>
+    </w:p>
+    <w:p>
+      <w:pPr>
+        <w:pStyle w:val="a1"/>
         <w:keepNext w:val="0"/>
         <w:keepLines w:val="0"/>
         <w:pageBreakBefore w:val="0"/>
@@ -10076,26 +9959,26 @@
     </w:p>
     <w:p>
       <w:pPr>
-        <w:pStyle w:val="31"/>
-        <w:keepNext w:val="0"/>
-        <w:keepLines w:val="0"/>
-        <w:pageBreakBefore w:val="0"/>
-        <w:widowControl w:val="0"/>
-        <w:kinsoku w:val="0"/>
-        <w:wordWrap/>
-        <w:overflowPunct/>
-        <w:autoSpaceDE w:val="0"/>
-        <w:autoSpaceDN w:val="0"/>
-        <w:bidi w:val="0"/>
-        <w:adjustRightInd w:val="0"/>
-        <w:snapToGrid w:val="0"/>
-        <w:textAlignment w:val="baseline"/>
-        <w:rPr>
-          <w:rFonts w:hint="eastAsia"/>
-          <w:lang w:val="en-US" w:eastAsia="zh-CN"/>
-        </w:rPr>
-      </w:pPr>
-      <w:bookmarkStart w:id="57" w:name="_Toc14405"/>
+        <w:pStyle w:val="3"/>
+        <w:keepNext w:val="0"/>
+        <w:keepLines w:val="0"/>
+        <w:pageBreakBefore w:val="0"/>
+        <w:widowControl w:val="0"/>
+        <w:kinsoku w:val="0"/>
+        <w:wordWrap/>
+        <w:overflowPunct/>
+        <w:autoSpaceDE w:val="0"/>
+        <w:autoSpaceDN w:val="0"/>
+        <w:bidi w:val="0"/>
+        <w:adjustRightInd w:val="0"/>
+        <w:snapToGrid w:val="0"/>
+        <w:textAlignment w:val="baseline"/>
+        <w:rPr>
+          <w:rFonts w:hint="eastAsia"/>
+          <w:lang w:val="en-US" w:eastAsia="zh-CN"/>
+        </w:rPr>
+      </w:pPr>
+      <w:bookmarkStart w:id="58" w:name="_Toc14405"/>
       <w:r>
         <w:rPr>
           <w:rFonts w:hint="eastAsia"/>
@@ -10103,11 +9986,11 @@
         </w:rPr>
         <w:t>满意度调查管理</w:t>
       </w:r>
-      <w:bookmarkEnd w:id="57"/>
-    </w:p>
-    <w:p>
-      <w:pPr>
-        <w:pStyle w:val="29"/>
+      <w:bookmarkEnd w:id="58"/>
+    </w:p>
+    <w:p>
+      <w:pPr>
+        <w:pStyle w:val="a1"/>
         <w:keepNext w:val="0"/>
         <w:keepLines w:val="0"/>
         <w:pageBreakBefore w:val="0"/>
@@ -10136,14 +10019,14 @@
     </w:p>
     <w:p>
       <w:pPr>
-        <w:pStyle w:val="31"/>
-        <w:bidi w:val="0"/>
-        <w:rPr>
-          <w:rFonts w:hint="default"/>
-          <w:lang w:val="en-US" w:eastAsia="zh-CN"/>
-        </w:rPr>
-      </w:pPr>
-      <w:bookmarkStart w:id="58" w:name="_Toc21126"/>
+        <w:pStyle w:val="3"/>
+        <w:bidi w:val="0"/>
+        <w:rPr>
+          <w:rFonts w:hint="default"/>
+          <w:lang w:val="en-US" w:eastAsia="zh-CN"/>
+        </w:rPr>
+      </w:pPr>
+      <w:bookmarkStart w:id="59" w:name="_Toc21126"/>
       <w:r>
         <w:rPr>
           <w:rFonts w:hint="eastAsia"/>
@@ -10151,11 +10034,11 @@
         </w:rPr>
         <w:t>客户投诉</w:t>
       </w:r>
-      <w:bookmarkEnd w:id="58"/>
-    </w:p>
-    <w:p>
-      <w:pPr>
-        <w:pStyle w:val="29"/>
+      <w:bookmarkEnd w:id="59"/>
+    </w:p>
+    <w:p>
+      <w:pPr>
+        <w:pStyle w:val="a1"/>
         <w:bidi w:val="0"/>
         <w:rPr>
           <w:rFonts w:hint="default"/>
@@ -10168,40 +10051,40 @@
     </w:p>
     <w:p>
       <w:pPr>
-        <w:pStyle w:val="28"/>
-        <w:keepNext w:val="0"/>
-        <w:keepLines w:val="0"/>
-        <w:pageBreakBefore w:val="0"/>
-        <w:widowControl w:val="0"/>
-        <w:kinsoku w:val="0"/>
-        <w:wordWrap/>
-        <w:overflowPunct/>
-        <w:autoSpaceDE w:val="0"/>
-        <w:autoSpaceDN w:val="0"/>
-        <w:bidi w:val="0"/>
-        <w:adjustRightInd w:val="0"/>
-        <w:snapToGrid w:val="0"/>
-        <w:textAlignment w:val="baseline"/>
-        <w:rPr>
-          <w:rStyle w:val="38"/>
-          <w:rFonts w:hint="default" w:eastAsia="宋体"/>
-          <w:lang w:val="en-US" w:eastAsia="zh-CN"/>
-        </w:rPr>
-      </w:pPr>
-      <w:bookmarkStart w:id="59" w:name="bookmark3"/>
-      <w:bookmarkEnd w:id="59"/>
-      <w:bookmarkStart w:id="60" w:name="_Toc13391"/>
-      <w:bookmarkStart w:id="61" w:name="_Toc17424"/>
-      <w:r>
-        <w:rPr>
-          <w:rStyle w:val="38"/>
-          <w:rFonts w:hint="eastAsia" w:eastAsia="宋体"/>
+        <w:pStyle w:val="1"/>
+        <w:keepNext w:val="0"/>
+        <w:keepLines w:val="0"/>
+        <w:pageBreakBefore w:val="0"/>
+        <w:widowControl w:val="0"/>
+        <w:kinsoku w:val="0"/>
+        <w:wordWrap/>
+        <w:overflowPunct/>
+        <w:autoSpaceDE w:val="0"/>
+        <w:autoSpaceDN w:val="0"/>
+        <w:bidi w:val="0"/>
+        <w:adjustRightInd w:val="0"/>
+        <w:snapToGrid w:val="0"/>
+        <w:textAlignment w:val="baseline"/>
+        <w:rPr>
+          <w:rStyle w:val="1Char"/>
+          <w:rFonts w:eastAsia="宋体" w:hint="default"/>
+          <w:lang w:val="en-US" w:eastAsia="zh-CN"/>
+        </w:rPr>
+      </w:pPr>
+      <w:bookmarkStart w:id="60" w:name="bookmark3"/>
+      <w:bookmarkEnd w:id="60"/>
+      <w:bookmarkStart w:id="61" w:name="_Toc13391"/>
+      <w:bookmarkStart w:id="62" w:name="_Toc17424"/>
+      <w:r>
+        <w:rPr>
+          <w:rStyle w:val="1Char"/>
+          <w:rFonts w:eastAsia="宋体" w:hint="eastAsia"/>
           <w:lang w:val="en-US" w:eastAsia="zh-CN"/>
         </w:rPr>
         <w:t>附则</w:t>
       </w:r>
-      <w:bookmarkEnd w:id="60"/>
       <w:bookmarkEnd w:id="61"/>
+      <w:bookmarkEnd w:id="62"/>
     </w:p>
     <w:p>
       <w:pPr>
@@ -10223,17 +10106,17 @@
         <w:adjustRightInd w:val="0"/>
         <w:snapToGrid w:val="0"/>
         <w:spacing w:line="360" w:lineRule="auto"/>
-        <w:ind w:left="425" w:leftChars="0" w:hanging="425" w:firstLineChars="0"/>
-        <w:textAlignment w:val="baseline"/>
-        <w:rPr>
-          <w:rFonts w:ascii="宋体" w:hAnsi="宋体" w:eastAsia="宋体" w:cs="宋体"/>
+        <w:ind w:left="425" w:hanging="425" w:leftChars="0" w:firstLineChars="0"/>
+        <w:textAlignment w:val="baseline"/>
+        <w:rPr>
+          <w:rFonts w:ascii="宋体" w:eastAsia="宋体" w:hAnsi="宋体" w:cs="宋体"/>
           <w:sz w:val="24"/>
           <w:szCs w:val="24"/>
         </w:rPr>
       </w:pPr>
       <w:r>
         <w:rPr>
-          <w:rFonts w:ascii="宋体" w:hAnsi="宋体" w:eastAsia="宋体" w:cs="宋体"/>
+          <w:rFonts w:ascii="宋体" w:eastAsia="宋体" w:hAnsi="宋体" w:cs="宋体"/>
           <w:spacing w:val="-1"/>
           <w:sz w:val="24"/>
           <w:szCs w:val="24"/>
@@ -10242,7 +10125,7 @@
       </w:r>
       <w:r>
         <w:rPr>
-          <w:rFonts w:hint="eastAsia" w:ascii="宋体" w:hAnsi="宋体" w:cs="宋体"/>
+          <w:rFonts w:ascii="宋体" w:hAnsi="宋体" w:cs="宋体" w:hint="eastAsia"/>
           <w:spacing w:val="-1"/>
           <w:sz w:val="24"/>
           <w:szCs w:val="24"/>
@@ -10252,7 +10135,7 @@
       </w:r>
       <w:r>
         <w:rPr>
-          <w:rFonts w:ascii="宋体" w:hAnsi="宋体" w:eastAsia="宋体" w:cs="宋体"/>
+          <w:rFonts w:ascii="宋体" w:eastAsia="宋体" w:hAnsi="宋体" w:cs="宋体"/>
           <w:spacing w:val="-1"/>
           <w:sz w:val="24"/>
           <w:szCs w:val="24"/>
@@ -10280,16 +10163,16 @@
         <w:adjustRightInd w:val="0"/>
         <w:snapToGrid w:val="0"/>
         <w:spacing w:line="360" w:lineRule="auto"/>
-        <w:ind w:left="425" w:leftChars="0" w:hanging="425" w:firstLineChars="0"/>
-        <w:textAlignment w:val="baseline"/>
-        <w:rPr>
-          <w:rFonts w:hint="default"/>
-          <w:lang w:val="en-US" w:eastAsia="zh-CN"/>
-        </w:rPr>
-      </w:pPr>
-      <w:r>
-        <w:rPr>
-          <w:rFonts w:ascii="宋体" w:hAnsi="宋体" w:eastAsia="宋体" w:cs="宋体"/>
+        <w:ind w:left="425" w:hanging="425" w:leftChars="0" w:firstLineChars="0"/>
+        <w:textAlignment w:val="baseline"/>
+        <w:rPr>
+          <w:rFonts w:hint="default"/>
+          <w:lang w:val="en-US" w:eastAsia="zh-CN"/>
+        </w:rPr>
+      </w:pPr>
+      <w:r>
+        <w:rPr>
+          <w:rFonts w:ascii="宋体" w:eastAsia="宋体" w:hAnsi="宋体" w:cs="宋体"/>
           <w:spacing w:val="-2"/>
           <w:sz w:val="24"/>
           <w:szCs w:val="24"/>
@@ -10299,28 +10182,28 @@
     </w:p>
     <w:p>
       <w:pPr>
-        <w:pStyle w:val="28"/>
-        <w:keepNext w:val="0"/>
-        <w:keepLines w:val="0"/>
-        <w:pageBreakBefore w:val="0"/>
-        <w:widowControl w:val="0"/>
-        <w:kinsoku w:val="0"/>
-        <w:wordWrap/>
-        <w:overflowPunct/>
-        <w:autoSpaceDE w:val="0"/>
-        <w:autoSpaceDN w:val="0"/>
-        <w:bidi w:val="0"/>
-        <w:adjustRightInd w:val="0"/>
-        <w:snapToGrid w:val="0"/>
-        <w:textAlignment w:val="baseline"/>
-        <w:rPr>
-          <w:rFonts w:hint="default"/>
-          <w:lang w:val="en-US" w:eastAsia="zh-CN"/>
-        </w:rPr>
-      </w:pPr>
-      <w:bookmarkStart w:id="62" w:name="bookmark14"/>
-      <w:bookmarkEnd w:id="62"/>
-      <w:bookmarkStart w:id="63" w:name="_Toc27649"/>
+        <w:pStyle w:val="1"/>
+        <w:keepNext w:val="0"/>
+        <w:keepLines w:val="0"/>
+        <w:pageBreakBefore w:val="0"/>
+        <w:widowControl w:val="0"/>
+        <w:kinsoku w:val="0"/>
+        <w:wordWrap/>
+        <w:overflowPunct/>
+        <w:autoSpaceDE w:val="0"/>
+        <w:autoSpaceDN w:val="0"/>
+        <w:bidi w:val="0"/>
+        <w:adjustRightInd w:val="0"/>
+        <w:snapToGrid w:val="0"/>
+        <w:textAlignment w:val="baseline"/>
+        <w:rPr>
+          <w:rFonts w:hint="default"/>
+          <w:lang w:val="en-US" w:eastAsia="zh-CN"/>
+        </w:rPr>
+      </w:pPr>
+      <w:bookmarkStart w:id="63" w:name="bookmark14"/>
+      <w:bookmarkEnd w:id="63"/>
+      <w:bookmarkStart w:id="64" w:name="_Toc27649"/>
       <w:r>
         <w:rPr>
           <w:rFonts w:hint="eastAsia"/>
@@ -10328,11 +10211,11 @@
         </w:rPr>
         <w:t>附件</w:t>
       </w:r>
-      <w:bookmarkEnd w:id="63"/>
-    </w:p>
-    <w:p>
-      <w:pPr>
-        <w:pStyle w:val="29"/>
+      <w:bookmarkEnd w:id="64"/>
+    </w:p>
+    <w:p>
+      <w:pPr>
+        <w:pStyle w:val="a1"/>
         <w:keepNext w:val="0"/>
         <w:keepLines w:val="0"/>
         <w:pageBreakBefore w:val="0"/>
@@ -10361,26 +10244,26 @@
     </w:p>
     <w:p>
       <w:pPr>
-        <w:pStyle w:val="28"/>
-        <w:keepNext w:val="0"/>
-        <w:keepLines w:val="0"/>
-        <w:pageBreakBefore w:val="0"/>
-        <w:widowControl w:val="0"/>
-        <w:kinsoku w:val="0"/>
-        <w:wordWrap/>
-        <w:overflowPunct/>
-        <w:autoSpaceDE w:val="0"/>
-        <w:autoSpaceDN w:val="0"/>
-        <w:bidi w:val="0"/>
-        <w:adjustRightInd w:val="0"/>
-        <w:snapToGrid w:val="0"/>
-        <w:textAlignment w:val="baseline"/>
-        <w:rPr>
-          <w:rFonts w:hint="eastAsia"/>
-          <w:lang w:val="en-US" w:eastAsia="zh-CN"/>
-        </w:rPr>
-      </w:pPr>
-      <w:bookmarkStart w:id="64" w:name="_Toc8632"/>
+        <w:pStyle w:val="1"/>
+        <w:keepNext w:val="0"/>
+        <w:keepLines w:val="0"/>
+        <w:pageBreakBefore w:val="0"/>
+        <w:widowControl w:val="0"/>
+        <w:kinsoku w:val="0"/>
+        <w:wordWrap/>
+        <w:overflowPunct/>
+        <w:autoSpaceDE w:val="0"/>
+        <w:autoSpaceDN w:val="0"/>
+        <w:bidi w:val="0"/>
+        <w:adjustRightInd w:val="0"/>
+        <w:snapToGrid w:val="0"/>
+        <w:textAlignment w:val="baseline"/>
+        <w:rPr>
+          <w:rFonts w:hint="eastAsia"/>
+          <w:lang w:val="en-US" w:eastAsia="zh-CN"/>
+        </w:rPr>
+      </w:pPr>
+      <w:bookmarkStart w:id="65" w:name="_Toc8632"/>
       <w:r>
         <w:rPr>
           <w:rFonts w:hint="eastAsia"/>
@@ -10388,11 +10271,11 @@
         </w:rPr>
         <w:t>记录</w:t>
       </w:r>
-      <w:bookmarkEnd w:id="64"/>
-    </w:p>
-    <w:p>
-      <w:pPr>
-        <w:pStyle w:val="29"/>
+      <w:bookmarkEnd w:id="65"/>
+    </w:p>
+    <w:p>
+      <w:pPr>
+        <w:pStyle w:val="a1"/>
         <w:keepNext w:val="0"/>
         <w:keepLines w:val="0"/>
         <w:pageBreakBefore w:val="0"/>
@@ -10420,108 +10303,52 @@
       </w:r>
     </w:p>
     <w:sectPr>
-      <w:headerReference r:id="rId5" w:type="default"/>
-      <w:footerReference w:type="default" r:id="rId10"/>
-      <w:headerReference w:type="first" r:id="rId11"/>
-      <w:footerReference w:type="first" r:id="rId12"/>
-      <w:headerReference w:type="even" r:id="rId13"/>
-      <w:footerReference w:type="even" r:id="rId14"/>
+      <w:headerReference w:type="even" r:id="rId5"/>
+      <w:headerReference w:type="default" r:id="rId6"/>
+      <w:footerReference w:type="even" r:id="rId7"/>
+      <w:footerReference w:type="default" r:id="rId8"/>
+      <w:headerReference w:type="first" r:id="rId9"/>
+      <w:footerReference w:type="first" r:id="rId10"/>
       <w:pgSz w:w="11906" w:h="16838"/>
       <w:pgMar w:top="1417" w:right="1800" w:bottom="1440" w:left="1800" w:header="1140" w:footer="992" w:gutter="0"/>
-      <w:cols w:space="425" w:num="1"/>
+      <w:cols w:num="1" w:space="425"/>
       <w:docGrid w:type="lines" w:linePitch="312" w:charSpace="0"/>
     </w:sectPr>
   </w:body>
 </w:document>
 </file>
 
-<file path=word/endnotes.xml><?xml version="1.0" encoding="utf-8"?>
-<w:endnotes xmlns:wpc="http://schemas.microsoft.com/office/word/2010/wordprocessingCanvas" xmlns:mc="http://schemas.openxmlformats.org/markup-compatibility/2006" xmlns:o="urn:schemas-microsoft-com:office:office" xmlns:r="http://schemas.openxmlformats.org/officeDocument/2006/relationships" xmlns:m="http://schemas.openxmlformats.org/officeDocument/2006/math" xmlns:v="urn:schemas-microsoft-com:vml" xmlns:wp14="http://schemas.microsoft.com/office/word/2010/wordprocessingDrawing" xmlns:wp="http://schemas.openxmlformats.org/drawingml/2006/wordprocessingDrawing" xmlns:w="http://schemas.openxmlformats.org/wordprocessingml/2006/main" xmlns:w14="http://schemas.microsoft.com/office/word/2010/wordml" xmlns:w15="http://schemas.microsoft.com/office/word/2012/wordml" xmlns:w10="urn:schemas-microsoft-com:office:word" xmlns:wpg="http://schemas.microsoft.com/office/word/2010/wordprocessingGroup" xmlns:wpi="http://schemas.microsoft.com/office/word/2010/wordprocessingInk" xmlns:wne="http://schemas.microsoft.com/office/word/2006/wordml" xmlns:wps="http://schemas.microsoft.com/office/word/2010/wordprocessingShape" xmlns:wpsCustomData="http://www.wps.cn/officeDocument/2013/wpsCustomData" mc:Ignorable="w14 w15 wp14">
-  <w:endnote w:type="separator" w:id="0">
-    <w:p>
-      <w:pPr>
-        <w:spacing w:line="240" w:lineRule="auto"/>
-      </w:pPr>
-      <w:r>
-        <w:separator/>
-      </w:r>
-    </w:p>
-  </w:endnote>
-  <w:endnote w:type="continuationSeparator" w:id="1">
-    <w:p>
-      <w:pPr>
-        <w:spacing w:line="240" w:lineRule="auto"/>
-      </w:pPr>
-      <w:r>
-        <w:continuationSeparator/>
-      </w:r>
-    </w:p>
-  </w:endnote>
-</w:endnotes>
-</file>
-
 <file path=word/footer1.xml><?xml version="1.0" encoding="utf-8"?>
-<w:ftr xmlns:m="http://schemas.openxmlformats.org/officeDocument/2006/math" xmlns:mc="http://schemas.openxmlformats.org/markup-compatibility/2006" xmlns:mo="http://schemas.microsoft.com/office/mac/office/2008/main" xmlns:mv="urn:schemas-microsoft-com:mac:vml" xmlns:o="urn:schemas-microsoft-com:office:office" xmlns:r="http://schemas.openxmlformats.org/officeDocument/2006/relationships" xmlns:v="urn:schemas-microsoft-com:vml" xmlns:w10="urn:schemas-microsoft-com:office:word" xmlns:w14="http://schemas.microsoft.com/office/word/2010/wordml" xmlns:w="http://schemas.openxmlformats.org/wordprocessingml/2006/main" xmlns:wne="http://schemas.microsoft.com/office/word/2006/wordml" xmlns:wp14="http://schemas.microsoft.com/office/word/2010/wordprocessingDrawing" xmlns:wp="http://schemas.openxmlformats.org/drawingml/2006/wordprocessingDrawing" xmlns:wpc="http://schemas.microsoft.com/office/word/2010/wordprocessingCanvas" xmlns:wpg="http://schemas.microsoft.com/office/word/2010/wordprocessingGroup" xmlns:wpi="http://schemas.microsoft.com/office/word/2010/wordprocessingInk" xmlns:wps="http://schemas.microsoft.com/office/word/2010/wordprocessingShape" mc:Ignorable="w14 wp14">
-  <w:p>
-    <w:pPr>
-      <w:pStyle w:val="Footer"/>
-    </w:pPr>
-  </w:p>
+<w:ftr xmlns:wpc="http://schemas.microsoft.com/office/word/2010/wordprocessingCanvas" xmlns:mc="http://schemas.openxmlformats.org/markup-compatibility/2006" xmlns:o="urn:schemas-microsoft-com:office:office" xmlns:r="http://schemas.openxmlformats.org/officeDocument/2006/relationships" xmlns:m="http://schemas.openxmlformats.org/officeDocument/2006/math" xmlns:v="urn:schemas-microsoft-com:vml" xmlns:wp14="http://schemas.microsoft.com/office/word/2010/wordprocessingDrawing" xmlns:wp="http://schemas.openxmlformats.org/drawingml/2006/wordprocessingDrawing" xmlns:w10="urn:schemas-microsoft-com:office:word" xmlns:w="http://schemas.openxmlformats.org/wordprocessingml/2006/main" xmlns:w14="http://schemas.microsoft.com/office/word/2010/wordml" xmlns:w15="http://schemas.microsoft.com/office/word/2012/wordml" xmlns:wne="http://schemas.microsoft.com/office/word/2006/wordml" xmlns:wpg="http://schemas.microsoft.com/office/word/2010/wordprocessingGroup" xmlns:wpi="http://schemas.microsoft.com/office/word/2010/wordprocessingInk" xmlns:wps="http://schemas.microsoft.com/office/word/2010/wordprocessingShape" mc:Ignorable="w14 w15 wp14">
+  <w:p/>
 </w:ftr>
 </file>
 
 <file path=word/footer2.xml><?xml version="1.0" encoding="utf-8"?>
-<w:ftr xmlns:m="http://schemas.openxmlformats.org/officeDocument/2006/math" xmlns:mc="http://schemas.openxmlformats.org/markup-compatibility/2006" xmlns:mo="http://schemas.microsoft.com/office/mac/office/2008/main" xmlns:mv="urn:schemas-microsoft-com:mac:vml" xmlns:o="urn:schemas-microsoft-com:office:office" xmlns:r="http://schemas.openxmlformats.org/officeDocument/2006/relationships" xmlns:v="urn:schemas-microsoft-com:vml" xmlns:w10="urn:schemas-microsoft-com:office:word" xmlns:w14="http://schemas.microsoft.com/office/word/2010/wordml" xmlns:w="http://schemas.openxmlformats.org/wordprocessingml/2006/main" xmlns:wne="http://schemas.microsoft.com/office/word/2006/wordml" xmlns:wp14="http://schemas.microsoft.com/office/word/2010/wordprocessingDrawing" xmlns:wp="http://schemas.openxmlformats.org/drawingml/2006/wordprocessingDrawing" xmlns:wpc="http://schemas.microsoft.com/office/word/2010/wordprocessingCanvas" xmlns:wpg="http://schemas.microsoft.com/office/word/2010/wordprocessingGroup" xmlns:wpi="http://schemas.microsoft.com/office/word/2010/wordprocessingInk" xmlns:wps="http://schemas.microsoft.com/office/word/2010/wordprocessingShape" mc:Ignorable="w14 wp14">
-  <w:p>
-    <w:pPr>
-      <w:pStyle w:val="Footer"/>
-    </w:pPr>
-  </w:p>
+<w:ftr xmlns:wpc="http://schemas.microsoft.com/office/word/2010/wordprocessingCanvas" xmlns:mc="http://schemas.openxmlformats.org/markup-compatibility/2006" xmlns:o="urn:schemas-microsoft-com:office:office" xmlns:r="http://schemas.openxmlformats.org/officeDocument/2006/relationships" xmlns:m="http://schemas.openxmlformats.org/officeDocument/2006/math" xmlns:v="urn:schemas-microsoft-com:vml" xmlns:wp14="http://schemas.microsoft.com/office/word/2010/wordprocessingDrawing" xmlns:wp="http://schemas.openxmlformats.org/drawingml/2006/wordprocessingDrawing" xmlns:w10="urn:schemas-microsoft-com:office:word" xmlns:w="http://schemas.openxmlformats.org/wordprocessingml/2006/main" xmlns:w14="http://schemas.microsoft.com/office/word/2010/wordml" xmlns:w15="http://schemas.microsoft.com/office/word/2012/wordml" xmlns:wne="http://schemas.microsoft.com/office/word/2006/wordml" xmlns:wpg="http://schemas.microsoft.com/office/word/2010/wordprocessingGroup" xmlns:wpi="http://schemas.microsoft.com/office/word/2010/wordprocessingInk" xmlns:wps="http://schemas.microsoft.com/office/word/2010/wordprocessingShape" mc:Ignorable="w14 w15 wp14">
+  <w:p/>
 </w:ftr>
 </file>
 
 <file path=word/footer3.xml><?xml version="1.0" encoding="utf-8"?>
-<w:ftr xmlns:m="http://schemas.openxmlformats.org/officeDocument/2006/math" xmlns:mc="http://schemas.openxmlformats.org/markup-compatibility/2006" xmlns:mo="http://schemas.microsoft.com/office/mac/office/2008/main" xmlns:mv="urn:schemas-microsoft-com:mac:vml" xmlns:o="urn:schemas-microsoft-com:office:office" xmlns:r="http://schemas.openxmlformats.org/officeDocument/2006/relationships" xmlns:v="urn:schemas-microsoft-com:vml" xmlns:w10="urn:schemas-microsoft-com:office:word" xmlns:w14="http://schemas.microsoft.com/office/word/2010/wordml" xmlns:w="http://schemas.openxmlformats.org/wordprocessingml/2006/main" xmlns:wne="http://schemas.microsoft.com/office/word/2006/wordml" xmlns:wp14="http://schemas.microsoft.com/office/word/2010/wordprocessingDrawing" xmlns:wp="http://schemas.openxmlformats.org/drawingml/2006/wordprocessingDrawing" xmlns:wpc="http://schemas.microsoft.com/office/word/2010/wordprocessingCanvas" xmlns:wpg="http://schemas.microsoft.com/office/word/2010/wordprocessingGroup" xmlns:wpi="http://schemas.microsoft.com/office/word/2010/wordprocessingInk" xmlns:wps="http://schemas.microsoft.com/office/word/2010/wordprocessingShape" mc:Ignorable="w14 wp14">
-  <w:p>
-    <w:pPr>
-      <w:pStyle w:val="Footer"/>
-    </w:pPr>
-  </w:p>
+<w:ftr xmlns:wpc="http://schemas.microsoft.com/office/word/2010/wordprocessingCanvas" xmlns:mc="http://schemas.openxmlformats.org/markup-compatibility/2006" xmlns:o="urn:schemas-microsoft-com:office:office" xmlns:r="http://schemas.openxmlformats.org/officeDocument/2006/relationships" xmlns:m="http://schemas.openxmlformats.org/officeDocument/2006/math" xmlns:v="urn:schemas-microsoft-com:vml" xmlns:wp14="http://schemas.microsoft.com/office/word/2010/wordprocessingDrawing" xmlns:wp="http://schemas.openxmlformats.org/drawingml/2006/wordprocessingDrawing" xmlns:w10="urn:schemas-microsoft-com:office:word" xmlns:w="http://schemas.openxmlformats.org/wordprocessingml/2006/main" xmlns:w14="http://schemas.microsoft.com/office/word/2010/wordml" xmlns:w15="http://schemas.microsoft.com/office/word/2012/wordml" xmlns:wne="http://schemas.microsoft.com/office/word/2006/wordml" xmlns:wpg="http://schemas.microsoft.com/office/word/2010/wordprocessingGroup" xmlns:wpi="http://schemas.microsoft.com/office/word/2010/wordprocessingInk" xmlns:wps="http://schemas.microsoft.com/office/word/2010/wordprocessingShape" mc:Ignorable="w14 w15 wp14">
+  <w:p/>
 </w:ftr>
 </file>
 
-<file path=word/footnotes.xml><?xml version="1.0" encoding="utf-8"?>
-<w:footnotes xmlns:wpc="http://schemas.microsoft.com/office/word/2010/wordprocessingCanvas" xmlns:mc="http://schemas.openxmlformats.org/markup-compatibility/2006" xmlns:o="urn:schemas-microsoft-com:office:office" xmlns:r="http://schemas.openxmlformats.org/officeDocument/2006/relationships" xmlns:m="http://schemas.openxmlformats.org/officeDocument/2006/math" xmlns:v="urn:schemas-microsoft-com:vml" xmlns:wp14="http://schemas.microsoft.com/office/word/2010/wordprocessingDrawing" xmlns:wp="http://schemas.openxmlformats.org/drawingml/2006/wordprocessingDrawing" xmlns:w="http://schemas.openxmlformats.org/wordprocessingml/2006/main" xmlns:w14="http://schemas.microsoft.com/office/word/2010/wordml" xmlns:w15="http://schemas.microsoft.com/office/word/2012/wordml" xmlns:w10="urn:schemas-microsoft-com:office:word" xmlns:wpg="http://schemas.microsoft.com/office/word/2010/wordprocessingGroup" xmlns:wpi="http://schemas.microsoft.com/office/word/2010/wordprocessingInk" xmlns:wne="http://schemas.microsoft.com/office/word/2006/wordml" xmlns:wps="http://schemas.microsoft.com/office/word/2010/wordprocessingShape" xmlns:wpsCustomData="http://www.wps.cn/officeDocument/2013/wpsCustomData" mc:Ignorable="w14 w15 wp14">
-  <w:footnote w:type="separator" w:id="0">
-    <w:p>
-      <w:pPr>
-        <w:spacing w:line="360" w:lineRule="auto"/>
-      </w:pPr>
-      <w:r>
-        <w:separator/>
-      </w:r>
-    </w:p>
-  </w:footnote>
-  <w:footnote w:type="continuationSeparator" w:id="1">
-    <w:p>
-      <w:pPr>
-        <w:spacing w:line="360" w:lineRule="auto"/>
-      </w:pPr>
-      <w:r>
-        <w:continuationSeparator/>
-      </w:r>
-    </w:p>
-  </w:footnote>
-</w:footnotes>
+<file path=word/header1.xml><?xml version="1.0" encoding="utf-8"?>
+<w:hdr xmlns:wpc="http://schemas.microsoft.com/office/word/2010/wordprocessingCanvas" xmlns:mc="http://schemas.openxmlformats.org/markup-compatibility/2006" xmlns:o="urn:schemas-microsoft-com:office:office" xmlns:r="http://schemas.openxmlformats.org/officeDocument/2006/relationships" xmlns:m="http://schemas.openxmlformats.org/officeDocument/2006/math" xmlns:v="urn:schemas-microsoft-com:vml" xmlns:wp14="http://schemas.microsoft.com/office/word/2010/wordprocessingDrawing" xmlns:wp="http://schemas.openxmlformats.org/drawingml/2006/wordprocessingDrawing" xmlns:w10="urn:schemas-microsoft-com:office:word" xmlns:w="http://schemas.openxmlformats.org/wordprocessingml/2006/main" xmlns:w14="http://schemas.microsoft.com/office/word/2010/wordml" xmlns:w15="http://schemas.microsoft.com/office/word/2012/wordml" xmlns:wne="http://schemas.microsoft.com/office/word/2006/wordml" xmlns:wpg="http://schemas.microsoft.com/office/word/2010/wordprocessingGroup" xmlns:wpi="http://schemas.microsoft.com/office/word/2010/wordprocessingInk" xmlns:wps="http://schemas.microsoft.com/office/word/2010/wordprocessingShape" mc:Ignorable="w14 w15 wp14">
+  <w:p/>
+</w:hdr>
 </file>
 
-<file path=word/header1.xml><?xml version="1.0" encoding="utf-8"?>
-<w:hdr xmlns:wpc="http://schemas.microsoft.com/office/word/2010/wordprocessingCanvas" xmlns:mc="http://schemas.openxmlformats.org/markup-compatibility/2006" xmlns:o="urn:schemas-microsoft-com:office:office" xmlns:r="http://schemas.openxmlformats.org/officeDocument/2006/relationships" xmlns:m="http://schemas.openxmlformats.org/officeDocument/2006/math" xmlns:v="urn:schemas-microsoft-com:vml" xmlns:wp14="http://schemas.microsoft.com/office/word/2010/wordprocessingDrawing" xmlns:wp="http://schemas.openxmlformats.org/drawingml/2006/wordprocessingDrawing" xmlns:w10="urn:schemas-microsoft-com:office:word" xmlns:w="http://schemas.openxmlformats.org/wordprocessingml/2006/main" xmlns:w14="http://schemas.microsoft.com/office/word/2010/wordml" xmlns:w15="http://schemas.microsoft.com/office/word/2012/wordml" xmlns:wpg="http://schemas.microsoft.com/office/word/2010/wordprocessingGroup" xmlns:wpi="http://schemas.microsoft.com/office/word/2010/wordprocessingInk" xmlns:wne="http://schemas.microsoft.com/office/word/2006/wordml" xmlns:wps="http://schemas.microsoft.com/office/word/2010/wordprocessingShape" xmlns:wpsCustomData="http://www.wps.cn/officeDocument/2013/wpsCustomData" mc:Ignorable="w14 w15 wp14">
+<file path=word/header2.xml><?xml version="1.0" encoding="utf-8"?>
+<w:hdr xmlns:wpc="http://schemas.microsoft.com/office/word/2010/wordprocessingCanvas" xmlns:mc="http://schemas.openxmlformats.org/markup-compatibility/2006" xmlns:o="urn:schemas-microsoft-com:office:office" xmlns:r="http://schemas.openxmlformats.org/officeDocument/2006/relationships" xmlns:m="http://schemas.openxmlformats.org/officeDocument/2006/math" xmlns:v="urn:schemas-microsoft-com:vml" xmlns:wp14="http://schemas.microsoft.com/office/word/2010/wordprocessingDrawing" xmlns:wp="http://schemas.openxmlformats.org/drawingml/2006/wordprocessingDrawing" xmlns:w10="urn:schemas-microsoft-com:office:word" xmlns:w="http://schemas.openxmlformats.org/wordprocessingml/2006/main" xmlns:w14="http://schemas.microsoft.com/office/word/2010/wordml" xmlns:w15="http://schemas.microsoft.com/office/word/2012/wordml" xmlns:wne="http://schemas.microsoft.com/office/word/2006/wordml" xmlns:wpg="http://schemas.microsoft.com/office/word/2010/wordprocessingGroup" xmlns:wpi="http://schemas.microsoft.com/office/word/2010/wordprocessingInk" xmlns:wps="http://schemas.microsoft.com/office/word/2010/wordprocessingShape" mc:Ignorable="w14 w15 wp14">
   <w:p>
     <w:pPr>
-      <w:pStyle w:val="15"/>
+      <w:pStyle w:val="Header"/>
       <w:pBdr>
-        <w:bottom w:val="single" w:color="auto" w:sz="4" w:space="1"/>
+        <w:bottom w:val="single" w:sz="4" w:space="1" w:color="auto"/>
       </w:pBdr>
       <w:tabs>
         <w:tab w:val="left" w:pos="335"/>
@@ -10529,65 +10356,39 @@
       </w:tabs>
       <w:jc w:val="right"/>
       <w:rPr>
-        <w:rFonts w:hint="eastAsia" w:eastAsiaTheme="minorEastAsia"/>
+        <w:rFonts w:eastAsiaTheme="minorEastAsia" w:hint="eastAsia"/>
         <w:lang w:eastAsia="zh-CN"/>
       </w:rPr>
     </w:pPr>
     <w:r>
       <w:rPr>
-        <w:rFonts w:hint="eastAsia" w:eastAsiaTheme="minorEastAsia"/>
+        <w:rFonts w:eastAsiaTheme="minorEastAsia" w:hint="eastAsia"/>
         <w:lang w:val="en-US" w:eastAsia="zh-CN"/>
       </w:rPr>
       <w:tab/>
       <w:tab/>
       <w:t>重庆市鹧鸪哨信息技术有限责任公司</w:t>
     </w:r>
-    <w:r>
-      <w:rPr>
-        <w:rFonts w:hint="eastAsia" w:eastAsiaTheme="minorEastAsia"/>
-        <w:lang w:val="en-US" w:eastAsia="zh-CN"/>
-      </w:rPr>
-    </w:r>
-    <w:r>
-      <w:rPr>
-        <w:rFonts w:hint="eastAsia" w:eastAsiaTheme="minorEastAsia"/>
-        <w:lang w:val="en-US" w:eastAsia="zh-CN"/>
-      </w:rPr>
-    </w:r>
-  </w:p>
-</w:hdr>
-</file>
-
-<file path=word/header2.xml><?xml version="1.0" encoding="utf-8"?>
-<w:hdr xmlns:m="http://schemas.openxmlformats.org/officeDocument/2006/math" xmlns:mc="http://schemas.openxmlformats.org/markup-compatibility/2006" xmlns:mo="http://schemas.microsoft.com/office/mac/office/2008/main" xmlns:mv="urn:schemas-microsoft-com:mac:vml" xmlns:o="urn:schemas-microsoft-com:office:office" xmlns:r="http://schemas.openxmlformats.org/officeDocument/2006/relationships" xmlns:v="urn:schemas-microsoft-com:vml" xmlns:w10="urn:schemas-microsoft-com:office:word" xmlns:w14="http://schemas.microsoft.com/office/word/2010/wordml" xmlns:w="http://schemas.openxmlformats.org/wordprocessingml/2006/main" xmlns:wne="http://schemas.microsoft.com/office/word/2006/wordml" xmlns:wp14="http://schemas.microsoft.com/office/word/2010/wordprocessingDrawing" xmlns:wp="http://schemas.openxmlformats.org/drawingml/2006/wordprocessingDrawing" xmlns:wpc="http://schemas.microsoft.com/office/word/2010/wordprocessingCanvas" xmlns:wpg="http://schemas.microsoft.com/office/word/2010/wordprocessingGroup" xmlns:wpi="http://schemas.microsoft.com/office/word/2010/wordprocessingInk" xmlns:wps="http://schemas.microsoft.com/office/word/2010/wordprocessingShape" mc:Ignorable="w14 wp14">
-  <w:p>
-    <w:pPr>
-      <w:pStyle w:val="Header"/>
-    </w:pPr>
   </w:p>
 </w:hdr>
 </file>
 
 <file path=word/header3.xml><?xml version="1.0" encoding="utf-8"?>
-<w:hdr xmlns:m="http://schemas.openxmlformats.org/officeDocument/2006/math" xmlns:mc="http://schemas.openxmlformats.org/markup-compatibility/2006" xmlns:mo="http://schemas.microsoft.com/office/mac/office/2008/main" xmlns:mv="urn:schemas-microsoft-com:mac:vml" xmlns:o="urn:schemas-microsoft-com:office:office" xmlns:r="http://schemas.openxmlformats.org/officeDocument/2006/relationships" xmlns:v="urn:schemas-microsoft-com:vml" xmlns:w10="urn:schemas-microsoft-com:office:word" xmlns:w14="http://schemas.microsoft.com/office/word/2010/wordml" xmlns:w="http://schemas.openxmlformats.org/wordprocessingml/2006/main" xmlns:wne="http://schemas.microsoft.com/office/word/2006/wordml" xmlns:wp14="http://schemas.microsoft.com/office/word/2010/wordprocessingDrawing" xmlns:wp="http://schemas.openxmlformats.org/drawingml/2006/wordprocessingDrawing" xmlns:wpc="http://schemas.microsoft.com/office/word/2010/wordprocessingCanvas" xmlns:wpg="http://schemas.microsoft.com/office/word/2010/wordprocessingGroup" xmlns:wpi="http://schemas.microsoft.com/office/word/2010/wordprocessingInk" xmlns:wps="http://schemas.microsoft.com/office/word/2010/wordprocessingShape" mc:Ignorable="w14 wp14">
-  <w:p>
-    <w:pPr>
-      <w:pStyle w:val="Header"/>
-    </w:pPr>
-  </w:p>
+<w:hdr xmlns:wpc="http://schemas.microsoft.com/office/word/2010/wordprocessingCanvas" xmlns:mc="http://schemas.openxmlformats.org/markup-compatibility/2006" xmlns:o="urn:schemas-microsoft-com:office:office" xmlns:r="http://schemas.openxmlformats.org/officeDocument/2006/relationships" xmlns:m="http://schemas.openxmlformats.org/officeDocument/2006/math" xmlns:v="urn:schemas-microsoft-com:vml" xmlns:wp14="http://schemas.microsoft.com/office/word/2010/wordprocessingDrawing" xmlns:wp="http://schemas.openxmlformats.org/drawingml/2006/wordprocessingDrawing" xmlns:w10="urn:schemas-microsoft-com:office:word" xmlns:w="http://schemas.openxmlformats.org/wordprocessingml/2006/main" xmlns:w14="http://schemas.microsoft.com/office/word/2010/wordml" xmlns:w15="http://schemas.microsoft.com/office/word/2012/wordml" xmlns:wne="http://schemas.microsoft.com/office/word/2006/wordml" xmlns:wpg="http://schemas.microsoft.com/office/word/2010/wordprocessingGroup" xmlns:wpi="http://schemas.microsoft.com/office/word/2010/wordprocessingInk" xmlns:wps="http://schemas.microsoft.com/office/word/2010/wordprocessingShape" mc:Ignorable="w14 w15 wp14">
+  <w:p/>
 </w:hdr>
 </file>
 
 <file path=word/numbering.xml><?xml version="1.0" encoding="utf-8"?>
-<w:numbering xmlns:wpc="http://schemas.microsoft.com/office/word/2010/wordprocessingCanvas" xmlns:mc="http://schemas.openxmlformats.org/markup-compatibility/2006" xmlns:o="urn:schemas-microsoft-com:office:office" xmlns:r="http://schemas.openxmlformats.org/officeDocument/2006/relationships" xmlns:m="http://schemas.openxmlformats.org/officeDocument/2006/math" xmlns:v="urn:schemas-microsoft-com:vml" xmlns:wp14="http://schemas.microsoft.com/office/word/2010/wordprocessingDrawing" xmlns:wp="http://schemas.openxmlformats.org/drawingml/2006/wordprocessingDrawing" xmlns:w10="urn:schemas-microsoft-com:office:word" xmlns:w="http://schemas.openxmlformats.org/wordprocessingml/2006/main" xmlns:w14="http://schemas.microsoft.com/office/word/2010/wordml" xmlns:wpg="http://schemas.microsoft.com/office/word/2010/wordprocessingGroup" xmlns:wpi="http://schemas.microsoft.com/office/word/2010/wordprocessingInk" xmlns:wne="http://schemas.microsoft.com/office/word/2006/wordml" xmlns:wps="http://schemas.microsoft.com/office/word/2010/wordprocessingShape" xmlns:wpsCustomData="http://www.wps.cn/officeDocument/2013/wpsCustomData" mc:Ignorable="w14 wp14">
+<w:numbering xmlns:wpc="http://schemas.microsoft.com/office/word/2010/wordprocessingCanvas" xmlns:mc="http://schemas.openxmlformats.org/markup-compatibility/2006" xmlns:o="urn:schemas-microsoft-com:office:office" xmlns:r="http://schemas.openxmlformats.org/officeDocument/2006/relationships" xmlns:m="http://schemas.openxmlformats.org/officeDocument/2006/math" xmlns:v="urn:schemas-microsoft-com:vml" xmlns:wp14="http://schemas.microsoft.com/office/word/2010/wordprocessingDrawing" xmlns:wp="http://schemas.openxmlformats.org/drawingml/2006/wordprocessingDrawing" xmlns:w10="urn:schemas-microsoft-com:office:word" xmlns:w="http://schemas.openxmlformats.org/wordprocessingml/2006/main" xmlns:w14="http://schemas.microsoft.com/office/word/2010/wordml" xmlns:w15="http://schemas.microsoft.com/office/word/2012/wordml" xmlns:wne="http://schemas.microsoft.com/office/word/2006/wordml" xmlns:wpg="http://schemas.microsoft.com/office/word/2010/wordprocessingGroup" xmlns:wpi="http://schemas.microsoft.com/office/word/2010/wordprocessingInk" xmlns:wps="http://schemas.microsoft.com/office/word/2010/wordprocessingShape" mc:Ignorable="w14 w15 wp14">
   <w:abstractNum w:abstractNumId="0">
     <w:nsid w:val="8E964DCE"/>
     <w:multiLevelType w:val="multilevel"/>
     <w:tmpl w:val="8E964DCE"/>
-    <w:lvl w:ilvl="0" w:tentative="0">
+    <w:lvl w:ilvl="0">
       <w:start w:val="1"/>
       <w:numFmt w:val="decimal"/>
-      <w:pStyle w:val="2"/>
+      <w:pStyle w:val="Heading1"/>
       <w:lvlText w:val="%1."/>
       <w:lvlJc w:val="left"/>
       <w:pPr>
@@ -10597,10 +10398,10 @@
         <w:rFonts w:hint="default"/>
       </w:rPr>
     </w:lvl>
-    <w:lvl w:ilvl="1" w:tentative="0">
+    <w:lvl w:ilvl="1">
       <w:start w:val="1"/>
       <w:numFmt w:val="decimal"/>
-      <w:pStyle w:val="3"/>
+      <w:pStyle w:val="Heading2"/>
       <w:lvlText w:val="%1.%2."/>
       <w:lvlJc w:val="left"/>
       <w:pPr>
@@ -10610,10 +10411,10 @@
         <w:rFonts w:hint="default"/>
       </w:rPr>
     </w:lvl>
-    <w:lvl w:ilvl="2" w:tentative="0">
+    <w:lvl w:ilvl="2">
       <w:start w:val="1"/>
       <w:numFmt w:val="decimal"/>
-      <w:pStyle w:val="4"/>
+      <w:pStyle w:val="Heading3"/>
       <w:lvlText w:val="%1.%2.%3."/>
       <w:lvlJc w:val="left"/>
       <w:pPr>
@@ -10623,10 +10424,10 @@
         <w:rFonts w:hint="default"/>
       </w:rPr>
     </w:lvl>
-    <w:lvl w:ilvl="3" w:tentative="0">
+    <w:lvl w:ilvl="3">
       <w:start w:val="1"/>
       <w:numFmt w:val="decimal"/>
-      <w:pStyle w:val="5"/>
+      <w:pStyle w:val="Heading4"/>
       <w:lvlText w:val="%1.%2.%3.%4."/>
       <w:lvlJc w:val="left"/>
       <w:pPr>
@@ -10636,10 +10437,10 @@
         <w:rFonts w:hint="default"/>
       </w:rPr>
     </w:lvl>
-    <w:lvl w:ilvl="4" w:tentative="0">
+    <w:lvl w:ilvl="4">
       <w:start w:val="1"/>
       <w:numFmt w:val="decimal"/>
-      <w:pStyle w:val="6"/>
+      <w:pStyle w:val="Heading5"/>
       <w:lvlText w:val="%1.%2.%3.%4.%5."/>
       <w:lvlJc w:val="left"/>
       <w:pPr>
@@ -10649,10 +10450,10 @@
         <w:rFonts w:hint="default"/>
       </w:rPr>
     </w:lvl>
-    <w:lvl w:ilvl="5" w:tentative="0">
+    <w:lvl w:ilvl="5">
       <w:start w:val="1"/>
       <w:numFmt w:val="decimal"/>
-      <w:pStyle w:val="7"/>
+      <w:pStyle w:val="Heading6"/>
       <w:lvlText w:val="%1.%2.%3.%4.%5.%6."/>
       <w:lvlJc w:val="left"/>
       <w:pPr>
@@ -10662,10 +10463,10 @@
         <w:rFonts w:hint="default"/>
       </w:rPr>
     </w:lvl>
-    <w:lvl w:ilvl="6" w:tentative="0">
+    <w:lvl w:ilvl="6">
       <w:start w:val="1"/>
       <w:numFmt w:val="decimal"/>
-      <w:pStyle w:val="8"/>
+      <w:pStyle w:val="Heading7"/>
       <w:lvlText w:val="%1.%2.%3.%4.%5.%6.%7."/>
       <w:lvlJc w:val="left"/>
       <w:pPr>
@@ -10675,10 +10476,10 @@
         <w:rFonts w:hint="default"/>
       </w:rPr>
     </w:lvl>
-    <w:lvl w:ilvl="7" w:tentative="0">
+    <w:lvl w:ilvl="7">
       <w:start w:val="1"/>
       <w:numFmt w:val="decimal"/>
-      <w:pStyle w:val="9"/>
+      <w:pStyle w:val="Heading8"/>
       <w:lvlText w:val="%1.%2.%3.%4.%5.%6.%7.%8."/>
       <w:lvlJc w:val="left"/>
       <w:pPr>
@@ -10688,10 +10489,10 @@
         <w:rFonts w:hint="default"/>
       </w:rPr>
     </w:lvl>
-    <w:lvl w:ilvl="8" w:tentative="0">
+    <w:lvl w:ilvl="8">
       <w:start w:val="1"/>
       <w:numFmt w:val="decimal"/>
-      <w:pStyle w:val="10"/>
+      <w:pStyle w:val="Heading9"/>
       <w:lvlText w:val="%1.%2.%3.%4.%5.%6.%7.%8.%9."/>
       <w:lvlJc w:val="left"/>
       <w:pPr>
@@ -10706,7 +10507,7 @@
     <w:nsid w:val="8F49D766"/>
     <w:multiLevelType w:val="singleLevel"/>
     <w:tmpl w:val="8F49D766"/>
-    <w:lvl w:ilvl="0" w:tentative="0">
+    <w:lvl w:ilvl="0">
       <w:start w:val="1"/>
       <w:numFmt w:val="decimal"/>
       <w:lvlText w:val="%1."/>
@@ -10723,7 +10524,7 @@
     <w:nsid w:val="EE23C783"/>
     <w:multiLevelType w:val="singleLevel"/>
     <w:tmpl w:val="EE23C783"/>
-    <w:lvl w:ilvl="0" w:tentative="0">
+    <w:lvl w:ilvl="0">
       <w:start w:val="1"/>
       <w:numFmt w:val="decimal"/>
       <w:lvlText w:val="%1."/>
@@ -10740,7 +10541,7 @@
     <w:nsid w:val="F9539CF3"/>
     <w:multiLevelType w:val="singleLevel"/>
     <w:tmpl w:val="F9539CF3"/>
-    <w:lvl w:ilvl="0" w:tentative="0">
+    <w:lvl w:ilvl="0">
       <w:start w:val="1"/>
       <w:numFmt w:val="decimal"/>
       <w:lvlText w:val="%1."/>
@@ -10769,269 +10570,267 @@
 </file>
 
 <file path=word/styles.xml><?xml version="1.0" encoding="utf-8"?>
-<w:styles xmlns:mc="http://schemas.openxmlformats.org/markup-compatibility/2006" xmlns:o="urn:schemas-microsoft-com:office:office" xmlns:r="http://schemas.openxmlformats.org/officeDocument/2006/relationships" xmlns:m="http://schemas.openxmlformats.org/officeDocument/2006/math" xmlns:v="urn:schemas-microsoft-com:vml" xmlns:w="http://schemas.openxmlformats.org/wordprocessingml/2006/main" xmlns:w14="http://schemas.microsoft.com/office/word/2010/wordml" xmlns:w10="urn:schemas-microsoft-com:office:word" xmlns:sl="http://schemas.openxmlformats.org/schemaLibrary/2006/main" xmlns:wpsCustomData="http://www.wps.cn/officeDocument/2013/wpsCustomData" mc:Ignorable="w14">
+<w:styles xmlns:mc="http://schemas.openxmlformats.org/markup-compatibility/2006" xmlns:r="http://schemas.openxmlformats.org/officeDocument/2006/relationships" xmlns:w="http://schemas.openxmlformats.org/wordprocessingml/2006/main" xmlns:w14="http://schemas.microsoft.com/office/word/2010/wordml" xmlns:w15="http://schemas.microsoft.com/office/word/2012/wordml" mc:Ignorable="w14 w15">
   <w:docDefaults>
     <w:rPrDefault>
       <w:rPr>
-        <w:rFonts w:ascii="Times New Roman" w:hAnsi="Times New Roman" w:eastAsia="宋体" w:cs="Times New Roman"/>
+        <w:rFonts w:ascii="Times New Roman" w:eastAsia="宋体" w:hAnsi="Times New Roman" w:cs="Times New Roman"/>
       </w:rPr>
     </w:rPrDefault>
     <w:pPrDefault/>
   </w:docDefaults>
-  <w:latentStyles w:count="260" w:defQFormat="0" w:defUnhideWhenUsed="1" w:defSemiHidden="1" w:defUIPriority="99" w:defLockedState="0">
-    <w:lsdException w:qFormat="1" w:unhideWhenUsed="0" w:uiPriority="0" w:semiHidden="0" w:name="Normal"/>
-    <w:lsdException w:qFormat="1" w:unhideWhenUsed="0" w:uiPriority="0" w:semiHidden="0" w:name="heading 1"/>
-    <w:lsdException w:qFormat="1" w:uiPriority="0" w:semiHidden="0" w:name="heading 2"/>
-    <w:lsdException w:qFormat="1" w:uiPriority="0" w:name="heading 3"/>
-    <w:lsdException w:qFormat="1" w:uiPriority="0" w:semiHidden="0" w:name="heading 4"/>
-    <w:lsdException w:qFormat="1" w:uiPriority="0" w:name="heading 5"/>
-    <w:lsdException w:qFormat="1" w:uiPriority="0" w:name="heading 6"/>
-    <w:lsdException w:qFormat="1" w:uiPriority="0" w:name="heading 7"/>
-    <w:lsdException w:qFormat="1" w:uiPriority="0" w:name="heading 8"/>
-    <w:lsdException w:qFormat="1" w:uiPriority="0" w:name="heading 9"/>
-    <w:lsdException w:unhideWhenUsed="0" w:uiPriority="0" w:semiHidden="0" w:name="index 1"/>
-    <w:lsdException w:unhideWhenUsed="0" w:uiPriority="0" w:semiHidden="0" w:name="index 2"/>
-    <w:lsdException w:unhideWhenUsed="0" w:uiPriority="0" w:semiHidden="0" w:name="index 3"/>
-    <w:lsdException w:unhideWhenUsed="0" w:uiPriority="0" w:semiHidden="0" w:name="index 4"/>
-    <w:lsdException w:unhideWhenUsed="0" w:uiPriority="0" w:semiHidden="0" w:name="index 5"/>
-    <w:lsdException w:unhideWhenUsed="0" w:uiPriority="0" w:semiHidden="0" w:name="index 6"/>
-    <w:lsdException w:unhideWhenUsed="0" w:uiPriority="0" w:semiHidden="0" w:name="index 7"/>
-    <w:lsdException w:unhideWhenUsed="0" w:uiPriority="0" w:semiHidden="0" w:name="index 8"/>
-    <w:lsdException w:unhideWhenUsed="0" w:uiPriority="0" w:semiHidden="0" w:name="index 9"/>
-    <w:lsdException w:qFormat="1" w:unhideWhenUsed="0" w:uiPriority="0" w:semiHidden="0" w:name="toc 1"/>
-    <w:lsdException w:qFormat="1" w:unhideWhenUsed="0" w:uiPriority="0" w:semiHidden="0" w:name="toc 2"/>
-    <w:lsdException w:qFormat="1" w:unhideWhenUsed="0" w:uiPriority="0" w:semiHidden="0" w:name="toc 3"/>
-    <w:lsdException w:unhideWhenUsed="0" w:uiPriority="0" w:semiHidden="0" w:name="toc 4"/>
-    <w:lsdException w:unhideWhenUsed="0" w:uiPriority="0" w:semiHidden="0" w:name="toc 5"/>
-    <w:lsdException w:unhideWhenUsed="0" w:uiPriority="0" w:semiHidden="0" w:name="toc 6"/>
-    <w:lsdException w:unhideWhenUsed="0" w:uiPriority="0" w:semiHidden="0" w:name="toc 7"/>
-    <w:lsdException w:unhideWhenUsed="0" w:uiPriority="0" w:semiHidden="0" w:name="toc 8"/>
-    <w:lsdException w:unhideWhenUsed="0" w:uiPriority="0" w:semiHidden="0" w:name="toc 9"/>
-    <w:lsdException w:unhideWhenUsed="0" w:uiPriority="0" w:semiHidden="0" w:name="Normal Indent"/>
-    <w:lsdException w:unhideWhenUsed="0" w:uiPriority="0" w:semiHidden="0" w:name="footnote text"/>
-    <w:lsdException w:qFormat="1" w:unhideWhenUsed="0" w:uiPriority="0" w:semiHidden="0" w:name="annotation text"/>
-    <w:lsdException w:qFormat="1" w:unhideWhenUsed="0" w:uiPriority="0" w:semiHidden="0" w:name="header"/>
-    <w:lsdException w:qFormat="1" w:unhideWhenUsed="0" w:uiPriority="0" w:semiHidden="0" w:name="footer"/>
-    <w:lsdException w:unhideWhenUsed="0" w:uiPriority="0" w:semiHidden="0" w:name="index heading"/>
-    <w:lsdException w:qFormat="1" w:uiPriority="0" w:name="caption"/>
-    <w:lsdException w:unhideWhenUsed="0" w:uiPriority="0" w:semiHidden="0" w:name="table of figures"/>
-    <w:lsdException w:unhideWhenUsed="0" w:uiPriority="0" w:semiHidden="0" w:name="envelope address"/>
-    <w:lsdException w:unhideWhenUsed="0" w:uiPriority="0" w:semiHidden="0" w:name="envelope return"/>
-    <w:lsdException w:unhideWhenUsed="0" w:uiPriority="0" w:semiHidden="0" w:name="footnote reference"/>
-    <w:lsdException w:unhideWhenUsed="0" w:uiPriority="0" w:semiHidden="0" w:name="annotation reference"/>
-    <w:lsdException w:unhideWhenUsed="0" w:uiPriority="0" w:semiHidden="0" w:name="line number"/>
-    <w:lsdException w:unhideWhenUsed="0" w:uiPriority="0" w:semiHidden="0" w:name="page number"/>
-    <w:lsdException w:unhideWhenUsed="0" w:uiPriority="0" w:semiHidden="0" w:name="endnote reference"/>
-    <w:lsdException w:unhideWhenUsed="0" w:uiPriority="0" w:semiHidden="0" w:name="endnote text"/>
-    <w:lsdException w:unhideWhenUsed="0" w:uiPriority="0" w:semiHidden="0" w:name="table of authorities"/>
-    <w:lsdException w:unhideWhenUsed="0" w:uiPriority="0" w:semiHidden="0" w:name="macro"/>
-    <w:lsdException w:unhideWhenUsed="0" w:uiPriority="0" w:semiHidden="0" w:name="toa heading"/>
-    <w:lsdException w:unhideWhenUsed="0" w:uiPriority="0" w:semiHidden="0" w:name="List"/>
-    <w:lsdException w:unhideWhenUsed="0" w:uiPriority="0" w:semiHidden="0" w:name="List Bullet"/>
-    <w:lsdException w:unhideWhenUsed="0" w:uiPriority="0" w:semiHidden="0" w:name="List Number"/>
-    <w:lsdException w:unhideWhenUsed="0" w:uiPriority="0" w:semiHidden="0" w:name="List 2"/>
-    <w:lsdException w:unhideWhenUsed="0" w:uiPriority="0" w:semiHidden="0" w:name="List 3"/>
-    <w:lsdException w:unhideWhenUsed="0" w:uiPriority="0" w:semiHidden="0" w:name="List 4"/>
-    <w:lsdException w:unhideWhenUsed="0" w:uiPriority="0" w:semiHidden="0" w:name="List 5"/>
-    <w:lsdException w:unhideWhenUsed="0" w:uiPriority="0" w:semiHidden="0" w:name="List Bullet 2"/>
-    <w:lsdException w:unhideWhenUsed="0" w:uiPriority="0" w:semiHidden="0" w:name="List Bullet 3"/>
-    <w:lsdException w:unhideWhenUsed="0" w:uiPriority="0" w:semiHidden="0" w:name="List Bullet 4"/>
-    <w:lsdException w:unhideWhenUsed="0" w:uiPriority="0" w:semiHidden="0" w:name="List Bullet 5"/>
-    <w:lsdException w:unhideWhenUsed="0" w:uiPriority="0" w:semiHidden="0" w:name="List Number 2"/>
-    <w:lsdException w:unhideWhenUsed="0" w:uiPriority="0" w:semiHidden="0" w:name="List Number 3"/>
-    <w:lsdException w:unhideWhenUsed="0" w:uiPriority="0" w:semiHidden="0" w:name="List Number 4"/>
-    <w:lsdException w:unhideWhenUsed="0" w:uiPriority="0" w:semiHidden="0" w:name="List Number 5"/>
-    <w:lsdException w:qFormat="1" w:unhideWhenUsed="0" w:uiPriority="0" w:semiHidden="0" w:name="Title"/>
-    <w:lsdException w:unhideWhenUsed="0" w:uiPriority="0" w:semiHidden="0" w:name="Closing"/>
-    <w:lsdException w:unhideWhenUsed="0" w:uiPriority="0" w:semiHidden="0" w:name="Signature"/>
-    <w:lsdException w:qFormat="1" w:unhideWhenUsed="0" w:uiPriority="0" w:name="Default Paragraph Font"/>
-    <w:lsdException w:qFormat="1" w:unhideWhenUsed="0" w:uiPriority="0" w:name="Body Text"/>
-    <w:lsdException w:unhideWhenUsed="0" w:uiPriority="0" w:semiHidden="0" w:name="Body Text Indent"/>
-    <w:lsdException w:unhideWhenUsed="0" w:uiPriority="0" w:semiHidden="0" w:name="List Continue"/>
-    <w:lsdException w:unhideWhenUsed="0" w:uiPriority="0" w:semiHidden="0" w:name="List Continue 2"/>
-    <w:lsdException w:unhideWhenUsed="0" w:uiPriority="0" w:semiHidden="0" w:name="List Continue 3"/>
-    <w:lsdException w:unhideWhenUsed="0" w:uiPriority="0" w:semiHidden="0" w:name="List Continue 4"/>
-    <w:lsdException w:unhideWhenUsed="0" w:uiPriority="0" w:semiHidden="0" w:name="List Continue 5"/>
-    <w:lsdException w:unhideWhenUsed="0" w:uiPriority="0" w:semiHidden="0" w:name="Message Header"/>
-    <w:lsdException w:qFormat="1" w:unhideWhenUsed="0" w:uiPriority="0" w:semiHidden="0" w:name="Subtitle"/>
-    <w:lsdException w:unhideWhenUsed="0" w:uiPriority="0" w:semiHidden="0" w:name="Salutation"/>
-    <w:lsdException w:unhideWhenUsed="0" w:uiPriority="0" w:semiHidden="0" w:name="Date"/>
-    <w:lsdException w:unhideWhenUsed="0" w:uiPriority="0" w:semiHidden="0" w:name="Body Text First Indent"/>
-    <w:lsdException w:unhideWhenUsed="0" w:uiPriority="0" w:semiHidden="0" w:name="Body Text First Indent 2"/>
-    <w:lsdException w:uiPriority="99" w:name="Note Heading"/>
-    <w:lsdException w:unhideWhenUsed="0" w:uiPriority="0" w:semiHidden="0" w:name="Body Text 2"/>
-    <w:lsdException w:unhideWhenUsed="0" w:uiPriority="0" w:semiHidden="0" w:name="Body Text 3"/>
-    <w:lsdException w:unhideWhenUsed="0" w:uiPriority="0" w:semiHidden="0" w:name="Body Text Indent 2"/>
-    <w:lsdException w:unhideWhenUsed="0" w:uiPriority="0" w:semiHidden="0" w:name="Body Text Indent 3"/>
-    <w:lsdException w:unhideWhenUsed="0" w:uiPriority="0" w:semiHidden="0" w:name="Block Text"/>
-    <w:lsdException w:unhideWhenUsed="0" w:uiPriority="0" w:semiHidden="0" w:name="Hyperlink"/>
-    <w:lsdException w:unhideWhenUsed="0" w:uiPriority="0" w:semiHidden="0" w:name="FollowedHyperlink"/>
-    <w:lsdException w:qFormat="1" w:unhideWhenUsed="0" w:uiPriority="0" w:semiHidden="0" w:name="Strong"/>
-    <w:lsdException w:qFormat="1" w:unhideWhenUsed="0" w:uiPriority="0" w:semiHidden="0" w:name="Emphasis"/>
-    <w:lsdException w:unhideWhenUsed="0" w:uiPriority="0" w:semiHidden="0" w:name="Document Map"/>
-    <w:lsdException w:unhideWhenUsed="0" w:uiPriority="0" w:semiHidden="0" w:name="Plain Text"/>
-    <w:lsdException w:unhideWhenUsed="0" w:uiPriority="0" w:semiHidden="0" w:name="E-mail Signature"/>
-    <w:lsdException w:qFormat="1" w:unhideWhenUsed="0" w:uiPriority="0" w:semiHidden="0" w:name="Normal (Web)"/>
-    <w:lsdException w:unhideWhenUsed="0" w:uiPriority="0" w:semiHidden="0" w:name="HTML Acronym"/>
-    <w:lsdException w:unhideWhenUsed="0" w:uiPriority="0" w:semiHidden="0" w:name="HTML Address"/>
-    <w:lsdException w:unhideWhenUsed="0" w:uiPriority="0" w:semiHidden="0" w:name="HTML Cite"/>
-    <w:lsdException w:unhideWhenUsed="0" w:uiPriority="0" w:semiHidden="0" w:name="HTML Code"/>
-    <w:lsdException w:unhideWhenUsed="0" w:uiPriority="0" w:semiHidden="0" w:name="HTML Definition"/>
-    <w:lsdException w:unhideWhenUsed="0" w:uiPriority="0" w:semiHidden="0" w:name="HTML Keyboard"/>
-    <w:lsdException w:unhideWhenUsed="0" w:uiPriority="0" w:semiHidden="0" w:name="HTML Preformatted"/>
-    <w:lsdException w:unhideWhenUsed="0" w:uiPriority="0" w:semiHidden="0" w:name="HTML Sample"/>
-    <w:lsdException w:unhideWhenUsed="0" w:uiPriority="0" w:semiHidden="0" w:name="HTML Typewriter"/>
-    <w:lsdException w:unhideWhenUsed="0" w:uiPriority="0" w:semiHidden="0" w:name="HTML Variable"/>
-    <w:lsdException w:qFormat="1" w:unhideWhenUsed="0" w:uiPriority="0" w:name="Normal Table"/>
-    <w:lsdException w:unhideWhenUsed="0" w:uiPriority="0" w:semiHidden="0" w:name="annotation subject"/>
-    <w:lsdException w:unhideWhenUsed="0" w:uiPriority="0" w:semiHidden="0" w:name="Table Simple 1"/>
-    <w:lsdException w:unhideWhenUsed="0" w:uiPriority="0" w:semiHidden="0" w:name="Table Simple 2"/>
-    <w:lsdException w:unhideWhenUsed="0" w:uiPriority="0" w:semiHidden="0" w:name="Table Simple 3"/>
-    <w:lsdException w:unhideWhenUsed="0" w:uiPriority="0" w:semiHidden="0" w:name="Table Classic 1"/>
-    <w:lsdException w:unhideWhenUsed="0" w:uiPriority="0" w:semiHidden="0" w:name="Table Classic 2"/>
-    <w:lsdException w:unhideWhenUsed="0" w:uiPriority="0" w:semiHidden="0" w:name="Table Classic 3"/>
-    <w:lsdException w:unhideWhenUsed="0" w:uiPriority="0" w:semiHidden="0" w:name="Table Classic 4"/>
-    <w:lsdException w:unhideWhenUsed="0" w:uiPriority="0" w:semiHidden="0" w:name="Table Colorful 1"/>
-    <w:lsdException w:unhideWhenUsed="0" w:uiPriority="0" w:semiHidden="0" w:name="Table Colorful 2"/>
-    <w:lsdException w:unhideWhenUsed="0" w:uiPriority="0" w:semiHidden="0" w:name="Table Colorful 3"/>
-    <w:lsdException w:unhideWhenUsed="0" w:uiPriority="0" w:semiHidden="0" w:name="Table Columns 1"/>
-    <w:lsdException w:unhideWhenUsed="0" w:uiPriority="0" w:semiHidden="0" w:name="Table Columns 2"/>
-    <w:lsdException w:unhideWhenUsed="0" w:uiPriority="0" w:semiHidden="0" w:name="Table Columns 3"/>
-    <w:lsdException w:unhideWhenUsed="0" w:uiPriority="0" w:semiHidden="0" w:name="Table Columns 4"/>
-    <w:lsdException w:unhideWhenUsed="0" w:uiPriority="0" w:semiHidden="0" w:name="Table Columns 5"/>
-    <w:lsdException w:unhideWhenUsed="0" w:uiPriority="0" w:semiHidden="0" w:name="Table Grid 1"/>
-    <w:lsdException w:unhideWhenUsed="0" w:uiPriority="0" w:semiHidden="0" w:name="Table Grid 2"/>
-    <w:lsdException w:unhideWhenUsed="0" w:uiPriority="0" w:semiHidden="0" w:name="Table Grid 3"/>
-    <w:lsdException w:unhideWhenUsed="0" w:uiPriority="0" w:semiHidden="0" w:name="Table Grid 4"/>
-    <w:lsdException w:unhideWhenUsed="0" w:uiPriority="0" w:semiHidden="0" w:name="Table Grid 5"/>
-    <w:lsdException w:unhideWhenUsed="0" w:uiPriority="0" w:semiHidden="0" w:name="Table Grid 6"/>
-    <w:lsdException w:unhideWhenUsed="0" w:uiPriority="0" w:semiHidden="0" w:name="Table Grid 7"/>
-    <w:lsdException w:unhideWhenUsed="0" w:uiPriority="0" w:semiHidden="0" w:name="Table Grid 8"/>
-    <w:lsdException w:unhideWhenUsed="0" w:uiPriority="0" w:semiHidden="0" w:name="Table List 1"/>
-    <w:lsdException w:unhideWhenUsed="0" w:uiPriority="0" w:semiHidden="0" w:name="Table List 2"/>
-    <w:lsdException w:unhideWhenUsed="0" w:uiPriority="0" w:semiHidden="0" w:name="Table List 3"/>
-    <w:lsdException w:unhideWhenUsed="0" w:uiPriority="0" w:semiHidden="0" w:name="Table List 4"/>
-    <w:lsdException w:unhideWhenUsed="0" w:uiPriority="0" w:semiHidden="0" w:name="Table List 5"/>
-    <w:lsdException w:unhideWhenUsed="0" w:uiPriority="0" w:semiHidden="0" w:name="Table List 6"/>
-    <w:lsdException w:unhideWhenUsed="0" w:uiPriority="0" w:semiHidden="0" w:name="Table List 7"/>
-    <w:lsdException w:unhideWhenUsed="0" w:uiPriority="0" w:semiHidden="0" w:name="Table List 8"/>
-    <w:lsdException w:unhideWhenUsed="0" w:uiPriority="0" w:semiHidden="0" w:name="Table 3D effects 1"/>
-    <w:lsdException w:unhideWhenUsed="0" w:uiPriority="0" w:semiHidden="0" w:name="Table 3D effects 2"/>
-    <w:lsdException w:unhideWhenUsed="0" w:uiPriority="0" w:semiHidden="0" w:name="Table 3D effects 3"/>
-    <w:lsdException w:unhideWhenUsed="0" w:uiPriority="0" w:semiHidden="0" w:name="Table Contemporary"/>
-    <w:lsdException w:unhideWhenUsed="0" w:uiPriority="0" w:semiHidden="0" w:name="Table Elegant"/>
-    <w:lsdException w:unhideWhenUsed="0" w:uiPriority="0" w:semiHidden="0" w:name="Table Professional"/>
-    <w:lsdException w:unhideWhenUsed="0" w:uiPriority="0" w:semiHidden="0" w:name="Table Subtle 1"/>
-    <w:lsdException w:unhideWhenUsed="0" w:uiPriority="0" w:semiHidden="0" w:name="Table Subtle 2"/>
-    <w:lsdException w:unhideWhenUsed="0" w:uiPriority="0" w:semiHidden="0" w:name="Table Web 1"/>
-    <w:lsdException w:unhideWhenUsed="0" w:uiPriority="0" w:semiHidden="0" w:name="Table Web 2"/>
-    <w:lsdException w:unhideWhenUsed="0" w:uiPriority="0" w:semiHidden="0" w:name="Table Web 3"/>
-    <w:lsdException w:unhideWhenUsed="0" w:uiPriority="0" w:semiHidden="0" w:name="Balloon Text"/>
-    <w:lsdException w:qFormat="1" w:unhideWhenUsed="0" w:uiPriority="0" w:semiHidden="0" w:name="Table Grid"/>
-    <w:lsdException w:unhideWhenUsed="0" w:uiPriority="0" w:semiHidden="0" w:name="Table Theme"/>
-    <w:lsdException w:unhideWhenUsed="0" w:uiPriority="60" w:semiHidden="0" w:name="Light Shading"/>
-    <w:lsdException w:unhideWhenUsed="0" w:uiPriority="61" w:semiHidden="0" w:name="Light List"/>
-    <w:lsdException w:unhideWhenUsed="0" w:uiPriority="62" w:semiHidden="0" w:name="Light Grid"/>
-    <w:lsdException w:unhideWhenUsed="0" w:uiPriority="63" w:semiHidden="0" w:name="Medium Shading 1"/>
-    <w:lsdException w:unhideWhenUsed="0" w:uiPriority="64" w:semiHidden="0" w:name="Medium Shading 2"/>
-    <w:lsdException w:unhideWhenUsed="0" w:uiPriority="65" w:semiHidden="0" w:name="Medium List 1"/>
-    <w:lsdException w:unhideWhenUsed="0" w:uiPriority="66" w:semiHidden="0" w:name="Medium List 2"/>
-    <w:lsdException w:unhideWhenUsed="0" w:uiPriority="67" w:semiHidden="0" w:name="Medium Grid 1"/>
-    <w:lsdException w:unhideWhenUsed="0" w:uiPriority="68" w:semiHidden="0" w:name="Medium Grid 2"/>
-    <w:lsdException w:unhideWhenUsed="0" w:uiPriority="69" w:semiHidden="0" w:name="Medium Grid 3"/>
-    <w:lsdException w:unhideWhenUsed="0" w:uiPriority="70" w:semiHidden="0" w:name="Dark List"/>
-    <w:lsdException w:unhideWhenUsed="0" w:uiPriority="71" w:semiHidden="0" w:name="Colorful Shading"/>
-    <w:lsdException w:unhideWhenUsed="0" w:uiPriority="72" w:semiHidden="0" w:name="Colorful List"/>
-    <w:lsdException w:unhideWhenUsed="0" w:uiPriority="73" w:semiHidden="0" w:name="Colorful Grid"/>
-    <w:lsdException w:unhideWhenUsed="0" w:uiPriority="60" w:semiHidden="0" w:name="Light Shading Accent 1"/>
-    <w:lsdException w:unhideWhenUsed="0" w:uiPriority="61" w:semiHidden="0" w:name="Light List Accent 1"/>
-    <w:lsdException w:unhideWhenUsed="0" w:uiPriority="62" w:semiHidden="0" w:name="Light Grid Accent 1"/>
-    <w:lsdException w:unhideWhenUsed="0" w:uiPriority="63" w:semiHidden="0" w:name="Medium Shading 1 Accent 1"/>
-    <w:lsdException w:unhideWhenUsed="0" w:uiPriority="64" w:semiHidden="0" w:name="Medium Shading 2 Accent 1"/>
-    <w:lsdException w:unhideWhenUsed="0" w:uiPriority="65" w:semiHidden="0" w:name="Medium List 1 Accent 1"/>
-    <w:lsdException w:unhideWhenUsed="0" w:uiPriority="66" w:semiHidden="0" w:name="Medium List 2 Accent 1"/>
-    <w:lsdException w:unhideWhenUsed="0" w:uiPriority="67" w:semiHidden="0" w:name="Medium Grid 1 Accent 1"/>
-    <w:lsdException w:unhideWhenUsed="0" w:uiPriority="68" w:semiHidden="0" w:name="Medium Grid 2 Accent 1"/>
-    <w:lsdException w:unhideWhenUsed="0" w:uiPriority="69" w:semiHidden="0" w:name="Medium Grid 3 Accent 1"/>
-    <w:lsdException w:unhideWhenUsed="0" w:uiPriority="70" w:semiHidden="0" w:name="Dark List Accent 1"/>
-    <w:lsdException w:unhideWhenUsed="0" w:uiPriority="71" w:semiHidden="0" w:name="Colorful Shading Accent 1"/>
-    <w:lsdException w:unhideWhenUsed="0" w:uiPriority="72" w:semiHidden="0" w:name="Colorful List Accent 1"/>
-    <w:lsdException w:unhideWhenUsed="0" w:uiPriority="73" w:semiHidden="0" w:name="Colorful Grid Accent 1"/>
-    <w:lsdException w:unhideWhenUsed="0" w:uiPriority="60" w:semiHidden="0" w:name="Light Shading Accent 2"/>
-    <w:lsdException w:unhideWhenUsed="0" w:uiPriority="61" w:semiHidden="0" w:name="Light List Accent 2"/>
-    <w:lsdException w:unhideWhenUsed="0" w:uiPriority="62" w:semiHidden="0" w:name="Light Grid Accent 2"/>
-    <w:lsdException w:unhideWhenUsed="0" w:uiPriority="63" w:semiHidden="0" w:name="Medium Shading 1 Accent 2"/>
-    <w:lsdException w:unhideWhenUsed="0" w:uiPriority="64" w:semiHidden="0" w:name="Medium Shading 2 Accent 2"/>
-    <w:lsdException w:unhideWhenUsed="0" w:uiPriority="65" w:semiHidden="0" w:name="Medium List 1 Accent 2"/>
-    <w:lsdException w:unhideWhenUsed="0" w:uiPriority="66" w:semiHidden="0" w:name="Medium List 2 Accent 2"/>
-    <w:lsdException w:unhideWhenUsed="0" w:uiPriority="67" w:semiHidden="0" w:name="Medium Grid 1 Accent 2"/>
-    <w:lsdException w:unhideWhenUsed="0" w:uiPriority="68" w:semiHidden="0" w:name="Medium Grid 2 Accent 2"/>
-    <w:lsdException w:unhideWhenUsed="0" w:uiPriority="69" w:semiHidden="0" w:name="Medium Grid 3 Accent 2"/>
-    <w:lsdException w:unhideWhenUsed="0" w:uiPriority="70" w:semiHidden="0" w:name="Dark List Accent 2"/>
-    <w:lsdException w:unhideWhenUsed="0" w:uiPriority="71" w:semiHidden="0" w:name="Colorful Shading Accent 2"/>
-    <w:lsdException w:unhideWhenUsed="0" w:uiPriority="72" w:semiHidden="0" w:name="Colorful List Accent 2"/>
-    <w:lsdException w:unhideWhenUsed="0" w:uiPriority="73" w:semiHidden="0" w:name="Colorful Grid Accent 2"/>
-    <w:lsdException w:unhideWhenUsed="0" w:uiPriority="60" w:semiHidden="0" w:name="Light Shading Accent 3"/>
-    <w:lsdException w:unhideWhenUsed="0" w:uiPriority="61" w:semiHidden="0" w:name="Light List Accent 3"/>
-    <w:lsdException w:unhideWhenUsed="0" w:uiPriority="62" w:semiHidden="0" w:name="Light Grid Accent 3"/>
-    <w:lsdException w:unhideWhenUsed="0" w:uiPriority="63" w:semiHidden="0" w:name="Medium Shading 1 Accent 3"/>
-    <w:lsdException w:unhideWhenUsed="0" w:uiPriority="64" w:semiHidden="0" w:name="Medium Shading 2 Accent 3"/>
-    <w:lsdException w:unhideWhenUsed="0" w:uiPriority="65" w:semiHidden="0" w:name="Medium List 1 Accent 3"/>
-    <w:lsdException w:unhideWhenUsed="0" w:uiPriority="66" w:semiHidden="0" w:name="Medium List 2 Accent 3"/>
-    <w:lsdException w:unhideWhenUsed="0" w:uiPriority="67" w:semiHidden="0" w:name="Medium Grid 1 Accent 3"/>
-    <w:lsdException w:unhideWhenUsed="0" w:uiPriority="68" w:semiHidden="0" w:name="Medium Grid 2 Accent 3"/>
-    <w:lsdException w:unhideWhenUsed="0" w:uiPriority="69" w:semiHidden="0" w:name="Medium Grid 3 Accent 3"/>
-    <w:lsdException w:unhideWhenUsed="0" w:uiPriority="70" w:semiHidden="0" w:name="Dark List Accent 3"/>
-    <w:lsdException w:unhideWhenUsed="0" w:uiPriority="71" w:semiHidden="0" w:name="Colorful Shading Accent 3"/>
-    <w:lsdException w:unhideWhenUsed="0" w:uiPriority="72" w:semiHidden="0" w:name="Colorful List Accent 3"/>
-    <w:lsdException w:unhideWhenUsed="0" w:uiPriority="73" w:semiHidden="0" w:name="Colorful Grid Accent 3"/>
-    <w:lsdException w:unhideWhenUsed="0" w:uiPriority="60" w:semiHidden="0" w:name="Light Shading Accent 4"/>
-    <w:lsdException w:unhideWhenUsed="0" w:uiPriority="61" w:semiHidden="0" w:name="Light List Accent 4"/>
-    <w:lsdException w:unhideWhenUsed="0" w:uiPriority="62" w:semiHidden="0" w:name="Light Grid Accent 4"/>
-    <w:lsdException w:unhideWhenUsed="0" w:uiPriority="63" w:semiHidden="0" w:name="Medium Shading 1 Accent 4"/>
-    <w:lsdException w:unhideWhenUsed="0" w:uiPriority="64" w:semiHidden="0" w:name="Medium Shading 2 Accent 4"/>
-    <w:lsdException w:unhideWhenUsed="0" w:uiPriority="65" w:semiHidden="0" w:name="Medium List 1 Accent 4"/>
-    <w:lsdException w:unhideWhenUsed="0" w:uiPriority="66" w:semiHidden="0" w:name="Medium List 2 Accent 4"/>
-    <w:lsdException w:unhideWhenUsed="0" w:uiPriority="67" w:semiHidden="0" w:name="Medium Grid 1 Accent 4"/>
-    <w:lsdException w:unhideWhenUsed="0" w:uiPriority="68" w:semiHidden="0" w:name="Medium Grid 2 Accent 4"/>
-    <w:lsdException w:unhideWhenUsed="0" w:uiPriority="69" w:semiHidden="0" w:name="Medium Grid 3 Accent 4"/>
-    <w:lsdException w:unhideWhenUsed="0" w:uiPriority="70" w:semiHidden="0" w:name="Dark List Accent 4"/>
-    <w:lsdException w:unhideWhenUsed="0" w:uiPriority="71" w:semiHidden="0" w:name="Colorful Shading Accent 4"/>
-    <w:lsdException w:unhideWhenUsed="0" w:uiPriority="72" w:semiHidden="0" w:name="Colorful List Accent 4"/>
-    <w:lsdException w:unhideWhenUsed="0" w:uiPriority="73" w:semiHidden="0" w:name="Colorful Grid Accent 4"/>
-    <w:lsdException w:unhideWhenUsed="0" w:uiPriority="60" w:semiHidden="0" w:name="Light Shading Accent 5"/>
-    <w:lsdException w:unhideWhenUsed="0" w:uiPriority="61" w:semiHidden="0" w:name="Light List Accent 5"/>
-    <w:lsdException w:unhideWhenUsed="0" w:uiPriority="62" w:semiHidden="0" w:name="Light Grid Accent 5"/>
-    <w:lsdException w:unhideWhenUsed="0" w:uiPriority="63" w:semiHidden="0" w:name="Medium Shading 1 Accent 5"/>
-    <w:lsdException w:unhideWhenUsed="0" w:uiPriority="64" w:semiHidden="0" w:name="Medium Shading 2 Accent 5"/>
-    <w:lsdException w:unhideWhenUsed="0" w:uiPriority="65" w:semiHidden="0" w:name="Medium List 1 Accent 5"/>
-    <w:lsdException w:unhideWhenUsed="0" w:uiPriority="66" w:semiHidden="0" w:name="Medium List 2 Accent 5"/>
-    <w:lsdException w:unhideWhenUsed="0" w:uiPriority="67" w:semiHidden="0" w:name="Medium Grid 1 Accent 5"/>
-    <w:lsdException w:unhideWhenUsed="0" w:uiPriority="68" w:semiHidden="0" w:name="Medium Grid 2 Accent 5"/>
-    <w:lsdException w:unhideWhenUsed="0" w:uiPriority="69" w:semiHidden="0" w:name="Medium Grid 3 Accent 5"/>
-    <w:lsdException w:unhideWhenUsed="0" w:uiPriority="70" w:semiHidden="0" w:name="Dark List Accent 5"/>
-    <w:lsdException w:unhideWhenUsed="0" w:uiPriority="71" w:semiHidden="0" w:name="Colorful Shading Accent 5"/>
-    <w:lsdException w:unhideWhenUsed="0" w:uiPriority="72" w:semiHidden="0" w:name="Colorful List Accent 5"/>
-    <w:lsdException w:unhideWhenUsed="0" w:uiPriority="73" w:semiHidden="0" w:name="Colorful Grid Accent 5"/>
-    <w:lsdException w:unhideWhenUsed="0" w:uiPriority="60" w:semiHidden="0" w:name="Light Shading Accent 6"/>
-    <w:lsdException w:unhideWhenUsed="0" w:uiPriority="61" w:semiHidden="0" w:name="Light List Accent 6"/>
-    <w:lsdException w:unhideWhenUsed="0" w:uiPriority="62" w:semiHidden="0" w:name="Light Grid Accent 6"/>
-    <w:lsdException w:unhideWhenUsed="0" w:uiPriority="63" w:semiHidden="0" w:name="Medium Shading 1 Accent 6"/>
-    <w:lsdException w:unhideWhenUsed="0" w:uiPriority="64" w:semiHidden="0" w:name="Medium Shading 2 Accent 6"/>
-    <w:lsdException w:unhideWhenUsed="0" w:uiPriority="65" w:semiHidden="0" w:name="Medium List 1 Accent 6"/>
-    <w:lsdException w:unhideWhenUsed="0" w:uiPriority="66" w:semiHidden="0" w:name="Medium List 2 Accent 6"/>
-    <w:lsdException w:unhideWhenUsed="0" w:uiPriority="67" w:semiHidden="0" w:name="Medium Grid 1 Accent 6"/>
-    <w:lsdException w:unhideWhenUsed="0" w:uiPriority="68" w:semiHidden="0" w:name="Medium Grid 2 Accent 6"/>
-    <w:lsdException w:unhideWhenUsed="0" w:uiPriority="69" w:semiHidden="0" w:name="Medium Grid 3 Accent 6"/>
-    <w:lsdException w:unhideWhenUsed="0" w:uiPriority="70" w:semiHidden="0" w:name="Dark List Accent 6"/>
-    <w:lsdException w:unhideWhenUsed="0" w:uiPriority="71" w:semiHidden="0" w:name="Colorful Shading Accent 6"/>
-    <w:lsdException w:unhideWhenUsed="0" w:uiPriority="72" w:semiHidden="0" w:name="Colorful List Accent 6"/>
-    <w:lsdException w:unhideWhenUsed="0" w:uiPriority="73" w:semiHidden="0" w:name="Colorful Grid Accent 6"/>
+  <w:latentStyles w:defLockedState="0" w:defUIPriority="99" w:defSemiHidden="1" w:defUnhideWhenUsed="1" w:defQFormat="0" w:count="260">
+    <w:lsdException w:name="Normal" w:semiHidden="0" w:uiPriority="0" w:unhideWhenUsed="0" w:qFormat="1"/>
+    <w:lsdException w:name="heading 1" w:semiHidden="0" w:uiPriority="0" w:unhideWhenUsed="0" w:qFormat="1"/>
+    <w:lsdException w:name="heading 2" w:semiHidden="0" w:uiPriority="0" w:qFormat="1"/>
+    <w:lsdException w:name="heading 3" w:uiPriority="0" w:qFormat="1"/>
+    <w:lsdException w:name="heading 4" w:semiHidden="0" w:uiPriority="0" w:qFormat="1"/>
+    <w:lsdException w:name="heading 5" w:uiPriority="0" w:qFormat="1"/>
+    <w:lsdException w:name="heading 6" w:uiPriority="0" w:qFormat="1"/>
+    <w:lsdException w:name="heading 7" w:uiPriority="0" w:qFormat="1"/>
+    <w:lsdException w:name="heading 8" w:uiPriority="0" w:qFormat="1"/>
+    <w:lsdException w:name="heading 9" w:uiPriority="0" w:qFormat="1"/>
+    <w:lsdException w:name="index 1" w:semiHidden="0" w:uiPriority="0" w:unhideWhenUsed="0"/>
+    <w:lsdException w:name="index 2" w:semiHidden="0" w:uiPriority="0" w:unhideWhenUsed="0"/>
+    <w:lsdException w:name="index 3" w:semiHidden="0" w:uiPriority="0" w:unhideWhenUsed="0"/>
+    <w:lsdException w:name="index 4" w:semiHidden="0" w:uiPriority="0" w:unhideWhenUsed="0"/>
+    <w:lsdException w:name="index 5" w:semiHidden="0" w:uiPriority="0" w:unhideWhenUsed="0"/>
+    <w:lsdException w:name="index 6" w:semiHidden="0" w:uiPriority="0" w:unhideWhenUsed="0"/>
+    <w:lsdException w:name="index 7" w:semiHidden="0" w:uiPriority="0" w:unhideWhenUsed="0"/>
+    <w:lsdException w:name="index 8" w:semiHidden="0" w:uiPriority="0" w:unhideWhenUsed="0"/>
+    <w:lsdException w:name="index 9" w:semiHidden="0" w:uiPriority="0" w:unhideWhenUsed="0"/>
+    <w:lsdException w:name="toc 1" w:semiHidden="0" w:uiPriority="0" w:unhideWhenUsed="0" w:qFormat="1"/>
+    <w:lsdException w:name="toc 2" w:semiHidden="0" w:uiPriority="0" w:unhideWhenUsed="0" w:qFormat="1"/>
+    <w:lsdException w:name="toc 3" w:semiHidden="0" w:uiPriority="0" w:unhideWhenUsed="0" w:qFormat="1"/>
+    <w:lsdException w:name="toc 4" w:semiHidden="0" w:uiPriority="0" w:unhideWhenUsed="0"/>
+    <w:lsdException w:name="toc 5" w:semiHidden="0" w:uiPriority="0" w:unhideWhenUsed="0"/>
+    <w:lsdException w:name="toc 6" w:semiHidden="0" w:uiPriority="0" w:unhideWhenUsed="0"/>
+    <w:lsdException w:name="toc 7" w:semiHidden="0" w:uiPriority="0" w:unhideWhenUsed="0"/>
+    <w:lsdException w:name="toc 8" w:semiHidden="0" w:uiPriority="0" w:unhideWhenUsed="0"/>
+    <w:lsdException w:name="toc 9" w:semiHidden="0" w:uiPriority="0" w:unhideWhenUsed="0"/>
+    <w:lsdException w:name="Normal Indent" w:semiHidden="0" w:uiPriority="0" w:unhideWhenUsed="0"/>
+    <w:lsdException w:name="footnote text" w:semiHidden="0" w:uiPriority="0" w:unhideWhenUsed="0"/>
+    <w:lsdException w:name="annotation text" w:semiHidden="0" w:uiPriority="0" w:unhideWhenUsed="0" w:qFormat="1"/>
+    <w:lsdException w:name="header" w:semiHidden="0" w:uiPriority="0" w:unhideWhenUsed="0" w:qFormat="1"/>
+    <w:lsdException w:name="footer" w:semiHidden="0" w:uiPriority="0" w:unhideWhenUsed="0" w:qFormat="1"/>
+    <w:lsdException w:name="index heading" w:semiHidden="0" w:uiPriority="0" w:unhideWhenUsed="0"/>
+    <w:lsdException w:name="caption" w:uiPriority="0" w:qFormat="1"/>
+    <w:lsdException w:name="table of figures" w:semiHidden="0" w:uiPriority="0" w:unhideWhenUsed="0"/>
+    <w:lsdException w:name="envelope address" w:semiHidden="0" w:uiPriority="0" w:unhideWhenUsed="0"/>
+    <w:lsdException w:name="envelope return" w:semiHidden="0" w:uiPriority="0" w:unhideWhenUsed="0"/>
+    <w:lsdException w:name="footnote reference" w:semiHidden="0" w:uiPriority="0" w:unhideWhenUsed="0"/>
+    <w:lsdException w:name="annotation reference" w:semiHidden="0" w:uiPriority="0" w:unhideWhenUsed="0"/>
+    <w:lsdException w:name="line number" w:semiHidden="0" w:uiPriority="0" w:unhideWhenUsed="0"/>
+    <w:lsdException w:name="page number" w:semiHidden="0" w:uiPriority="0" w:unhideWhenUsed="0"/>
+    <w:lsdException w:name="endnote reference" w:semiHidden="0" w:uiPriority="0" w:unhideWhenUsed="0"/>
+    <w:lsdException w:name="endnote text" w:semiHidden="0" w:uiPriority="0" w:unhideWhenUsed="0"/>
+    <w:lsdException w:name="table of authorities" w:semiHidden="0" w:uiPriority="0" w:unhideWhenUsed="0"/>
+    <w:lsdException w:name="macro" w:semiHidden="0" w:uiPriority="0" w:unhideWhenUsed="0"/>
+    <w:lsdException w:name="toa heading" w:semiHidden="0" w:uiPriority="0" w:unhideWhenUsed="0"/>
+    <w:lsdException w:name="List" w:semiHidden="0" w:uiPriority="0" w:unhideWhenUsed="0"/>
+    <w:lsdException w:name="List Bullet" w:semiHidden="0" w:uiPriority="0" w:unhideWhenUsed="0"/>
+    <w:lsdException w:name="List Number" w:semiHidden="0" w:uiPriority="0" w:unhideWhenUsed="0"/>
+    <w:lsdException w:name="List 2" w:semiHidden="0" w:uiPriority="0" w:unhideWhenUsed="0"/>
+    <w:lsdException w:name="List 3" w:semiHidden="0" w:uiPriority="0" w:unhideWhenUsed="0"/>
+    <w:lsdException w:name="List 4" w:semiHidden="0" w:uiPriority="0" w:unhideWhenUsed="0"/>
+    <w:lsdException w:name="List 5" w:semiHidden="0" w:uiPriority="0" w:unhideWhenUsed="0"/>
+    <w:lsdException w:name="List Bullet 2" w:semiHidden="0" w:uiPriority="0" w:unhideWhenUsed="0"/>
+    <w:lsdException w:name="List Bullet 3" w:semiHidden="0" w:uiPriority="0" w:unhideWhenUsed="0"/>
+    <w:lsdException w:name="List Bullet 4" w:semiHidden="0" w:uiPriority="0" w:unhideWhenUsed="0"/>
+    <w:lsdException w:name="List Bullet 5" w:semiHidden="0" w:uiPriority="0" w:unhideWhenUsed="0"/>
+    <w:lsdException w:name="List Number 2" w:semiHidden="0" w:uiPriority="0" w:unhideWhenUsed="0"/>
+    <w:lsdException w:name="List Number 3" w:semiHidden="0" w:uiPriority="0" w:unhideWhenUsed="0"/>
+    <w:lsdException w:name="List Number 4" w:semiHidden="0" w:uiPriority="0" w:unhideWhenUsed="0"/>
+    <w:lsdException w:name="List Number 5" w:semiHidden="0" w:uiPriority="0" w:unhideWhenUsed="0"/>
+    <w:lsdException w:name="Title" w:semiHidden="0" w:uiPriority="0" w:unhideWhenUsed="0" w:qFormat="1"/>
+    <w:lsdException w:name="Closing" w:semiHidden="0" w:uiPriority="0" w:unhideWhenUsed="0"/>
+    <w:lsdException w:name="Signature" w:semiHidden="0" w:uiPriority="0" w:unhideWhenUsed="0"/>
+    <w:lsdException w:name="Default Paragraph Font" w:uiPriority="0" w:unhideWhenUsed="0" w:qFormat="1"/>
+    <w:lsdException w:name="Body Text" w:uiPriority="0" w:unhideWhenUsed="0" w:qFormat="1"/>
+    <w:lsdException w:name="Body Text Indent" w:semiHidden="0" w:uiPriority="0" w:unhideWhenUsed="0"/>
+    <w:lsdException w:name="List Continue" w:semiHidden="0" w:uiPriority="0" w:unhideWhenUsed="0"/>
+    <w:lsdException w:name="List Continue 2" w:semiHidden="0" w:uiPriority="0" w:unhideWhenUsed="0"/>
+    <w:lsdException w:name="List Continue 3" w:semiHidden="0" w:uiPriority="0" w:unhideWhenUsed="0"/>
+    <w:lsdException w:name="List Continue 4" w:semiHidden="0" w:uiPriority="0" w:unhideWhenUsed="0"/>
+    <w:lsdException w:name="List Continue 5" w:semiHidden="0" w:uiPriority="0" w:unhideWhenUsed="0"/>
+    <w:lsdException w:name="Message Header" w:semiHidden="0" w:uiPriority="0" w:unhideWhenUsed="0"/>
+    <w:lsdException w:name="Subtitle" w:semiHidden="0" w:uiPriority="0" w:unhideWhenUsed="0" w:qFormat="1"/>
+    <w:lsdException w:name="Salutation" w:semiHidden="0" w:uiPriority="0" w:unhideWhenUsed="0"/>
+    <w:lsdException w:name="Date" w:semiHidden="0" w:uiPriority="0" w:unhideWhenUsed="0"/>
+    <w:lsdException w:name="Body Text First Indent" w:semiHidden="0" w:uiPriority="0" w:unhideWhenUsed="0"/>
+    <w:lsdException w:name="Body Text First Indent 2" w:semiHidden="0" w:uiPriority="0" w:unhideWhenUsed="0"/>
+    <w:lsdException w:name="Body Text 2" w:semiHidden="0" w:uiPriority="0" w:unhideWhenUsed="0"/>
+    <w:lsdException w:name="Body Text 3" w:semiHidden="0" w:uiPriority="0" w:unhideWhenUsed="0"/>
+    <w:lsdException w:name="Body Text Indent 2" w:semiHidden="0" w:uiPriority="0" w:unhideWhenUsed="0"/>
+    <w:lsdException w:name="Body Text Indent 3" w:semiHidden="0" w:uiPriority="0" w:unhideWhenUsed="0"/>
+    <w:lsdException w:name="Block Text" w:semiHidden="0" w:uiPriority="0" w:unhideWhenUsed="0"/>
+    <w:lsdException w:name="Hyperlink" w:semiHidden="0" w:uiPriority="0" w:unhideWhenUsed="0"/>
+    <w:lsdException w:name="FollowedHyperlink" w:semiHidden="0" w:uiPriority="0" w:unhideWhenUsed="0"/>
+    <w:lsdException w:name="Strong" w:semiHidden="0" w:uiPriority="0" w:unhideWhenUsed="0" w:qFormat="1"/>
+    <w:lsdException w:name="Emphasis" w:semiHidden="0" w:uiPriority="0" w:unhideWhenUsed="0" w:qFormat="1"/>
+    <w:lsdException w:name="Document Map" w:semiHidden="0" w:uiPriority="0" w:unhideWhenUsed="0"/>
+    <w:lsdException w:name="Plain Text" w:semiHidden="0" w:uiPriority="0" w:unhideWhenUsed="0"/>
+    <w:lsdException w:name="E-mail Signature" w:semiHidden="0" w:uiPriority="0" w:unhideWhenUsed="0"/>
+    <w:lsdException w:name="Normal (Web)" w:semiHidden="0" w:uiPriority="0" w:unhideWhenUsed="0" w:qFormat="1"/>
+    <w:lsdException w:name="HTML Acronym" w:semiHidden="0" w:uiPriority="0" w:unhideWhenUsed="0"/>
+    <w:lsdException w:name="HTML Address" w:semiHidden="0" w:uiPriority="0" w:unhideWhenUsed="0"/>
+    <w:lsdException w:name="HTML Cite" w:semiHidden="0" w:uiPriority="0" w:unhideWhenUsed="0"/>
+    <w:lsdException w:name="HTML Code" w:semiHidden="0" w:uiPriority="0" w:unhideWhenUsed="0"/>
+    <w:lsdException w:name="HTML Definition" w:semiHidden="0" w:uiPriority="0" w:unhideWhenUsed="0"/>
+    <w:lsdException w:name="HTML Keyboard" w:semiHidden="0" w:uiPriority="0" w:unhideWhenUsed="0"/>
+    <w:lsdException w:name="HTML Preformatted" w:semiHidden="0" w:uiPriority="0" w:unhideWhenUsed="0"/>
+    <w:lsdException w:name="HTML Sample" w:semiHidden="0" w:uiPriority="0" w:unhideWhenUsed="0"/>
+    <w:lsdException w:name="HTML Typewriter" w:semiHidden="0" w:uiPriority="0" w:unhideWhenUsed="0"/>
+    <w:lsdException w:name="HTML Variable" w:semiHidden="0" w:uiPriority="0" w:unhideWhenUsed="0"/>
+    <w:lsdException w:name="Normal Table" w:uiPriority="0" w:unhideWhenUsed="0" w:qFormat="1"/>
+    <w:lsdException w:name="annotation subject" w:semiHidden="0" w:uiPriority="0" w:unhideWhenUsed="0"/>
+    <w:lsdException w:name="Table Simple 1" w:semiHidden="0" w:uiPriority="0" w:unhideWhenUsed="0"/>
+    <w:lsdException w:name="Table Simple 2" w:semiHidden="0" w:uiPriority="0" w:unhideWhenUsed="0"/>
+    <w:lsdException w:name="Table Simple 3" w:semiHidden="0" w:uiPriority="0" w:unhideWhenUsed="0"/>
+    <w:lsdException w:name="Table Classic 1" w:semiHidden="0" w:uiPriority="0" w:unhideWhenUsed="0"/>
+    <w:lsdException w:name="Table Classic 2" w:semiHidden="0" w:uiPriority="0" w:unhideWhenUsed="0"/>
+    <w:lsdException w:name="Table Classic 3" w:semiHidden="0" w:uiPriority="0" w:unhideWhenUsed="0"/>
+    <w:lsdException w:name="Table Classic 4" w:semiHidden="0" w:uiPriority="0" w:unhideWhenUsed="0"/>
+    <w:lsdException w:name="Table Colorful 1" w:semiHidden="0" w:uiPriority="0" w:unhideWhenUsed="0"/>
+    <w:lsdException w:name="Table Colorful 2" w:semiHidden="0" w:uiPriority="0" w:unhideWhenUsed="0"/>
+    <w:lsdException w:name="Table Colorful 3" w:semiHidden="0" w:uiPriority="0" w:unhideWhenUsed="0"/>
+    <w:lsdException w:name="Table Columns 1" w:semiHidden="0" w:uiPriority="0" w:unhideWhenUsed="0"/>
+    <w:lsdException w:name="Table Columns 2" w:semiHidden="0" w:uiPriority="0" w:unhideWhenUsed="0"/>
+    <w:lsdException w:name="Table Columns 3" w:semiHidden="0" w:uiPriority="0" w:unhideWhenUsed="0"/>
+    <w:lsdException w:name="Table Columns 4" w:semiHidden="0" w:uiPriority="0" w:unhideWhenUsed="0"/>
+    <w:lsdException w:name="Table Columns 5" w:semiHidden="0" w:uiPriority="0" w:unhideWhenUsed="0"/>
+    <w:lsdException w:name="Table Grid 1" w:semiHidden="0" w:uiPriority="0" w:unhideWhenUsed="0"/>
+    <w:lsdException w:name="Table Grid 2" w:semiHidden="0" w:uiPriority="0" w:unhideWhenUsed="0"/>
+    <w:lsdException w:name="Table Grid 3" w:semiHidden="0" w:uiPriority="0" w:unhideWhenUsed="0"/>
+    <w:lsdException w:name="Table Grid 4" w:semiHidden="0" w:uiPriority="0" w:unhideWhenUsed="0"/>
+    <w:lsdException w:name="Table Grid 5" w:semiHidden="0" w:uiPriority="0" w:unhideWhenUsed="0"/>
+    <w:lsdException w:name="Table Grid 6" w:semiHidden="0" w:uiPriority="0" w:unhideWhenUsed="0"/>
+    <w:lsdException w:name="Table Grid 7" w:semiHidden="0" w:uiPriority="0" w:unhideWhenUsed="0"/>
+    <w:lsdException w:name="Table Grid 8" w:semiHidden="0" w:uiPriority="0" w:unhideWhenUsed="0"/>
+    <w:lsdException w:name="Table List 1" w:semiHidden="0" w:uiPriority="0" w:unhideWhenUsed="0"/>
+    <w:lsdException w:name="Table List 2" w:semiHidden="0" w:uiPriority="0" w:unhideWhenUsed="0"/>
+    <w:lsdException w:name="Table List 3" w:semiHidden="0" w:uiPriority="0" w:unhideWhenUsed="0"/>
+    <w:lsdException w:name="Table List 4" w:semiHidden="0" w:uiPriority="0" w:unhideWhenUsed="0"/>
+    <w:lsdException w:name="Table List 5" w:semiHidden="0" w:uiPriority="0" w:unhideWhenUsed="0"/>
+    <w:lsdException w:name="Table List 6" w:semiHidden="0" w:uiPriority="0" w:unhideWhenUsed="0"/>
+    <w:lsdException w:name="Table List 7" w:semiHidden="0" w:uiPriority="0" w:unhideWhenUsed="0"/>
+    <w:lsdException w:name="Table List 8" w:semiHidden="0" w:uiPriority="0" w:unhideWhenUsed="0"/>
+    <w:lsdException w:name="Table 3D effects 1" w:semiHidden="0" w:uiPriority="0" w:unhideWhenUsed="0"/>
+    <w:lsdException w:name="Table 3D effects 2" w:semiHidden="0" w:uiPriority="0" w:unhideWhenUsed="0"/>
+    <w:lsdException w:name="Table 3D effects 3" w:semiHidden="0" w:uiPriority="0" w:unhideWhenUsed="0"/>
+    <w:lsdException w:name="Table Contemporary" w:semiHidden="0" w:uiPriority="0" w:unhideWhenUsed="0"/>
+    <w:lsdException w:name="Table Elegant" w:semiHidden="0" w:uiPriority="0" w:unhideWhenUsed="0"/>
+    <w:lsdException w:name="Table Professional" w:semiHidden="0" w:uiPriority="0" w:unhideWhenUsed="0"/>
+    <w:lsdException w:name="Table Subtle 1" w:semiHidden="0" w:uiPriority="0" w:unhideWhenUsed="0"/>
+    <w:lsdException w:name="Table Subtle 2" w:semiHidden="0" w:uiPriority="0" w:unhideWhenUsed="0"/>
+    <w:lsdException w:name="Table Web 1" w:semiHidden="0" w:uiPriority="0" w:unhideWhenUsed="0"/>
+    <w:lsdException w:name="Table Web 2" w:semiHidden="0" w:uiPriority="0" w:unhideWhenUsed="0"/>
+    <w:lsdException w:name="Table Web 3" w:semiHidden="0" w:uiPriority="0" w:unhideWhenUsed="0"/>
+    <w:lsdException w:name="Balloon Text" w:semiHidden="0" w:uiPriority="0" w:unhideWhenUsed="0"/>
+    <w:lsdException w:name="Table Grid" w:semiHidden="0" w:uiPriority="0" w:unhideWhenUsed="0" w:qFormat="1"/>
+    <w:lsdException w:name="Table Theme" w:semiHidden="0" w:uiPriority="0" w:unhideWhenUsed="0"/>
+    <w:lsdException w:name="Light Shading" w:semiHidden="0" w:uiPriority="60" w:unhideWhenUsed="0"/>
+    <w:lsdException w:name="Light List" w:semiHidden="0" w:uiPriority="61" w:unhideWhenUsed="0"/>
+    <w:lsdException w:name="Light Grid" w:semiHidden="0" w:uiPriority="62" w:unhideWhenUsed="0"/>
+    <w:lsdException w:name="Medium Shading 1" w:semiHidden="0" w:uiPriority="63" w:unhideWhenUsed="0"/>
+    <w:lsdException w:name="Medium Shading 2" w:semiHidden="0" w:uiPriority="64" w:unhideWhenUsed="0"/>
+    <w:lsdException w:name="Medium List 1" w:semiHidden="0" w:uiPriority="65" w:unhideWhenUsed="0"/>
+    <w:lsdException w:name="Medium List 2" w:semiHidden="0" w:uiPriority="66" w:unhideWhenUsed="0"/>
+    <w:lsdException w:name="Medium Grid 1" w:semiHidden="0" w:uiPriority="67" w:unhideWhenUsed="0"/>
+    <w:lsdException w:name="Medium Grid 2" w:semiHidden="0" w:uiPriority="68" w:unhideWhenUsed="0"/>
+    <w:lsdException w:name="Medium Grid 3" w:semiHidden="0" w:uiPriority="69" w:unhideWhenUsed="0"/>
+    <w:lsdException w:name="Dark List" w:semiHidden="0" w:uiPriority="70" w:unhideWhenUsed="0"/>
+    <w:lsdException w:name="Colorful Shading" w:semiHidden="0" w:uiPriority="71" w:unhideWhenUsed="0"/>
+    <w:lsdException w:name="Colorful List" w:semiHidden="0" w:uiPriority="72" w:unhideWhenUsed="0"/>
+    <w:lsdException w:name="Colorful Grid" w:semiHidden="0" w:uiPriority="73" w:unhideWhenUsed="0"/>
+    <w:lsdException w:name="Light Shading Accent 1" w:semiHidden="0" w:uiPriority="60" w:unhideWhenUsed="0"/>
+    <w:lsdException w:name="Light List Accent 1" w:semiHidden="0" w:uiPriority="61" w:unhideWhenUsed="0"/>
+    <w:lsdException w:name="Light Grid Accent 1" w:semiHidden="0" w:uiPriority="62" w:unhideWhenUsed="0"/>
+    <w:lsdException w:name="Medium Shading 1 Accent 1" w:semiHidden="0" w:uiPriority="63" w:unhideWhenUsed="0"/>
+    <w:lsdException w:name="Medium Shading 2 Accent 1" w:semiHidden="0" w:uiPriority="64" w:unhideWhenUsed="0"/>
+    <w:lsdException w:name="Medium List 1 Accent 1" w:semiHidden="0" w:uiPriority="65" w:unhideWhenUsed="0"/>
+    <w:lsdException w:name="Medium List 2 Accent 1" w:semiHidden="0" w:uiPriority="66" w:unhideWhenUsed="0"/>
+    <w:lsdException w:name="Medium Grid 1 Accent 1" w:semiHidden="0" w:uiPriority="67" w:unhideWhenUsed="0"/>
+    <w:lsdException w:name="Medium Grid 2 Accent 1" w:semiHidden="0" w:uiPriority="68" w:unhideWhenUsed="0"/>
+    <w:lsdException w:name="Medium Grid 3 Accent 1" w:semiHidden="0" w:uiPriority="69" w:unhideWhenUsed="0"/>
+    <w:lsdException w:name="Dark List Accent 1" w:semiHidden="0" w:uiPriority="70" w:unhideWhenUsed="0"/>
+    <w:lsdException w:name="Colorful Shading Accent 1" w:semiHidden="0" w:uiPriority="71" w:unhideWhenUsed="0"/>
+    <w:lsdException w:name="Colorful List Accent 1" w:semiHidden="0" w:uiPriority="72" w:unhideWhenUsed="0"/>
+    <w:lsdException w:name="Colorful Grid Accent 1" w:semiHidden="0" w:uiPriority="73" w:unhideWhenUsed="0"/>
+    <w:lsdException w:name="Light Shading Accent 2" w:semiHidden="0" w:uiPriority="60" w:unhideWhenUsed="0"/>
+    <w:lsdException w:name="Light List Accent 2" w:semiHidden="0" w:uiPriority="61" w:unhideWhenUsed="0"/>
+    <w:lsdException w:name="Light Grid Accent 2" w:semiHidden="0" w:uiPriority="62" w:unhideWhenUsed="0"/>
+    <w:lsdException w:name="Medium Shading 1 Accent 2" w:semiHidden="0" w:uiPriority="63" w:unhideWhenUsed="0"/>
+    <w:lsdException w:name="Medium Shading 2 Accent 2" w:semiHidden="0" w:uiPriority="64" w:unhideWhenUsed="0"/>
+    <w:lsdException w:name="Medium List 1 Accent 2" w:semiHidden="0" w:uiPriority="65" w:unhideWhenUsed="0"/>
+    <w:lsdException w:name="Medium List 2 Accent 2" w:semiHidden="0" w:uiPriority="66" w:unhideWhenUsed="0"/>
+    <w:lsdException w:name="Medium Grid 1 Accent 2" w:semiHidden="0" w:uiPriority="67" w:unhideWhenUsed="0"/>
+    <w:lsdException w:name="Medium Grid 2 Accent 2" w:semiHidden="0" w:uiPriority="68" w:unhideWhenUsed="0"/>
+    <w:lsdException w:name="Medium Grid 3 Accent 2" w:semiHidden="0" w:uiPriority="69" w:unhideWhenUsed="0"/>
+    <w:lsdException w:name="Dark List Accent 2" w:semiHidden="0" w:uiPriority="70" w:unhideWhenUsed="0"/>
+    <w:lsdException w:name="Colorful Shading Accent 2" w:semiHidden="0" w:uiPriority="71" w:unhideWhenUsed="0"/>
+    <w:lsdException w:name="Colorful List Accent 2" w:semiHidden="0" w:uiPriority="72" w:unhideWhenUsed="0"/>
+    <w:lsdException w:name="Colorful Grid Accent 2" w:semiHidden="0" w:uiPriority="73" w:unhideWhenUsed="0"/>
+    <w:lsdException w:name="Light Shading Accent 3" w:semiHidden="0" w:uiPriority="60" w:unhideWhenUsed="0"/>
+    <w:lsdException w:name="Light List Accent 3" w:semiHidden="0" w:uiPriority="61" w:unhideWhenUsed="0"/>
+    <w:lsdException w:name="Light Grid Accent 3" w:semiHidden="0" w:uiPriority="62" w:unhideWhenUsed="0"/>
+    <w:lsdException w:name="Medium Shading 1 Accent 3" w:semiHidden="0" w:uiPriority="63" w:unhideWhenUsed="0"/>
+    <w:lsdException w:name="Medium Shading 2 Accent 3" w:semiHidden="0" w:uiPriority="64" w:unhideWhenUsed="0"/>
+    <w:lsdException w:name="Medium List 1 Accent 3" w:semiHidden="0" w:uiPriority="65" w:unhideWhenUsed="0"/>
+    <w:lsdException w:name="Medium List 2 Accent 3" w:semiHidden="0" w:uiPriority="66" w:unhideWhenUsed="0"/>
+    <w:lsdException w:name="Medium Grid 1 Accent 3" w:semiHidden="0" w:uiPriority="67" w:unhideWhenUsed="0"/>
+    <w:lsdException w:name="Medium Grid 2 Accent 3" w:semiHidden="0" w:uiPriority="68" w:unhideWhenUsed="0"/>
+    <w:lsdException w:name="Medium Grid 3 Accent 3" w:semiHidden="0" w:uiPriority="69" w:unhideWhenUsed="0"/>
+    <w:lsdException w:name="Dark List Accent 3" w:semiHidden="0" w:uiPriority="70" w:unhideWhenUsed="0"/>
+    <w:lsdException w:name="Colorful Shading Accent 3" w:semiHidden="0" w:uiPriority="71" w:unhideWhenUsed="0"/>
+    <w:lsdException w:name="Colorful List Accent 3" w:semiHidden="0" w:uiPriority="72" w:unhideWhenUsed="0"/>
+    <w:lsdException w:name="Colorful Grid Accent 3" w:semiHidden="0" w:uiPriority="73" w:unhideWhenUsed="0"/>
+    <w:lsdException w:name="Light Shading Accent 4" w:semiHidden="0" w:uiPriority="60" w:unhideWhenUsed="0"/>
+    <w:lsdException w:name="Light List Accent 4" w:semiHidden="0" w:uiPriority="61" w:unhideWhenUsed="0"/>
+    <w:lsdException w:name="Light Grid Accent 4" w:semiHidden="0" w:uiPriority="62" w:unhideWhenUsed="0"/>
+    <w:lsdException w:name="Medium Shading 1 Accent 4" w:semiHidden="0" w:uiPriority="63" w:unhideWhenUsed="0"/>
+    <w:lsdException w:name="Medium Shading 2 Accent 4" w:semiHidden="0" w:uiPriority="64" w:unhideWhenUsed="0"/>
+    <w:lsdException w:name="Medium List 1 Accent 4" w:semiHidden="0" w:uiPriority="65" w:unhideWhenUsed="0"/>
+    <w:lsdException w:name="Medium List 2 Accent 4" w:semiHidden="0" w:uiPriority="66" w:unhideWhenUsed="0"/>
+    <w:lsdException w:name="Medium Grid 1 Accent 4" w:semiHidden="0" w:uiPriority="67" w:unhideWhenUsed="0"/>
+    <w:lsdException w:name="Medium Grid 2 Accent 4" w:semiHidden="0" w:uiPriority="68" w:unhideWhenUsed="0"/>
+    <w:lsdException w:name="Medium Grid 3 Accent 4" w:semiHidden="0" w:uiPriority="69" w:unhideWhenUsed="0"/>
+    <w:lsdException w:name="Dark List Accent 4" w:semiHidden="0" w:uiPriority="70" w:unhideWhenUsed="0"/>
+    <w:lsdException w:name="Colorful Shading Accent 4" w:semiHidden="0" w:uiPriority="71" w:unhideWhenUsed="0"/>
+    <w:lsdException w:name="Colorful List Accent 4" w:semiHidden="0" w:uiPriority="72" w:unhideWhenUsed="0"/>
+    <w:lsdException w:name="Colorful Grid Accent 4" w:semiHidden="0" w:uiPriority="73" w:unhideWhenUsed="0"/>
+    <w:lsdException w:name="Light Shading Accent 5" w:semiHidden="0" w:uiPriority="60" w:unhideWhenUsed="0"/>
+    <w:lsdException w:name="Light List Accent 5" w:semiHidden="0" w:uiPriority="61" w:unhideWhenUsed="0"/>
+    <w:lsdException w:name="Light Grid Accent 5" w:semiHidden="0" w:uiPriority="62" w:unhideWhenUsed="0"/>
+    <w:lsdException w:name="Medium Shading 1 Accent 5" w:semiHidden="0" w:uiPriority="63" w:unhideWhenUsed="0"/>
+    <w:lsdException w:name="Medium Shading 2 Accent 5" w:semiHidden="0" w:uiPriority="64" w:unhideWhenUsed="0"/>
+    <w:lsdException w:name="Medium List 1 Accent 5" w:semiHidden="0" w:uiPriority="65" w:unhideWhenUsed="0"/>
+    <w:lsdException w:name="Medium List 2 Accent 5" w:semiHidden="0" w:uiPriority="66" w:unhideWhenUsed="0"/>
+    <w:lsdException w:name="Medium Grid 1 Accent 5" w:semiHidden="0" w:uiPriority="67" w:unhideWhenUsed="0"/>
+    <w:lsdException w:name="Medium Grid 2 Accent 5" w:semiHidden="0" w:uiPriority="68" w:unhideWhenUsed="0"/>
+    <w:lsdException w:name="Medium Grid 3 Accent 5" w:semiHidden="0" w:uiPriority="69" w:unhideWhenUsed="0"/>
+    <w:lsdException w:name="Dark List Accent 5" w:semiHidden="0" w:uiPriority="70" w:unhideWhenUsed="0"/>
+    <w:lsdException w:name="Colorful Shading Accent 5" w:semiHidden="0" w:uiPriority="71" w:unhideWhenUsed="0"/>
+    <w:lsdException w:name="Colorful List Accent 5" w:semiHidden="0" w:uiPriority="72" w:unhideWhenUsed="0"/>
+    <w:lsdException w:name="Colorful Grid Accent 5" w:semiHidden="0" w:uiPriority="73" w:unhideWhenUsed="0"/>
+    <w:lsdException w:name="Light Shading Accent 6" w:semiHidden="0" w:uiPriority="60" w:unhideWhenUsed="0"/>
+    <w:lsdException w:name="Light List Accent 6" w:semiHidden="0" w:uiPriority="61" w:unhideWhenUsed="0"/>
+    <w:lsdException w:name="Light Grid Accent 6" w:semiHidden="0" w:uiPriority="62" w:unhideWhenUsed="0"/>
+    <w:lsdException w:name="Medium Shading 1 Accent 6" w:semiHidden="0" w:uiPriority="63" w:unhideWhenUsed="0"/>
+    <w:lsdException w:name="Medium Shading 2 Accent 6" w:semiHidden="0" w:uiPriority="64" w:unhideWhenUsed="0"/>
+    <w:lsdException w:name="Medium List 1 Accent 6" w:semiHidden="0" w:uiPriority="65" w:unhideWhenUsed="0"/>
+    <w:lsdException w:name="Medium List 2 Accent 6" w:semiHidden="0" w:uiPriority="66" w:unhideWhenUsed="0"/>
+    <w:lsdException w:name="Medium Grid 1 Accent 6" w:semiHidden="0" w:uiPriority="67" w:unhideWhenUsed="0"/>
+    <w:lsdException w:name="Medium Grid 2 Accent 6" w:semiHidden="0" w:uiPriority="68" w:unhideWhenUsed="0"/>
+    <w:lsdException w:name="Medium Grid 3 Accent 6" w:semiHidden="0" w:uiPriority="69" w:unhideWhenUsed="0"/>
+    <w:lsdException w:name="Dark List Accent 6" w:semiHidden="0" w:uiPriority="70" w:unhideWhenUsed="0"/>
+    <w:lsdException w:name="Colorful Shading Accent 6" w:semiHidden="0" w:uiPriority="71" w:unhideWhenUsed="0"/>
+    <w:lsdException w:name="Colorful List Accent 6" w:semiHidden="0" w:uiPriority="72" w:unhideWhenUsed="0"/>
+    <w:lsdException w:name="Colorful Grid Accent 6" w:semiHidden="0" w:uiPriority="73" w:unhideWhenUsed="0"/>
   </w:latentStyles>
-  <w:style w:type="paragraph" w:default="1" w:styleId="1">
+  <w:style w:type="paragraph" w:default="1" w:styleId="Normal">
     <w:name w:val="Normal"/>
     <w:qFormat/>
-    <w:uiPriority w:val="0"/>
     <w:pPr>
       <w:kinsoku w:val="0"/>
       <w:autoSpaceDE w:val="0"/>
@@ -11043,7 +10842,7 @@
       <w:textAlignment w:val="baseline"/>
     </w:pPr>
     <w:rPr>
-      <w:rFonts w:ascii="Arial" w:hAnsi="Arial" w:eastAsia="宋体" w:cs="Arial"/>
+      <w:rFonts w:ascii="Arial" w:eastAsia="宋体" w:hAnsi="Arial" w:cs="Arial"/>
       <w:snapToGrid w:val="0"/>
       <w:color w:val="000000"/>
       <w:kern w:val="0"/>
@@ -11052,12 +10851,11 @@
       <w:lang w:val="en-US" w:eastAsia="en-US" w:bidi="ar-SA"/>
     </w:rPr>
   </w:style>
-  <w:style w:type="paragraph" w:styleId="2">
+  <w:style w:type="paragraph" w:styleId="Heading1">
     <w:name w:val="heading 1"/>
-    <w:basedOn w:val="1"/>
-    <w:next w:val="1"/>
+    <w:basedOn w:val="Normal"/>
+    <w:next w:val="Normal"/>
     <w:qFormat/>
-    <w:uiPriority w:val="0"/>
     <w:pPr>
       <w:keepNext/>
       <w:keepLines/>
@@ -11075,13 +10873,12 @@
       <w:sz w:val="44"/>
     </w:rPr>
   </w:style>
-  <w:style w:type="paragraph" w:styleId="3">
+  <w:style w:type="paragraph" w:styleId="Heading2">
     <w:name w:val="heading 2"/>
-    <w:basedOn w:val="1"/>
-    <w:next w:val="1"/>
+    <w:basedOn w:val="Normal"/>
+    <w:next w:val="Normal"/>
     <w:unhideWhenUsed/>
     <w:qFormat/>
-    <w:uiPriority w:val="0"/>
     <w:pPr>
       <w:keepNext/>
       <w:keepLines/>
@@ -11094,19 +10891,18 @@
       <w:outlineLvl w:val="1"/>
     </w:pPr>
     <w:rPr>
-      <w:rFonts w:ascii="Arial" w:hAnsi="Arial" w:eastAsia="黑体"/>
+      <w:rFonts w:ascii="Arial" w:eastAsia="黑体" w:hAnsi="Arial"/>
       <w:b/>
       <w:sz w:val="32"/>
     </w:rPr>
   </w:style>
-  <w:style w:type="paragraph" w:styleId="4">
+  <w:style w:type="paragraph" w:styleId="Heading3">
     <w:name w:val="heading 3"/>
-    <w:basedOn w:val="1"/>
-    <w:next w:val="1"/>
+    <w:basedOn w:val="Normal"/>
+    <w:next w:val="Normal"/>
     <w:semiHidden/>
     <w:unhideWhenUsed/>
     <w:qFormat/>
-    <w:uiPriority w:val="0"/>
     <w:pPr>
       <w:keepNext/>
       <w:keepLines/>
@@ -11123,13 +10919,12 @@
       <w:sz w:val="32"/>
     </w:rPr>
   </w:style>
-  <w:style w:type="paragraph" w:styleId="5">
+  <w:style w:type="paragraph" w:styleId="Heading4">
     <w:name w:val="heading 4"/>
-    <w:basedOn w:val="1"/>
-    <w:next w:val="1"/>
+    <w:basedOn w:val="Normal"/>
+    <w:next w:val="Normal"/>
     <w:unhideWhenUsed/>
     <w:qFormat/>
-    <w:uiPriority w:val="0"/>
     <w:pPr>
       <w:keepNext/>
       <w:keepLines/>
@@ -11142,19 +10937,18 @@
       <w:outlineLvl w:val="3"/>
     </w:pPr>
     <w:rPr>
-      <w:rFonts w:ascii="Arial" w:hAnsi="Arial" w:eastAsia="黑体"/>
+      <w:rFonts w:ascii="Arial" w:eastAsia="黑体" w:hAnsi="Arial"/>
       <w:b/>
       <w:sz w:val="28"/>
     </w:rPr>
   </w:style>
-  <w:style w:type="paragraph" w:styleId="6">
+  <w:style w:type="paragraph" w:styleId="Heading5">
     <w:name w:val="heading 5"/>
-    <w:basedOn w:val="1"/>
-    <w:next w:val="1"/>
+    <w:basedOn w:val="Normal"/>
+    <w:next w:val="Normal"/>
     <w:semiHidden/>
     <w:unhideWhenUsed/>
     <w:qFormat/>
-    <w:uiPriority w:val="0"/>
     <w:pPr>
       <w:keepNext/>
       <w:keepLines/>
@@ -11171,14 +10965,13 @@
       <w:sz w:val="28"/>
     </w:rPr>
   </w:style>
-  <w:style w:type="paragraph" w:styleId="7">
+  <w:style w:type="paragraph" w:styleId="Heading6">
     <w:name w:val="heading 6"/>
-    <w:basedOn w:val="1"/>
-    <w:next w:val="1"/>
+    <w:basedOn w:val="Normal"/>
+    <w:next w:val="Normal"/>
     <w:semiHidden/>
     <w:unhideWhenUsed/>
     <w:qFormat/>
-    <w:uiPriority w:val="0"/>
     <w:pPr>
       <w:keepNext/>
       <w:keepLines/>
@@ -11191,19 +10984,18 @@
       <w:outlineLvl w:val="5"/>
     </w:pPr>
     <w:rPr>
-      <w:rFonts w:ascii="Arial" w:hAnsi="Arial" w:eastAsia="黑体"/>
+      <w:rFonts w:ascii="Arial" w:eastAsia="黑体" w:hAnsi="Arial"/>
       <w:b/>
       <w:sz w:val="24"/>
     </w:rPr>
   </w:style>
-  <w:style w:type="paragraph" w:styleId="8">
+  <w:style w:type="paragraph" w:styleId="Heading7">
     <w:name w:val="heading 7"/>
-    <w:basedOn w:val="1"/>
-    <w:next w:val="1"/>
+    <w:basedOn w:val="Normal"/>
+    <w:next w:val="Normal"/>
     <w:semiHidden/>
     <w:unhideWhenUsed/>
     <w:qFormat/>
-    <w:uiPriority w:val="0"/>
     <w:pPr>
       <w:keepNext/>
       <w:keepLines/>
@@ -11220,14 +11012,13 @@
       <w:sz w:val="24"/>
     </w:rPr>
   </w:style>
-  <w:style w:type="paragraph" w:styleId="9">
+  <w:style w:type="paragraph" w:styleId="Heading8">
     <w:name w:val="heading 8"/>
-    <w:basedOn w:val="1"/>
-    <w:next w:val="1"/>
+    <w:basedOn w:val="Normal"/>
+    <w:next w:val="Normal"/>
     <w:semiHidden/>
     <w:unhideWhenUsed/>
     <w:qFormat/>
-    <w:uiPriority w:val="0"/>
     <w:pPr>
       <w:keepNext/>
       <w:keepLines/>
@@ -11240,18 +11031,17 @@
       <w:outlineLvl w:val="7"/>
     </w:pPr>
     <w:rPr>
-      <w:rFonts w:ascii="Arial" w:hAnsi="Arial" w:eastAsia="黑体"/>
+      <w:rFonts w:ascii="Arial" w:eastAsia="黑体" w:hAnsi="Arial"/>
       <w:sz w:val="24"/>
     </w:rPr>
   </w:style>
-  <w:style w:type="paragraph" w:styleId="10">
+  <w:style w:type="paragraph" w:styleId="Heading9">
     <w:name w:val="heading 9"/>
-    <w:basedOn w:val="1"/>
-    <w:next w:val="1"/>
+    <w:basedOn w:val="Normal"/>
+    <w:next w:val="Normal"/>
     <w:semiHidden/>
     <w:unhideWhenUsed/>
     <w:qFormat/>
-    <w:uiPriority w:val="0"/>
     <w:pPr>
       <w:keepNext/>
       <w:keepLines/>
@@ -11264,21 +11054,19 @@
       <w:outlineLvl w:val="8"/>
     </w:pPr>
     <w:rPr>
-      <w:rFonts w:ascii="Arial" w:hAnsi="Arial" w:eastAsia="黑体"/>
+      <w:rFonts w:ascii="Arial" w:eastAsia="黑体" w:hAnsi="Arial"/>
       <w:sz w:val="21"/>
     </w:rPr>
   </w:style>
-  <w:style w:type="character" w:default="1" w:styleId="22">
+  <w:style w:type="character" w:default="1" w:styleId="DefaultParagraphFont">
     <w:name w:val="Default Paragraph Font"/>
     <w:semiHidden/>
     <w:qFormat/>
-    <w:uiPriority w:val="0"/>
   </w:style>
-  <w:style w:type="table" w:default="1" w:styleId="20">
+  <w:style w:type="table" w:default="1" w:styleId="TableNormal">
     <w:name w:val="Normal Table"/>
     <w:semiHidden/>
     <w:qFormat/>
-    <w:uiPriority w:val="0"/>
     <w:tblPr>
       <w:tblCellMar>
         <w:top w:w="0" w:type="dxa"/>
@@ -11288,43 +11076,39 @@
       </w:tblCellMar>
     </w:tblPr>
   </w:style>
-  <w:style w:type="paragraph" w:styleId="11">
+  <w:style w:type="paragraph" w:styleId="CommentText">
     <w:name w:val="annotation text"/>
-    <w:basedOn w:val="1"/>
+    <w:basedOn w:val="Normal"/>
     <w:qFormat/>
-    <w:uiPriority w:val="0"/>
     <w:pPr>
       <w:jc w:val="left"/>
     </w:pPr>
   </w:style>
-  <w:style w:type="paragraph" w:styleId="12">
+  <w:style w:type="paragraph" w:styleId="BodyText">
     <w:name w:val="Body Text"/>
-    <w:basedOn w:val="1"/>
+    <w:basedOn w:val="Normal"/>
     <w:semiHidden/>
     <w:qFormat/>
-    <w:uiPriority w:val="0"/>
     <w:rPr>
-      <w:rFonts w:ascii="Arial" w:hAnsi="Arial" w:eastAsia="Arial" w:cs="Arial"/>
+      <w:rFonts w:ascii="Arial" w:eastAsia="Arial" w:hAnsi="Arial" w:cs="Arial"/>
       <w:sz w:val="21"/>
       <w:szCs w:val="21"/>
       <w:lang w:val="en-US" w:eastAsia="en-US" w:bidi="ar-SA"/>
     </w:rPr>
   </w:style>
-  <w:style w:type="paragraph" w:styleId="13">
+  <w:style w:type="paragraph" w:styleId="TOC3">
     <w:name w:val="toc 3"/>
-    <w:basedOn w:val="1"/>
-    <w:next w:val="1"/>
+    <w:basedOn w:val="Normal"/>
+    <w:next w:val="Normal"/>
     <w:qFormat/>
-    <w:uiPriority w:val="0"/>
     <w:pPr>
       <w:ind w:left="840" w:leftChars="400"/>
     </w:pPr>
   </w:style>
-  <w:style w:type="paragraph" w:styleId="14">
+  <w:style w:type="paragraph" w:styleId="Footer">
     <w:name w:val="footer"/>
-    <w:basedOn w:val="1"/>
+    <w:basedOn w:val="Normal"/>
     <w:qFormat/>
-    <w:uiPriority w:val="0"/>
     <w:pPr>
       <w:tabs>
         <w:tab w:val="center" w:pos="4153"/>
@@ -11337,17 +11121,16 @@
       <w:sz w:val="18"/>
     </w:rPr>
   </w:style>
-  <w:style w:type="paragraph" w:styleId="15">
+  <w:style w:type="paragraph" w:styleId="Header">
     <w:name w:val="header"/>
-    <w:basedOn w:val="1"/>
+    <w:basedOn w:val="Normal"/>
     <w:qFormat/>
-    <w:uiPriority w:val="0"/>
     <w:pPr>
       <w:pBdr>
-        <w:top w:val="none" w:color="auto" w:sz="0" w:space="0"/>
-        <w:left w:val="none" w:color="auto" w:sz="0" w:space="0"/>
-        <w:bottom w:val="none" w:color="auto" w:sz="0" w:space="0"/>
-        <w:right w:val="none" w:color="auto" w:sz="0" w:space="0"/>
+        <w:top w:val="nil"/>
+        <w:left w:val="nil"/>
+        <w:bottom w:val="nil"/>
+        <w:right w:val="nil"/>
       </w:pBdr>
       <w:tabs>
         <w:tab w:val="center" w:pos="4153"/>
@@ -11362,41 +11145,37 @@
       <w:sz w:val="18"/>
     </w:rPr>
   </w:style>
-  <w:style w:type="paragraph" w:styleId="16">
+  <w:style w:type="paragraph" w:styleId="TOC1">
     <w:name w:val="toc 1"/>
-    <w:basedOn w:val="1"/>
-    <w:next w:val="1"/>
+    <w:basedOn w:val="Normal"/>
+    <w:next w:val="Normal"/>
     <w:qFormat/>
-    <w:uiPriority w:val="0"/>
     <w:rPr>
-      <w:rFonts w:ascii="Arial" w:hAnsi="Arial" w:eastAsia="Microsoft JhengHei"/>
+      <w:rFonts w:ascii="Arial" w:eastAsia="Microsoft JhengHei" w:hAnsi="Arial"/>
       <w:sz w:val="24"/>
     </w:rPr>
   </w:style>
-  <w:style w:type="paragraph" w:styleId="17">
+  <w:style w:type="paragraph" w:styleId="TOC2">
     <w:name w:val="toc 2"/>
-    <w:basedOn w:val="1"/>
-    <w:next w:val="1"/>
+    <w:basedOn w:val="Normal"/>
+    <w:next w:val="Normal"/>
     <w:qFormat/>
-    <w:uiPriority w:val="0"/>
     <w:pPr>
       <w:ind w:left="420" w:leftChars="200"/>
     </w:pPr>
   </w:style>
-  <w:style w:type="paragraph" w:styleId="18">
+  <w:style w:type="paragraph" w:styleId="NormalWeb">
     <w:name w:val="Normal (Web)"/>
-    <w:basedOn w:val="1"/>
+    <w:basedOn w:val="Normal"/>
     <w:qFormat/>
-    <w:uiPriority w:val="0"/>
     <w:rPr>
       <w:sz w:val="24"/>
     </w:rPr>
   </w:style>
-  <w:style w:type="paragraph" w:styleId="19">
+  <w:style w:type="paragraph" w:styleId="Title">
     <w:name w:val="Title"/>
-    <w:basedOn w:val="1"/>
+    <w:basedOn w:val="Normal"/>
     <w:qFormat/>
-    <w:uiPriority w:val="0"/>
     <w:pPr>
       <w:spacing w:before="240" w:beforeLines="0" w:beforeAutospacing="0" w:after="60" w:afterLines="0" w:afterAutospacing="0"/>
       <w:jc w:val="center"/>
@@ -11408,73 +11187,68 @@
       <w:sz w:val="32"/>
     </w:rPr>
   </w:style>
-  <w:style w:type="table" w:styleId="21">
+  <w:style w:type="table" w:styleId="TableGrid">
     <w:name w:val="Table Grid"/>
-    <w:basedOn w:val="20"/>
+    <w:basedOn w:val="TableNormal"/>
     <w:qFormat/>
-    <w:uiPriority w:val="0"/>
     <w:pPr>
       <w:widowControl w:val="0"/>
       <w:jc w:val="both"/>
     </w:pPr>
     <w:tblPr>
       <w:tblBorders>
-        <w:top w:val="single" w:color="auto" w:sz="4" w:space="0"/>
-        <w:left w:val="single" w:color="auto" w:sz="4" w:space="0"/>
-        <w:bottom w:val="single" w:color="auto" w:sz="4" w:space="0"/>
-        <w:right w:val="single" w:color="auto" w:sz="4" w:space="0"/>
-        <w:insideH w:val="single" w:color="auto" w:sz="4" w:space="0"/>
-        <w:insideV w:val="single" w:color="auto" w:sz="4" w:space="0"/>
+        <w:top w:val="single" w:sz="4" w:space="0" w:color="auto"/>
+        <w:left w:val="single" w:sz="4" w:space="0" w:color="auto"/>
+        <w:bottom w:val="single" w:sz="4" w:space="0" w:color="auto"/>
+        <w:right w:val="single" w:sz="4" w:space="0" w:color="auto"/>
+        <w:insideH w:val="single" w:sz="4" w:space="0" w:color="auto"/>
+        <w:insideV w:val="single" w:sz="4" w:space="0" w:color="auto"/>
       </w:tblBorders>
     </w:tblPr>
   </w:style>
-  <w:style w:type="character" w:styleId="23">
+  <w:style w:type="character" w:styleId="Strong">
     <w:name w:val="Strong"/>
-    <w:basedOn w:val="22"/>
+    <w:basedOn w:val="DefaultParagraphFont"/>
     <w:qFormat/>
-    <w:uiPriority w:val="0"/>
     <w:rPr>
       <w:b/>
     </w:rPr>
   </w:style>
-  <w:style w:type="paragraph" w:customStyle="1" w:styleId="24">
+  <w:style w:type="paragraph" w:customStyle="1" w:styleId="a">
     <w:name w:val="柴_公司名"/>
-    <w:basedOn w:val="19"/>
+    <w:basedOn w:val="Title"/>
     <w:qFormat/>
-    <w:uiPriority w:val="0"/>
     <w:pPr>
       <w:spacing w:after="600" w:afterLines="600"/>
     </w:pPr>
     <w:rPr>
-      <w:rFonts w:hint="eastAsia" w:ascii="宋体" w:hAnsi="宋体" w:eastAsia="宋体" w:cs="宋体"/>
+      <w:rFonts w:ascii="宋体" w:eastAsia="宋体" w:hAnsi="宋体" w:cs="宋体" w:hint="eastAsia"/>
       <w:bCs/>
       <w:spacing w:val="-6"/>
       <w:sz w:val="52"/>
       <w:szCs w:val="52"/>
     </w:rPr>
   </w:style>
-  <w:style w:type="paragraph" w:customStyle="1" w:styleId="25">
+  <w:style w:type="paragraph" w:customStyle="1" w:styleId="a0">
     <w:name w:val="柴_文档名"/>
-    <w:basedOn w:val="19"/>
+    <w:basedOn w:val="Title"/>
     <w:qFormat/>
-    <w:uiPriority w:val="0"/>
     <w:pPr>
       <w:spacing w:after="900" w:afterLines="900"/>
     </w:pPr>
     <w:rPr>
-      <w:rFonts w:ascii="黑体" w:hAnsi="黑体" w:eastAsia="黑体" w:cs="黑体"/>
+      <w:rFonts w:ascii="黑体" w:eastAsia="黑体" w:hAnsi="黑体" w:cs="黑体"/>
       <w:bCs/>
       <w:spacing w:val="-7"/>
       <w:sz w:val="52"/>
       <w:szCs w:val="52"/>
     </w:rPr>
   </w:style>
-  <w:style w:type="table" w:customStyle="1" w:styleId="26">
+  <w:style w:type="table" w:customStyle="1" w:styleId="TableNormal0">
     <w:name w:val="Table Normal_0"/>
     <w:semiHidden/>
     <w:unhideWhenUsed/>
     <w:qFormat/>
-    <w:uiPriority w:val="0"/>
     <w:tblPr>
       <w:tblCellMar>
         <w:top w:w="0" w:type="dxa"/>
@@ -11484,87 +11258,81 @@
       </w:tblCellMar>
     </w:tblPr>
   </w:style>
-  <w:style w:type="paragraph" w:customStyle="1" w:styleId="27">
+  <w:style w:type="paragraph" w:customStyle="1" w:styleId="TableText">
     <w:name w:val="Table Text"/>
-    <w:basedOn w:val="1"/>
+    <w:basedOn w:val="Normal"/>
     <w:semiHidden/>
     <w:qFormat/>
-    <w:uiPriority w:val="0"/>
     <w:rPr>
-      <w:rFonts w:ascii="宋体" w:hAnsi="宋体" w:eastAsia="宋体" w:cs="宋体"/>
+      <w:rFonts w:ascii="宋体" w:eastAsia="宋体" w:hAnsi="宋体" w:cs="宋体"/>
       <w:sz w:val="21"/>
       <w:szCs w:val="21"/>
       <w:lang w:val="en-US" w:eastAsia="en-US" w:bidi="ar-SA"/>
     </w:rPr>
   </w:style>
-  <w:style w:type="paragraph" w:customStyle="1" w:styleId="28">
+  <w:style w:type="paragraph" w:customStyle="1" w:styleId="1">
     <w:name w:val="柴_标题1"/>
-    <w:basedOn w:val="2"/>
-    <w:next w:val="29"/>
-    <w:link w:val="38"/>
+    <w:basedOn w:val="Heading1"/>
+    <w:next w:val="a1"/>
+    <w:link w:val="1Char"/>
     <w:qFormat/>
-    <w:uiPriority w:val="0"/>
     <w:pPr>
       <w:spacing w:before="100" w:after="90" w:line="360" w:lineRule="auto"/>
     </w:pPr>
     <w:rPr>
-      <w:rFonts w:ascii="Arial" w:hAnsi="Arial" w:eastAsia="宋体"/>
+      <w:rFonts w:ascii="Arial" w:eastAsia="宋体" w:hAnsi="Arial"/>
       <w:sz w:val="32"/>
     </w:rPr>
   </w:style>
-  <w:style w:type="paragraph" w:customStyle="1" w:styleId="29">
+  <w:style w:type="paragraph" w:customStyle="1" w:styleId="a1">
     <w:name w:val="柴_正文"/>
-    <w:basedOn w:val="12"/>
-    <w:link w:val="42"/>
+    <w:basedOn w:val="BodyText"/>
+    <w:link w:val="Char"/>
     <w:qFormat/>
-    <w:uiPriority w:val="0"/>
     <w:pPr>
       <w:spacing w:line="360" w:lineRule="auto"/>
       <w:ind w:firstLine="470" w:firstLineChars="200"/>
     </w:pPr>
     <w:rPr>
-      <w:rFonts w:ascii="Arial" w:hAnsi="Arial" w:eastAsia="宋体"/>
+      <w:rFonts w:ascii="Arial" w:eastAsia="宋体" w:hAnsi="Arial"/>
       <w:sz w:val="24"/>
       <w:lang w:eastAsia="zh-CN"/>
     </w:rPr>
   </w:style>
-  <w:style w:type="paragraph" w:customStyle="1" w:styleId="30">
+  <w:style w:type="paragraph" w:customStyle="1" w:styleId="2">
     <w:name w:val="柴_标题2"/>
-    <w:basedOn w:val="3"/>
-    <w:next w:val="29"/>
+    <w:basedOn w:val="Heading2"/>
+    <w:next w:val="a1"/>
     <w:qFormat/>
-    <w:uiPriority w:val="0"/>
     <w:pPr>
       <w:spacing w:line="360" w:lineRule="auto"/>
     </w:pPr>
     <w:rPr>
-      <w:rFonts w:ascii="Arial" w:hAnsi="Arial" w:eastAsia="宋体"/>
+      <w:rFonts w:ascii="Arial" w:eastAsia="宋体" w:hAnsi="Arial"/>
       <w:sz w:val="28"/>
     </w:rPr>
   </w:style>
-  <w:style w:type="paragraph" w:customStyle="1" w:styleId="31">
+  <w:style w:type="paragraph" w:customStyle="1" w:styleId="3">
     <w:name w:val="柴_标题3"/>
-    <w:basedOn w:val="4"/>
-    <w:next w:val="29"/>
+    <w:basedOn w:val="Heading3"/>
+    <w:next w:val="a1"/>
     <w:qFormat/>
-    <w:uiPriority w:val="0"/>
     <w:pPr>
       <w:spacing w:line="360" w:lineRule="auto"/>
       <w:ind w:left="0" w:firstLine="472" w:firstLineChars="200"/>
     </w:pPr>
     <w:rPr>
-      <w:rFonts w:ascii="宋体" w:hAnsi="宋体" w:eastAsia="宋体" w:cs="宋体"/>
+      <w:rFonts w:ascii="宋体" w:eastAsia="宋体" w:hAnsi="宋体" w:cs="宋体"/>
       <w:spacing w:val="-2"/>
       <w:sz w:val="24"/>
       <w:szCs w:val="24"/>
     </w:rPr>
   </w:style>
-  <w:style w:type="paragraph" w:customStyle="1" w:styleId="32">
+  <w:style w:type="paragraph" w:customStyle="1" w:styleId="a2">
     <w:name w:val="柴_目录"/>
-    <w:basedOn w:val="1"/>
-    <w:next w:val="12"/>
+    <w:basedOn w:val="Normal"/>
+    <w:next w:val="BodyText"/>
     <w:qFormat/>
-    <w:uiPriority w:val="0"/>
     <w:pPr>
       <w:tabs>
         <w:tab w:val="right" w:leader="dot" w:pos="8442"/>
@@ -11572,64 +11340,59 @@
       <w:ind w:left="0" w:leftChars="0"/>
     </w:pPr>
     <w:rPr>
-      <w:rFonts w:ascii="Arial" w:hAnsi="Arial" w:eastAsia="Microsoft JhengHei"/>
+      <w:rFonts w:ascii="Arial" w:eastAsia="Microsoft JhengHei" w:hAnsi="Arial"/>
       <w:sz w:val="24"/>
     </w:rPr>
   </w:style>
-  <w:style w:type="paragraph" w:customStyle="1" w:styleId="33">
+  <w:style w:type="paragraph" w:customStyle="1" w:styleId="WPSOffice1">
     <w:name w:val="WPSOffice手动目录 1"/>
     <w:qFormat/>
-    <w:uiPriority w:val="0"/>
     <w:pPr>
       <w:ind w:leftChars="0"/>
     </w:pPr>
     <w:rPr>
-      <w:rFonts w:ascii="Times New Roman" w:hAnsi="Times New Roman" w:eastAsia="宋体" w:cs="Times New Roman"/>
+      <w:rFonts w:ascii="Times New Roman" w:eastAsia="宋体" w:hAnsi="Times New Roman" w:cs="Times New Roman"/>
       <w:sz w:val="20"/>
       <w:szCs w:val="20"/>
     </w:rPr>
   </w:style>
-  <w:style w:type="paragraph" w:customStyle="1" w:styleId="34">
+  <w:style w:type="paragraph" w:customStyle="1" w:styleId="WPSOffice2">
     <w:name w:val="WPSOffice手动目录 2"/>
     <w:qFormat/>
-    <w:uiPriority w:val="0"/>
     <w:pPr>
       <w:ind w:leftChars="200"/>
     </w:pPr>
     <w:rPr>
-      <w:rFonts w:ascii="Times New Roman" w:hAnsi="Times New Roman" w:eastAsia="宋体" w:cs="Times New Roman"/>
+      <w:rFonts w:ascii="Times New Roman" w:eastAsia="宋体" w:hAnsi="Times New Roman" w:cs="Times New Roman"/>
       <w:sz w:val="20"/>
       <w:szCs w:val="20"/>
     </w:rPr>
   </w:style>
-  <w:style w:type="paragraph" w:customStyle="1" w:styleId="35">
+  <w:style w:type="paragraph" w:customStyle="1" w:styleId="WPSOffice3">
     <w:name w:val="WPSOffice手动目录 3"/>
     <w:qFormat/>
-    <w:uiPriority w:val="0"/>
     <w:pPr>
       <w:ind w:leftChars="400"/>
     </w:pPr>
     <w:rPr>
-      <w:rFonts w:ascii="Times New Roman" w:hAnsi="Times New Roman" w:eastAsia="宋体" w:cs="Times New Roman"/>
+      <w:rFonts w:ascii="Times New Roman" w:eastAsia="宋体" w:hAnsi="Times New Roman" w:cs="Times New Roman"/>
       <w:sz w:val="20"/>
       <w:szCs w:val="20"/>
     </w:rPr>
   </w:style>
-  <w:style w:type="paragraph" w:customStyle="1" w:styleId="36">
+  <w:style w:type="paragraph" w:customStyle="1" w:styleId="Compact">
     <w:name w:val="Compact"/>
-    <w:basedOn w:val="12"/>
+    <w:basedOn w:val="BodyText"/>
     <w:qFormat/>
-    <w:uiPriority w:val="0"/>
     <w:pPr>
       <w:spacing w:before="36" w:after="36"/>
     </w:pPr>
   </w:style>
-  <w:style w:type="table" w:customStyle="1" w:styleId="37">
+  <w:style w:type="table" w:customStyle="1" w:styleId="Table">
     <w:name w:val="Table"/>
     <w:semiHidden/>
     <w:unhideWhenUsed/>
     <w:qFormat/>
-    <w:uiPriority w:val="0"/>
     <w:tblPr>
       <w:tblCellMar>
         <w:top w:w="0" w:type="dxa"/>
@@ -11641,28 +11404,26 @@
     <w:tblStylePr w:type="firstRow">
       <w:tcPr>
         <w:tcBorders>
-          <w:bottom w:val="single" w:color="auto" w:sz="0" w:space="0"/>
+          <w:bottom w:val="single" w:sz="0" w:space="0" w:color="auto"/>
         </w:tcBorders>
         <w:vAlign w:val="bottom"/>
       </w:tcPr>
     </w:tblStylePr>
   </w:style>
-  <w:style w:type="character" w:customStyle="1" w:styleId="38">
+  <w:style w:type="character" w:customStyle="1" w:styleId="1Char">
     <w:name w:val="柴_标题1 Char"/>
-    <w:link w:val="28"/>
+    <w:link w:val="1"/>
     <w:qFormat/>
-    <w:uiPriority w:val="0"/>
     <w:rPr>
-      <w:rFonts w:ascii="Arial" w:hAnsi="Arial" w:eastAsia="宋体"/>
+      <w:rFonts w:ascii="Arial" w:eastAsia="宋体" w:hAnsi="Arial"/>
       <w:sz w:val="32"/>
     </w:rPr>
   </w:style>
-  <w:style w:type="table" w:customStyle="1" w:styleId="39">
+  <w:style w:type="table" w:customStyle="1" w:styleId="TableNormal1">
     <w:name w:val="Table Normal_1"/>
     <w:semiHidden/>
     <w:unhideWhenUsed/>
     <w:qFormat/>
-    <w:uiPriority w:val="0"/>
     <w:tblPr>
       <w:tblCellMar>
         <w:top w:w="0" w:type="dxa"/>
@@ -11672,11 +11433,10 @@
       </w:tblCellMar>
     </w:tblPr>
   </w:style>
-  <w:style w:type="paragraph" w:customStyle="1" w:styleId="40">
+  <w:style w:type="paragraph" w:customStyle="1" w:styleId="a3">
     <w:name w:val="柴_正文_无缩进"/>
-    <w:basedOn w:val="1"/>
+    <w:basedOn w:val="Normal"/>
     <w:qFormat/>
-    <w:uiPriority w:val="0"/>
     <w:pPr>
       <w:ind w:firstLine="0" w:firstLineChars="0"/>
     </w:pPr>
@@ -11686,31 +11446,29 @@
       <w:lang w:eastAsia="zh-CN"/>
     </w:rPr>
   </w:style>
-  <w:style w:type="paragraph" w:customStyle="1" w:styleId="41">
+  <w:style w:type="paragraph" w:customStyle="1" w:styleId="4">
     <w:name w:val="柴_标题4"/>
-    <w:basedOn w:val="5"/>
-    <w:next w:val="1"/>
+    <w:basedOn w:val="Heading4"/>
+    <w:next w:val="Normal"/>
     <w:qFormat/>
-    <w:uiPriority w:val="0"/>
     <w:pPr>
       <w:widowControl w:val="0"/>
       <w:spacing w:before="160" w:line="360" w:lineRule="auto"/>
-      <w:ind w:left="981" w:leftChars="300" w:hanging="862"/>
+      <w:ind w:left="981" w:hanging="862" w:leftChars="300"/>
     </w:pPr>
     <w:rPr>
-      <w:rFonts w:hint="eastAsia" w:ascii="Calibri" w:hAnsi="Calibri" w:eastAsia="宋体" w:cs="宋体"/>
+      <w:rFonts w:ascii="Calibri" w:eastAsia="宋体" w:hAnsi="Calibri" w:cs="宋体" w:hint="eastAsia"/>
       <w:sz w:val="24"/>
       <w:szCs w:val="24"/>
       <w:lang w:eastAsia="zh-CN" w:bidi="zh-CN"/>
     </w:rPr>
   </w:style>
-  <w:style w:type="character" w:customStyle="1" w:styleId="42">
+  <w:style w:type="character" w:customStyle="1" w:styleId="Char">
     <w:name w:val="柴_正文 Char"/>
-    <w:link w:val="29"/>
+    <w:link w:val="a1"/>
     <w:qFormat/>
-    <w:uiPriority w:val="0"/>
     <w:rPr>
-      <w:rFonts w:ascii="Arial" w:hAnsi="Arial" w:eastAsia="宋体"/>
+      <w:rFonts w:ascii="Arial" w:eastAsia="宋体" w:hAnsi="Arial"/>
       <w:sz w:val="24"/>
       <w:lang w:eastAsia="zh-CN"/>
     </w:rPr>
